--- a/优惠券新需求/优惠券体系新需求PRD.docx
+++ b/优惠券新需求/优惠券体系新需求PRD.docx
@@ -8869,6 +8869,139 @@
                 <w:b/>
                 <w:sz w:val="19"/>
               </w:rPr>
+              <w:t>底价（商品级）</w:t>
+            </w:r>
+          </w:p>
+        </w:tc>
+        <w:tc>
+          <w:tcPr>
+            <w:tcW w:type="dxa" w:w="1928"/>
+          </w:tcPr>
+          <w:p>
+            <w:r/>
+            <w:r>
+              <w:rPr>
+                <w:rFonts w:ascii="微软雅黑" w:hAnsi="微软雅黑" w:eastAsia="微软雅黑"/>
+                <w:b/>
+                <w:sz w:val="19"/>
+              </w:rPr>
+              <w:t>数字输入（每个适用商品一行）</w:t>
+            </w:r>
+          </w:p>
+        </w:tc>
+        <w:tc>
+          <w:tcPr>
+            <w:tcW w:type="dxa" w:w="1928"/>
+          </w:tcPr>
+          <w:p>
+            <w:r/>
+            <w:r>
+              <w:rPr>
+                <w:rFonts w:ascii="微软雅黑" w:hAnsi="微软雅黑" w:eastAsia="微软雅黑"/>
+                <w:sz w:val="19"/>
+              </w:rPr>
+              <w:t>在「商品选择区」勾选的</w:t>
+            </w:r>
+            <w:r>
+              <w:rPr>
+                <w:rFonts w:ascii="微软雅黑" w:hAnsi="微软雅黑" w:eastAsia="微软雅黑"/>
+                <w:b/>
+                <w:sz w:val="19"/>
+              </w:rPr>
+              <w:t>每个适用商品</w:t>
+            </w:r>
+            <w:r>
+              <w:rPr>
+                <w:rFonts w:ascii="微软雅黑" w:hAnsi="微软雅黑" w:eastAsia="微软雅黑"/>
+                <w:sz w:val="19"/>
+              </w:rPr>
+              <w:t>旁可录入该商品底价；底价 = 该商品允许成交的最低实付单价，叠加/用券后实付不得低于此值；默认留空（=不限制）</w:t>
+            </w:r>
+          </w:p>
+        </w:tc>
+        <w:tc>
+          <w:tcPr>
+            <w:tcW w:type="dxa" w:w="1928"/>
+          </w:tcPr>
+          <w:p>
+            <w:r/>
+            <w:r>
+              <w:rPr>
+                <w:rFonts w:ascii="微软雅黑" w:hAnsi="微软雅黑" w:eastAsia="微软雅黑"/>
+                <w:b/>
+                <w:sz w:val="19"/>
+              </w:rPr>
+              <w:t>≥0 数值</w:t>
+            </w:r>
+            <w:r>
+              <w:rPr>
+                <w:rFonts w:ascii="微软雅黑" w:hAnsi="微软雅黑" w:eastAsia="微软雅黑"/>
+                <w:sz w:val="19"/>
+              </w:rPr>
+              <w:t>，min=0，step=0.01；可留空（=不限制）；</w:t>
+            </w:r>
+            <w:r>
+              <w:rPr>
+                <w:rFonts w:ascii="微软雅黑" w:hAnsi="微软雅黑" w:eastAsia="微软雅黑"/>
+                <w:b/>
+                <w:sz w:val="19"/>
+              </w:rPr>
+              <w:t>不强制必填</w:t>
+            </w:r>
+          </w:p>
+        </w:tc>
+        <w:tc>
+          <w:tcPr>
+            <w:tcW w:type="dxa" w:w="1928"/>
+          </w:tcPr>
+          <w:p>
+            <w:r/>
+            <w:r>
+              <w:rPr>
+                <w:rFonts w:ascii="微软雅黑" w:hAnsi="微软雅黑" w:eastAsia="微软雅黑"/>
+                <w:sz w:val="19"/>
+                <w:shd w:val="clear" w:color="auto" w:fill="E8F5E9"/>
+              </w:rPr>
+              <w:t>本期新增</w:t>
+            </w:r>
+            <w:r>
+              <w:rPr>
+                <w:rFonts w:ascii="微软雅黑" w:hAnsi="微软雅黑" w:eastAsia="微软雅黑"/>
+                <w:sz w:val="19"/>
+              </w:rPr>
+              <w:t xml:space="preserve"> 数据来源=</w:t>
+            </w:r>
+            <w:r>
+              <w:rPr>
+                <w:rFonts w:ascii="微软雅黑" w:hAnsi="微软雅黑" w:eastAsia="微软雅黑"/>
+                <w:b/>
+                <w:sz w:val="19"/>
+              </w:rPr>
+              <w:t>运营在券配置中录入</w:t>
+            </w:r>
+            <w:r>
+              <w:rPr>
+                <w:rFonts w:ascii="微软雅黑" w:hAnsi="微软雅黑" w:eastAsia="微软雅黑"/>
+                <w:sz w:val="19"/>
+              </w:rPr>
+              <w:t>（以原型为准，非商品域只读）；存《券模板表》适用商品的 floor_price 字段；C 端用券结算时按本值做「不击穿底价」保护（详见 §4.1.3.4 / §4.3.5）</w:t>
+            </w:r>
+          </w:p>
+        </w:tc>
+      </w:tr>
+      <w:tr>
+        <w:tc>
+          <w:tcPr>
+            <w:tcW w:type="dxa" w:w="1928"/>
+          </w:tcPr>
+          <w:p>
+            <w:r/>
+            <w:r>
+              <w:rPr>
+                <w:rFonts w:ascii="微软雅黑" w:hAnsi="微软雅黑" w:eastAsia="微软雅黑"/>
+                <w:b/>
+                <w:sz w:val="19"/>
+              </w:rPr>
               <w:t>券规则说明</w:t>
             </w:r>
           </w:p>
@@ -9517,7 +9650,7 @@
                 <w:rFonts w:ascii="微软雅黑" w:hAnsi="微软雅黑" w:eastAsia="微软雅黑"/>
                 <w:sz w:val="19"/>
               </w:rPr>
-              <w:t>券配置名称 / 有效时间类型 / 固定时间段 / 店铺 / 优惠券规则(X,Y) / 发行量 / 每人领取 / 可共用优惠 / 阶梯优惠券 / 商品选择 / 券规则说明</w:t>
+              <w:t>券配置名称 / 有效时间类型 / 固定时间段 / 店铺 / 优惠券规则(X,Y) / 发行量 / 每人领取 / 可共用优惠 / 阶梯优惠券 / 商品选择 / 商品底价 / 券规则说明</w:t>
             </w:r>
           </w:p>
         </w:tc>
@@ -9547,7 +9680,7 @@
                 <w:rFonts w:ascii="微软雅黑" w:hAnsi="微软雅黑" w:eastAsia="微软雅黑"/>
                 <w:sz w:val="19"/>
               </w:rPr>
-              <w:t>同新建校验规则（见本页 D2 表单字段表「校验规则」列）</w:t>
+              <w:t>同新建校验规则（见本页 D2 表单字段表「校验规则」列）；商品底价编辑后影响 C 端后续结算保护值</w:t>
             </w:r>
           </w:p>
         </w:tc>
@@ -11567,6 +11700,433 @@
       </w:r>
     </w:p>
     <w:p>
+      <w:pPr>
+        <w:pStyle w:val="Heading5"/>
+      </w:pPr>
+      <w:r>
+        <w:rPr>
+          <w:rFonts w:ascii="微软雅黑" w:hAnsi="微软雅黑" w:eastAsia="微软雅黑"/>
+          <w:sz w:val="20"/>
+        </w:rPr>
+        <w:t xml:space="preserve">4.1.3.4 「底价（商品级）」字段规则 </w:t>
+      </w:r>
+      <w:r>
+        <w:rPr>
+          <w:rFonts w:ascii="微软雅黑" w:hAnsi="微软雅黑" w:eastAsia="微软雅黑"/>
+          <w:sz w:val="20"/>
+          <w:shd w:val="clear" w:color="auto" w:fill="E8F5E9"/>
+        </w:rPr>
+        <w:t>本期新增</w:t>
+      </w:r>
+    </w:p>
+    <w:p>
+      <w:r>
+        <w:rPr>
+          <w:rFonts w:ascii="微软雅黑" w:hAnsi="微软雅黑" w:eastAsia="微软雅黑"/>
+          <w:b/>
+          <w:sz w:val="21"/>
+        </w:rPr>
+        <w:t>字段定义</w:t>
+      </w:r>
+      <w:r>
+        <w:rPr>
+          <w:rFonts w:ascii="微软雅黑" w:hAnsi="微软雅黑" w:eastAsia="微软雅黑"/>
+          <w:sz w:val="21"/>
+        </w:rPr>
+        <w:t>：底价是</w:t>
+      </w:r>
+      <w:r>
+        <w:rPr>
+          <w:rFonts w:ascii="微软雅黑" w:hAnsi="微软雅黑" w:eastAsia="微软雅黑"/>
+          <w:b/>
+          <w:sz w:val="21"/>
+        </w:rPr>
+        <w:t>商品级</w:t>
+      </w:r>
+      <w:r>
+        <w:rPr>
+          <w:rFonts w:ascii="微软雅黑" w:hAnsi="微软雅黑" w:eastAsia="微软雅黑"/>
+          <w:sz w:val="21"/>
+        </w:rPr>
+        <w:t>属性，由运营在券配置的「商品选择区」环节，对</w:t>
+      </w:r>
+      <w:r>
+        <w:rPr>
+          <w:rFonts w:ascii="微软雅黑" w:hAnsi="微软雅黑" w:eastAsia="微软雅黑"/>
+          <w:b/>
+          <w:sz w:val="21"/>
+        </w:rPr>
+        <w:t>每个适用商品</w:t>
+      </w:r>
+      <w:r>
+        <w:rPr>
+          <w:rFonts w:ascii="微软雅黑" w:hAnsi="微软雅黑" w:eastAsia="微软雅黑"/>
+          <w:sz w:val="21"/>
+        </w:rPr>
+        <w:t>逐行录入该商品允许成交的最低实付单价。它约束的是 C 端结算时「叠加/用券后该商品实付不得低于底价」，与券面额、门槛、可共用优惠、阶梯计算相互独立。</w:t>
+      </w:r>
+    </w:p>
+    <w:p>
+      <w:r>
+        <w:rPr>
+          <w:rFonts w:ascii="微软雅黑" w:hAnsi="微软雅黑" w:eastAsia="微软雅黑"/>
+          <w:b/>
+          <w:sz w:val="21"/>
+        </w:rPr>
+        <w:t>录入与存储</w:t>
+      </w:r>
+      <w:r>
+        <w:rPr>
+          <w:rFonts w:ascii="微软雅黑" w:hAnsi="微软雅黑" w:eastAsia="微软雅黑"/>
+          <w:sz w:val="21"/>
+        </w:rPr>
+        <w:t>：</w:t>
+      </w:r>
+    </w:p>
+    <w:p>
+      <w:pPr>
+        <w:pStyle w:val="ListBullet"/>
+      </w:pPr>
+      <w:r>
+        <w:rPr>
+          <w:rFonts w:ascii="微软雅黑" w:hAnsi="微软雅黑" w:eastAsia="微软雅黑"/>
+          <w:b/>
+          <w:sz w:val="21"/>
+        </w:rPr>
+        <w:t>来源</w:t>
+      </w:r>
+      <w:r>
+        <w:rPr>
+          <w:rFonts w:ascii="微软雅黑" w:hAnsi="微软雅黑" w:eastAsia="微软雅黑"/>
+          <w:sz w:val="21"/>
+        </w:rPr>
+        <w:t>：</w:t>
+      </w:r>
+      <w:r>
+        <w:rPr>
+          <w:rFonts w:ascii="微软雅黑" w:hAnsi="微软雅黑" w:eastAsia="微软雅黑"/>
+          <w:b/>
+          <w:sz w:val="21"/>
+        </w:rPr>
+        <w:t>运营在券配置中手动录入</w:t>
+      </w:r>
+      <w:r>
+        <w:rPr>
+          <w:rFonts w:ascii="微软雅黑" w:hAnsi="微软雅黑" w:eastAsia="微软雅黑"/>
+          <w:sz w:val="21"/>
+        </w:rPr>
+        <w:t>（以后台原型为准，</w:t>
+      </w:r>
+      <w:r>
+        <w:rPr>
+          <w:rFonts w:ascii="微软雅黑" w:hAnsi="微软雅黑" w:eastAsia="微软雅黑"/>
+          <w:b/>
+          <w:sz w:val="21"/>
+        </w:rPr>
+        <w:t>非</w:t>
+      </w:r>
+      <w:r>
+        <w:rPr>
+          <w:rFonts w:ascii="微软雅黑" w:hAnsi="微软雅黑" w:eastAsia="微软雅黑"/>
+          <w:sz w:val="21"/>
+        </w:rPr>
+        <w:t>商品域接口只读）。原型中每个已选商品行带「底价 ¥」数字输入框（min=0，step=0.01，默认留空）。</w:t>
+      </w:r>
+    </w:p>
+    <w:p>
+      <w:pPr>
+        <w:pStyle w:val="ListBullet"/>
+      </w:pPr>
+      <w:r>
+        <w:rPr>
+          <w:rFonts w:ascii="微软雅黑" w:hAnsi="微软雅黑" w:eastAsia="微软雅黑"/>
+          <w:b/>
+          <w:sz w:val="21"/>
+        </w:rPr>
+        <w:t>字段</w:t>
+      </w:r>
+      <w:r>
+        <w:rPr>
+          <w:rFonts w:ascii="微软雅黑" w:hAnsi="微软雅黑" w:eastAsia="微软雅黑"/>
+          <w:sz w:val="21"/>
+        </w:rPr>
+        <w:t xml:space="preserve">：存《券模板表》适用商品集合的 </w:t>
+      </w:r>
+      <w:r>
+        <w:rPr>
+          <w:rFonts w:ascii="微软雅黑" w:hAnsi="微软雅黑" w:eastAsia="微软雅黑"/>
+          <w:sz w:val="21"/>
+        </w:rPr>
+        <w:t>floor_price</w:t>
+      </w:r>
+      <w:r>
+        <w:rPr>
+          <w:rFonts w:ascii="微软雅黑" w:hAnsi="微软雅黑" w:eastAsia="微软雅黑"/>
+          <w:sz w:val="21"/>
+        </w:rPr>
+        <w:t>；空值 = 不限制（0.00 视为不限制）。</w:t>
+      </w:r>
+    </w:p>
+    <w:p>
+      <w:pPr>
+        <w:pStyle w:val="ListBullet"/>
+      </w:pPr>
+      <w:r>
+        <w:rPr>
+          <w:rFonts w:ascii="微软雅黑" w:hAnsi="微软雅黑" w:eastAsia="微软雅黑"/>
+          <w:b/>
+          <w:sz w:val="21"/>
+        </w:rPr>
+        <w:t>校验</w:t>
+      </w:r>
+      <w:r>
+        <w:rPr>
+          <w:rFonts w:ascii="微软雅黑" w:hAnsi="微软雅黑" w:eastAsia="微软雅黑"/>
+          <w:sz w:val="21"/>
+        </w:rPr>
+        <w:t>：≥0 数值；可留空；</w:t>
+      </w:r>
+      <w:r>
+        <w:rPr>
+          <w:rFonts w:ascii="微软雅黑" w:hAnsi="微软雅黑" w:eastAsia="微软雅黑"/>
+          <w:b/>
+          <w:sz w:val="21"/>
+        </w:rPr>
+        <w:t>不强制必填</w:t>
+      </w:r>
+      <w:r>
+        <w:rPr>
+          <w:rFonts w:ascii="微软雅黑" w:hAnsi="微软雅黑" w:eastAsia="微软雅黑"/>
+          <w:sz w:val="21"/>
+        </w:rPr>
+        <w:t>。</w:t>
+      </w:r>
+    </w:p>
+    <w:p>
+      <w:pPr>
+        <w:pStyle w:val="ListBullet"/>
+      </w:pPr>
+      <w:r>
+        <w:rPr>
+          <w:rFonts w:ascii="微软雅黑" w:hAnsi="微软雅黑" w:eastAsia="微软雅黑"/>
+          <w:b/>
+          <w:sz w:val="21"/>
+        </w:rPr>
+        <w:t>编辑态</w:t>
+      </w:r>
+      <w:r>
+        <w:rPr>
+          <w:rFonts w:ascii="微软雅黑" w:hAnsi="微软雅黑" w:eastAsia="微软雅黑"/>
+          <w:sz w:val="21"/>
+        </w:rPr>
+        <w:t>：同其他字段可编辑（见 §4.1.3.0）；⚠️ 已发放券修改底价将影响已持有该券用户在 C 端的结算保护值，</w:t>
+      </w:r>
+      <w:r>
+        <w:rPr>
+          <w:rFonts w:ascii="微软雅黑" w:hAnsi="微软雅黑" w:eastAsia="微软雅黑"/>
+          <w:b/>
+          <w:sz w:val="21"/>
+        </w:rPr>
+        <w:t>待确认 @技术Owner</w:t>
+      </w:r>
+      <w:r>
+        <w:rPr>
+          <w:rFonts w:ascii="微软雅黑" w:hAnsi="微软雅黑" w:eastAsia="微软雅黑"/>
+          <w:sz w:val="21"/>
+        </w:rPr>
+        <w:t>：已发放券是否允许改底价，还是改后仅对新发放券生效。</w:t>
+      </w:r>
+    </w:p>
+    <w:p>
+      <w:r>
+        <w:rPr>
+          <w:rFonts w:ascii="微软雅黑" w:hAnsi="微软雅黑" w:eastAsia="微软雅黑"/>
+          <w:b/>
+          <w:sz w:val="21"/>
+        </w:rPr>
+        <w:t>C 端「严格不击穿底价」保护规则（本期实现）</w:t>
+      </w:r>
+      <w:r>
+        <w:rPr>
+          <w:rFonts w:ascii="微软雅黑" w:hAnsi="微软雅黑" w:eastAsia="微软雅黑"/>
+          <w:sz w:val="21"/>
+        </w:rPr>
+        <w:t>：</w:t>
+      </w:r>
+    </w:p>
+    <w:p>
+      <w:pPr>
+        <w:pStyle w:val="ListBullet"/>
+      </w:pPr>
+      <w:r>
+        <w:rPr>
+          <w:rFonts w:ascii="微软雅黑" w:hAnsi="微软雅黑" w:eastAsia="微软雅黑"/>
+          <w:b/>
+          <w:sz w:val="21"/>
+        </w:rPr>
+        <w:t>生效位置</w:t>
+      </w:r>
+      <w:r>
+        <w:rPr>
+          <w:rFonts w:ascii="微软雅黑" w:hAnsi="微软雅黑" w:eastAsia="微软雅黑"/>
+          <w:sz w:val="21"/>
+        </w:rPr>
+        <w:t>：在确认订单页结算计算时生效（与 §4.3.5 选券联动），后端在下单/核销接口二次校验，前后端规则一致。</w:t>
+      </w:r>
+    </w:p>
+    <w:p>
+      <w:pPr>
+        <w:pStyle w:val="ListBullet"/>
+      </w:pPr>
+      <w:r>
+        <w:rPr>
+          <w:rFonts w:ascii="微软雅黑" w:hAnsi="微软雅黑" w:eastAsia="微软雅黑"/>
+          <w:b/>
+          <w:sz w:val="21"/>
+        </w:rPr>
+        <w:t>计算顺序</w:t>
+      </w:r>
+      <w:r>
+        <w:rPr>
+          <w:rFonts w:ascii="微软雅黑" w:hAnsi="微软雅黑" w:eastAsia="微软雅黑"/>
+          <w:sz w:val="21"/>
+        </w:rPr>
+        <w:t>：多盒多折（商品级）→ 优惠券满减（订单级）→ 臻享积分抵现（支付级）。底价保护在「优惠券满减」步骤后、逐商品核算实付时触发。</w:t>
+      </w:r>
+    </w:p>
+    <w:p>
+      <w:pPr>
+        <w:pStyle w:val="ListBullet"/>
+      </w:pPr>
+      <w:r>
+        <w:rPr>
+          <w:rFonts w:ascii="微软雅黑" w:hAnsi="微软雅黑" w:eastAsia="微软雅黑"/>
+          <w:b/>
+          <w:sz w:val="21"/>
+        </w:rPr>
+        <w:t>保护逻辑</w:t>
+      </w:r>
+      <w:r>
+        <w:rPr>
+          <w:rFonts w:ascii="微软雅黑" w:hAnsi="微软雅黑" w:eastAsia="微软雅黑"/>
+          <w:sz w:val="21"/>
+        </w:rPr>
+        <w:t>：逐商品校验「该商品结算实付单价 ≥ 其 floor_price」；若减免后实付 &lt; 底价，则</w:t>
+      </w:r>
+      <w:r>
+        <w:rPr>
+          <w:rFonts w:ascii="微软雅黑" w:hAnsi="微软雅黑" w:eastAsia="微软雅黑"/>
+          <w:b/>
+          <w:sz w:val="21"/>
+        </w:rPr>
+        <w:t>回退该商品对应的优惠减免至刚好触底</w:t>
+      </w:r>
+      <w:r>
+        <w:rPr>
+          <w:rFonts w:ascii="微软雅黑" w:hAnsi="微软雅黑" w:eastAsia="微软雅黑"/>
+          <w:sz w:val="21"/>
+        </w:rPr>
+        <w:t>（该商品实付 = 底价），</w:t>
+      </w:r>
+      <w:r>
+        <w:rPr>
+          <w:rFonts w:ascii="微软雅黑" w:hAnsi="微软雅黑" w:eastAsia="微软雅黑"/>
+          <w:b/>
+          <w:sz w:val="21"/>
+        </w:rPr>
+        <w:t>其余商品不受影响</w:t>
+      </w:r>
+      <w:r>
+        <w:rPr>
+          <w:rFonts w:ascii="微软雅黑" w:hAnsi="微软雅黑" w:eastAsia="微软雅黑"/>
+          <w:sz w:val="21"/>
+        </w:rPr>
+        <w:t>，不整体取消券。</w:t>
+      </w:r>
+    </w:p>
+    <w:p>
+      <w:pPr>
+        <w:pStyle w:val="ListBullet"/>
+      </w:pPr>
+      <w:r>
+        <w:rPr>
+          <w:rFonts w:ascii="微软雅黑" w:hAnsi="微软雅黑" w:eastAsia="微软雅黑"/>
+          <w:b/>
+          <w:sz w:val="21"/>
+        </w:rPr>
+        <w:t>极端兜底</w:t>
+      </w:r>
+      <w:r>
+        <w:rPr>
+          <w:rFonts w:ascii="微软雅黑" w:hAnsi="微软雅黑" w:eastAsia="微软雅黑"/>
+          <w:sz w:val="21"/>
+        </w:rPr>
+        <w:t>：若回退后仍无法满足（如单商品订单券面额超过「原价 − 底价」），则该券对当前订单</w:t>
+      </w:r>
+      <w:r>
+        <w:rPr>
+          <w:rFonts w:ascii="微软雅黑" w:hAnsi="微软雅黑" w:eastAsia="微软雅黑"/>
+          <w:b/>
+          <w:sz w:val="21"/>
+        </w:rPr>
+        <w:t>不可用</w:t>
+      </w:r>
+      <w:r>
+        <w:rPr>
+          <w:rFonts w:ascii="微软雅黑" w:hAnsi="微软雅黑" w:eastAsia="微软雅黑"/>
+          <w:sz w:val="21"/>
+        </w:rPr>
+        <w:t>，确认订单页置灰并提示「该商品受底价保护，本券不可用」。</w:t>
+      </w:r>
+    </w:p>
+    <w:p>
+      <w:pPr>
+        <w:pStyle w:val="ListBullet"/>
+      </w:pPr>
+      <w:r>
+        <w:rPr>
+          <w:rFonts w:ascii="微软雅黑" w:hAnsi="微软雅黑" w:eastAsia="微软雅黑"/>
+          <w:b/>
+          <w:sz w:val="21"/>
+        </w:rPr>
+        <w:t>前端展示</w:t>
+      </w:r>
+      <w:r>
+        <w:rPr>
+          <w:rFonts w:ascii="微软雅黑" w:hAnsi="微软雅黑" w:eastAsia="微软雅黑"/>
+          <w:sz w:val="21"/>
+        </w:rPr>
+        <w:t>：确认订单页实时计算并显示本单实际减免金额；触底回退时展示触底提示，减免金额随之更新。</w:t>
+      </w:r>
+    </w:p>
+    <w:p>
+      <w:pPr>
+        <w:pStyle w:val="ListBullet"/>
+      </w:pPr>
+      <w:r>
+        <w:rPr>
+          <w:rFonts w:ascii="微软雅黑" w:hAnsi="微软雅黑" w:eastAsia="微软雅黑"/>
+          <w:sz w:val="21"/>
+        </w:rPr>
+        <w:t xml:space="preserve">⚠️ </w:t>
+      </w:r>
+      <w:r>
+        <w:rPr>
+          <w:rFonts w:ascii="微软雅黑" w:hAnsi="微软雅黑" w:eastAsia="微软雅黑"/>
+          <w:b/>
+          <w:sz w:val="21"/>
+        </w:rPr>
+        <w:t>待确认 @技术Owner</w:t>
+      </w:r>
+      <w:r>
+        <w:rPr>
+          <w:rFonts w:ascii="微软雅黑" w:hAnsi="微软雅黑" w:eastAsia="微软雅黑"/>
+          <w:sz w:val="21"/>
+        </w:rPr>
+        <w:t>：底价保护的计算基数是否包含赠品/换购商品金额（同 §4.1.3.3 阶梯计算基数口径保持一致）。</w:t>
+      </w:r>
+    </w:p>
+    <w:p>
       <w:r>
         <w:rPr>
           <w:rFonts w:ascii="微软雅黑" w:hAnsi="微软雅黑" w:eastAsia="微软雅黑"/>
@@ -17412,6 +17972,33 @@
           <w:sz w:val="21"/>
         </w:rPr>
         <w:t>核销时机：支付网关回调成功后置「已使用」，写《核销流水表》。</w:t>
+      </w:r>
+    </w:p>
+    <w:p>
+      <w:pPr>
+        <w:pStyle w:val="ListBullet"/>
+      </w:pPr>
+      <w:r>
+        <w:rPr>
+          <w:rFonts w:ascii="微软雅黑" w:hAnsi="微软雅黑" w:eastAsia="微软雅黑"/>
+          <w:sz w:val="21"/>
+        </w:rPr>
+        <w:t xml:space="preserve">⚠️ </w:t>
+      </w:r>
+      <w:r>
+        <w:rPr>
+          <w:rFonts w:ascii="微软雅黑" w:hAnsi="微软雅黑" w:eastAsia="微软雅黑"/>
+          <w:b/>
+          <w:sz w:val="21"/>
+        </w:rPr>
+        <w:t>底价保护</w:t>
+      </w:r>
+      <w:r>
+        <w:rPr>
+          <w:rFonts w:ascii="微软雅黑" w:hAnsi="微软雅黑" w:eastAsia="微软雅黑"/>
+          <w:sz w:val="21"/>
+        </w:rPr>
+        <w:t>：选券/结算时若某适用商品减免后实付单价 &lt; 其 floor_price（见 §4.1.3.4），则对该商品回退优惠至刚好触底（实付=底价），其余商品不受影响；极端情况该券整体置灰提示「该商品受底价保护，本券不可用」。后端下单接口二次校验，前后端规则一致。</w:t>
       </w:r>
     </w:p>
     <w:p>

--- a/优惠券新需求/优惠券体系新需求PRD.docx
+++ b/优惠券新需求/优惠券体系新需求PRD.docx
@@ -8984,7 +8984,15 @@
                 <w:rFonts w:ascii="微软雅黑" w:hAnsi="微软雅黑" w:eastAsia="微软雅黑"/>
                 <w:sz w:val="19"/>
               </w:rPr>
-              <w:t>（以原型为准，非商品域只读）；存《券模板表》适用商品的 floor_price 字段；C 端用券结算时按本值做「不击穿底价」保护（详见 §4.1.3.4 / §4.3.5）</w:t>
+              <w:t>（以原型为准，非商品域只读）；存《券模板表》适用商品的 floor_price 字段；C 端用券结算时按本值做「不击穿底价」保护（详见 §4.1.3.4 / §4.3.5）；</w:t>
+            </w:r>
+            <w:r>
+              <w:rPr>
+                <w:rFonts w:ascii="微软雅黑" w:hAnsi="微软雅黑" w:eastAsia="微软雅黑"/>
+                <w:b/>
+                <w:sz w:val="19"/>
+              </w:rPr>
+              <w:t>仅新建可录入，编辑态只读/禁用（不支持修改底价，见 §4.1.3.4）</w:t>
             </w:r>
           </w:p>
         </w:tc>
@@ -9650,7 +9658,7 @@
                 <w:rFonts w:ascii="微软雅黑" w:hAnsi="微软雅黑" w:eastAsia="微软雅黑"/>
                 <w:sz w:val="19"/>
               </w:rPr>
-              <w:t>券配置名称 / 有效时间类型 / 固定时间段 / 店铺 / 优惠券规则(X,Y) / 发行量 / 每人领取 / 可共用优惠 / 阶梯优惠券 / 商品选择 / 商品底价 / 券规则说明</w:t>
+              <w:t>券配置名称 / 有效时间类型 / 固定时间段 / 店铺 / 优惠券规则(X,Y) / 发行量 / 每人领取 / 可共用优惠 / 阶梯优惠券 / 商品选择 / 券规则说明</w:t>
             </w:r>
           </w:p>
         </w:tc>
@@ -9680,7 +9688,22 @@
                 <w:rFonts w:ascii="微软雅黑" w:hAnsi="微软雅黑" w:eastAsia="微软雅黑"/>
                 <w:sz w:val="19"/>
               </w:rPr>
-              <w:t>同新建校验规则（见本页 D2 表单字段表「校验规则」列）；商品底价编辑后影响 C 端后续结算保护值</w:t>
+              <w:t>同新建校验规则（见本页 D2 表单字段表「校验规则」列）；</w:t>
+            </w:r>
+            <w:r>
+              <w:rPr>
+                <w:rFonts w:ascii="微软雅黑" w:hAnsi="微软雅黑" w:eastAsia="微软雅黑"/>
+                <w:b/>
+                <w:sz w:val="19"/>
+              </w:rPr>
+              <w:t>商品底价除外</w:t>
+            </w:r>
+            <w:r>
+              <w:rPr>
+                <w:rFonts w:ascii="微软雅黑" w:hAnsi="微软雅黑" w:eastAsia="微软雅黑"/>
+                <w:sz w:val="19"/>
+              </w:rPr>
+              <w:t>——编辑态只读/禁用，不支持修改（见 §4.1.3.4）</w:t>
             </w:r>
           </w:p>
         </w:tc>
@@ -11919,7 +11942,7 @@
           <w:rFonts w:ascii="微软雅黑" w:hAnsi="微软雅黑" w:eastAsia="微软雅黑"/>
           <w:sz w:val="21"/>
         </w:rPr>
-        <w:t>：同其他字段可编辑（见 §4.1.3.0）；⚠️ 已发放券修改底价将影响已持有该券用户在 C 端的结算保护值，</w:t>
+        <w:t>：</w:t>
       </w:r>
       <w:r>
         <w:rPr>
@@ -11927,14 +11950,29 @@
           <w:b/>
           <w:sz w:val="21"/>
         </w:rPr>
-        <w:t>待确认 @技术Owner</w:t>
+        <w:t>底价不支持修改</w:t>
       </w:r>
       <w:r>
         <w:rPr>
           <w:rFonts w:ascii="微软雅黑" w:hAnsi="微软雅黑" w:eastAsia="微软雅黑"/>
           <w:sz w:val="21"/>
         </w:rPr>
-        <w:t>：已发放券是否允许改底价，还是改后仅对新发放券生效。</w:t>
+        <w:t>（用户裁定）。编辑券模板时底价字段</w:t>
+      </w:r>
+      <w:r>
+        <w:rPr>
+          <w:rFonts w:ascii="微软雅黑" w:hAnsi="微软雅黑" w:eastAsia="微软雅黑"/>
+          <w:b/>
+          <w:sz w:val="21"/>
+        </w:rPr>
+        <w:t>只读/禁用</w:t>
+      </w:r>
+      <w:r>
+        <w:rPr>
+          <w:rFonts w:ascii="微软雅黑" w:hAnsi="微软雅黑" w:eastAsia="微软雅黑"/>
+          <w:sz w:val="21"/>
+        </w:rPr>
+        <w:t>（灰显），仅可在新建时录入一次；已发放与未发放的券模板均不可改底价。故不存在「已发放券改底价影响 C 端结算」问题。</w:t>
       </w:r>
     </w:p>
     <w:p>
@@ -12106,24 +12144,47 @@
       <w:r>
         <w:rPr>
           <w:rFonts w:ascii="微软雅黑" w:hAnsi="微软雅黑" w:eastAsia="微软雅黑"/>
-          <w:sz w:val="21"/>
-        </w:rPr>
-        <w:t xml:space="preserve">⚠️ </w:t>
-      </w:r>
-      <w:r>
-        <w:rPr>
-          <w:rFonts w:ascii="微软雅黑" w:hAnsi="微软雅黑" w:eastAsia="微软雅黑"/>
           <w:b/>
           <w:sz w:val="21"/>
         </w:rPr>
-        <w:t>待确认 @技术Owner</w:t>
+        <w:t>计算基数</w:t>
       </w:r>
       <w:r>
         <w:rPr>
           <w:rFonts w:ascii="微软雅黑" w:hAnsi="微软雅黑" w:eastAsia="微软雅黑"/>
           <w:sz w:val="21"/>
         </w:rPr>
-        <w:t>：底价保护的计算基数是否包含赠品/换购商品金额（同 §4.1.3.3 阶梯计算基数口径保持一致）。</w:t>
+        <w:t>：底价保护仅作用于</w:t>
+      </w:r>
+      <w:r>
+        <w:rPr>
+          <w:rFonts w:ascii="微软雅黑" w:hAnsi="微软雅黑" w:eastAsia="微软雅黑"/>
+          <w:b/>
+          <w:sz w:val="21"/>
+        </w:rPr>
+        <w:t>该券适用商品范围内</w:t>
+      </w:r>
+      <w:r>
+        <w:rPr>
+          <w:rFonts w:ascii="微软雅黑" w:hAnsi="微软雅黑" w:eastAsia="微软雅黑"/>
+          <w:sz w:val="21"/>
+        </w:rPr>
+        <w:t>的商品实付单价；</w:t>
+      </w:r>
+      <w:r>
+        <w:rPr>
+          <w:rFonts w:ascii="微软雅黑" w:hAnsi="微软雅黑" w:eastAsia="微软雅黑"/>
+          <w:b/>
+          <w:sz w:val="21"/>
+        </w:rPr>
+        <w:t>不含赠品 / 换购商品金额</w:t>
+      </w:r>
+      <w:r>
+        <w:rPr>
+          <w:rFonts w:ascii="微软雅黑" w:hAnsi="微软雅黑" w:eastAsia="微软雅黑"/>
+          <w:sz w:val="21"/>
+        </w:rPr>
+        <w:t>（用户裁定：当前赠品不影响指定券的 SKU，与 §4.1.3.3 阶梯计算基数口径一致）。</w:t>
       </w:r>
     </w:p>
     <w:p>

--- a/优惠券新需求/优惠券体系新需求PRD.docx
+++ b/优惠券新需求/优惠券体系新需求PRD.docx
@@ -10408,7 +10408,7 @@
           <w:rFonts w:ascii="微软雅黑" w:hAnsi="微软雅黑" w:eastAsia="微软雅黑"/>
           <w:sz w:val="21"/>
         </w:rPr>
-        <w:t>：多盒多折（商品级）→ 优惠券满减（订单级）→ 臻享积分抵现（支付级）。勾选项决定「是否允许并存」，</w:t>
+        <w:t>：多盒多折（商品级）→ 优惠券满减 → 臻享积分抵现（支付级）。勾选项决定「是否允许并存」，</w:t>
       </w:r>
       <w:r>
         <w:rPr>
@@ -10424,6 +10424,86 @@
           <w:sz w:val="21"/>
         </w:rPr>
         <w:t>上述计算顺序。</w:t>
+      </w:r>
+    </w:p>
+    <w:p>
+      <w:pPr>
+        <w:pStyle w:val="ListBullet"/>
+      </w:pPr>
+      <w:r>
+        <w:rPr>
+          <w:rFonts w:ascii="微软雅黑" w:hAnsi="微软雅黑" w:eastAsia="微软雅黑"/>
+          <w:b/>
+          <w:sz w:val="21"/>
+        </w:rPr>
+        <w:t>优惠券满减的计算层级（订单级 / SKU 行级）</w:t>
+      </w:r>
+      <w:r>
+        <w:rPr>
+          <w:rFonts w:ascii="微软雅黑" w:hAnsi="微软雅黑" w:eastAsia="微软雅黑"/>
+          <w:sz w:val="21"/>
+        </w:rPr>
+        <w:t>：取决于券的</w:t>
+      </w:r>
+      <w:r>
+        <w:rPr>
+          <w:rFonts w:ascii="微软雅黑" w:hAnsi="微软雅黑" w:eastAsia="微软雅黑"/>
+          <w:b/>
+          <w:sz w:val="21"/>
+        </w:rPr>
+        <w:t>适用范围</w:t>
+      </w:r>
+      <w:r>
+        <w:rPr>
+          <w:rFonts w:ascii="微软雅黑" w:hAnsi="微软雅黑" w:eastAsia="微软雅黑"/>
+          <w:sz w:val="21"/>
+        </w:rPr>
+        <w:t>——① 适用范围=「全部商品参与」「排除商品不参与」的券，减免作用于</w:t>
+      </w:r>
+      <w:r>
+        <w:rPr>
+          <w:rFonts w:ascii="微软雅黑" w:hAnsi="微软雅黑" w:eastAsia="微软雅黑"/>
+          <w:b/>
+          <w:sz w:val="21"/>
+        </w:rPr>
+        <w:t>订单总价</w:t>
+      </w:r>
+      <w:r>
+        <w:rPr>
+          <w:rFonts w:ascii="微软雅黑" w:hAnsi="微软雅黑" w:eastAsia="微软雅黑"/>
+          <w:sz w:val="21"/>
+        </w:rPr>
+        <w:t>（订单级）；② 适用范围=「指定商品参与」的券（单 SKU / 指定 SKU 券），减免作用于</w:t>
+      </w:r>
+      <w:r>
+        <w:rPr>
+          <w:rFonts w:ascii="微软雅黑" w:hAnsi="微软雅黑" w:eastAsia="微软雅黑"/>
+          <w:b/>
+          <w:sz w:val="21"/>
+        </w:rPr>
+        <w:t>对应 SKU 行</w:t>
+      </w:r>
+      <w:r>
+        <w:rPr>
+          <w:rFonts w:ascii="微软雅黑" w:hAnsi="微软雅黑" w:eastAsia="微软雅黑"/>
+          <w:sz w:val="21"/>
+        </w:rPr>
+        <w:t>（</w:t>
+      </w:r>
+      <w:r>
+        <w:rPr>
+          <w:rFonts w:ascii="微软雅黑" w:hAnsi="微软雅黑" w:eastAsia="微软雅黑"/>
+          <w:b/>
+          <w:sz w:val="21"/>
+        </w:rPr>
+        <w:t>SKU 行级，不作用于订单</w:t>
+      </w:r>
+      <w:r>
+        <w:rPr>
+          <w:rFonts w:ascii="微软雅黑" w:hAnsi="微软雅黑" w:eastAsia="微软雅黑"/>
+          <w:sz w:val="21"/>
+        </w:rPr>
+        <w:t>）。SKU 行级券的门槛 X 判定与减免 Y 计算均只针对该 SKU 行的实付金额，与其余商品无关（详见 §4.3.5 C 端表现）。</w:t>
       </w:r>
     </w:p>
     <w:p>
@@ -10710,7 +10790,22 @@
                 <w:rFonts w:ascii="微软雅黑" w:hAnsi="微软雅黑" w:eastAsia="微软雅黑"/>
                 <w:sz w:val="19"/>
               </w:rPr>
-              <w:t>；若与多盒多折共用，取多盒多折后的实付金额）</w:t>
+              <w:t>；若与多盒多折共用，取多盒多折后的实付金额）。</w:t>
+            </w:r>
+            <w:r>
+              <w:rPr>
+                <w:rFonts w:ascii="微软雅黑" w:hAnsi="微软雅黑" w:eastAsia="微软雅黑"/>
+                <w:b/>
+                <w:sz w:val="19"/>
+              </w:rPr>
+              <w:t>指定商品券时该合计即单个 SKU 行金额，作用于 SKU 行级，不作用于订单总价</w:t>
+            </w:r>
+            <w:r>
+              <w:rPr>
+                <w:rFonts w:ascii="微软雅黑" w:hAnsi="微软雅黑" w:eastAsia="微软雅黑"/>
+                <w:sz w:val="19"/>
+              </w:rPr>
+              <w:t>。</w:t>
             </w:r>
           </w:p>
         </w:tc>
@@ -18060,6 +18155,71 @@
           <w:sz w:val="21"/>
         </w:rPr>
         <w:t>：选券/结算时若某适用商品减免后实付单价 &lt; 其 floor_price（见 §4.1.3.4），则对该商品回退优惠至刚好触底（实付=底价），其余商品不受影响；极端情况该券整体置灰提示「该商品受底价保护，本券不可用」。后端下单接口二次校验，前后端规则一致。</w:t>
+      </w:r>
+    </w:p>
+    <w:p>
+      <w:pPr>
+        <w:pStyle w:val="ListBullet"/>
+      </w:pPr>
+      <w:r>
+        <w:rPr>
+          <w:rFonts w:ascii="微软雅黑" w:hAnsi="微软雅黑" w:eastAsia="微软雅黑"/>
+          <w:b/>
+          <w:sz w:val="21"/>
+        </w:rPr>
+        <w:t>单 SKU 券作用于 SKU 行（不作用于订单）</w:t>
+      </w:r>
+      <w:r>
+        <w:rPr>
+          <w:rFonts w:ascii="微软雅黑" w:hAnsi="微软雅黑" w:eastAsia="微软雅黑"/>
+          <w:sz w:val="21"/>
+        </w:rPr>
+        <w:t>：适用范围=「指定商品参与」的券（单 SKU / 指定 SKU 券），其</w:t>
+      </w:r>
+      <w:r>
+        <w:rPr>
+          <w:rFonts w:ascii="微软雅黑" w:hAnsi="微软雅黑" w:eastAsia="微软雅黑"/>
+          <w:b/>
+          <w:sz w:val="21"/>
+        </w:rPr>
+        <w:t>门槛 X 判定、减免 Y 计算、优惠展示均作用于对应 SKU 行，而非订单总价</w:t>
+      </w:r>
+      <w:r>
+        <w:rPr>
+          <w:rFonts w:ascii="微软雅黑" w:hAnsi="微软雅黑" w:eastAsia="微软雅黑"/>
+          <w:sz w:val="21"/>
+        </w:rPr>
+        <w:t>——即只看该 SKU 行实付金额是否满足「满 X」，减免也只减在该 SKU 行，与其余商品无关。适用范围=「全部商品参与」「排除商品不参与」的券才作用于订单总价。确认订单页对单 SKU 券在</w:t>
+      </w:r>
+      <w:r>
+        <w:rPr>
+          <w:rFonts w:ascii="微软雅黑" w:hAnsi="微软雅黑" w:eastAsia="微软雅黑"/>
+          <w:b/>
+          <w:sz w:val="21"/>
+        </w:rPr>
+        <w:t>对应商品行</w:t>
+      </w:r>
+      <w:r>
+        <w:rPr>
+          <w:rFonts w:ascii="微软雅黑" w:hAnsi="微软雅黑" w:eastAsia="微软雅黑"/>
+          <w:sz w:val="21"/>
+        </w:rPr>
+        <w:t>展示命中状态与减免额，</w:t>
+      </w:r>
+      <w:r>
+        <w:rPr>
+          <w:rFonts w:ascii="微软雅黑" w:hAnsi="微软雅黑" w:eastAsia="微软雅黑"/>
+          <w:b/>
+          <w:sz w:val="21"/>
+        </w:rPr>
+        <w:t>不在</w:t>
+      </w:r>
+      <w:r>
+        <w:rPr>
+          <w:rFonts w:ascii="微软雅黑" w:hAnsi="微软雅黑" w:eastAsia="微软雅黑"/>
+          <w:sz w:val="21"/>
+        </w:rPr>
+        <w:t>订单级「优惠券」折叠行按订单总额计算本券（与 §4.1.3.2 计算层级一致）。</w:t>
       </w:r>
     </w:p>
     <w:p>

--- a/优惠券新需求/优惠券体系新需求PRD.docx
+++ b/优惠券新需求/优惠券体系新需求PRD.docx
@@ -7008,7 +7008,7 @@
                 <w:rFonts w:ascii="微软雅黑" w:hAnsi="微软雅黑" w:eastAsia="微软雅黑"/>
                 <w:sz w:val="19"/>
               </w:rPr>
-              <w:t>只读展示已勾选项（臻享积分 / 多盒多折 / 同名券，多项以「、」连接）；一项都没勾选时展示「不共用」</w:t>
+              <w:t>只读展示已勾选项（臻享积分 / 多盒多折 / 可多张使用，多项以「、」连接）；一项都没勾选时展示「不共用」</w:t>
             </w:r>
           </w:p>
         </w:tc>
@@ -8526,7 +8526,7 @@
                 <w:rFonts w:ascii="微软雅黑" w:hAnsi="微软雅黑" w:eastAsia="微软雅黑"/>
                 <w:sz w:val="19"/>
               </w:rPr>
-              <w:t>臻享积分 / 多盒多折 / 同名券，</w:t>
+              <w:t xml:space="preserve">臻享积分 / 多盒多折 / </w:t>
             </w:r>
             <w:r>
               <w:rPr>
@@ -8534,6 +8534,21 @@
                 <w:b/>
                 <w:sz w:val="19"/>
               </w:rPr>
+              <w:t>可多张使用</w:t>
+            </w:r>
+            <w:r>
+              <w:rPr>
+                <w:rFonts w:ascii="微软雅黑" w:hAnsi="微软雅黑" w:eastAsia="微软雅黑"/>
+                <w:sz w:val="19"/>
+              </w:rPr>
+              <w:t>，</w:t>
+            </w:r>
+            <w:r>
+              <w:rPr>
+                <w:rFonts w:ascii="微软雅黑" w:hAnsi="微软雅黑" w:eastAsia="微软雅黑"/>
+                <w:b/>
+                <w:sz w:val="19"/>
+              </w:rPr>
               <w:t>可多选、可全不选</w:t>
             </w:r>
             <w:r>
@@ -8541,7 +8556,52 @@
                 <w:rFonts w:ascii="微软雅黑" w:hAnsi="微软雅黑" w:eastAsia="微软雅黑"/>
                 <w:sz w:val="19"/>
               </w:rPr>
-              <w:t>；勾选表示本券允许与该项优惠在同一笔订单中叠加计算</w:t>
+              <w:t>。其中「臻享积分」「多盒多折」为</w:t>
+            </w:r>
+            <w:r>
+              <w:rPr>
+                <w:rFonts w:ascii="微软雅黑" w:hAnsi="微软雅黑" w:eastAsia="微软雅黑"/>
+                <w:b/>
+                <w:sz w:val="19"/>
+              </w:rPr>
+              <w:t>已有功能</w:t>
+            </w:r>
+            <w:r>
+              <w:rPr>
+                <w:rFonts w:ascii="微软雅黑" w:hAnsi="微软雅黑" w:eastAsia="微软雅黑"/>
+                <w:sz w:val="19"/>
+              </w:rPr>
+              <w:t>，仅表示本券可与之叠加（规则不赘述）；「</w:t>
+            </w:r>
+            <w:r>
+              <w:rPr>
+                <w:rFonts w:ascii="微软雅黑" w:hAnsi="微软雅黑" w:eastAsia="微软雅黑"/>
+                <w:b/>
+                <w:sz w:val="19"/>
+              </w:rPr>
+              <w:t>可多张使用</w:t>
+            </w:r>
+            <w:r>
+              <w:rPr>
+                <w:rFonts w:ascii="微软雅黑" w:hAnsi="微软雅黑" w:eastAsia="微软雅黑"/>
+                <w:sz w:val="19"/>
+              </w:rPr>
+              <w:t>」含义特殊：允许同一用户在同一订单中</w:t>
+            </w:r>
+            <w:r>
+              <w:rPr>
+                <w:rFonts w:ascii="微软雅黑" w:hAnsi="微软雅黑" w:eastAsia="微软雅黑"/>
+                <w:b/>
+                <w:sz w:val="19"/>
+              </w:rPr>
+              <w:t>同时使用多张本券模板的券</w:t>
+            </w:r>
+            <w:r>
+              <w:rPr>
+                <w:rFonts w:ascii="微软雅黑" w:hAnsi="微软雅黑" w:eastAsia="微软雅黑"/>
+                <w:sz w:val="19"/>
+              </w:rPr>
+              <w:t>（非与其他类型优惠叠加，张数上限受「每人领取」约束）</w:t>
             </w:r>
           </w:p>
         </w:tc>
@@ -8564,7 +8624,7 @@
                 <w:rFonts w:ascii="微软雅黑" w:hAnsi="微软雅黑" w:eastAsia="微软雅黑"/>
                 <w:sz w:val="19"/>
               </w:rPr>
-              <w:t>（=不与任何其他优惠共用）；无必填校验，允许 0 选</w:t>
+              <w:t>；无必填校验，允许 0 选</w:t>
             </w:r>
           </w:p>
         </w:tc>
@@ -8587,7 +8647,7 @@
                 <w:rFonts w:ascii="微软雅黑" w:hAnsi="微软雅黑" w:eastAsia="微软雅黑"/>
                 <w:sz w:val="19"/>
               </w:rPr>
-              <w:t xml:space="preserve"> 原「是否与其他优惠共用」Radio 二选一改造而来，字段名与控件同步变更</w:t>
+              <w:t xml:space="preserve"> 原「是否与其他优惠共用」Radio 二选一改造而来，字段名与控件同步变更；原「同名券」更名为「可多张使用」（见 §4.1.3.2 枚举定义）</w:t>
             </w:r>
           </w:p>
         </w:tc>
@@ -10192,9 +10252,17 @@
             <w:r>
               <w:rPr>
                 <w:rFonts w:ascii="微软雅黑" w:hAnsi="微软雅黑" w:eastAsia="微软雅黑"/>
-                <w:sz w:val="19"/>
-              </w:rPr>
-              <w:t>本券可与「臻享积分抵现」在同一订单中同时使用，两者优惠金额相加</w:t>
+                <w:b/>
+                <w:sz w:val="19"/>
+              </w:rPr>
+              <w:t>已有功能</w:t>
+            </w:r>
+            <w:r>
+              <w:rPr>
+                <w:rFonts w:ascii="微软雅黑" w:hAnsi="微软雅黑" w:eastAsia="微软雅黑"/>
+                <w:sz w:val="19"/>
+              </w:rPr>
+              <w:t>：本券可与「臻享积分抵现」在同一订单叠加（其规则不赘述）</w:t>
             </w:r>
           </w:p>
         </w:tc>
@@ -10240,9 +10308,17 @@
             <w:r>
               <w:rPr>
                 <w:rFonts w:ascii="微软雅黑" w:hAnsi="微软雅黑" w:eastAsia="微软雅黑"/>
-                <w:sz w:val="19"/>
-              </w:rPr>
-              <w:t>本券可与商品「多盒多折」促销叠加，先按多盒多折算出商品实付价，再由本券在该实付价基础上做满减</w:t>
+                <w:b/>
+                <w:sz w:val="19"/>
+              </w:rPr>
+              <w:t>已有功能</w:t>
+            </w:r>
+            <w:r>
+              <w:rPr>
+                <w:rFonts w:ascii="微软雅黑" w:hAnsi="微软雅黑" w:eastAsia="微软雅黑"/>
+                <w:sz w:val="19"/>
+              </w:rPr>
+              <w:t>：本券可与商品「多盒多折」促销叠加（其规则不赘述）</w:t>
             </w:r>
           </w:p>
         </w:tc>
@@ -10260,7 +10336,7 @@
                 <w:b/>
                 <w:sz w:val="19"/>
               </w:rPr>
-              <w:t>同名券</w:t>
+              <w:t>可多张使用</w:t>
             </w:r>
           </w:p>
         </w:tc>
@@ -10290,7 +10366,7 @@
                 <w:rFonts w:ascii="微软雅黑" w:hAnsi="微软雅黑" w:eastAsia="微软雅黑"/>
                 <w:sz w:val="19"/>
               </w:rPr>
-              <w:t>同一用户持有的</w:t>
+              <w:t>允许同一用户在同一订单中</w:t>
             </w:r>
             <w:r>
               <w:rPr>
@@ -10298,14 +10374,29 @@
                 <w:b/>
                 <w:sz w:val="19"/>
               </w:rPr>
-              <w:t>同一券模板</w:t>
-            </w:r>
-            <w:r>
-              <w:rPr>
-                <w:rFonts w:ascii="微软雅黑" w:hAnsi="微软雅黑" w:eastAsia="微软雅黑"/>
-                <w:sz w:val="19"/>
-              </w:rPr>
-              <w:t>的多张券可在同一订单中叠加使用（张数上限受「每人领取」约束）</w:t>
+              <w:t>同时使用多张本券模板的券</w:t>
+            </w:r>
+            <w:r>
+              <w:rPr>
+                <w:rFonts w:ascii="微软雅黑" w:hAnsi="微软雅黑" w:eastAsia="微软雅黑"/>
+                <w:sz w:val="19"/>
+              </w:rPr>
+              <w:t>（张数上限受「每人领取」约束）；</w:t>
+            </w:r>
+            <w:r>
+              <w:rPr>
+                <w:rFonts w:ascii="微软雅黑" w:hAnsi="微软雅黑" w:eastAsia="微软雅黑"/>
+                <w:b/>
+                <w:sz w:val="19"/>
+              </w:rPr>
+              <w:t>与「跨类型优惠叠加」性质不同</w:t>
+            </w:r>
+            <w:r>
+              <w:rPr>
+                <w:rFonts w:ascii="微软雅黑" w:hAnsi="微软雅黑" w:eastAsia="微软雅黑"/>
+                <w:sz w:val="19"/>
+              </w:rPr>
+              <w:t>——它不表示与其他优惠类型并存，而表示同一款券可叠加多张使用</w:t>
             </w:r>
           </w:p>
         </w:tc>
@@ -10353,7 +10444,7 @@
           <w:rFonts w:ascii="微软雅黑" w:hAnsi="微软雅黑" w:eastAsia="微软雅黑"/>
           <w:sz w:val="21"/>
         </w:rPr>
-        <w:t>，即该券为「独占型」——下单时若已选用其他优惠（臻享积分/多盒多折/同名券），本券置灰不可选，并提示「该券不可与已选优惠同时使用」。</w:t>
+        <w:t>，即该券为「独占型」——下单时若已选用其他优惠（臻享积分/多盒多折/可多张使用），本券置灰不可选，并提示「该券不可与已选优惠同时使用」。</w:t>
       </w:r>
     </w:p>
     <w:p>
@@ -10550,7 +10641,7 @@
           <w:rFonts w:ascii="微软雅黑" w:hAnsi="微软雅黑" w:eastAsia="微软雅黑"/>
           <w:sz w:val="21"/>
         </w:rPr>
-        <w:t>：三项枚举编码命名是否与既有促销体系字典表一致；「同名券」叠加张数是否需要独立上限字段（当前复用「每人领取」）。</w:t>
+        <w:t>：三项枚举编码命名是否与既有促销体系字典表一致；「可多张使用」叠加张数是否需要独立上限字段（当前复用「每人领取」）。</w:t>
       </w:r>
     </w:p>
     <w:p>
@@ -11563,14 +11654,14 @@
           <w:b/>
           <w:sz w:val="21"/>
         </w:rPr>
-        <w:t>与「同名券」叠加</w:t>
+        <w:t>与「可多张使用」叠加</w:t>
       </w:r>
       <w:r>
         <w:rPr>
           <w:rFonts w:ascii="微软雅黑" w:hAnsi="微软雅黑" w:eastAsia="微软雅黑"/>
           <w:sz w:val="21"/>
         </w:rPr>
-        <w:t>：若同时勾选「阶梯优惠券」+「同名券」，多张同名阶梯券的减免</w:t>
+        <w:t>：若同时勾选「阶梯优惠券」+「可多张使用」，多张同名阶梯券的减免</w:t>
       </w:r>
       <w:r>
         <w:rPr>

--- a/优惠券新需求/优惠券体系新需求PRD.docx
+++ b/优惠券新需求/优惠券体系新需求PRD.docx
@@ -8975,7 +8975,30 @@
                 <w:rFonts w:ascii="微软雅黑" w:hAnsi="微软雅黑" w:eastAsia="微软雅黑"/>
                 <w:sz w:val="19"/>
               </w:rPr>
-              <w:t>旁可录入该商品底价；底价 = 该商品允许成交的最低实付单价，叠加/用券后实付不得低于此值；默认留空（=不限制）</w:t>
+              <w:t>旁可录入该商品底价（</w:t>
+            </w:r>
+            <w:r>
+              <w:rPr>
+                <w:rFonts w:ascii="微软雅黑" w:hAnsi="微软雅黑" w:eastAsia="微软雅黑"/>
+                <w:b/>
+                <w:sz w:val="19"/>
+              </w:rPr>
+              <w:t>指定商品时逐行设置</w:t>
+            </w:r>
+            <w:r>
+              <w:rPr>
+                <w:rFonts w:ascii="微软雅黑" w:hAnsi="微软雅黑" w:eastAsia="微软雅黑"/>
+                <w:sz w:val="19"/>
+              </w:rPr>
+              <w:t>）；底价 = 该商品允许成交的最低实付单价，叠加/用券后实付不得低于此值；</w:t>
+            </w:r>
+            <w:r>
+              <w:rPr>
+                <w:rFonts w:ascii="微软雅黑" w:hAnsi="微软雅黑" w:eastAsia="微软雅黑"/>
+                <w:b/>
+                <w:sz w:val="19"/>
+              </w:rPr>
+              <w:t>默认留空 = 无底价（即不限制）</w:t>
             </w:r>
           </w:p>
         </w:tc>
@@ -8998,7 +9021,7 @@
                 <w:rFonts w:ascii="微软雅黑" w:hAnsi="微软雅黑" w:eastAsia="微软雅黑"/>
                 <w:sz w:val="19"/>
               </w:rPr>
-              <w:t>，min=0，step=0.01；可留空（=不限制）；</w:t>
+              <w:t>，min=0，step=0.01；</w:t>
             </w:r>
             <w:r>
               <w:rPr>
@@ -9006,7 +9029,7 @@
                 <w:b/>
                 <w:sz w:val="19"/>
               </w:rPr>
-              <w:t>不强制必填</w:t>
+              <w:t>可留空 = 无底价（不强制必填）</w:t>
             </w:r>
           </w:p>
         </w:tc>
@@ -12073,7 +12096,22 @@
           <w:rFonts w:ascii="微软雅黑" w:hAnsi="微软雅黑" w:eastAsia="微软雅黑"/>
           <w:sz w:val="21"/>
         </w:rPr>
-        <w:t>；空值 = 不限制（0.00 视为不限制）。</w:t>
+        <w:t>；</w:t>
+      </w:r>
+      <w:r>
+        <w:rPr>
+          <w:rFonts w:ascii="微软雅黑" w:hAnsi="微软雅黑" w:eastAsia="微软雅黑"/>
+          <w:b/>
+          <w:sz w:val="21"/>
+        </w:rPr>
+        <w:t>空值 / 0.00 = 无底价（即不限制）</w:t>
+      </w:r>
+      <w:r>
+        <w:rPr>
+          <w:rFonts w:ascii="微软雅黑" w:hAnsi="微软雅黑" w:eastAsia="微软雅黑"/>
+          <w:sz w:val="21"/>
+        </w:rPr>
+        <w:t>，C 端该商品不做底价保护。</w:t>
       </w:r>
     </w:p>
     <w:p>

--- a/优惠券新需求/优惠券体系新需求PRD.docx
+++ b/优惠券新需求/优惠券体系新需求PRD.docx
@@ -548,7 +548,7 @@
           <w:rFonts w:ascii="微软雅黑" w:hAnsi="微软雅黑" w:eastAsia="微软雅黑"/>
           <w:sz w:val="21"/>
         </w:rPr>
-        <w:t>：支持 7 类触发源 + 动态阈值 + 会员等级限定 + 多券模板关联 + 每人每种限发上限。</w:t>
+        <w:t>：本期固定单一触发源=直播时长（阈值=观看满 X 分钟）+ 会员等级限定 + 多券模板关联 + 每人每种限发上限。</w:t>
       </w:r>
     </w:p>
     <w:p>
@@ -2205,7 +2205,7 @@
                 <w:rFonts w:ascii="微软雅黑" w:hAnsi="微软雅黑" w:eastAsia="微软雅黑"/>
                 <w:sz w:val="19"/>
               </w:rPr>
-              <w:t>并提示"该券正被 N 个发券活动引用，请先停用相关活动后再下架"，必须将引用活动置为「停用 / 已结束」后方可下架（发券活动侧约束见 §4.5）</w:t>
+              <w:t>并提示"该券正被 N 个发券活动引用，请先删除相关发券活动后再下架"，必须将引用活动删除或置为「已结束」后方可下架（发券活动侧约束见 §4.5）</w:t>
             </w:r>
             <w:r>
               <w:br/>
@@ -3461,7 +3461,7 @@
                 <w:rFonts w:ascii="微软雅黑" w:hAnsi="微软雅黑" w:eastAsia="微软雅黑"/>
                 <w:sz w:val="19"/>
               </w:rPr>
-              <w:t>并提示先停用活动。故不存在"活动引用中的券被悄然下架"的情况。</w:t>
+              <w:t>并提示先删除活动。故不存在"活动引用中的券被悄然下架"的情况。</w:t>
             </w:r>
           </w:p>
         </w:tc>
@@ -3521,6 +3521,45 @@
           <w:sz w:val="21"/>
         </w:rPr>
         <w:t>：上架状态（启用/下架）由运营手动控制，影响发券活动可选性；使用状态（未开始/进行中/已结束/已删除）由系统根据有效期自动计算或运营手动撤回，影响用户下单可用性。两者互不依赖——一张「启用」的券可能因过期或撤回而「已结束」，一张「下架」的券只要未过期且未被撤回对已持券用户仍「进行中」。</w:t>
+      </w:r>
+    </w:p>
+    <w:p>
+      <w:r>
+        <w:rPr>
+          <w:rFonts w:ascii="微软雅黑" w:hAnsi="微软雅黑" w:eastAsia="微软雅黑"/>
+          <w:sz w:val="21"/>
+        </w:rPr>
+        <w:t xml:space="preserve">📌 </w:t>
+      </w:r>
+      <w:r>
+        <w:rPr>
+          <w:rFonts w:ascii="微软雅黑" w:hAnsi="微软雅黑" w:eastAsia="微软雅黑"/>
+          <w:b/>
+          <w:sz w:val="21"/>
+        </w:rPr>
+        <w:t>规则复用</w:t>
+      </w:r>
+      <w:r>
+        <w:rPr>
+          <w:rFonts w:ascii="微软雅黑" w:hAnsi="微软雅黑" w:eastAsia="微软雅黑"/>
+          <w:sz w:val="21"/>
+        </w:rPr>
+        <w:t xml:space="preserve">：上述「只能选上架券」的约束与校验逻辑同样适用于 </w:t>
+      </w:r>
+      <w:r>
+        <w:rPr>
+          <w:rFonts w:ascii="微软雅黑" w:hAnsi="微软雅黑" w:eastAsia="微软雅黑"/>
+          <w:b/>
+          <w:sz w:val="21"/>
+        </w:rPr>
+        <w:t>§4.2 会员中心-批量送券</w:t>
+      </w:r>
+      <w:r>
+        <w:rPr>
+          <w:rFonts w:ascii="微软雅黑" w:hAnsi="微软雅黑" w:eastAsia="微软雅黑"/>
+          <w:sz w:val="21"/>
+        </w:rPr>
+        <w:t xml:space="preserve"> 的弹窗选券；会员中心批量赠送作为运营手动发券入口，与发券活动共用同一套上架状态过滤与下架拦截口径。</w:t>
       </w:r>
     </w:p>
     <w:p>
@@ -3736,130 +3775,6 @@
                 <w:sz w:val="19"/>
               </w:rPr>
               <w:t>已结束</w:t>
-            </w:r>
-          </w:p>
-        </w:tc>
-      </w:tr>
-      <w:tr>
-        <w:tc>
-          <w:tcPr>
-            <w:tcW w:type="dxa" w:w="2409"/>
-          </w:tcPr>
-          <w:p>
-            <w:r/>
-            <w:r>
-              <w:rPr>
-                <w:rFonts w:ascii="微软雅黑" w:hAnsi="微软雅黑" w:eastAsia="微软雅黑"/>
-                <w:sz w:val="19"/>
-              </w:rPr>
-              <w:t>未开始 / 进行中</w:t>
-            </w:r>
-          </w:p>
-        </w:tc>
-        <w:tc>
-          <w:tcPr>
-            <w:tcW w:type="dxa" w:w="2409"/>
-          </w:tcPr>
-          <w:p>
-            <w:r/>
-            <w:r>
-              <w:rPr>
-                <w:rFonts w:ascii="微软雅黑" w:hAnsi="微软雅黑" w:eastAsia="微软雅黑"/>
-                <w:sz w:val="19"/>
-              </w:rPr>
-              <w:t>手动停用</w:t>
-            </w:r>
-          </w:p>
-        </w:tc>
-        <w:tc>
-          <w:tcPr>
-            <w:tcW w:type="dxa" w:w="2409"/>
-          </w:tcPr>
-          <w:p>
-            <w:r/>
-            <w:r>
-              <w:rPr>
-                <w:rFonts w:ascii="微软雅黑" w:hAnsi="微软雅黑" w:eastAsia="微软雅黑"/>
-                <w:sz w:val="19"/>
-              </w:rPr>
-              <w:t>运营操作 + confirm</w:t>
-            </w:r>
-          </w:p>
-        </w:tc>
-        <w:tc>
-          <w:tcPr>
-            <w:tcW w:type="dxa" w:w="2409"/>
-          </w:tcPr>
-          <w:p>
-            <w:r/>
-            <w:r>
-              <w:rPr>
-                <w:rFonts w:ascii="微软雅黑" w:hAnsi="微软雅黑" w:eastAsia="微软雅黑"/>
-                <w:sz w:val="19"/>
-              </w:rPr>
-              <w:t>停用</w:t>
-            </w:r>
-          </w:p>
-        </w:tc>
-      </w:tr>
-      <w:tr>
-        <w:tc>
-          <w:tcPr>
-            <w:tcW w:type="dxa" w:w="2409"/>
-          </w:tcPr>
-          <w:p>
-            <w:r/>
-            <w:r>
-              <w:rPr>
-                <w:rFonts w:ascii="微软雅黑" w:hAnsi="微软雅黑" w:eastAsia="微软雅黑"/>
-                <w:sz w:val="19"/>
-              </w:rPr>
-              <w:t>停用</w:t>
-            </w:r>
-          </w:p>
-        </w:tc>
-        <w:tc>
-          <w:tcPr>
-            <w:tcW w:type="dxa" w:w="2409"/>
-          </w:tcPr>
-          <w:p>
-            <w:r/>
-            <w:r>
-              <w:rPr>
-                <w:rFonts w:ascii="微软雅黑" w:hAnsi="微软雅黑" w:eastAsia="微软雅黑"/>
-                <w:sz w:val="19"/>
-              </w:rPr>
-              <w:t>手动启用</w:t>
-            </w:r>
-          </w:p>
-        </w:tc>
-        <w:tc>
-          <w:tcPr>
-            <w:tcW w:type="dxa" w:w="2409"/>
-          </w:tcPr>
-          <w:p>
-            <w:r/>
-            <w:r>
-              <w:rPr>
-                <w:rFonts w:ascii="微软雅黑" w:hAnsi="微软雅黑" w:eastAsia="微软雅黑"/>
-                <w:sz w:val="19"/>
-              </w:rPr>
-              <w:t>仍在活动时间范围内</w:t>
-            </w:r>
-          </w:p>
-        </w:tc>
-        <w:tc>
-          <w:tcPr>
-            <w:tcW w:type="dxa" w:w="2409"/>
-          </w:tcPr>
-          <w:p>
-            <w:r/>
-            <w:r>
-              <w:rPr>
-                <w:rFonts w:ascii="微软雅黑" w:hAnsi="微软雅黑" w:eastAsia="微软雅黑"/>
-                <w:sz w:val="19"/>
-              </w:rPr>
-              <w:t>未开始 / 进行中</w:t>
             </w:r>
           </w:p>
         </w:tc>
@@ -4987,7 +4902,7 @@
                 <w:rFonts w:ascii="微软雅黑" w:hAnsi="微软雅黑" w:eastAsia="微软雅黑"/>
                 <w:sz w:val="19"/>
               </w:rPr>
-              <w:t>系统发券触达（多券模板每种1张）</w:t>
+              <w:t>系统发券触达（每次触发多券模板每种 1 张；活动生命周期内单用户单券模板累计不超「每人上限」）</w:t>
             </w:r>
           </w:p>
         </w:tc>
@@ -12601,7 +12516,22 @@
                 <w:rFonts w:ascii="微软雅黑" w:hAnsi="微软雅黑" w:eastAsia="微软雅黑"/>
                 <w:sz w:val="19"/>
               </w:rPr>
-              <w:t>下拉 7 选 1：直播时长/支付完成/注册完成/首单完成/连续签到/浏览商品/分享活动</w:t>
+              <w:t>本期固定为「直播时长」，</w:t>
+            </w:r>
+            <w:r>
+              <w:rPr>
+                <w:rFonts w:ascii="微软雅黑" w:hAnsi="微软雅黑" w:eastAsia="微软雅黑"/>
+                <w:b/>
+                <w:sz w:val="19"/>
+              </w:rPr>
+              <w:t>不可选</w:t>
+            </w:r>
+            <w:r>
+              <w:rPr>
+                <w:rFonts w:ascii="微软雅黑" w:hAnsi="微软雅黑" w:eastAsia="微软雅黑"/>
+                <w:sz w:val="19"/>
+              </w:rPr>
+              <w:t>（只读 Tag，同 §3.5 券类型固定展示逻辑）</w:t>
             </w:r>
           </w:p>
         </w:tc>
@@ -12614,17 +12544,9 @@
             <w:r>
               <w:rPr>
                 <w:rFonts w:ascii="微软雅黑" w:hAnsi="微软雅黑" w:eastAsia="微软雅黑"/>
-                <w:b/>
-                <w:sz w:val="19"/>
-              </w:rPr>
-              <w:t>必选 1</w:t>
-            </w:r>
-            <w:r>
-              <w:rPr>
-                <w:rFonts w:ascii="微软雅黑" w:hAnsi="微软雅黑" w:eastAsia="微软雅黑"/>
-                <w:sz w:val="19"/>
-              </w:rPr>
-              <w:t>（未选禁止保存）</w:t>
+                <w:sz w:val="19"/>
+              </w:rPr>
+              <w:t>固定值（恒=直播时长，无需选择）</w:t>
             </w:r>
           </w:p>
         </w:tc>
@@ -12639,7 +12561,7 @@
                 <w:rFonts w:ascii="微软雅黑" w:hAnsi="微软雅黑" w:eastAsia="微软雅黑"/>
                 <w:sz w:val="19"/>
               </w:rPr>
-              <w:t>—</w:t>
+              <w:t>本期唯一触发源</w:t>
             </w:r>
           </w:p>
         </w:tc>
@@ -12671,7 +12593,7 @@
                 <w:rFonts w:ascii="微软雅黑" w:hAnsi="微软雅黑" w:eastAsia="微软雅黑"/>
                 <w:sz w:val="19"/>
               </w:rPr>
-              <w:t>触发阈值标签随触发源动态变化：直播时长=观看阈值（满X分钟）；支付完成=支付阈值（满X元）；连续签到=签到阈值（连续X天）；浏览商品=浏览阈值（满X分钟）；分享活动=分享阈值（X次）；注册完成/首单完成无阈值（隐藏）</w:t>
+              <w:t>观看满 X 分钟（本期触发源固定=「直播时长」，阈值标签固定，min=1）</w:t>
             </w:r>
           </w:p>
         </w:tc>
@@ -12684,24 +12606,10 @@
             <w:r>
               <w:rPr>
                 <w:rFonts w:ascii="微软雅黑" w:hAnsi="微软雅黑" w:eastAsia="微软雅黑"/>
-                <w:sz w:val="19"/>
-              </w:rPr>
-              <w:t>带阈值的触发源（直播时长/支付完成/连续签到/浏览商品/分享活动）</w:t>
-            </w:r>
-            <w:r>
-              <w:rPr>
-                <w:rFonts w:ascii="微软雅黑" w:hAnsi="微软雅黑" w:eastAsia="微软雅黑"/>
                 <w:b/>
                 <w:sz w:val="19"/>
               </w:rPr>
-              <w:t>必填≥1</w:t>
-            </w:r>
-            <w:r>
-              <w:rPr>
-                <w:rFonts w:ascii="微软雅黑" w:hAnsi="微软雅黑" w:eastAsia="微软雅黑"/>
-                <w:sz w:val="19"/>
-              </w:rPr>
-              <w:t>；注册完成/首单完成隐藏无校验</w:t>
+              <w:t>必填≥1 整数</w:t>
             </w:r>
           </w:p>
         </w:tc>
@@ -12716,7 +12624,7 @@
                 <w:rFonts w:ascii="微软雅黑" w:hAnsi="微软雅黑" w:eastAsia="微软雅黑"/>
                 <w:sz w:val="19"/>
               </w:rPr>
-              <w:t>snThresholdText 计算；标签文本见原型 D3 表单</w:t>
+              <w:t>阈值文本见原型 D3 表单（snThresholdText）</w:t>
             </w:r>
           </w:p>
         </w:tc>
@@ -12748,7 +12656,7 @@
                 <w:rFonts w:ascii="微软雅黑" w:hAnsi="微软雅黑" w:eastAsia="微软雅黑"/>
                 <w:sz w:val="19"/>
               </w:rPr>
-              <w:t>仅触发源=直播时长显示；下拉选直播标签（数据来源：平台「营销管理」·标签类型=直播标签，默认内置标签「福利直播」（标签描述：可发券直播））</w:t>
+              <w:t>固定显示（本期触发源恒为「直播时长」）；下拉选直播标签（数据来源：平台「营销管理」·标签类型=直播标签，默认内置标签「福利直播」（标签描述：可发券直播））</w:t>
             </w:r>
           </w:p>
         </w:tc>
@@ -12761,13 +12669,6 @@
             <w:r>
               <w:rPr>
                 <w:rFonts w:ascii="微软雅黑" w:hAnsi="微软雅黑" w:eastAsia="微软雅黑"/>
-                <w:sz w:val="19"/>
-              </w:rPr>
-              <w:t>触发源=直播时长时</w:t>
-            </w:r>
-            <w:r>
-              <w:rPr>
-                <w:rFonts w:ascii="微软雅黑" w:hAnsi="微软雅黑" w:eastAsia="微软雅黑"/>
                 <w:b/>
                 <w:sz w:val="19"/>
               </w:rPr>
@@ -12793,7 +12694,7 @@
                 <w:rFonts w:ascii="微软雅黑" w:hAnsi="微软雅黑" w:eastAsia="微软雅黑"/>
                 <w:sz w:val="19"/>
               </w:rPr>
-              <w:t>其他触发源隐藏</w:t>
+              <w:t>—</w:t>
             </w:r>
           </w:p>
         </w:tc>
@@ -13194,7 +13095,7 @@
           <w:rFonts w:ascii="微软雅黑" w:hAnsi="微软雅黑" w:eastAsia="微软雅黑"/>
           <w:sz w:val="21"/>
         </w:rPr>
-        <w:t>动态表单联动：触发源切换时，观看阈值标签文本与输入框联动显示/隐藏（注册完成/首单完成隐藏阈值）；触发源=直播时长时显示「关联直播标签」下拉，其他触发源自动隐藏该字段。</w:t>
+        <w:t>动态表单联动：本期触发源固定为「直播时长」，无切换联动；观看阈值恒为「观看满 X 分钟」，关联直播标签恒显示。</w:t>
       </w:r>
     </w:p>
     <w:p>
@@ -13247,7 +13148,22 @@
           <w:rFonts w:ascii="微软雅黑" w:hAnsi="微软雅黑" w:eastAsia="微软雅黑"/>
           <w:sz w:val="21"/>
         </w:rPr>
-        <w:t>按钮状态切换：「新建活动」始终可用；「编辑」仅对未开始/已暂停的活动可点击（进行中的活动不可编辑规则引擎配置）；「删除」需二次确认弹窗（"确认删除该发券活动？删除后不可恢复"）。</w:t>
+        <w:t>按钮状态切换：「新建活动」始终可用；「编辑」仅对</w:t>
+      </w:r>
+      <w:r>
+        <w:rPr>
+          <w:rFonts w:ascii="微软雅黑" w:hAnsi="微软雅黑" w:eastAsia="微软雅黑"/>
+          <w:b/>
+          <w:sz w:val="21"/>
+        </w:rPr>
+        <w:t>未开始</w:t>
+      </w:r>
+      <w:r>
+        <w:rPr>
+          <w:rFonts w:ascii="微软雅黑" w:hAnsi="微软雅黑" w:eastAsia="微软雅黑"/>
+          <w:sz w:val="21"/>
+        </w:rPr>
+        <w:t>的活动可点击（进行中 / 已结束的活动不可编辑规则引擎配置）；「删除」需二次确认弹窗（"确认删除该发券活动？删除后不可恢复"），删除不影响已发放券实例。</w:t>
       </w:r>
     </w:p>
     <w:p>
@@ -13272,6 +13188,203 @@
           <w:sz w:val="21"/>
         </w:rPr>
         <w:t>数据一致性：删除发券活动时，已发放的券实例不受影响（券实例独立于活动存在）；编辑活动规则不影响已发放的历史券。</w:t>
+      </w:r>
+    </w:p>
+    <w:p>
+      <w:pPr>
+        <w:pStyle w:val="Heading5"/>
+      </w:pPr>
+      <w:r>
+        <w:rPr>
+          <w:rFonts w:ascii="微软雅黑" w:hAnsi="微软雅黑" w:eastAsia="微软雅黑"/>
+          <w:sz w:val="20"/>
+        </w:rPr>
+        <w:t>4.1.4.2 发券执行规则（本期：直播时长触发）</w:t>
+      </w:r>
+    </w:p>
+    <w:p>
+      <w:pPr>
+        <w:pStyle w:val="ListBullet"/>
+      </w:pPr>
+      <w:r>
+        <w:rPr>
+          <w:rFonts w:ascii="微软雅黑" w:hAnsi="微软雅黑" w:eastAsia="微软雅黑"/>
+          <w:b/>
+          <w:sz w:val="21"/>
+        </w:rPr>
+        <w:t>触发评估时机</w:t>
+      </w:r>
+      <w:r>
+        <w:rPr>
+          <w:rFonts w:ascii="微软雅黑" w:hAnsi="微软雅黑" w:eastAsia="微软雅黑"/>
+          <w:sz w:val="21"/>
+        </w:rPr>
+        <w:t>：直播时长发券为</w:t>
+      </w:r>
+      <w:r>
+        <w:rPr>
+          <w:rFonts w:ascii="微软雅黑" w:hAnsi="微软雅黑" w:eastAsia="微软雅黑"/>
+          <w:b/>
+          <w:sz w:val="21"/>
+        </w:rPr>
+        <w:t>写死批量规则</w:t>
+      </w:r>
+      <w:r>
+        <w:rPr>
+          <w:rFonts w:ascii="微软雅黑" w:hAnsi="微软雅黑" w:eastAsia="微软雅黑"/>
+          <w:sz w:val="21"/>
+        </w:rPr>
+        <w:t>——取某时间段直播进入 / 退出时间 → 相减求时长 → 筛选超过「观看阈值」的用户列表 → 批量发券；按 user+活动+券模板 去重，防止同一用户重复发放。本期不做实时回调 / 定时轮询触发。</w:t>
+      </w:r>
+    </w:p>
+    <w:p>
+      <w:pPr>
+        <w:pStyle w:val="ListBullet"/>
+      </w:pPr>
+      <w:r>
+        <w:rPr>
+          <w:rFonts w:ascii="微软雅黑" w:hAnsi="微软雅黑" w:eastAsia="微软雅黑"/>
+          <w:b/>
+          <w:sz w:val="21"/>
+        </w:rPr>
+        <w:t>发放张数与累计上限（用户裁定）</w:t>
+      </w:r>
+      <w:r>
+        <w:rPr>
+          <w:rFonts w:ascii="微软雅黑" w:hAnsi="微软雅黑" w:eastAsia="微软雅黑"/>
+          <w:sz w:val="21"/>
+        </w:rPr>
+        <w:t>：每次触发为单用户</w:t>
+      </w:r>
+      <w:r>
+        <w:rPr>
+          <w:rFonts w:ascii="微软雅黑" w:hAnsi="微软雅黑" w:eastAsia="微软雅黑"/>
+          <w:b/>
+          <w:sz w:val="21"/>
+        </w:rPr>
+        <w:t>每种</w:t>
+      </w:r>
+      <w:r>
+        <w:rPr>
+          <w:rFonts w:ascii="微软雅黑" w:hAnsi="微软雅黑" w:eastAsia="微软雅黑"/>
+          <w:sz w:val="21"/>
+        </w:rPr>
+        <w:t xml:space="preserve">关联券模板发放 </w:t>
+      </w:r>
+      <w:r>
+        <w:rPr>
+          <w:rFonts w:ascii="微软雅黑" w:hAnsi="微软雅黑" w:eastAsia="微软雅黑"/>
+          <w:b/>
+          <w:sz w:val="21"/>
+        </w:rPr>
+        <w:t>1 张</w:t>
+      </w:r>
+      <w:r>
+        <w:rPr>
+          <w:rFonts w:ascii="微软雅黑" w:hAnsi="微软雅黑" w:eastAsia="微软雅黑"/>
+          <w:sz w:val="21"/>
+        </w:rPr>
+        <w:t>；活动生命周期内，单用户单券模板</w:t>
+      </w:r>
+      <w:r>
+        <w:rPr>
+          <w:rFonts w:ascii="微软雅黑" w:hAnsi="微软雅黑" w:eastAsia="微软雅黑"/>
+          <w:b/>
+          <w:sz w:val="21"/>
+        </w:rPr>
+        <w:t>累计发放张数 ≤「每人限制发券上限」</w:t>
+      </w:r>
+      <w:r>
+        <w:rPr>
+          <w:rFonts w:ascii="微软雅黑" w:hAnsi="微软雅黑" w:eastAsia="微软雅黑"/>
+          <w:sz w:val="21"/>
+        </w:rPr>
+        <w:t>（默认 1，最大 999），达上限后该券不再发放；引擎按 user+活动+券模板 去重控制。</w:t>
+      </w:r>
+    </w:p>
+    <w:p>
+      <w:pPr>
+        <w:pStyle w:val="ListBullet"/>
+      </w:pPr>
+      <w:r>
+        <w:rPr>
+          <w:rFonts w:ascii="微软雅黑" w:hAnsi="微软雅黑" w:eastAsia="微软雅黑"/>
+          <w:b/>
+          <w:sz w:val="21"/>
+        </w:rPr>
+        <w:t>关联券撤回 / 不可用跳过（基于现有规则补充）</w:t>
+      </w:r>
+      <w:r>
+        <w:rPr>
+          <w:rFonts w:ascii="微软雅黑" w:hAnsi="微软雅黑" w:eastAsia="微软雅黑"/>
+          <w:sz w:val="21"/>
+        </w:rPr>
+        <w:t>：发放前引擎校验关联券模板的</w:t>
+      </w:r>
+      <w:r>
+        <w:rPr>
+          <w:rFonts w:ascii="微软雅黑" w:hAnsi="微软雅黑" w:eastAsia="微软雅黑"/>
+          <w:b/>
+          <w:sz w:val="21"/>
+        </w:rPr>
+        <w:t>使用状态</w:t>
+      </w:r>
+      <w:r>
+        <w:rPr>
+          <w:rFonts w:ascii="微软雅黑" w:hAnsi="微软雅黑" w:eastAsia="微软雅黑"/>
+          <w:sz w:val="21"/>
+        </w:rPr>
+        <w:t>，若=「已结束 / 已删除」（即已被「撤回」），则该券本期</w:t>
+      </w:r>
+      <w:r>
+        <w:rPr>
+          <w:rFonts w:ascii="微软雅黑" w:hAnsi="微软雅黑" w:eastAsia="微软雅黑"/>
+          <w:b/>
+          <w:sz w:val="21"/>
+        </w:rPr>
+        <w:t>不再向用户发放</w:t>
+      </w:r>
+      <w:r>
+        <w:rPr>
+          <w:rFonts w:ascii="微软雅黑" w:hAnsi="微软雅黑" w:eastAsia="微软雅黑"/>
+          <w:sz w:val="21"/>
+        </w:rPr>
+        <w:t>（其余关联券正常发放）并记发放日志；用户已持有的该券实例不受影响（仍可按其使用状态正常使用）。</w:t>
+      </w:r>
+    </w:p>
+    <w:p>
+      <w:pPr>
+        <w:pStyle w:val="ListBullet"/>
+      </w:pPr>
+      <w:r>
+        <w:rPr>
+          <w:rFonts w:ascii="微软雅黑" w:hAnsi="微软雅黑" w:eastAsia="微软雅黑"/>
+          <w:b/>
+          <w:sz w:val="21"/>
+        </w:rPr>
+        <w:t>批量失败 / 重试</w:t>
+      </w:r>
+      <w:r>
+        <w:rPr>
+          <w:rFonts w:ascii="微软雅黑" w:hAnsi="微软雅黑" w:eastAsia="微软雅黑"/>
+          <w:sz w:val="21"/>
+        </w:rPr>
+        <w:t xml:space="preserve">：单用户发放失败不影响其他用户；失败重试策略 ⚠️ </w:t>
+      </w:r>
+      <w:r>
+        <w:rPr>
+          <w:rFonts w:ascii="微软雅黑" w:hAnsi="微软雅黑" w:eastAsia="微软雅黑"/>
+          <w:b/>
+          <w:sz w:val="21"/>
+        </w:rPr>
+        <w:t>待确认 @技术Owner</w:t>
+      </w:r>
+      <w:r>
+        <w:rPr>
+          <w:rFonts w:ascii="微软雅黑" w:hAnsi="微软雅黑" w:eastAsia="微软雅黑"/>
+          <w:sz w:val="21"/>
+        </w:rPr>
+        <w:t>（先按"整批重试"实现，开发期可调整）。</w:t>
       </w:r>
     </w:p>
     <w:p>
@@ -15433,7 +15546,15 @@
           <w:rFonts w:ascii="微软雅黑" w:hAnsi="微软雅黑" w:eastAsia="微软雅黑"/>
           <w:sz w:val="20"/>
         </w:rPr>
-        <w:t>4.3 App 端（全链路新增：获券弹窗 + 我的优惠券 + 下单核销）</w:t>
+        <w:t xml:space="preserve">4.2 会员中心-批量送券 </w:t>
+      </w:r>
+      <w:r>
+        <w:rPr>
+          <w:rFonts w:ascii="微软雅黑" w:hAnsi="微软雅黑" w:eastAsia="微软雅黑"/>
+          <w:sz w:val="20"/>
+          <w:shd w:val="clear" w:color="auto" w:fill="E8F5E9"/>
+        </w:rPr>
+        <w:t>本期新增</w:t>
       </w:r>
     </w:p>
     <w:p>
@@ -15453,7 +15574,7 @@
       <w:r>
         <w:drawing>
           <wp:inline xmlns:a="http://schemas.openxmlformats.org/drawingml/2006/main" xmlns:pic="http://schemas.openxmlformats.org/drawingml/2006/picture">
-            <wp:extent cx="5580000" cy="3487500"/>
+            <wp:extent cx="5580000" cy="3255000"/>
             <wp:docPr id="10" name="Picture 10"/>
             <wp:cNvGraphicFramePr>
               <a:graphicFrameLocks noChangeAspect="1"/>
@@ -15462,7 +15583,7 @@
               <a:graphicData uri="http://schemas.openxmlformats.org/drawingml/2006/picture">
                 <pic:pic>
                   <pic:nvPicPr>
-                    <pic:cNvPr id="0" name="coupon-app.png"/>
+                    <pic:cNvPr id="0" name="member-batch-send.png"/>
                     <pic:cNvPicPr/>
                   </pic:nvPicPr>
                   <pic:blipFill>
@@ -15474,7 +15595,7 @@
                   <pic:spPr>
                     <a:xfrm>
                       <a:off x="0" y="0"/>
-                      <a:ext cx="5580000" cy="3487500"/>
+                      <a:ext cx="5580000" cy="3255000"/>
                     </a:xfrm>
                     <a:prstGeom prst="rect"/>
                   </pic:spPr>
@@ -15492,14 +15613,29 @@
           <w:b/>
           <w:sz w:val="21"/>
         </w:rPr>
-        <w:t>App 端为全链路新增</w:t>
+        <w:t>功能定位</w:t>
       </w:r>
       <w:r>
         <w:rPr>
           <w:rFonts w:ascii="微软雅黑" w:hAnsi="微软雅黑" w:eastAsia="微软雅黑"/>
           <w:sz w:val="21"/>
         </w:rPr>
-        <w:t>。本期 App 需新建：获券弹窗、我的优惠券页、确认订单选券/核销逻辑。以下逐页面逐功能点拆解。</w:t>
+        <w:t>：会员管理模块提供运营手动给用户批量赠送优惠券的能力。运营在会员列表中多选目标用户，点击「批量赠送」按钮后，在弹窗中选择一张</w:t>
+      </w:r>
+      <w:r>
+        <w:rPr>
+          <w:rFonts w:ascii="微软雅黑" w:hAnsi="微软雅黑" w:eastAsia="微软雅黑"/>
+          <w:b/>
+          <w:sz w:val="21"/>
+        </w:rPr>
+        <w:t>已上架（启用）</w:t>
+      </w:r>
+      <w:r>
+        <w:rPr>
+          <w:rFonts w:ascii="微软雅黑" w:hAnsi="微软雅黑" w:eastAsia="微软雅黑"/>
+          <w:sz w:val="21"/>
+        </w:rPr>
+        <w:t>的优惠券，确认后系统按用户维度发放（默认每人 1 张）。</w:t>
       </w:r>
     </w:p>
     <w:p>
@@ -15511,7 +15647,7 @@
           <w:rFonts w:ascii="微软雅黑" w:hAnsi="微软雅黑" w:eastAsia="微软雅黑"/>
           <w:sz w:val="20"/>
         </w:rPr>
-        <w:t xml:space="preserve">4.3.1 首页 · 获券弹窗入口 </w:t>
+        <w:t xml:space="preserve">4.2.1 M1 会员列表 </w:t>
       </w:r>
       <w:r>
         <w:rPr>
@@ -15529,14 +15665,76 @@
           <w:b/>
           <w:sz w:val="21"/>
         </w:rPr>
-        <w:t>功能说明</w:t>
+        <w:t>页面入口</w:t>
       </w:r>
       <w:r>
         <w:rPr>
           <w:rFonts w:ascii="微软雅黑" w:hAnsi="微软雅黑" w:eastAsia="微软雅黑"/>
           <w:sz w:val="21"/>
         </w:rPr>
-        <w:t>：直播时长发券触发卡（「观看直播满 30 分钟，系统自动发放关联优惠券（每种 1 张）」）展示在 App 首页信息流；点「进入直播间」跳转直播页并触发发券条件计时。发券弹窗本身见 4.3.2。</w:t>
+        <w:t>：会员管理 / 会员列表；按钮入口位于列表左上方「批量赠送」。</w:t>
+      </w:r>
+    </w:p>
+    <w:p>
+      <w:r>
+        <w:rPr>
+          <w:rFonts w:ascii="微软雅黑" w:hAnsi="微软雅黑" w:eastAsia="微软雅黑"/>
+          <w:b/>
+          <w:sz w:val="21"/>
+        </w:rPr>
+        <w:t>页面原型与交互示意</w:t>
+      </w:r>
+    </w:p>
+    <w:p/>
+    <w:p>
+      <w:pPr>
+        <w:jc w:val="center"/>
+      </w:pPr>
+      <w:r>
+        <w:drawing>
+          <wp:inline xmlns:a="http://schemas.openxmlformats.org/drawingml/2006/main" xmlns:pic="http://schemas.openxmlformats.org/drawingml/2006/picture">
+            <wp:extent cx="5580000" cy="3255000"/>
+            <wp:docPr id="11" name="Picture 11"/>
+            <wp:cNvGraphicFramePr>
+              <a:graphicFrameLocks noChangeAspect="1"/>
+            </wp:cNvGraphicFramePr>
+            <a:graphic>
+              <a:graphicData uri="http://schemas.openxmlformats.org/drawingml/2006/picture">
+                <pic:pic>
+                  <pic:nvPicPr>
+                    <pic:cNvPr id="0" name="member-batch-send.png"/>
+                    <pic:cNvPicPr/>
+                  </pic:nvPicPr>
+                  <pic:blipFill>
+                    <a:blip r:embed="rId18"/>
+                    <a:stretch>
+                      <a:fillRect/>
+                    </a:stretch>
+                  </pic:blipFill>
+                  <pic:spPr>
+                    <a:xfrm>
+                      <a:off x="0" y="0"/>
+                      <a:ext cx="5580000" cy="3255000"/>
+                    </a:xfrm>
+                    <a:prstGeom prst="rect"/>
+                  </pic:spPr>
+                </pic:pic>
+              </a:graphicData>
+            </a:graphic>
+          </wp:inline>
+        </w:drawing>
+      </w:r>
+    </w:p>
+    <w:p>
+      <w:pPr>
+        <w:pStyle w:val="Heading5"/>
+      </w:pPr>
+      <w:r>
+        <w:rPr>
+          <w:rFonts w:ascii="微软雅黑" w:hAnsi="微软雅黑" w:eastAsia="微软雅黑"/>
+          <w:sz w:val="20"/>
+        </w:rPr>
+        <w:t>4.2.1.1 查询条件（查询条件 / 查询说明）</w:t>
       </w:r>
     </w:p>
     <w:tbl>
@@ -15564,7 +15762,7 @@
                 <w:sz w:val="19"/>
                 <w:shd w:val="clear" w:color="auto" w:fill="F2F2F2"/>
               </w:rPr>
-              <w:t>项</w:t>
+              <w:t>查询条件</w:t>
             </w:r>
           </w:p>
         </w:tc>
@@ -15581,7 +15779,7 @@
                 <w:sz w:val="19"/>
                 <w:shd w:val="clear" w:color="auto" w:fill="F2F2F2"/>
               </w:rPr>
-              <w:t>说明</w:t>
+              <w:t>查询说明</w:t>
             </w:r>
           </w:p>
         </w:tc>
@@ -15598,7 +15796,7 @@
                 <w:rFonts w:ascii="微软雅黑" w:hAnsi="微软雅黑" w:eastAsia="微软雅黑"/>
                 <w:sz w:val="19"/>
               </w:rPr>
-              <w:t>显示位置</w:t>
+              <w:t>手机号</w:t>
             </w:r>
           </w:p>
         </w:tc>
@@ -15613,7 +15811,7 @@
                 <w:rFonts w:ascii="微软雅黑" w:hAnsi="微软雅黑" w:eastAsia="微软雅黑"/>
                 <w:sz w:val="19"/>
               </w:rPr>
-              <w:t>App 首页信息流卡片</w:t>
+              <w:t>输入框；支持模糊匹配用户手机号</w:t>
             </w:r>
           </w:p>
         </w:tc>
@@ -15630,7 +15828,7 @@
                 <w:rFonts w:ascii="微软雅黑" w:hAnsi="微软雅黑" w:eastAsia="微软雅黑"/>
                 <w:sz w:val="19"/>
               </w:rPr>
-              <w:t>触发</w:t>
+              <w:t>用户ID</w:t>
             </w:r>
           </w:p>
         </w:tc>
@@ -15645,7 +15843,7 @@
                 <w:rFonts w:ascii="微软雅黑" w:hAnsi="微软雅黑" w:eastAsia="微软雅黑"/>
                 <w:sz w:val="19"/>
               </w:rPr>
-              <w:t>观看直播满阈值（如 30min）→ 系统发放 + 弹窗（见 4.3.2）</w:t>
+              <w:t>输入框；支持模糊匹配用户ID</w:t>
             </w:r>
           </w:p>
         </w:tc>
@@ -15662,7 +15860,7 @@
                 <w:rFonts w:ascii="微软雅黑" w:hAnsi="微软雅黑" w:eastAsia="微软雅黑"/>
                 <w:sz w:val="19"/>
               </w:rPr>
-              <w:t>权限</w:t>
+              <w:t>用户昵称</w:t>
             </w:r>
           </w:p>
         </w:tc>
@@ -15677,39 +15875,7 @@
                 <w:rFonts w:ascii="微软雅黑" w:hAnsi="微软雅黑" w:eastAsia="微软雅黑"/>
                 <w:sz w:val="19"/>
               </w:rPr>
-              <w:t>登录用户</w:t>
-            </w:r>
-          </w:p>
-        </w:tc>
-      </w:tr>
-      <w:tr>
-        <w:tc>
-          <w:tcPr>
-            <w:tcW w:type="dxa" w:w="4819"/>
-          </w:tcPr>
-          <w:p>
-            <w:r/>
-            <w:r>
-              <w:rPr>
-                <w:rFonts w:ascii="微软雅黑" w:hAnsi="微软雅黑" w:eastAsia="微软雅黑"/>
-                <w:sz w:val="19"/>
-              </w:rPr>
-              <w:t>数据来源</w:t>
-            </w:r>
-          </w:p>
-        </w:tc>
-        <w:tc>
-          <w:tcPr>
-            <w:tcW w:type="dxa" w:w="4819"/>
-          </w:tcPr>
-          <w:p>
-            <w:r/>
-            <w:r>
-              <w:rPr>
-                <w:rFonts w:ascii="微软雅黑" w:hAnsi="微软雅黑" w:eastAsia="微软雅黑"/>
-                <w:sz w:val="19"/>
-              </w:rPr>
-              <w:t>触发卡文案取《发券活动表》阈值文本；发放动作由发券规则引擎执行</w:t>
+              <w:t>输入框；支持模糊匹配用户昵称</w:t>
             </w:r>
           </w:p>
         </w:tc>
@@ -15717,6 +15883,1120 @@
     </w:tbl>
     <w:p>
       <w:pPr>
+        <w:pStyle w:val="Heading5"/>
+      </w:pPr>
+      <w:r>
+        <w:rPr>
+          <w:rFonts w:ascii="微软雅黑" w:hAnsi="微软雅黑" w:eastAsia="微软雅黑"/>
+          <w:sz w:val="20"/>
+        </w:rPr>
+        <w:t>4.2.1.2 列表字段表（字段名称 / 需求说明 / 备注）</w:t>
+      </w:r>
+    </w:p>
+    <w:tbl>
+      <w:tblPr>
+        <w:tblStyle w:val="TableGrid"/>
+        <w:tblW w:type="auto" w:w="0"/>
+        <w:jc w:val="center"/>
+        <w:tblLook w:firstColumn="1" w:firstRow="1" w:lastColumn="0" w:lastRow="0" w:noHBand="0" w:noVBand="1" w:val="04A0"/>
+      </w:tblPr>
+      <w:tblGrid>
+        <w:gridCol w:w="3213"/>
+        <w:gridCol w:w="3213"/>
+        <w:gridCol w:w="3213"/>
+      </w:tblGrid>
+      <w:tr>
+        <w:tc>
+          <w:tcPr>
+            <w:tcW w:type="dxa" w:w="3213"/>
+          </w:tcPr>
+          <w:p>
+            <w:r/>
+            <w:r>
+              <w:rPr>
+                <w:rFonts w:ascii="微软雅黑" w:hAnsi="微软雅黑" w:eastAsia="微软雅黑"/>
+                <w:b/>
+                <w:sz w:val="19"/>
+                <w:shd w:val="clear" w:color="auto" w:fill="F2F2F2"/>
+              </w:rPr>
+              <w:t>字段名称</w:t>
+            </w:r>
+          </w:p>
+        </w:tc>
+        <w:tc>
+          <w:tcPr>
+            <w:tcW w:type="dxa" w:w="3213"/>
+          </w:tcPr>
+          <w:p>
+            <w:r/>
+            <w:r>
+              <w:rPr>
+                <w:rFonts w:ascii="微软雅黑" w:hAnsi="微软雅黑" w:eastAsia="微软雅黑"/>
+                <w:b/>
+                <w:sz w:val="19"/>
+                <w:shd w:val="clear" w:color="auto" w:fill="F2F2F2"/>
+              </w:rPr>
+              <w:t>需求说明</w:t>
+            </w:r>
+          </w:p>
+        </w:tc>
+        <w:tc>
+          <w:tcPr>
+            <w:tcW w:type="dxa" w:w="3213"/>
+          </w:tcPr>
+          <w:p>
+            <w:r/>
+            <w:r>
+              <w:rPr>
+                <w:rFonts w:ascii="微软雅黑" w:hAnsi="微软雅黑" w:eastAsia="微软雅黑"/>
+                <w:b/>
+                <w:sz w:val="19"/>
+                <w:shd w:val="clear" w:color="auto" w:fill="F2F2F2"/>
+              </w:rPr>
+              <w:t>备注</w:t>
+            </w:r>
+          </w:p>
+        </w:tc>
+      </w:tr>
+      <w:tr>
+        <w:tc>
+          <w:tcPr>
+            <w:tcW w:type="dxa" w:w="3213"/>
+          </w:tcPr>
+          <w:p>
+            <w:r/>
+            <w:r>
+              <w:rPr>
+                <w:rFonts w:ascii="微软雅黑" w:hAnsi="微软雅黑" w:eastAsia="微软雅黑"/>
+                <w:sz w:val="19"/>
+              </w:rPr>
+              <w:t>复选框</w:t>
+            </w:r>
+          </w:p>
+        </w:tc>
+        <w:tc>
+          <w:tcPr>
+            <w:tcW w:type="dxa" w:w="3213"/>
+          </w:tcPr>
+          <w:p>
+            <w:r/>
+            <w:r>
+              <w:rPr>
+                <w:rFonts w:ascii="微软雅黑" w:hAnsi="微软雅黑" w:eastAsia="微软雅黑"/>
+                <w:sz w:val="19"/>
+              </w:rPr>
+              <w:t>每行一个复选框，支持多选；表头复选框可全选当前页</w:t>
+            </w:r>
+          </w:p>
+        </w:tc>
+        <w:tc>
+          <w:tcPr>
+            <w:tcW w:type="dxa" w:w="3213"/>
+          </w:tcPr>
+          <w:p>
+            <w:r/>
+            <w:r>
+              <w:rPr>
+                <w:rFonts w:ascii="微软雅黑" w:hAnsi="微软雅黑" w:eastAsia="微软雅黑"/>
+                <w:sz w:val="19"/>
+              </w:rPr>
+              <w:t>仅用于批量赠送等批量操作</w:t>
+            </w:r>
+          </w:p>
+        </w:tc>
+      </w:tr>
+      <w:tr>
+        <w:tc>
+          <w:tcPr>
+            <w:tcW w:type="dxa" w:w="3213"/>
+          </w:tcPr>
+          <w:p>
+            <w:r/>
+            <w:r>
+              <w:rPr>
+                <w:rFonts w:ascii="微软雅黑" w:hAnsi="微软雅黑" w:eastAsia="微软雅黑"/>
+                <w:sz w:val="19"/>
+              </w:rPr>
+              <w:t>客户信息</w:t>
+            </w:r>
+          </w:p>
+        </w:tc>
+        <w:tc>
+          <w:tcPr>
+            <w:tcW w:type="dxa" w:w="3213"/>
+          </w:tcPr>
+          <w:p>
+            <w:r/>
+            <w:r>
+              <w:rPr>
+                <w:rFonts w:ascii="微软雅黑" w:hAnsi="微软雅黑" w:eastAsia="微软雅黑"/>
+                <w:sz w:val="19"/>
+              </w:rPr>
+              <w:t>用户头像 + 昵称 + 手机号；昵称为空时显示「—」</w:t>
+            </w:r>
+          </w:p>
+        </w:tc>
+        <w:tc>
+          <w:tcPr>
+            <w:tcW w:type="dxa" w:w="3213"/>
+          </w:tcPr>
+          <w:p>
+            <w:r/>
+            <w:r>
+              <w:rPr>
+                <w:rFonts w:ascii="微软雅黑" w:hAnsi="微软雅黑" w:eastAsia="微软雅黑"/>
+                <w:sz w:val="19"/>
+              </w:rPr>
+              <w:t>取《用户表》avatar/nick/phone</w:t>
+            </w:r>
+          </w:p>
+        </w:tc>
+      </w:tr>
+      <w:tr>
+        <w:tc>
+          <w:tcPr>
+            <w:tcW w:type="dxa" w:w="3213"/>
+          </w:tcPr>
+          <w:p>
+            <w:r/>
+            <w:r>
+              <w:rPr>
+                <w:rFonts w:ascii="微软雅黑" w:hAnsi="微软雅黑" w:eastAsia="微软雅黑"/>
+                <w:sz w:val="19"/>
+              </w:rPr>
+              <w:t>用户ID</w:t>
+            </w:r>
+          </w:p>
+        </w:tc>
+        <w:tc>
+          <w:tcPr>
+            <w:tcW w:type="dxa" w:w="3213"/>
+          </w:tcPr>
+          <w:p>
+            <w:r/>
+            <w:r>
+              <w:rPr>
+                <w:rFonts w:ascii="微软雅黑" w:hAnsi="微软雅黑" w:eastAsia="微软雅黑"/>
+                <w:sz w:val="19"/>
+              </w:rPr>
+              <w:t>平台用户唯一标识</w:t>
+            </w:r>
+          </w:p>
+        </w:tc>
+        <w:tc>
+          <w:tcPr>
+            <w:tcW w:type="dxa" w:w="3213"/>
+          </w:tcPr>
+          <w:p>
+            <w:r/>
+            <w:r>
+              <w:rPr>
+                <w:rFonts w:ascii="微软雅黑" w:hAnsi="微软雅黑" w:eastAsia="微软雅黑"/>
+                <w:sz w:val="19"/>
+              </w:rPr>
+              <w:t>取《用户表》user_id</w:t>
+            </w:r>
+          </w:p>
+        </w:tc>
+      </w:tr>
+      <w:tr>
+        <w:tc>
+          <w:tcPr>
+            <w:tcW w:type="dxa" w:w="3213"/>
+          </w:tcPr>
+          <w:p>
+            <w:r/>
+            <w:r>
+              <w:rPr>
+                <w:rFonts w:ascii="微软雅黑" w:hAnsi="微软雅黑" w:eastAsia="微软雅黑"/>
+                <w:sz w:val="19"/>
+              </w:rPr>
+              <w:t>会员等级</w:t>
+            </w:r>
+          </w:p>
+        </w:tc>
+        <w:tc>
+          <w:tcPr>
+            <w:tcW w:type="dxa" w:w="3213"/>
+          </w:tcPr>
+          <w:p>
+            <w:r/>
+            <w:r>
+              <w:rPr>
+                <w:rFonts w:ascii="微软雅黑" w:hAnsi="微软雅黑" w:eastAsia="微软雅黑"/>
+                <w:sz w:val="19"/>
+              </w:rPr>
+              <w:t>当前会员等级，如「免费会员(VIP1)」</w:t>
+            </w:r>
+          </w:p>
+        </w:tc>
+        <w:tc>
+          <w:tcPr>
+            <w:tcW w:type="dxa" w:w="3213"/>
+          </w:tcPr>
+          <w:p>
+            <w:r/>
+            <w:r>
+              <w:rPr>
+                <w:rFonts w:ascii="微软雅黑" w:hAnsi="微软雅黑" w:eastAsia="微软雅黑"/>
+                <w:sz w:val="19"/>
+              </w:rPr>
+              <w:t>取《会员等级表》level_name</w:t>
+            </w:r>
+          </w:p>
+        </w:tc>
+      </w:tr>
+      <w:tr>
+        <w:tc>
+          <w:tcPr>
+            <w:tcW w:type="dxa" w:w="3213"/>
+          </w:tcPr>
+          <w:p>
+            <w:r/>
+            <w:r>
+              <w:rPr>
+                <w:rFonts w:ascii="微软雅黑" w:hAnsi="微软雅黑" w:eastAsia="微软雅黑"/>
+                <w:sz w:val="19"/>
+              </w:rPr>
+              <w:t>储值余额(元)</w:t>
+            </w:r>
+          </w:p>
+        </w:tc>
+        <w:tc>
+          <w:tcPr>
+            <w:tcW w:type="dxa" w:w="3213"/>
+          </w:tcPr>
+          <w:p>
+            <w:r/>
+            <w:r>
+              <w:rPr>
+                <w:rFonts w:ascii="微软雅黑" w:hAnsi="微软雅黑" w:eastAsia="微软雅黑"/>
+                <w:sz w:val="19"/>
+              </w:rPr>
+              <w:t>用户当前储值账户余额</w:t>
+            </w:r>
+          </w:p>
+        </w:tc>
+        <w:tc>
+          <w:tcPr>
+            <w:tcW w:type="dxa" w:w="3213"/>
+          </w:tcPr>
+          <w:p>
+            <w:r/>
+            <w:r>
+              <w:rPr>
+                <w:rFonts w:ascii="微软雅黑" w:hAnsi="微软雅黑" w:eastAsia="微软雅黑"/>
+                <w:sz w:val="19"/>
+              </w:rPr>
+              <w:t>取《用户资产表》stored_value_balance</w:t>
+            </w:r>
+          </w:p>
+        </w:tc>
+      </w:tr>
+      <w:tr>
+        <w:tc>
+          <w:tcPr>
+            <w:tcW w:type="dxa" w:w="3213"/>
+          </w:tcPr>
+          <w:p>
+            <w:r/>
+            <w:r>
+              <w:rPr>
+                <w:rFonts w:ascii="微软雅黑" w:hAnsi="微软雅黑" w:eastAsia="微软雅黑"/>
+                <w:sz w:val="19"/>
+              </w:rPr>
+              <w:t>累计消费(元)</w:t>
+            </w:r>
+          </w:p>
+        </w:tc>
+        <w:tc>
+          <w:tcPr>
+            <w:tcW w:type="dxa" w:w="3213"/>
+          </w:tcPr>
+          <w:p>
+            <w:r/>
+            <w:r>
+              <w:rPr>
+                <w:rFonts w:ascii="微软雅黑" w:hAnsi="微软雅黑" w:eastAsia="微软雅黑"/>
+                <w:sz w:val="19"/>
+              </w:rPr>
+              <w:t>用户历史累计消费金额</w:t>
+            </w:r>
+          </w:p>
+        </w:tc>
+        <w:tc>
+          <w:tcPr>
+            <w:tcW w:type="dxa" w:w="3213"/>
+          </w:tcPr>
+          <w:p>
+            <w:r/>
+            <w:r>
+              <w:rPr>
+                <w:rFonts w:ascii="微软雅黑" w:hAnsi="微软雅黑" w:eastAsia="微软雅黑"/>
+                <w:sz w:val="19"/>
+              </w:rPr>
+              <w:t>取《用户资产表》total_consume_amount</w:t>
+            </w:r>
+          </w:p>
+        </w:tc>
+      </w:tr>
+      <w:tr>
+        <w:tc>
+          <w:tcPr>
+            <w:tcW w:type="dxa" w:w="3213"/>
+          </w:tcPr>
+          <w:p>
+            <w:r/>
+            <w:r>
+              <w:rPr>
+                <w:rFonts w:ascii="微软雅黑" w:hAnsi="微软雅黑" w:eastAsia="微软雅黑"/>
+                <w:sz w:val="19"/>
+              </w:rPr>
+              <w:t>最近消费时间</w:t>
+            </w:r>
+          </w:p>
+        </w:tc>
+        <w:tc>
+          <w:tcPr>
+            <w:tcW w:type="dxa" w:w="3213"/>
+          </w:tcPr>
+          <w:p>
+            <w:r/>
+            <w:r>
+              <w:rPr>
+                <w:rFonts w:ascii="微软雅黑" w:hAnsi="微软雅黑" w:eastAsia="微软雅黑"/>
+                <w:sz w:val="19"/>
+              </w:rPr>
+              <w:t>最近一次订单支付成功时间；无消费记录显示「—」</w:t>
+            </w:r>
+          </w:p>
+        </w:tc>
+        <w:tc>
+          <w:tcPr>
+            <w:tcW w:type="dxa" w:w="3213"/>
+          </w:tcPr>
+          <w:p>
+            <w:r/>
+            <w:r>
+              <w:rPr>
+                <w:rFonts w:ascii="微软雅黑" w:hAnsi="微软雅黑" w:eastAsia="微软雅黑"/>
+                <w:sz w:val="19"/>
+              </w:rPr>
+              <w:t>取《订单表》最新 pay_time</w:t>
+            </w:r>
+          </w:p>
+        </w:tc>
+      </w:tr>
+      <w:tr>
+        <w:tc>
+          <w:tcPr>
+            <w:tcW w:type="dxa" w:w="3213"/>
+          </w:tcPr>
+          <w:p>
+            <w:r/>
+            <w:r>
+              <w:rPr>
+                <w:rFonts w:ascii="微软雅黑" w:hAnsi="微软雅黑" w:eastAsia="微软雅黑"/>
+                <w:sz w:val="19"/>
+              </w:rPr>
+              <w:t>操作</w:t>
+            </w:r>
+          </w:p>
+        </w:tc>
+        <w:tc>
+          <w:tcPr>
+            <w:tcW w:type="dxa" w:w="3213"/>
+          </w:tcPr>
+          <w:p>
+            <w:r/>
+            <w:r>
+              <w:rPr>
+                <w:rFonts w:ascii="微软雅黑" w:hAnsi="微软雅黑" w:eastAsia="微软雅黑"/>
+                <w:sz w:val="19"/>
+              </w:rPr>
+              <w:t>验证码 / 查看 / 更多</w:t>
+            </w:r>
+          </w:p>
+        </w:tc>
+        <w:tc>
+          <w:tcPr>
+            <w:tcW w:type="dxa" w:w="3213"/>
+          </w:tcPr>
+          <w:p>
+            <w:r/>
+            <w:r>
+              <w:rPr>
+                <w:rFonts w:ascii="微软雅黑" w:hAnsi="微软雅黑" w:eastAsia="微软雅黑"/>
+                <w:sz w:val="19"/>
+              </w:rPr>
+              <w:t>沿用会员中心现有操作，本期不变</w:t>
+            </w:r>
+          </w:p>
+        </w:tc>
+      </w:tr>
+    </w:tbl>
+    <w:p>
+      <w:pPr>
+        <w:pStyle w:val="Heading5"/>
+      </w:pPr>
+      <w:r>
+        <w:rPr>
+          <w:rFonts w:ascii="微软雅黑" w:hAnsi="微软雅黑" w:eastAsia="微软雅黑"/>
+          <w:sz w:val="20"/>
+        </w:rPr>
+        <w:t>4.2.1.3 功能按钮（操作列与批量操作）</w:t>
+      </w:r>
+    </w:p>
+    <w:tbl>
+      <w:tblPr>
+        <w:tblStyle w:val="TableGrid"/>
+        <w:tblW w:type="auto" w:w="0"/>
+        <w:jc w:val="center"/>
+        <w:tblLook w:firstColumn="1" w:firstRow="1" w:lastColumn="0" w:lastRow="0" w:noHBand="0" w:noVBand="1" w:val="04A0"/>
+      </w:tblPr>
+      <w:tblGrid>
+        <w:gridCol w:w="2409"/>
+        <w:gridCol w:w="2409"/>
+        <w:gridCol w:w="2409"/>
+        <w:gridCol w:w="2409"/>
+      </w:tblGrid>
+      <w:tr>
+        <w:tc>
+          <w:tcPr>
+            <w:tcW w:type="dxa" w:w="2409"/>
+          </w:tcPr>
+          <w:p>
+            <w:r/>
+            <w:r>
+              <w:rPr>
+                <w:rFonts w:ascii="微软雅黑" w:hAnsi="微软雅黑" w:eastAsia="微软雅黑"/>
+                <w:b/>
+                <w:sz w:val="19"/>
+                <w:shd w:val="clear" w:color="auto" w:fill="F2F2F2"/>
+              </w:rPr>
+              <w:t>按钮</w:t>
+            </w:r>
+          </w:p>
+        </w:tc>
+        <w:tc>
+          <w:tcPr>
+            <w:tcW w:type="dxa" w:w="2409"/>
+          </w:tcPr>
+          <w:p>
+            <w:r/>
+            <w:r>
+              <w:rPr>
+                <w:rFonts w:ascii="微软雅黑" w:hAnsi="微软雅黑" w:eastAsia="微软雅黑"/>
+                <w:b/>
+                <w:sz w:val="19"/>
+                <w:shd w:val="clear" w:color="auto" w:fill="F2F2F2"/>
+              </w:rPr>
+              <w:t>显示条件</w:t>
+            </w:r>
+          </w:p>
+        </w:tc>
+        <w:tc>
+          <w:tcPr>
+            <w:tcW w:type="dxa" w:w="2409"/>
+          </w:tcPr>
+          <w:p>
+            <w:r/>
+            <w:r>
+              <w:rPr>
+                <w:rFonts w:ascii="微软雅黑" w:hAnsi="微软雅黑" w:eastAsia="微软雅黑"/>
+                <w:b/>
+                <w:sz w:val="19"/>
+                <w:shd w:val="clear" w:color="auto" w:fill="F2F2F2"/>
+              </w:rPr>
+              <w:t>功能说明</w:t>
+            </w:r>
+          </w:p>
+        </w:tc>
+        <w:tc>
+          <w:tcPr>
+            <w:tcW w:type="dxa" w:w="2409"/>
+          </w:tcPr>
+          <w:p>
+            <w:r/>
+            <w:r>
+              <w:rPr>
+                <w:rFonts w:ascii="微软雅黑" w:hAnsi="微软雅黑" w:eastAsia="微软雅黑"/>
+                <w:b/>
+                <w:sz w:val="19"/>
+                <w:shd w:val="clear" w:color="auto" w:fill="F2F2F2"/>
+              </w:rPr>
+              <w:t>权限</w:t>
+            </w:r>
+          </w:p>
+        </w:tc>
+      </w:tr>
+      <w:tr>
+        <w:tc>
+          <w:tcPr>
+            <w:tcW w:type="dxa" w:w="2409"/>
+          </w:tcPr>
+          <w:p>
+            <w:r/>
+            <w:r>
+              <w:rPr>
+                <w:rFonts w:ascii="微软雅黑" w:hAnsi="微软雅黑" w:eastAsia="微软雅黑"/>
+                <w:sz w:val="19"/>
+              </w:rPr>
+              <w:t>批量赠送</w:t>
+            </w:r>
+          </w:p>
+        </w:tc>
+        <w:tc>
+          <w:tcPr>
+            <w:tcW w:type="dxa" w:w="2409"/>
+          </w:tcPr>
+          <w:p>
+            <w:r/>
+            <w:r>
+              <w:rPr>
+                <w:rFonts w:ascii="微软雅黑" w:hAnsi="微软雅黑" w:eastAsia="微软雅黑"/>
+                <w:sz w:val="19"/>
+              </w:rPr>
+              <w:t>列表左上方常驻；未勾选用户时禁用，勾选后高亮可用</w:t>
+            </w:r>
+          </w:p>
+        </w:tc>
+        <w:tc>
+          <w:tcPr>
+            <w:tcW w:type="dxa" w:w="2409"/>
+          </w:tcPr>
+          <w:p>
+            <w:r/>
+            <w:r>
+              <w:rPr>
+                <w:rFonts w:ascii="微软雅黑" w:hAnsi="微软雅黑" w:eastAsia="微软雅黑"/>
+                <w:sz w:val="19"/>
+              </w:rPr>
+              <w:t>打开「批量赠送优惠券」弹窗，进入选券流程</w:t>
+            </w:r>
+          </w:p>
+        </w:tc>
+        <w:tc>
+          <w:tcPr>
+            <w:tcW w:type="dxa" w:w="2409"/>
+          </w:tcPr>
+          <w:p>
+            <w:r/>
+            <w:r>
+              <w:rPr>
+                <w:rFonts w:ascii="微软雅黑" w:hAnsi="微软雅黑" w:eastAsia="微软雅黑"/>
+                <w:sz w:val="19"/>
+              </w:rPr>
+              <w:t>会员运营</w:t>
+            </w:r>
+          </w:p>
+        </w:tc>
+      </w:tr>
+      <w:tr>
+        <w:tc>
+          <w:tcPr>
+            <w:tcW w:type="dxa" w:w="2409"/>
+          </w:tcPr>
+          <w:p>
+            <w:r/>
+            <w:r>
+              <w:rPr>
+                <w:rFonts w:ascii="微软雅黑" w:hAnsi="微软雅黑" w:eastAsia="微软雅黑"/>
+                <w:sz w:val="19"/>
+              </w:rPr>
+              <w:t>设置标签</w:t>
+            </w:r>
+          </w:p>
+        </w:tc>
+        <w:tc>
+          <w:tcPr>
+            <w:tcW w:type="dxa" w:w="2409"/>
+          </w:tcPr>
+          <w:p>
+            <w:r/>
+            <w:r>
+              <w:rPr>
+                <w:rFonts w:ascii="微软雅黑" w:hAnsi="微软雅黑" w:eastAsia="微软雅黑"/>
+                <w:sz w:val="19"/>
+              </w:rPr>
+              <w:t>列表左上方常驻</w:t>
+            </w:r>
+          </w:p>
+        </w:tc>
+        <w:tc>
+          <w:tcPr>
+            <w:tcW w:type="dxa" w:w="2409"/>
+          </w:tcPr>
+          <w:p>
+            <w:r/>
+            <w:r>
+              <w:rPr>
+                <w:rFonts w:ascii="微软雅黑" w:hAnsi="微软雅黑" w:eastAsia="微软雅黑"/>
+                <w:sz w:val="19"/>
+              </w:rPr>
+              <w:t>对勾选用户批量设置会员标签（沿用现有）</w:t>
+            </w:r>
+          </w:p>
+        </w:tc>
+        <w:tc>
+          <w:tcPr>
+            <w:tcW w:type="dxa" w:w="2409"/>
+          </w:tcPr>
+          <w:p>
+            <w:r/>
+            <w:r>
+              <w:rPr>
+                <w:rFonts w:ascii="微软雅黑" w:hAnsi="微软雅黑" w:eastAsia="微软雅黑"/>
+                <w:sz w:val="19"/>
+              </w:rPr>
+              <w:t>会员运营</w:t>
+            </w:r>
+          </w:p>
+        </w:tc>
+      </w:tr>
+      <w:tr>
+        <w:tc>
+          <w:tcPr>
+            <w:tcW w:type="dxa" w:w="2409"/>
+          </w:tcPr>
+          <w:p>
+            <w:r/>
+            <w:r>
+              <w:rPr>
+                <w:rFonts w:ascii="微软雅黑" w:hAnsi="微软雅黑" w:eastAsia="微软雅黑"/>
+                <w:sz w:val="19"/>
+              </w:rPr>
+              <w:t>加入黑名单</w:t>
+            </w:r>
+          </w:p>
+        </w:tc>
+        <w:tc>
+          <w:tcPr>
+            <w:tcW w:type="dxa" w:w="2409"/>
+          </w:tcPr>
+          <w:p>
+            <w:r/>
+            <w:r>
+              <w:rPr>
+                <w:rFonts w:ascii="微软雅黑" w:hAnsi="微软雅黑" w:eastAsia="微软雅黑"/>
+                <w:sz w:val="19"/>
+              </w:rPr>
+              <w:t>列表左上方常驻</w:t>
+            </w:r>
+          </w:p>
+        </w:tc>
+        <w:tc>
+          <w:tcPr>
+            <w:tcW w:type="dxa" w:w="2409"/>
+          </w:tcPr>
+          <w:p>
+            <w:r/>
+            <w:r>
+              <w:rPr>
+                <w:rFonts w:ascii="微软雅黑" w:hAnsi="微软雅黑" w:eastAsia="微软雅黑"/>
+                <w:sz w:val="19"/>
+              </w:rPr>
+              <w:t>对勾选用户批量加入黑名单（沿用现有）</w:t>
+            </w:r>
+          </w:p>
+        </w:tc>
+        <w:tc>
+          <w:tcPr>
+            <w:tcW w:type="dxa" w:w="2409"/>
+          </w:tcPr>
+          <w:p>
+            <w:r/>
+            <w:r>
+              <w:rPr>
+                <w:rFonts w:ascii="微软雅黑" w:hAnsi="微软雅黑" w:eastAsia="微软雅黑"/>
+                <w:sz w:val="19"/>
+              </w:rPr>
+              <w:t>会员运营</w:t>
+            </w:r>
+          </w:p>
+        </w:tc>
+      </w:tr>
+      <w:tr>
+        <w:tc>
+          <w:tcPr>
+            <w:tcW w:type="dxa" w:w="2409"/>
+          </w:tcPr>
+          <w:p>
+            <w:r/>
+            <w:r>
+              <w:rPr>
+                <w:rFonts w:ascii="微软雅黑" w:hAnsi="微软雅黑" w:eastAsia="微软雅黑"/>
+                <w:sz w:val="19"/>
+              </w:rPr>
+              <w:t>导入 / 导出</w:t>
+            </w:r>
+          </w:p>
+        </w:tc>
+        <w:tc>
+          <w:tcPr>
+            <w:tcW w:type="dxa" w:w="2409"/>
+          </w:tcPr>
+          <w:p>
+            <w:r/>
+            <w:r>
+              <w:rPr>
+                <w:rFonts w:ascii="微软雅黑" w:hAnsi="微软雅黑" w:eastAsia="微软雅黑"/>
+                <w:sz w:val="19"/>
+              </w:rPr>
+              <w:t>列表右上方常驻</w:t>
+            </w:r>
+          </w:p>
+        </w:tc>
+        <w:tc>
+          <w:tcPr>
+            <w:tcW w:type="dxa" w:w="2409"/>
+          </w:tcPr>
+          <w:p>
+            <w:r/>
+            <w:r>
+              <w:rPr>
+                <w:rFonts w:ascii="微软雅黑" w:hAnsi="微软雅黑" w:eastAsia="微软雅黑"/>
+                <w:sz w:val="19"/>
+              </w:rPr>
+              <w:t>会员数据导入导出（沿用现有）</w:t>
+            </w:r>
+          </w:p>
+        </w:tc>
+        <w:tc>
+          <w:tcPr>
+            <w:tcW w:type="dxa" w:w="2409"/>
+          </w:tcPr>
+          <w:p>
+            <w:r/>
+            <w:r>
+              <w:rPr>
+                <w:rFonts w:ascii="微软雅黑" w:hAnsi="微软雅黑" w:eastAsia="微软雅黑"/>
+                <w:sz w:val="19"/>
+              </w:rPr>
+              <w:t>会员运营</w:t>
+            </w:r>
+          </w:p>
+        </w:tc>
+      </w:tr>
+      <w:tr>
+        <w:tc>
+          <w:tcPr>
+            <w:tcW w:type="dxa" w:w="2409"/>
+          </w:tcPr>
+          <w:p>
+            <w:r/>
+            <w:r>
+              <w:rPr>
+                <w:rFonts w:ascii="微软雅黑" w:hAnsi="微软雅黑" w:eastAsia="微软雅黑"/>
+                <w:sz w:val="19"/>
+              </w:rPr>
+              <w:t>验证码</w:t>
+            </w:r>
+          </w:p>
+        </w:tc>
+        <w:tc>
+          <w:tcPr>
+            <w:tcW w:type="dxa" w:w="2409"/>
+          </w:tcPr>
+          <w:p>
+            <w:r/>
+            <w:r>
+              <w:rPr>
+                <w:rFonts w:ascii="微软雅黑" w:hAnsi="微软雅黑" w:eastAsia="微软雅黑"/>
+                <w:sz w:val="19"/>
+              </w:rPr>
+              <w:t>操作列</w:t>
+            </w:r>
+          </w:p>
+        </w:tc>
+        <w:tc>
+          <w:tcPr>
+            <w:tcW w:type="dxa" w:w="2409"/>
+          </w:tcPr>
+          <w:p>
+            <w:r/>
+            <w:r>
+              <w:rPr>
+                <w:rFonts w:ascii="微软雅黑" w:hAnsi="微软雅黑" w:eastAsia="微软雅黑"/>
+                <w:sz w:val="19"/>
+              </w:rPr>
+              <w:t>向该用户发送短信验证码（沿用现有）</w:t>
+            </w:r>
+          </w:p>
+        </w:tc>
+        <w:tc>
+          <w:tcPr>
+            <w:tcW w:type="dxa" w:w="2409"/>
+          </w:tcPr>
+          <w:p>
+            <w:r/>
+            <w:r>
+              <w:rPr>
+                <w:rFonts w:ascii="微软雅黑" w:hAnsi="微软雅黑" w:eastAsia="微软雅黑"/>
+                <w:sz w:val="19"/>
+              </w:rPr>
+              <w:t>会员运营</w:t>
+            </w:r>
+          </w:p>
+        </w:tc>
+      </w:tr>
+      <w:tr>
+        <w:tc>
+          <w:tcPr>
+            <w:tcW w:type="dxa" w:w="2409"/>
+          </w:tcPr>
+          <w:p>
+            <w:r/>
+            <w:r>
+              <w:rPr>
+                <w:rFonts w:ascii="微软雅黑" w:hAnsi="微软雅黑" w:eastAsia="微软雅黑"/>
+                <w:sz w:val="19"/>
+              </w:rPr>
+              <w:t>查看</w:t>
+            </w:r>
+          </w:p>
+        </w:tc>
+        <w:tc>
+          <w:tcPr>
+            <w:tcW w:type="dxa" w:w="2409"/>
+          </w:tcPr>
+          <w:p>
+            <w:r/>
+            <w:r>
+              <w:rPr>
+                <w:rFonts w:ascii="微软雅黑" w:hAnsi="微软雅黑" w:eastAsia="微软雅黑"/>
+                <w:sz w:val="19"/>
+              </w:rPr>
+              <w:t>操作列</w:t>
+            </w:r>
+          </w:p>
+        </w:tc>
+        <w:tc>
+          <w:tcPr>
+            <w:tcW w:type="dxa" w:w="2409"/>
+          </w:tcPr>
+          <w:p>
+            <w:r/>
+            <w:r>
+              <w:rPr>
+                <w:rFonts w:ascii="微软雅黑" w:hAnsi="微软雅黑" w:eastAsia="微软雅黑"/>
+                <w:sz w:val="19"/>
+              </w:rPr>
+              <w:t>进入用户详情页（沿用现有）</w:t>
+            </w:r>
+          </w:p>
+        </w:tc>
+        <w:tc>
+          <w:tcPr>
+            <w:tcW w:type="dxa" w:w="2409"/>
+          </w:tcPr>
+          <w:p>
+            <w:r/>
+            <w:r>
+              <w:rPr>
+                <w:rFonts w:ascii="微软雅黑" w:hAnsi="微软雅黑" w:eastAsia="微软雅黑"/>
+                <w:sz w:val="19"/>
+              </w:rPr>
+              <w:t>会员运营</w:t>
+            </w:r>
+          </w:p>
+        </w:tc>
+      </w:tr>
+      <w:tr>
+        <w:tc>
+          <w:tcPr>
+            <w:tcW w:type="dxa" w:w="2409"/>
+          </w:tcPr>
+          <w:p>
+            <w:r/>
+            <w:r>
+              <w:rPr>
+                <w:rFonts w:ascii="微软雅黑" w:hAnsi="微软雅黑" w:eastAsia="微软雅黑"/>
+                <w:sz w:val="19"/>
+              </w:rPr>
+              <w:t>更多</w:t>
+            </w:r>
+          </w:p>
+        </w:tc>
+        <w:tc>
+          <w:tcPr>
+            <w:tcW w:type="dxa" w:w="2409"/>
+          </w:tcPr>
+          <w:p>
+            <w:r/>
+            <w:r>
+              <w:rPr>
+                <w:rFonts w:ascii="微软雅黑" w:hAnsi="微软雅黑" w:eastAsia="微软雅黑"/>
+                <w:sz w:val="19"/>
+              </w:rPr>
+              <w:t>操作列</w:t>
+            </w:r>
+          </w:p>
+        </w:tc>
+        <w:tc>
+          <w:tcPr>
+            <w:tcW w:type="dxa" w:w="2409"/>
+          </w:tcPr>
+          <w:p>
+            <w:r/>
+            <w:r>
+              <w:rPr>
+                <w:rFonts w:ascii="微软雅黑" w:hAnsi="微软雅黑" w:eastAsia="微软雅黑"/>
+                <w:sz w:val="19"/>
+              </w:rPr>
+              <w:t>更多单用户操作（沿用现有）</w:t>
+            </w:r>
+          </w:p>
+        </w:tc>
+        <w:tc>
+          <w:tcPr>
+            <w:tcW w:type="dxa" w:w="2409"/>
+          </w:tcPr>
+          <w:p>
+            <w:r/>
+            <w:r>
+              <w:rPr>
+                <w:rFonts w:ascii="微软雅黑" w:hAnsi="微软雅黑" w:eastAsia="微软雅黑"/>
+                <w:sz w:val="19"/>
+              </w:rPr>
+              <w:t>会员运营</w:t>
+            </w:r>
+          </w:p>
+        </w:tc>
+      </w:tr>
+    </w:tbl>
+    <w:p>
+      <w:pPr>
+        <w:pStyle w:val="Heading5"/>
+      </w:pPr>
+      <w:r>
+        <w:rPr>
+          <w:rFonts w:ascii="微软雅黑" w:hAnsi="微软雅黑" w:eastAsia="微软雅黑"/>
+          <w:sz w:val="20"/>
+        </w:rPr>
+        <w:t>4.2.1.4 详细逻辑规则</w:t>
+      </w:r>
+    </w:p>
+    <w:p>
+      <w:r>
+        <w:rPr>
+          <w:rFonts w:ascii="微软雅黑" w:hAnsi="微软雅黑" w:eastAsia="微软雅黑"/>
+          <w:b/>
+          <w:sz w:val="21"/>
+        </w:rPr>
+        <w:t>界面与展示规则</w:t>
+      </w:r>
+      <w:r>
+        <w:rPr>
+          <w:rFonts w:ascii="微软雅黑" w:hAnsi="微软雅黑" w:eastAsia="微软雅黑"/>
+          <w:sz w:val="21"/>
+        </w:rPr>
+        <w:t>：</w:t>
+      </w:r>
+    </w:p>
+    <w:p>
+      <w:pPr>
+        <w:pStyle w:val="ListBullet"/>
+      </w:pPr>
+      <w:r>
+        <w:rPr>
+          <w:rFonts w:ascii="微软雅黑" w:hAnsi="微软雅黑" w:eastAsia="微软雅黑"/>
+          <w:sz w:val="21"/>
+        </w:rPr>
+        <w:t>列表默认按最近消费时间倒序排列；分页支持 20/50/100，默认 20。</w:t>
+      </w:r>
+    </w:p>
+    <w:p>
+      <w:pPr>
+        <w:pStyle w:val="ListBullet"/>
+      </w:pPr>
+      <w:r>
+        <w:rPr>
+          <w:rFonts w:ascii="微软雅黑" w:hAnsi="微软雅黑" w:eastAsia="微软雅黑"/>
+          <w:sz w:val="21"/>
+        </w:rPr>
+        <w:t>表头全选框仅选中当前页可见行；切换分页后保留已勾选状态。</w:t>
+      </w:r>
+    </w:p>
+    <w:p>
+      <w:pPr>
+        <w:pStyle w:val="ListBullet"/>
+      </w:pPr>
+      <w:r>
+        <w:rPr>
+          <w:rFonts w:ascii="微软雅黑" w:hAnsi="微软雅黑" w:eastAsia="微软雅黑"/>
+          <w:sz w:val="21"/>
+        </w:rPr>
+        <w:t>「批量赠送」按钮文案随已选人数变化：未勾选时显示「批量赠送」；勾选后显示「批量赠送 (N)」。</w:t>
+      </w:r>
+    </w:p>
+    <w:p>
+      <w:pPr>
+        <w:pStyle w:val="ListBullet"/>
+      </w:pPr>
+      <w:r>
+        <w:rPr>
+          <w:rFonts w:ascii="微软雅黑" w:hAnsi="微软雅黑" w:eastAsia="微软雅黑"/>
+          <w:sz w:val="21"/>
+        </w:rPr>
+        <w:t>未勾选用户时点击「设置标签」「加入黑名单」等批量按钮 → toast 提示「请先勾选用户」。</w:t>
+      </w:r>
+    </w:p>
+    <w:p>
+      <w:r>
+        <w:rPr>
+          <w:rFonts w:ascii="微软雅黑" w:hAnsi="微软雅黑" w:eastAsia="微软雅黑"/>
+          <w:b/>
+          <w:sz w:val="21"/>
+        </w:rPr>
+        <w:t>业务逻辑与边界条件</w:t>
+      </w:r>
+      <w:r>
+        <w:rPr>
+          <w:rFonts w:ascii="微软雅黑" w:hAnsi="微软雅黑" w:eastAsia="微软雅黑"/>
+          <w:sz w:val="21"/>
+        </w:rPr>
+        <w:t>：</w:t>
+      </w:r>
+    </w:p>
+    <w:p>
+      <w:pPr>
+        <w:pStyle w:val="ListBullet"/>
+      </w:pPr>
+      <w:r>
+        <w:rPr>
+          <w:rFonts w:ascii="微软雅黑" w:hAnsi="微软雅黑" w:eastAsia="微软雅黑"/>
+          <w:sz w:val="21"/>
+        </w:rPr>
+        <w:t>未登录拦截：平台端后台需登录且具备「会员运营」权限，无权限→403 提示"无权访问此模块"。</w:t>
+      </w:r>
+    </w:p>
+    <w:p>
+      <w:pPr>
+        <w:pStyle w:val="ListBullet"/>
+      </w:pPr>
+      <w:r>
+        <w:rPr>
+          <w:rFonts w:ascii="微软雅黑" w:hAnsi="微软雅黑" w:eastAsia="微软雅黑"/>
+          <w:sz w:val="21"/>
+        </w:rPr>
+        <w:t>数据隔离：列表仅展示本业务域可见用户，跨业务域用户不可见。</w:t>
+      </w:r>
+    </w:p>
+    <w:p>
+      <w:pPr>
+        <w:pStyle w:val="ListBullet"/>
+      </w:pPr>
+      <w:r>
+        <w:rPr>
+          <w:rFonts w:ascii="微软雅黑" w:hAnsi="微软雅黑" w:eastAsia="微软雅黑"/>
+          <w:sz w:val="21"/>
+        </w:rPr>
+        <w:t>防刷控制：批量操作按钮点击后进入 loading 态，接口返回前不可重复点击。</w:t>
+      </w:r>
+    </w:p>
+    <w:p>
+      <w:pPr>
         <w:pStyle w:val="Heading4"/>
       </w:pPr>
       <w:r>
@@ -15724,7 +17004,7 @@
           <w:rFonts w:ascii="微软雅黑" w:hAnsi="微软雅黑" w:eastAsia="微软雅黑"/>
           <w:sz w:val="20"/>
         </w:rPr>
-        <w:t>4.3.2 获券弹窗（系统发券触达）</w:t>
+        <w:t xml:space="preserve">4.2.2 M2 批量赠送优惠券弹窗 </w:t>
       </w:r>
       <w:r>
         <w:rPr>
@@ -15733,6 +17013,23 @@
           <w:shd w:val="clear" w:color="auto" w:fill="E8F5E9"/>
         </w:rPr>
         <w:t>本期新增</w:t>
+      </w:r>
+    </w:p>
+    <w:p>
+      <w:r>
+        <w:rPr>
+          <w:rFonts w:ascii="微软雅黑" w:hAnsi="微软雅黑" w:eastAsia="微软雅黑"/>
+          <w:b/>
+          <w:sz w:val="21"/>
+        </w:rPr>
+        <w:t>触发方式</w:t>
+      </w:r>
+      <w:r>
+        <w:rPr>
+          <w:rFonts w:ascii="微软雅黑" w:hAnsi="微软雅黑" w:eastAsia="微软雅黑"/>
+          <w:sz w:val="21"/>
+        </w:rPr>
+        <w:t>：会员列表勾选 ≥1 位用户后，点击「批量赠送」按钮；弹窗标题为「选择要赠送的优惠券」。</w:t>
       </w:r>
     </w:p>
     <w:p>
@@ -15744,7 +17041,1303 @@
           <w:rFonts w:ascii="微软雅黑" w:hAnsi="微软雅黑" w:eastAsia="微软雅黑"/>
           <w:sz w:val="20"/>
         </w:rPr>
-        <w:t>4.3.2.1 原型与交互示意</w:t>
+        <w:t>4.2.2.1 弹窗字段表（字段名称 / 控件类型 / 需求说明 / 校验规则 / 备注）</w:t>
+      </w:r>
+    </w:p>
+    <w:tbl>
+      <w:tblPr>
+        <w:tblStyle w:val="TableGrid"/>
+        <w:tblW w:type="auto" w:w="0"/>
+        <w:jc w:val="center"/>
+        <w:tblLook w:firstColumn="1" w:firstRow="1" w:lastColumn="0" w:lastRow="0" w:noHBand="0" w:noVBand="1" w:val="04A0"/>
+      </w:tblPr>
+      <w:tblGrid>
+        <w:gridCol w:w="1928"/>
+        <w:gridCol w:w="1928"/>
+        <w:gridCol w:w="1928"/>
+        <w:gridCol w:w="1928"/>
+        <w:gridCol w:w="1928"/>
+      </w:tblGrid>
+      <w:tr>
+        <w:tc>
+          <w:tcPr>
+            <w:tcW w:type="dxa" w:w="1928"/>
+          </w:tcPr>
+          <w:p>
+            <w:r/>
+            <w:r>
+              <w:rPr>
+                <w:rFonts w:ascii="微软雅黑" w:hAnsi="微软雅黑" w:eastAsia="微软雅黑"/>
+                <w:b/>
+                <w:sz w:val="19"/>
+                <w:shd w:val="clear" w:color="auto" w:fill="F2F2F2"/>
+              </w:rPr>
+              <w:t>字段名称</w:t>
+            </w:r>
+          </w:p>
+        </w:tc>
+        <w:tc>
+          <w:tcPr>
+            <w:tcW w:type="dxa" w:w="1928"/>
+          </w:tcPr>
+          <w:p>
+            <w:r/>
+            <w:r>
+              <w:rPr>
+                <w:rFonts w:ascii="微软雅黑" w:hAnsi="微软雅黑" w:eastAsia="微软雅黑"/>
+                <w:b/>
+                <w:sz w:val="19"/>
+                <w:shd w:val="clear" w:color="auto" w:fill="F2F2F2"/>
+              </w:rPr>
+              <w:t>控件类型</w:t>
+            </w:r>
+          </w:p>
+        </w:tc>
+        <w:tc>
+          <w:tcPr>
+            <w:tcW w:type="dxa" w:w="1928"/>
+          </w:tcPr>
+          <w:p>
+            <w:r/>
+            <w:r>
+              <w:rPr>
+                <w:rFonts w:ascii="微软雅黑" w:hAnsi="微软雅黑" w:eastAsia="微软雅黑"/>
+                <w:b/>
+                <w:sz w:val="19"/>
+                <w:shd w:val="clear" w:color="auto" w:fill="F2F2F2"/>
+              </w:rPr>
+              <w:t>需求说明</w:t>
+            </w:r>
+          </w:p>
+        </w:tc>
+        <w:tc>
+          <w:tcPr>
+            <w:tcW w:type="dxa" w:w="1928"/>
+          </w:tcPr>
+          <w:p>
+            <w:r/>
+            <w:r>
+              <w:rPr>
+                <w:rFonts w:ascii="微软雅黑" w:hAnsi="微软雅黑" w:eastAsia="微软雅黑"/>
+                <w:b/>
+                <w:sz w:val="19"/>
+                <w:shd w:val="clear" w:color="auto" w:fill="F2F2F2"/>
+              </w:rPr>
+              <w:t>校验规则</w:t>
+            </w:r>
+          </w:p>
+        </w:tc>
+        <w:tc>
+          <w:tcPr>
+            <w:tcW w:type="dxa" w:w="1928"/>
+          </w:tcPr>
+          <w:p>
+            <w:r/>
+            <w:r>
+              <w:rPr>
+                <w:rFonts w:ascii="微软雅黑" w:hAnsi="微软雅黑" w:eastAsia="微软雅黑"/>
+                <w:b/>
+                <w:sz w:val="19"/>
+                <w:shd w:val="clear" w:color="auto" w:fill="F2F2F2"/>
+              </w:rPr>
+              <w:t>备注</w:t>
+            </w:r>
+          </w:p>
+        </w:tc>
+      </w:tr>
+      <w:tr>
+        <w:tc>
+          <w:tcPr>
+            <w:tcW w:type="dxa" w:w="1928"/>
+          </w:tcPr>
+          <w:p>
+            <w:r/>
+            <w:r>
+              <w:rPr>
+                <w:rFonts w:ascii="微软雅黑" w:hAnsi="微软雅黑" w:eastAsia="微软雅黑"/>
+                <w:sz w:val="19"/>
+              </w:rPr>
+              <w:t>已选用户提示</w:t>
+            </w:r>
+          </w:p>
+        </w:tc>
+        <w:tc>
+          <w:tcPr>
+            <w:tcW w:type="dxa" w:w="1928"/>
+          </w:tcPr>
+          <w:p>
+            <w:r/>
+            <w:r>
+              <w:rPr>
+                <w:rFonts w:ascii="微软雅黑" w:hAnsi="微软雅黑" w:eastAsia="微软雅黑"/>
+                <w:sz w:val="19"/>
+              </w:rPr>
+              <w:t>文本条</w:t>
+            </w:r>
+          </w:p>
+        </w:tc>
+        <w:tc>
+          <w:tcPr>
+            <w:tcW w:type="dxa" w:w="1928"/>
+          </w:tcPr>
+          <w:p>
+            <w:r/>
+            <w:r>
+              <w:rPr>
+                <w:rFonts w:ascii="微软雅黑" w:hAnsi="微软雅黑" w:eastAsia="微软雅黑"/>
+                <w:sz w:val="19"/>
+              </w:rPr>
+              <w:t>弹窗顶部展示「已选择 N 位用户，赠送后每人将获得 1 张所选优惠券」</w:t>
+            </w:r>
+          </w:p>
+        </w:tc>
+        <w:tc>
+          <w:tcPr>
+            <w:tcW w:type="dxa" w:w="1928"/>
+          </w:tcPr>
+          <w:p>
+            <w:r/>
+            <w:r>
+              <w:rPr>
+                <w:rFonts w:ascii="微软雅黑" w:hAnsi="微软雅黑" w:eastAsia="微软雅黑"/>
+                <w:sz w:val="19"/>
+              </w:rPr>
+              <w:t>只读，取列表已勾选用户数</w:t>
+            </w:r>
+          </w:p>
+        </w:tc>
+        <w:tc>
+          <w:tcPr>
+            <w:tcW w:type="dxa" w:w="1928"/>
+          </w:tcPr>
+          <w:p>
+            <w:r/>
+            <w:r>
+              <w:rPr>
+                <w:rFonts w:ascii="微软雅黑" w:hAnsi="微软雅黑" w:eastAsia="微软雅黑"/>
+                <w:sz w:val="19"/>
+              </w:rPr>
+              <w:t>帮助运营确认发放范围</w:t>
+            </w:r>
+          </w:p>
+        </w:tc>
+      </w:tr>
+      <w:tr>
+        <w:tc>
+          <w:tcPr>
+            <w:tcW w:type="dxa" w:w="1928"/>
+          </w:tcPr>
+          <w:p>
+            <w:r/>
+            <w:r>
+              <w:rPr>
+                <w:rFonts w:ascii="微软雅黑" w:hAnsi="微软雅黑" w:eastAsia="微软雅黑"/>
+                <w:sz w:val="19"/>
+              </w:rPr>
+              <w:t>优惠券搜索</w:t>
+            </w:r>
+          </w:p>
+        </w:tc>
+        <w:tc>
+          <w:tcPr>
+            <w:tcW w:type="dxa" w:w="1928"/>
+          </w:tcPr>
+          <w:p>
+            <w:r/>
+            <w:r>
+              <w:rPr>
+                <w:rFonts w:ascii="微软雅黑" w:hAnsi="微软雅黑" w:eastAsia="微软雅黑"/>
+                <w:sz w:val="19"/>
+              </w:rPr>
+              <w:t>输入框</w:t>
+            </w:r>
+          </w:p>
+        </w:tc>
+        <w:tc>
+          <w:tcPr>
+            <w:tcW w:type="dxa" w:w="1928"/>
+          </w:tcPr>
+          <w:p>
+            <w:r/>
+            <w:r>
+              <w:rPr>
+                <w:rFonts w:ascii="微软雅黑" w:hAnsi="微软雅黑" w:eastAsia="微软雅黑"/>
+                <w:sz w:val="19"/>
+              </w:rPr>
+              <w:t>按优惠券名称 / 使用规则关键词模糊搜索</w:t>
+            </w:r>
+          </w:p>
+        </w:tc>
+        <w:tc>
+          <w:tcPr>
+            <w:tcW w:type="dxa" w:w="1928"/>
+          </w:tcPr>
+          <w:p>
+            <w:r/>
+            <w:r>
+              <w:rPr>
+                <w:rFonts w:ascii="微软雅黑" w:hAnsi="微软雅黑" w:eastAsia="微软雅黑"/>
+                <w:sz w:val="19"/>
+              </w:rPr>
+              <w:t>非必填；实时过滤列表</w:t>
+            </w:r>
+          </w:p>
+        </w:tc>
+        <w:tc>
+          <w:tcPr>
+            <w:tcW w:type="dxa" w:w="1928"/>
+          </w:tcPr>
+          <w:p>
+            <w:r/>
+            <w:r>
+              <w:rPr>
+                <w:rFonts w:ascii="微软雅黑" w:hAnsi="微软雅黑" w:eastAsia="微软雅黑"/>
+                <w:sz w:val="19"/>
+              </w:rPr>
+              <w:t>—</w:t>
+            </w:r>
+          </w:p>
+        </w:tc>
+      </w:tr>
+      <w:tr>
+        <w:tc>
+          <w:tcPr>
+            <w:tcW w:type="dxa" w:w="1928"/>
+          </w:tcPr>
+          <w:p>
+            <w:r/>
+            <w:r>
+              <w:rPr>
+                <w:rFonts w:ascii="微软雅黑" w:hAnsi="微软雅黑" w:eastAsia="微软雅黑"/>
+                <w:sz w:val="19"/>
+              </w:rPr>
+              <w:t>优惠券列表</w:t>
+            </w:r>
+          </w:p>
+        </w:tc>
+        <w:tc>
+          <w:tcPr>
+            <w:tcW w:type="dxa" w:w="1928"/>
+          </w:tcPr>
+          <w:p>
+            <w:r/>
+            <w:r>
+              <w:rPr>
+                <w:rFonts w:ascii="微软雅黑" w:hAnsi="微软雅黑" w:eastAsia="微软雅黑"/>
+                <w:sz w:val="19"/>
+              </w:rPr>
+              <w:t>单选列表</w:t>
+            </w:r>
+          </w:p>
+        </w:tc>
+        <w:tc>
+          <w:tcPr>
+            <w:tcW w:type="dxa" w:w="1928"/>
+          </w:tcPr>
+          <w:p>
+            <w:r/>
+            <w:r>
+              <w:rPr>
+                <w:rFonts w:ascii="微软雅黑" w:hAnsi="微软雅黑" w:eastAsia="微软雅黑"/>
+                <w:sz w:val="19"/>
+              </w:rPr>
+              <w:t>展示所有</w:t>
+            </w:r>
+            <w:r>
+              <w:rPr>
+                <w:rFonts w:ascii="微软雅黑" w:hAnsi="微软雅黑" w:eastAsia="微软雅黑"/>
+                <w:b/>
+                <w:sz w:val="19"/>
+              </w:rPr>
+              <w:t>上架状态=启用</w:t>
+            </w:r>
+            <w:r>
+              <w:rPr>
+                <w:rFonts w:ascii="微软雅黑" w:hAnsi="微软雅黑" w:eastAsia="微软雅黑"/>
+                <w:sz w:val="19"/>
+              </w:rPr>
+              <w:t>的满减券，每行展示券名、券类型、规则、有效期、剩余库存/总库存</w:t>
+            </w:r>
+          </w:p>
+        </w:tc>
+        <w:tc>
+          <w:tcPr>
+            <w:tcW w:type="dxa" w:w="1928"/>
+          </w:tcPr>
+          <w:p>
+            <w:r/>
+            <w:r>
+              <w:rPr>
+                <w:rFonts w:ascii="微软雅黑" w:hAnsi="微软雅黑" w:eastAsia="微软雅黑"/>
+                <w:b/>
+                <w:sz w:val="19"/>
+              </w:rPr>
+              <w:t>必选 1 项</w:t>
+            </w:r>
+            <w:r>
+              <w:rPr>
+                <w:rFonts w:ascii="微软雅黑" w:hAnsi="微软雅黑" w:eastAsia="微软雅黑"/>
+                <w:sz w:val="19"/>
+              </w:rPr>
+              <w:t>；未选时「确定赠送」按钮禁用</w:t>
+            </w:r>
+          </w:p>
+        </w:tc>
+        <w:tc>
+          <w:tcPr>
+            <w:tcW w:type="dxa" w:w="1928"/>
+          </w:tcPr>
+          <w:p>
+            <w:r/>
+            <w:r>
+              <w:rPr>
+                <w:rFonts w:ascii="微软雅黑" w:hAnsi="微软雅黑" w:eastAsia="微软雅黑"/>
+                <w:sz w:val="19"/>
+              </w:rPr>
+              <w:t>下架 / 已删除券</w:t>
+            </w:r>
+            <w:r>
+              <w:rPr>
+                <w:rFonts w:ascii="微软雅黑" w:hAnsi="微软雅黑" w:eastAsia="微软雅黑"/>
+                <w:b/>
+                <w:sz w:val="19"/>
+              </w:rPr>
+              <w:t>不展示</w:t>
+            </w:r>
+          </w:p>
+        </w:tc>
+      </w:tr>
+    </w:tbl>
+    <w:p>
+      <w:pPr>
+        <w:pStyle w:val="Heading5"/>
+      </w:pPr>
+      <w:r>
+        <w:rPr>
+          <w:rFonts w:ascii="微软雅黑" w:hAnsi="微软雅黑" w:eastAsia="微软雅黑"/>
+          <w:sz w:val="20"/>
+        </w:rPr>
+        <w:t>4.2.2.2 选券规则（与优惠券管理下架规则配套）</w:t>
+      </w:r>
+    </w:p>
+    <w:tbl>
+      <w:tblPr>
+        <w:tblStyle w:val="TableGrid"/>
+        <w:tblW w:type="auto" w:w="0"/>
+        <w:jc w:val="center"/>
+        <w:tblLook w:firstColumn="1" w:firstRow="1" w:lastColumn="0" w:lastRow="0" w:noHBand="0" w:noVBand="1" w:val="04A0"/>
+      </w:tblPr>
+      <w:tblGrid>
+        <w:gridCol w:w="4819"/>
+        <w:gridCol w:w="4819"/>
+      </w:tblGrid>
+      <w:tr>
+        <w:tc>
+          <w:tcPr>
+            <w:tcW w:type="dxa" w:w="4819"/>
+          </w:tcPr>
+          <w:p>
+            <w:r/>
+            <w:r>
+              <w:rPr>
+                <w:rFonts w:ascii="微软雅黑" w:hAnsi="微软雅黑" w:eastAsia="微软雅黑"/>
+                <w:b/>
+                <w:sz w:val="19"/>
+                <w:shd w:val="clear" w:color="auto" w:fill="F2F2F2"/>
+              </w:rPr>
+              <w:t>规则项</w:t>
+            </w:r>
+          </w:p>
+        </w:tc>
+        <w:tc>
+          <w:tcPr>
+            <w:tcW w:type="dxa" w:w="4819"/>
+          </w:tcPr>
+          <w:p>
+            <w:r/>
+            <w:r>
+              <w:rPr>
+                <w:rFonts w:ascii="微软雅黑" w:hAnsi="微软雅黑" w:eastAsia="微软雅黑"/>
+                <w:b/>
+                <w:sz w:val="19"/>
+                <w:shd w:val="clear" w:color="auto" w:fill="F2F2F2"/>
+              </w:rPr>
+              <w:t>规则说明</w:t>
+            </w:r>
+          </w:p>
+        </w:tc>
+      </w:tr>
+      <w:tr>
+        <w:tc>
+          <w:tcPr>
+            <w:tcW w:type="dxa" w:w="4819"/>
+          </w:tcPr>
+          <w:p>
+            <w:r/>
+            <w:r>
+              <w:rPr>
+                <w:rFonts w:ascii="微软雅黑" w:hAnsi="微软雅黑" w:eastAsia="微软雅黑"/>
+                <w:sz w:val="19"/>
+              </w:rPr>
+              <w:t>可选范围（硬规则）</w:t>
+            </w:r>
+          </w:p>
+        </w:tc>
+        <w:tc>
+          <w:tcPr>
+            <w:tcW w:type="dxa" w:w="4819"/>
+          </w:tcPr>
+          <w:p>
+            <w:r/>
+            <w:r>
+              <w:rPr>
+                <w:rFonts w:ascii="微软雅黑" w:hAnsi="微软雅黑" w:eastAsia="微软雅黑"/>
+                <w:sz w:val="19"/>
+              </w:rPr>
+              <w:t>弹窗内优惠券列表</w:t>
+            </w:r>
+            <w:r>
+              <w:rPr>
+                <w:rFonts w:ascii="微软雅黑" w:hAnsi="微软雅黑" w:eastAsia="微软雅黑"/>
+                <w:b/>
+                <w:sz w:val="19"/>
+              </w:rPr>
+              <w:t>仅展示上架状态=「启用」的券</w:t>
+            </w:r>
+            <w:r>
+              <w:rPr>
+                <w:rFonts w:ascii="微软雅黑" w:hAnsi="微软雅黑" w:eastAsia="微软雅黑"/>
+                <w:sz w:val="19"/>
+              </w:rPr>
+              <w:t>；「下架」「已删除」的券</w:t>
+            </w:r>
+            <w:r>
+              <w:rPr>
+                <w:rFonts w:ascii="微软雅黑" w:hAnsi="微软雅黑" w:eastAsia="微软雅黑"/>
+                <w:b/>
+                <w:sz w:val="19"/>
+              </w:rPr>
+              <w:t>不出现、不可选、保存时亦不可传入</w:t>
+            </w:r>
+            <w:r>
+              <w:rPr>
+                <w:rFonts w:ascii="微软雅黑" w:hAnsi="微软雅黑" w:eastAsia="微软雅黑"/>
+                <w:sz w:val="19"/>
+              </w:rPr>
+              <w:t>。</w:t>
+            </w:r>
+          </w:p>
+        </w:tc>
+      </w:tr>
+      <w:tr>
+        <w:tc>
+          <w:tcPr>
+            <w:tcW w:type="dxa" w:w="4819"/>
+          </w:tcPr>
+          <w:p>
+            <w:r/>
+            <w:r>
+              <w:rPr>
+                <w:rFonts w:ascii="微软雅黑" w:hAnsi="微软雅黑" w:eastAsia="微软雅黑"/>
+                <w:sz w:val="19"/>
+              </w:rPr>
+              <w:t>前端过滤</w:t>
+            </w:r>
+          </w:p>
+        </w:tc>
+        <w:tc>
+          <w:tcPr>
+            <w:tcW w:type="dxa" w:w="4819"/>
+          </w:tcPr>
+          <w:p>
+            <w:r/>
+            <w:r>
+              <w:rPr>
+                <w:rFonts w:ascii="微软雅黑" w:hAnsi="微软雅黑" w:eastAsia="微软雅黑"/>
+                <w:sz w:val="19"/>
+              </w:rPr>
+              <w:t xml:space="preserve">选择器接口请求参数携带 </w:t>
+            </w:r>
+            <w:r>
+              <w:rPr>
+                <w:rFonts w:ascii="微软雅黑" w:hAnsi="微软雅黑" w:eastAsia="微软雅黑"/>
+                <w:sz w:val="19"/>
+              </w:rPr>
+              <w:t>listing_status=enabled</w:t>
+            </w:r>
+            <w:r>
+              <w:rPr>
+                <w:rFonts w:ascii="微软雅黑" w:hAnsi="微软雅黑" w:eastAsia="微软雅黑"/>
+                <w:sz w:val="19"/>
+              </w:rPr>
+              <w:t xml:space="preserve"> 过滤；后端返回列表已预过滤，前端无需二次拦截。</w:t>
+            </w:r>
+          </w:p>
+        </w:tc>
+      </w:tr>
+      <w:tr>
+        <w:tc>
+          <w:tcPr>
+            <w:tcW w:type="dxa" w:w="4819"/>
+          </w:tcPr>
+          <w:p>
+            <w:r/>
+            <w:r>
+              <w:rPr>
+                <w:rFonts w:ascii="微软雅黑" w:hAnsi="微软雅黑" w:eastAsia="微软雅黑"/>
+                <w:sz w:val="19"/>
+              </w:rPr>
+              <w:t>与优惠券管理联动</w:t>
+            </w:r>
+          </w:p>
+        </w:tc>
+        <w:tc>
+          <w:tcPr>
+            <w:tcW w:type="dxa" w:w="4819"/>
+          </w:tcPr>
+          <w:p>
+            <w:r/>
+            <w:r>
+              <w:rPr>
+                <w:rFonts w:ascii="微软雅黑" w:hAnsi="微软雅黑" w:eastAsia="微软雅黑"/>
+                <w:sz w:val="19"/>
+              </w:rPr>
+              <w:t>若某券模板在弹窗打开后被下架，将触发 §4.3 的</w:t>
+            </w:r>
+            <w:r>
+              <w:rPr>
+                <w:rFonts w:ascii="微软雅黑" w:hAnsi="微软雅黑" w:eastAsia="微软雅黑"/>
+                <w:b/>
+                <w:sz w:val="19"/>
+              </w:rPr>
+              <w:t>下架前活动引用校验</w:t>
+            </w:r>
+            <w:r>
+              <w:rPr>
+                <w:rFonts w:ascii="微软雅黑" w:hAnsi="微软雅黑" w:eastAsia="微软雅黑"/>
+                <w:sz w:val="19"/>
+              </w:rPr>
+              <w:t>逻辑扩展：若该券已被会员中心批量赠送任务锁定或正在发放中，系统应</w:t>
+            </w:r>
+            <w:r>
+              <w:rPr>
+                <w:rFonts w:ascii="微软雅黑" w:hAnsi="微软雅黑" w:eastAsia="微软雅黑"/>
+                <w:b/>
+                <w:sz w:val="19"/>
+              </w:rPr>
+              <w:t>禁止下架</w:t>
+            </w:r>
+            <w:r>
+              <w:rPr>
+                <w:rFonts w:ascii="微软雅黑" w:hAnsi="微软雅黑" w:eastAsia="微软雅黑"/>
+                <w:sz w:val="19"/>
+              </w:rPr>
+              <w:t>并提示先完成或取消相关赠送任务（具体实现待技术 Owner 确认）。</w:t>
+            </w:r>
+          </w:p>
+        </w:tc>
+      </w:tr>
+      <w:tr>
+        <w:tc>
+          <w:tcPr>
+            <w:tcW w:type="dxa" w:w="4819"/>
+          </w:tcPr>
+          <w:p>
+            <w:r/>
+            <w:r>
+              <w:rPr>
+                <w:rFonts w:ascii="微软雅黑" w:hAnsi="微软雅黑" w:eastAsia="微软雅黑"/>
+                <w:sz w:val="19"/>
+              </w:rPr>
+              <w:t>确认时校验</w:t>
+            </w:r>
+          </w:p>
+        </w:tc>
+        <w:tc>
+          <w:tcPr>
+            <w:tcW w:type="dxa" w:w="4819"/>
+          </w:tcPr>
+          <w:p>
+            <w:r/>
+            <w:r>
+              <w:rPr>
+                <w:rFonts w:ascii="微软雅黑" w:hAnsi="微软雅黑" w:eastAsia="微软雅黑"/>
+                <w:sz w:val="19"/>
+              </w:rPr>
+              <w:t>点击「确定赠送」时后端二次校验所选券仍为上架状态；若已被下架 → 提示"XXX 券已下架，请重新选择"；若库存不足 → 提示"库存不足，剩余 N 张"。</w:t>
+            </w:r>
+          </w:p>
+        </w:tc>
+      </w:tr>
+      <w:tr>
+        <w:tc>
+          <w:tcPr>
+            <w:tcW w:type="dxa" w:w="4819"/>
+          </w:tcPr>
+          <w:p>
+            <w:r/>
+            <w:r>
+              <w:rPr>
+                <w:rFonts w:ascii="微软雅黑" w:hAnsi="微软雅黑" w:eastAsia="微软雅黑"/>
+                <w:sz w:val="19"/>
+              </w:rPr>
+              <w:t>库存校验</w:t>
+            </w:r>
+          </w:p>
+        </w:tc>
+        <w:tc>
+          <w:tcPr>
+            <w:tcW w:type="dxa" w:w="4819"/>
+          </w:tcPr>
+          <w:p>
+            <w:r/>
+            <w:r>
+              <w:rPr>
+                <w:rFonts w:ascii="微软雅黑" w:hAnsi="微软雅黑" w:eastAsia="微软雅黑"/>
+                <w:sz w:val="19"/>
+              </w:rPr>
+              <w:t>所选券剩余库存须 ≥ 已选用户人数；否则禁用「确定赠送」或在点击时提示库存不足。</w:t>
+            </w:r>
+          </w:p>
+        </w:tc>
+      </w:tr>
+    </w:tbl>
+    <w:p>
+      <w:r>
+        <w:rPr>
+          <w:rFonts w:ascii="微软雅黑" w:hAnsi="微软雅黑" w:eastAsia="微软雅黑"/>
+          <w:sz w:val="21"/>
+        </w:rPr>
+        <w:t xml:space="preserve">💡 </w:t>
+      </w:r>
+      <w:r>
+        <w:rPr>
+          <w:rFonts w:ascii="微软雅黑" w:hAnsi="微软雅黑" w:eastAsia="微软雅黑"/>
+          <w:b/>
+          <w:sz w:val="21"/>
+        </w:rPr>
+        <w:t>规则一致性说明</w:t>
+      </w:r>
+      <w:r>
+        <w:rPr>
+          <w:rFonts w:ascii="微软雅黑" w:hAnsi="微软雅黑" w:eastAsia="微软雅黑"/>
+          <w:sz w:val="21"/>
+        </w:rPr>
+        <w:t>：本弹窗的「只能选上架券」规则与 §4.5「发券活动选择券模板规则」完全一致，均受 §4.3「优惠券管理-下架前校验活动引用」约束。区别在于触发源不同——发券活动为系统自动触发，会员中心批量赠送为运营手动触发；二者共用同一套券模板可选集与上架状态口径。</w:t>
+      </w:r>
+    </w:p>
+    <w:p>
+      <w:pPr>
+        <w:pStyle w:val="Heading5"/>
+      </w:pPr>
+      <w:r>
+        <w:rPr>
+          <w:rFonts w:ascii="微软雅黑" w:hAnsi="微软雅黑" w:eastAsia="微软雅黑"/>
+          <w:sz w:val="20"/>
+        </w:rPr>
+        <w:t>4.2.2.3 发放规则与反馈</w:t>
+      </w:r>
+    </w:p>
+    <w:tbl>
+      <w:tblPr>
+        <w:tblStyle w:val="TableGrid"/>
+        <w:tblW w:type="auto" w:w="0"/>
+        <w:jc w:val="center"/>
+        <w:tblLook w:firstColumn="1" w:firstRow="1" w:lastColumn="0" w:lastRow="0" w:noHBand="0" w:noVBand="1" w:val="04A0"/>
+      </w:tblPr>
+      <w:tblGrid>
+        <w:gridCol w:w="4819"/>
+        <w:gridCol w:w="4819"/>
+      </w:tblGrid>
+      <w:tr>
+        <w:tc>
+          <w:tcPr>
+            <w:tcW w:type="dxa" w:w="4819"/>
+          </w:tcPr>
+          <w:p>
+            <w:r/>
+            <w:r>
+              <w:rPr>
+                <w:rFonts w:ascii="微软雅黑" w:hAnsi="微软雅黑" w:eastAsia="微软雅黑"/>
+                <w:b/>
+                <w:sz w:val="19"/>
+                <w:shd w:val="clear" w:color="auto" w:fill="F2F2F2"/>
+              </w:rPr>
+              <w:t>规则项</w:t>
+            </w:r>
+          </w:p>
+        </w:tc>
+        <w:tc>
+          <w:tcPr>
+            <w:tcW w:type="dxa" w:w="4819"/>
+          </w:tcPr>
+          <w:p>
+            <w:r/>
+            <w:r>
+              <w:rPr>
+                <w:rFonts w:ascii="微软雅黑" w:hAnsi="微软雅黑" w:eastAsia="微软雅黑"/>
+                <w:b/>
+                <w:sz w:val="19"/>
+                <w:shd w:val="clear" w:color="auto" w:fill="F2F2F2"/>
+              </w:rPr>
+              <w:t>规则说明</w:t>
+            </w:r>
+          </w:p>
+        </w:tc>
+      </w:tr>
+      <w:tr>
+        <w:tc>
+          <w:tcPr>
+            <w:tcW w:type="dxa" w:w="4819"/>
+          </w:tcPr>
+          <w:p>
+            <w:r/>
+            <w:r>
+              <w:rPr>
+                <w:rFonts w:ascii="微软雅黑" w:hAnsi="微软雅黑" w:eastAsia="微软雅黑"/>
+                <w:sz w:val="19"/>
+              </w:rPr>
+              <w:t>发放数量</w:t>
+            </w:r>
+          </w:p>
+        </w:tc>
+        <w:tc>
+          <w:tcPr>
+            <w:tcW w:type="dxa" w:w="4819"/>
+          </w:tcPr>
+          <w:p>
+            <w:r/>
+            <w:r>
+              <w:rPr>
+                <w:rFonts w:ascii="微软雅黑" w:hAnsi="微软雅黑" w:eastAsia="微软雅黑"/>
+                <w:sz w:val="19"/>
+              </w:rPr>
+              <w:t xml:space="preserve">每个被选中的用户获得 </w:t>
+            </w:r>
+            <w:r>
+              <w:rPr>
+                <w:rFonts w:ascii="微软雅黑" w:hAnsi="微软雅黑" w:eastAsia="微软雅黑"/>
+                <w:b/>
+                <w:sz w:val="19"/>
+              </w:rPr>
+              <w:t>1 张</w:t>
+            </w:r>
+            <w:r>
+              <w:rPr>
+                <w:rFonts w:ascii="微软雅黑" w:hAnsi="微软雅黑" w:eastAsia="微软雅黑"/>
+                <w:sz w:val="19"/>
+              </w:rPr>
+              <w:t>所选优惠券；同一批次暂不支持给同一用户发放多张。</w:t>
+            </w:r>
+          </w:p>
+        </w:tc>
+      </w:tr>
+      <w:tr>
+        <w:tc>
+          <w:tcPr>
+            <w:tcW w:type="dxa" w:w="4819"/>
+          </w:tcPr>
+          <w:p>
+            <w:r/>
+            <w:r>
+              <w:rPr>
+                <w:rFonts w:ascii="微软雅黑" w:hAnsi="微软雅黑" w:eastAsia="微软雅黑"/>
+                <w:sz w:val="19"/>
+              </w:rPr>
+              <w:t>发放来源</w:t>
+            </w:r>
+          </w:p>
+        </w:tc>
+        <w:tc>
+          <w:tcPr>
+            <w:tcW w:type="dxa" w:w="4819"/>
+          </w:tcPr>
+          <w:p>
+            <w:r/>
+            <w:r>
+              <w:rPr>
+                <w:rFonts w:ascii="微软雅黑" w:hAnsi="微软雅黑" w:eastAsia="微软雅黑"/>
+                <w:sz w:val="19"/>
+              </w:rPr>
+              <w:t>用户券实例的获取来源记录为「会员中心批量赠送」；关联操作人 ID 与操作时间。</w:t>
+            </w:r>
+          </w:p>
+        </w:tc>
+      </w:tr>
+      <w:tr>
+        <w:tc>
+          <w:tcPr>
+            <w:tcW w:type="dxa" w:w="4819"/>
+          </w:tcPr>
+          <w:p>
+            <w:r/>
+            <w:r>
+              <w:rPr>
+                <w:rFonts w:ascii="微软雅黑" w:hAnsi="微软雅黑" w:eastAsia="微软雅黑"/>
+                <w:sz w:val="19"/>
+              </w:rPr>
+              <w:t>成功反馈</w:t>
+            </w:r>
+          </w:p>
+        </w:tc>
+        <w:tc>
+          <w:tcPr>
+            <w:tcW w:type="dxa" w:w="4819"/>
+          </w:tcPr>
+          <w:p>
+            <w:r/>
+            <w:r>
+              <w:rPr>
+                <w:rFonts w:ascii="微软雅黑" w:hAnsi="微软雅黑" w:eastAsia="微软雅黑"/>
+                <w:sz w:val="19"/>
+              </w:rPr>
+              <w:t>发放成功后 toast 提示"已成功向 N 位用户赠送「券名」"，并清空列表勾选状态。</w:t>
+            </w:r>
+          </w:p>
+        </w:tc>
+      </w:tr>
+      <w:tr>
+        <w:tc>
+          <w:tcPr>
+            <w:tcW w:type="dxa" w:w="4819"/>
+          </w:tcPr>
+          <w:p>
+            <w:r/>
+            <w:r>
+              <w:rPr>
+                <w:rFonts w:ascii="微软雅黑" w:hAnsi="微软雅黑" w:eastAsia="微软雅黑"/>
+                <w:sz w:val="19"/>
+              </w:rPr>
+              <w:t>失败反馈</w:t>
+            </w:r>
+          </w:p>
+        </w:tc>
+        <w:tc>
+          <w:tcPr>
+            <w:tcW w:type="dxa" w:w="4819"/>
+          </w:tcPr>
+          <w:p>
+            <w:r/>
+            <w:r>
+              <w:rPr>
+                <w:rFonts w:ascii="微软雅黑" w:hAnsi="微软雅黑" w:eastAsia="微软雅黑"/>
+                <w:sz w:val="19"/>
+              </w:rPr>
+              <w:t>部分失败时展示失败用户清单（用户ID + 失败原因），成功用户仍正常到账；全部失败时回滚并提示具体原因。</w:t>
+            </w:r>
+          </w:p>
+        </w:tc>
+      </w:tr>
+      <w:tr>
+        <w:tc>
+          <w:tcPr>
+            <w:tcW w:type="dxa" w:w="4819"/>
+          </w:tcPr>
+          <w:p>
+            <w:r/>
+            <w:r>
+              <w:rPr>
+                <w:rFonts w:ascii="微软雅黑" w:hAnsi="微软雅黑" w:eastAsia="微软雅黑"/>
+                <w:sz w:val="19"/>
+              </w:rPr>
+              <w:t>券状态</w:t>
+            </w:r>
+          </w:p>
+        </w:tc>
+        <w:tc>
+          <w:tcPr>
+            <w:tcW w:type="dxa" w:w="4819"/>
+          </w:tcPr>
+          <w:p>
+            <w:r/>
+            <w:r>
+              <w:rPr>
+                <w:rFonts w:ascii="微软雅黑" w:hAnsi="微软雅黑" w:eastAsia="微软雅黑"/>
+                <w:sz w:val="19"/>
+              </w:rPr>
+              <w:t>发放成功后用户券实例进入「未使用」状态，有效期按券模板规则计算。</w:t>
+            </w:r>
+          </w:p>
+        </w:tc>
+      </w:tr>
+    </w:tbl>
+    <w:p>
+      <w:pPr>
+        <w:pStyle w:val="Heading5"/>
+      </w:pPr>
+      <w:r>
+        <w:rPr>
+          <w:rFonts w:ascii="微软雅黑" w:hAnsi="微软雅黑" w:eastAsia="微软雅黑"/>
+          <w:sz w:val="20"/>
+        </w:rPr>
+        <w:t>4.2.2.4 详细逻辑规则</w:t>
+      </w:r>
+    </w:p>
+    <w:p>
+      <w:r>
+        <w:rPr>
+          <w:rFonts w:ascii="微软雅黑" w:hAnsi="微软雅黑" w:eastAsia="微软雅黑"/>
+          <w:b/>
+          <w:sz w:val="21"/>
+        </w:rPr>
+        <w:t>界面与展示规则</w:t>
+      </w:r>
+      <w:r>
+        <w:rPr>
+          <w:rFonts w:ascii="微软雅黑" w:hAnsi="微软雅黑" w:eastAsia="微软雅黑"/>
+          <w:sz w:val="21"/>
+        </w:rPr>
+        <w:t>：</w:t>
+      </w:r>
+    </w:p>
+    <w:p>
+      <w:pPr>
+        <w:pStyle w:val="ListBullet"/>
+      </w:pPr>
+      <w:r>
+        <w:rPr>
+          <w:rFonts w:ascii="微软雅黑" w:hAnsi="微软雅黑" w:eastAsia="微软雅黑"/>
+          <w:sz w:val="21"/>
+        </w:rPr>
+        <w:t>弹窗打开时默认未选中任何券；优惠券列表按创建时间倒序排列。</w:t>
+      </w:r>
+    </w:p>
+    <w:p>
+      <w:pPr>
+        <w:pStyle w:val="ListBullet"/>
+      </w:pPr>
+      <w:r>
+        <w:rPr>
+          <w:rFonts w:ascii="微软雅黑" w:hAnsi="微软雅黑" w:eastAsia="微软雅黑"/>
+          <w:sz w:val="21"/>
+        </w:rPr>
+        <w:t>库存为 0 的券仍在列表中展示，但剩余库存显示为 0；若选中则点击「确定赠送」时提示库存不足。</w:t>
+      </w:r>
+    </w:p>
+    <w:p>
+      <w:pPr>
+        <w:pStyle w:val="ListBullet"/>
+      </w:pPr>
+      <w:r>
+        <w:rPr>
+          <w:rFonts w:ascii="微软雅黑" w:hAnsi="微软雅黑" w:eastAsia="微软雅黑"/>
+          <w:sz w:val="21"/>
+        </w:rPr>
+        <w:t>券名超长时截断加「…」；有效期精确到天。</w:t>
+      </w:r>
+    </w:p>
+    <w:p>
+      <w:pPr>
+        <w:pStyle w:val="ListBullet"/>
+      </w:pPr>
+      <w:r>
+        <w:rPr>
+          <w:rFonts w:ascii="微软雅黑" w:hAnsi="微软雅黑" w:eastAsia="微软雅黑"/>
+          <w:sz w:val="21"/>
+        </w:rPr>
+        <w:t>搜索框输入后实时过滤（或失焦后触发），无结果时显示空态「暂无符合条件的可用优惠券」。</w:t>
+      </w:r>
+    </w:p>
+    <w:p>
+      <w:r>
+        <w:rPr>
+          <w:rFonts w:ascii="微软雅黑" w:hAnsi="微软雅黑" w:eastAsia="微软雅黑"/>
+          <w:b/>
+          <w:sz w:val="21"/>
+        </w:rPr>
+        <w:t>业务逻辑与边界条件</w:t>
+      </w:r>
+      <w:r>
+        <w:rPr>
+          <w:rFonts w:ascii="微软雅黑" w:hAnsi="微软雅黑" w:eastAsia="微软雅黑"/>
+          <w:sz w:val="21"/>
+        </w:rPr>
+        <w:t>：</w:t>
+      </w:r>
+    </w:p>
+    <w:p>
+      <w:pPr>
+        <w:pStyle w:val="ListBullet"/>
+      </w:pPr>
+      <w:r>
+        <w:rPr>
+          <w:rFonts w:ascii="微软雅黑" w:hAnsi="微软雅黑" w:eastAsia="微软雅黑"/>
+          <w:sz w:val="21"/>
+        </w:rPr>
+        <w:t>未登录拦截：平台端后台需登录且具备「会员运营」权限。</w:t>
+      </w:r>
+    </w:p>
+    <w:p>
+      <w:pPr>
+        <w:pStyle w:val="ListBullet"/>
+      </w:pPr>
+      <w:r>
+        <w:rPr>
+          <w:rFonts w:ascii="微软雅黑" w:hAnsi="微软雅黑" w:eastAsia="微软雅黑"/>
+          <w:sz w:val="21"/>
+        </w:rPr>
+        <w:t>并发控制：同一操作账号 2 秒内仅允许发起 1 次批量赠送请求，超频→toast 提示"操作过于频繁，请稍后再试"。</w:t>
+      </w:r>
+    </w:p>
+    <w:p>
+      <w:pPr>
+        <w:pStyle w:val="ListBullet"/>
+      </w:pPr>
+      <w:r>
+        <w:rPr>
+          <w:rFonts w:ascii="微软雅黑" w:hAnsi="微软雅黑" w:eastAsia="微软雅黑"/>
+          <w:sz w:val="21"/>
+        </w:rPr>
+        <w:t>数据一致性：批量赠送为异步发放时，需记录发放任务批次号，便于后续查询与失败重试；发放成功后扣减券模板剩余库存。</w:t>
+      </w:r>
+    </w:p>
+    <w:p>
+      <w:pPr>
+        <w:pStyle w:val="ListBullet"/>
+      </w:pPr>
+      <w:r>
+        <w:rPr>
+          <w:rFonts w:ascii="微软雅黑" w:hAnsi="微软雅黑" w:eastAsia="微软雅黑"/>
+          <w:sz w:val="21"/>
+        </w:rPr>
+        <w:t>边界：若用户已持有同一张券且券模板「每人领取」上限为 1，则该用户跳过发放并在失败清单中提示"已达领取上限"；其余用户正常发放。</w:t>
+      </w:r>
+    </w:p>
+    <w:p>
+      <w:pPr>
+        <w:pStyle w:val="Heading5"/>
+      </w:pPr>
+      <w:r>
+        <w:rPr>
+          <w:rFonts w:ascii="微软雅黑" w:hAnsi="微软雅黑" w:eastAsia="微软雅黑"/>
+          <w:sz w:val="20"/>
+        </w:rPr>
+        <w:t>4.2.3 数据来源（字段级）</w:t>
+      </w:r>
+    </w:p>
+    <w:tbl>
+      <w:tblPr>
+        <w:tblStyle w:val="TableGrid"/>
+        <w:tblW w:type="auto" w:w="0"/>
+        <w:jc w:val="center"/>
+        <w:tblLook w:firstColumn="1" w:firstRow="1" w:lastColumn="0" w:lastRow="0" w:noHBand="0" w:noVBand="1" w:val="04A0"/>
+      </w:tblPr>
+      <w:tblGrid>
+        <w:gridCol w:w="4819"/>
+        <w:gridCol w:w="4819"/>
+      </w:tblGrid>
+      <w:tr>
+        <w:tc>
+          <w:tcPr>
+            <w:tcW w:type="dxa" w:w="4819"/>
+          </w:tcPr>
+          <w:p>
+            <w:r/>
+            <w:r>
+              <w:rPr>
+                <w:rFonts w:ascii="微软雅黑" w:hAnsi="微软雅黑" w:eastAsia="微软雅黑"/>
+                <w:b/>
+                <w:sz w:val="19"/>
+                <w:shd w:val="clear" w:color="auto" w:fill="F2F2F2"/>
+              </w:rPr>
+              <w:t>字段名称</w:t>
+            </w:r>
+          </w:p>
+        </w:tc>
+        <w:tc>
+          <w:tcPr>
+            <w:tcW w:type="dxa" w:w="4819"/>
+          </w:tcPr>
+          <w:p>
+            <w:r/>
+            <w:r>
+              <w:rPr>
+                <w:rFonts w:ascii="微软雅黑" w:hAnsi="微软雅黑" w:eastAsia="微软雅黑"/>
+                <w:b/>
+                <w:sz w:val="19"/>
+                <w:shd w:val="clear" w:color="auto" w:fill="F2F2F2"/>
+              </w:rPr>
+              <w:t>取值逻辑说明</w:t>
+            </w:r>
+          </w:p>
+        </w:tc>
+      </w:tr>
+      <w:tr>
+        <w:tc>
+          <w:tcPr>
+            <w:tcW w:type="dxa" w:w="4819"/>
+          </w:tcPr>
+          <w:p>
+            <w:r/>
+            <w:r>
+              <w:rPr>
+                <w:rFonts w:ascii="微软雅黑" w:hAnsi="微软雅黑" w:eastAsia="微软雅黑"/>
+                <w:sz w:val="19"/>
+              </w:rPr>
+              <w:t>客户信息 / 用户ID / 会员等级 / 储值余额 / 累计消费 / 最近消费时间</w:t>
+            </w:r>
+          </w:p>
+        </w:tc>
+        <w:tc>
+          <w:tcPr>
+            <w:tcW w:type="dxa" w:w="4819"/>
+          </w:tcPr>
+          <w:p>
+            <w:r/>
+            <w:r>
+              <w:rPr>
+                <w:rFonts w:ascii="微软雅黑" w:hAnsi="微软雅黑" w:eastAsia="微软雅黑"/>
+                <w:sz w:val="19"/>
+              </w:rPr>
+              <w:t>取《用户表》《会员等级表》《用户资产表》《订单表》</w:t>
+            </w:r>
+          </w:p>
+        </w:tc>
+      </w:tr>
+      <w:tr>
+        <w:tc>
+          <w:tcPr>
+            <w:tcW w:type="dxa" w:w="4819"/>
+          </w:tcPr>
+          <w:p>
+            <w:r/>
+            <w:r>
+              <w:rPr>
+                <w:rFonts w:ascii="微软雅黑" w:hAnsi="微软雅黑" w:eastAsia="微软雅黑"/>
+                <w:sz w:val="19"/>
+              </w:rPr>
+              <w:t>优惠券列表</w:t>
+            </w:r>
+          </w:p>
+        </w:tc>
+        <w:tc>
+          <w:tcPr>
+            <w:tcW w:type="dxa" w:w="4819"/>
+          </w:tcPr>
+          <w:p>
+            <w:r/>
+            <w:r>
+              <w:rPr>
+                <w:rFonts w:ascii="微软雅黑" w:hAnsi="微软雅黑" w:eastAsia="微软雅黑"/>
+                <w:sz w:val="19"/>
+              </w:rPr>
+              <w:t xml:space="preserve">调《券模板表》接口，参数 </w:t>
+            </w:r>
+            <w:r>
+              <w:rPr>
+                <w:rFonts w:ascii="微软雅黑" w:hAnsi="微软雅黑" w:eastAsia="微软雅黑"/>
+                <w:sz w:val="19"/>
+              </w:rPr>
+              <w:t>listing_status=enabled</w:t>
+            </w:r>
+            <w:r>
+              <w:rPr>
+                <w:rFonts w:ascii="微软雅黑" w:hAnsi="微软雅黑" w:eastAsia="微软雅黑"/>
+                <w:sz w:val="19"/>
+              </w:rPr>
+              <w:t xml:space="preserve"> + </w:t>
+            </w:r>
+            <w:r>
+              <w:rPr>
+                <w:rFonts w:ascii="微软雅黑" w:hAnsi="微软雅黑" w:eastAsia="微软雅黑"/>
+                <w:sz w:val="19"/>
+              </w:rPr>
+              <w:t>coupon_type=full_discount</w:t>
+            </w:r>
+            <w:r>
+              <w:rPr>
+                <w:rFonts w:ascii="微软雅黑" w:hAnsi="微软雅黑" w:eastAsia="微软雅黑"/>
+                <w:sz w:val="19"/>
+              </w:rPr>
+              <w:t>（本期仅满减券）</w:t>
+            </w:r>
+          </w:p>
+        </w:tc>
+      </w:tr>
+      <w:tr>
+        <w:tc>
+          <w:tcPr>
+            <w:tcW w:type="dxa" w:w="4819"/>
+          </w:tcPr>
+          <w:p>
+            <w:r/>
+            <w:r>
+              <w:rPr>
+                <w:rFonts w:ascii="微软雅黑" w:hAnsi="微软雅黑" w:eastAsia="微软雅黑"/>
+                <w:sz w:val="19"/>
+              </w:rPr>
+              <w:t>发放动作</w:t>
+            </w:r>
+          </w:p>
+        </w:tc>
+        <w:tc>
+          <w:tcPr>
+            <w:tcW w:type="dxa" w:w="4819"/>
+          </w:tcPr>
+          <w:p>
+            <w:r/>
+            <w:r>
+              <w:rPr>
+                <w:rFonts w:ascii="微软雅黑" w:hAnsi="微软雅黑" w:eastAsia="微软雅黑"/>
+                <w:sz w:val="19"/>
+              </w:rPr>
+              <w:t>调批量发放接口，写入《用户券表》（状态=未使用，来源=会员中心批量赠送）</w:t>
+            </w:r>
+          </w:p>
+        </w:tc>
+      </w:tr>
+      <w:tr>
+        <w:tc>
+          <w:tcPr>
+            <w:tcW w:type="dxa" w:w="4819"/>
+          </w:tcPr>
+          <w:p>
+            <w:r/>
+            <w:r>
+              <w:rPr>
+                <w:rFonts w:ascii="微软雅黑" w:hAnsi="微软雅黑" w:eastAsia="微软雅黑"/>
+                <w:sz w:val="19"/>
+              </w:rPr>
+              <w:t>库存扣减</w:t>
+            </w:r>
+          </w:p>
+        </w:tc>
+        <w:tc>
+          <w:tcPr>
+            <w:tcW w:type="dxa" w:w="4819"/>
+          </w:tcPr>
+          <w:p>
+            <w:r/>
+            <w:r>
+              <w:rPr>
+                <w:rFonts w:ascii="微软雅黑" w:hAnsi="微软雅黑" w:eastAsia="微软雅黑"/>
+                <w:sz w:val="19"/>
+              </w:rPr>
+              <w:t>发放成功后《券模板表》剩余库存 -= 成功发放用户数</w:t>
+            </w:r>
+          </w:p>
+        </w:tc>
+      </w:tr>
+    </w:tbl>
+    <w:p>
+      <w:pPr>
+        <w:pStyle w:val="Heading3"/>
+      </w:pPr>
+      <w:r>
+        <w:rPr>
+          <w:rFonts w:ascii="微软雅黑" w:hAnsi="微软雅黑" w:eastAsia="微软雅黑"/>
+          <w:sz w:val="20"/>
+        </w:rPr>
+        <w:t>4.3 App 端（全链路新增：获券弹窗 + 我的优惠券 + 下单核销）</w:t>
+      </w:r>
+    </w:p>
+    <w:p>
+      <w:r>
+        <w:rPr>
+          <w:rFonts w:ascii="微软雅黑" w:hAnsi="微软雅黑" w:eastAsia="微软雅黑"/>
+          <w:sz w:val="21"/>
+        </w:rPr>
+        <w:t>原型示意：</w:t>
       </w:r>
     </w:p>
     <w:p/>
@@ -15756,7 +18349,7 @@
         <w:drawing>
           <wp:inline xmlns:a="http://schemas.openxmlformats.org/drawingml/2006/main" xmlns:pic="http://schemas.openxmlformats.org/drawingml/2006/picture">
             <wp:extent cx="5580000" cy="3487500"/>
-            <wp:docPr id="11" name="Picture 11"/>
+            <wp:docPr id="12" name="Picture 12"/>
             <wp:cNvGraphicFramePr>
               <a:graphicFrameLocks noChangeAspect="1"/>
             </wp:cNvGraphicFramePr>
@@ -15764,7 +18357,7 @@
               <a:graphicData uri="http://schemas.openxmlformats.org/drawingml/2006/picture">
                 <pic:pic>
                   <pic:nvPicPr>
-                    <pic:cNvPr id="0" name="coupon-app-arrival-modal.png"/>
+                    <pic:cNvPr id="0" name="coupon-app.png"/>
                     <pic:cNvPicPr/>
                   </pic:nvPicPr>
                   <pic:blipFill>
@@ -15791,21 +18384,37 @@
       <w:r>
         <w:rPr>
           <w:rFonts w:ascii="微软雅黑" w:hAnsi="微软雅黑" w:eastAsia="微软雅黑"/>
+          <w:b/>
           <w:sz w:val="21"/>
         </w:rPr>
-        <w:t>弹窗从屏幕底部升起（半屏），展示本次系统发放的全部券（每种 1 张）；示意图见上方。</w:t>
+        <w:t>App 端为全链路新增</w:t>
+      </w:r>
+      <w:r>
+        <w:rPr>
+          <w:rFonts w:ascii="微软雅黑" w:hAnsi="微软雅黑" w:eastAsia="微软雅黑"/>
+          <w:sz w:val="21"/>
+        </w:rPr>
+        <w:t>。本期 App 需新建：获券弹窗、我的优惠券页、确认订单选券/核销逻辑。以下逐页面逐功能点拆解。</w:t>
       </w:r>
     </w:p>
     <w:p>
       <w:pPr>
-        <w:pStyle w:val="Heading5"/>
+        <w:pStyle w:val="Heading4"/>
       </w:pPr>
       <w:r>
         <w:rPr>
           <w:rFonts w:ascii="微软雅黑" w:hAnsi="微软雅黑" w:eastAsia="微软雅黑"/>
           <w:sz w:val="20"/>
         </w:rPr>
-        <w:t>4.3.2.2 详细逻辑规则</w:t>
+        <w:t xml:space="preserve">4.3.1 首页 · 获券弹窗入口 </w:t>
+      </w:r>
+      <w:r>
+        <w:rPr>
+          <w:rFonts w:ascii="微软雅黑" w:hAnsi="微软雅黑" w:eastAsia="微软雅黑"/>
+          <w:sz w:val="20"/>
+          <w:shd w:val="clear" w:color="auto" w:fill="E8F5E9"/>
+        </w:rPr>
+        <w:t>本期新增</w:t>
       </w:r>
     </w:p>
     <w:p>
@@ -15815,334 +18424,14 @@
           <w:b/>
           <w:sz w:val="21"/>
         </w:rPr>
-        <w:t>界面与展示规则</w:t>
+        <w:t>功能说明</w:t>
       </w:r>
       <w:r>
         <w:rPr>
           <w:rFonts w:ascii="微软雅黑" w:hAnsi="微软雅黑" w:eastAsia="微软雅黑"/>
           <w:sz w:val="21"/>
         </w:rPr>
-        <w:t>：</w:t>
-      </w:r>
-    </w:p>
-    <w:p>
-      <w:pPr>
-        <w:pStyle w:val="ListBullet"/>
-      </w:pPr>
-      <w:r>
-        <w:rPr>
-          <w:rFonts w:ascii="微软雅黑" w:hAnsi="微软雅黑" w:eastAsia="微软雅黑"/>
-          <w:sz w:val="21"/>
-        </w:rPr>
-        <w:t>触发：满足发放条件（直播满 30min / 被指定发券）后系统自动发放并弹出，同一批次仅弹一次（本地标记防重复打扰）。</w:t>
-      </w:r>
-    </w:p>
-    <w:p>
-      <w:pPr>
-        <w:pStyle w:val="ListBullet"/>
-      </w:pPr>
-      <w:r>
-        <w:rPr>
-          <w:rFonts w:ascii="微软雅黑" w:hAnsi="微软雅黑" w:eastAsia="微软雅黑"/>
-          <w:sz w:val="21"/>
-        </w:rPr>
-        <w:t>内容：可含多张券，每张展示 券名 / 面额（大字）/ 门槛 / 适用范围标签；券名超 12 字截断加「…」。</w:t>
-      </w:r>
-    </w:p>
-    <w:p>
-      <w:pPr>
-        <w:pStyle w:val="ListBullet"/>
-      </w:pPr>
-      <w:r>
-        <w:rPr>
-          <w:rFonts w:ascii="微软雅黑" w:hAnsi="微软雅黑" w:eastAsia="微软雅黑"/>
-          <w:sz w:val="21"/>
-        </w:rPr>
-        <w:t>按钮：查看我的券（跳我的优惠券）/ 去使用（跳商品详情，带入券模板筛选）。</w:t>
-      </w:r>
-    </w:p>
-    <w:p>
-      <w:r>
-        <w:rPr>
-          <w:rFonts w:ascii="微软雅黑" w:hAnsi="微软雅黑" w:eastAsia="微软雅黑"/>
-          <w:b/>
-          <w:sz w:val="21"/>
-        </w:rPr>
-        <w:t>业务逻辑与边界条件</w:t>
-      </w:r>
-      <w:r>
-        <w:rPr>
-          <w:rFonts w:ascii="微软雅黑" w:hAnsi="微软雅黑" w:eastAsia="微软雅黑"/>
-          <w:sz w:val="21"/>
-        </w:rPr>
-        <w:t>：</w:t>
-      </w:r>
-    </w:p>
-    <w:p>
-      <w:pPr>
-        <w:pStyle w:val="ListBullet"/>
-      </w:pPr>
-      <w:r>
-        <w:rPr>
-          <w:rFonts w:ascii="微软雅黑" w:hAnsi="微软雅黑" w:eastAsia="微软雅黑"/>
-          <w:sz w:val="21"/>
-        </w:rPr>
-        <w:t>发放即写入用户券包（未使用态），与弹窗展示解耦——即使弹窗未展示，券也已入包。</w:t>
-      </w:r>
-    </w:p>
-    <w:p>
-      <w:pPr>
-        <w:pStyle w:val="ListBullet"/>
-      </w:pPr>
-      <w:r>
-        <w:rPr>
-          <w:rFonts w:ascii="微软雅黑" w:hAnsi="微软雅黑" w:eastAsia="微软雅黑"/>
-          <w:sz w:val="21"/>
-        </w:rPr>
-        <w:t>重复发放防重：按 user_id + 活动ID + 券模板ID 去重，已达上限不再发放（弹窗仅展示已发放的券）。</w:t>
-      </w:r>
-    </w:p>
-    <w:p>
-      <w:pPr>
-        <w:pStyle w:val="ListBullet"/>
-      </w:pPr>
-      <w:r>
-        <w:rPr>
-          <w:rFonts w:ascii="微软雅黑" w:hAnsi="微软雅黑" w:eastAsia="微软雅黑"/>
-          <w:sz w:val="21"/>
-        </w:rPr>
-        <w:t>关闭：点遮罩 / 关闭按钮 / 系统返回键均可关闭；关闭不影响券状态。</w:t>
-      </w:r>
-    </w:p>
-    <w:p>
-      <w:pPr>
-        <w:pStyle w:val="Heading5"/>
-      </w:pPr>
-      <w:r>
-        <w:rPr>
-          <w:rFonts w:ascii="微软雅黑" w:hAnsi="微软雅黑" w:eastAsia="微软雅黑"/>
-          <w:sz w:val="20"/>
-        </w:rPr>
-        <w:t>4.3.2.3 功能按钮总表（功能名称 / 功能说明 / 备注）</w:t>
-      </w:r>
-    </w:p>
-    <w:tbl>
-      <w:tblPr>
-        <w:tblStyle w:val="TableGrid"/>
-        <w:tblW w:type="auto" w:w="0"/>
-        <w:jc w:val="center"/>
-        <w:tblLook w:firstColumn="1" w:firstRow="1" w:lastColumn="0" w:lastRow="0" w:noHBand="0" w:noVBand="1" w:val="04A0"/>
-      </w:tblPr>
-      <w:tblGrid>
-        <w:gridCol w:w="3213"/>
-        <w:gridCol w:w="3213"/>
-        <w:gridCol w:w="3213"/>
-      </w:tblGrid>
-      <w:tr>
-        <w:tc>
-          <w:tcPr>
-            <w:tcW w:type="dxa" w:w="3213"/>
-          </w:tcPr>
-          <w:p>
-            <w:r/>
-            <w:r>
-              <w:rPr>
-                <w:rFonts w:ascii="微软雅黑" w:hAnsi="微软雅黑" w:eastAsia="微软雅黑"/>
-                <w:b/>
-                <w:sz w:val="19"/>
-                <w:shd w:val="clear" w:color="auto" w:fill="F2F2F2"/>
-              </w:rPr>
-              <w:t>功能名称</w:t>
-            </w:r>
-          </w:p>
-        </w:tc>
-        <w:tc>
-          <w:tcPr>
-            <w:tcW w:type="dxa" w:w="3213"/>
-          </w:tcPr>
-          <w:p>
-            <w:r/>
-            <w:r>
-              <w:rPr>
-                <w:rFonts w:ascii="微软雅黑" w:hAnsi="微软雅黑" w:eastAsia="微软雅黑"/>
-                <w:b/>
-                <w:sz w:val="19"/>
-                <w:shd w:val="clear" w:color="auto" w:fill="F2F2F2"/>
-              </w:rPr>
-              <w:t>功能说明</w:t>
-            </w:r>
-          </w:p>
-        </w:tc>
-        <w:tc>
-          <w:tcPr>
-            <w:tcW w:type="dxa" w:w="3213"/>
-          </w:tcPr>
-          <w:p>
-            <w:r/>
-            <w:r>
-              <w:rPr>
-                <w:rFonts w:ascii="微软雅黑" w:hAnsi="微软雅黑" w:eastAsia="微软雅黑"/>
-                <w:b/>
-                <w:sz w:val="19"/>
-                <w:shd w:val="clear" w:color="auto" w:fill="F2F2F2"/>
-              </w:rPr>
-              <w:t>备注</w:t>
-            </w:r>
-          </w:p>
-        </w:tc>
-      </w:tr>
-      <w:tr>
-        <w:tc>
-          <w:tcPr>
-            <w:tcW w:type="dxa" w:w="3213"/>
-          </w:tcPr>
-          <w:p>
-            <w:r/>
-            <w:r>
-              <w:rPr>
-                <w:rFonts w:ascii="微软雅黑" w:hAnsi="微软雅黑" w:eastAsia="微软雅黑"/>
-                <w:sz w:val="19"/>
-              </w:rPr>
-              <w:t>查看我的券</w:t>
-            </w:r>
-          </w:p>
-        </w:tc>
-        <w:tc>
-          <w:tcPr>
-            <w:tcW w:type="dxa" w:w="3213"/>
-          </w:tcPr>
-          <w:p>
-            <w:r/>
-            <w:r>
-              <w:rPr>
-                <w:rFonts w:ascii="微软雅黑" w:hAnsi="微软雅黑" w:eastAsia="微软雅黑"/>
-                <w:sz w:val="19"/>
-              </w:rPr>
-              <w:t>跳转「我的优惠券」页（默认未使用 Tab）</w:t>
-            </w:r>
-          </w:p>
-        </w:tc>
-        <w:tc>
-          <w:tcPr>
-            <w:tcW w:type="dxa" w:w="3213"/>
-          </w:tcPr>
-          <w:p>
-            <w:r/>
-            <w:r>
-              <w:rPr>
-                <w:rFonts w:ascii="微软雅黑" w:hAnsi="微软雅黑" w:eastAsia="微软雅黑"/>
-                <w:sz w:val="19"/>
-              </w:rPr>
-              <w:t>弹窗底部主按钮</w:t>
-            </w:r>
-          </w:p>
-        </w:tc>
-      </w:tr>
-      <w:tr>
-        <w:tc>
-          <w:tcPr>
-            <w:tcW w:type="dxa" w:w="3213"/>
-          </w:tcPr>
-          <w:p>
-            <w:r/>
-            <w:r>
-              <w:rPr>
-                <w:rFonts w:ascii="微软雅黑" w:hAnsi="微软雅黑" w:eastAsia="微软雅黑"/>
-                <w:sz w:val="19"/>
-              </w:rPr>
-              <w:t>去使用</w:t>
-            </w:r>
-          </w:p>
-        </w:tc>
-        <w:tc>
-          <w:tcPr>
-            <w:tcW w:type="dxa" w:w="3213"/>
-          </w:tcPr>
-          <w:p>
-            <w:r/>
-            <w:r>
-              <w:rPr>
-                <w:rFonts w:ascii="微软雅黑" w:hAnsi="微软雅黑" w:eastAsia="微软雅黑"/>
-                <w:sz w:val="19"/>
-              </w:rPr>
-              <w:t>跳转商品详情页，带入券模板过滤可用商品</w:t>
-            </w:r>
-          </w:p>
-        </w:tc>
-        <w:tc>
-          <w:tcPr>
-            <w:tcW w:type="dxa" w:w="3213"/>
-          </w:tcPr>
-          <w:p>
-            <w:r/>
-            <w:r>
-              <w:rPr>
-                <w:rFonts w:ascii="微软雅黑" w:hAnsi="微软雅黑" w:eastAsia="微软雅黑"/>
-                <w:sz w:val="19"/>
-              </w:rPr>
-              <w:t>弹窗底部次按钮</w:t>
-            </w:r>
-          </w:p>
-        </w:tc>
-      </w:tr>
-      <w:tr>
-        <w:tc>
-          <w:tcPr>
-            <w:tcW w:type="dxa" w:w="3213"/>
-          </w:tcPr>
-          <w:p>
-            <w:r/>
-            <w:r>
-              <w:rPr>
-                <w:rFonts w:ascii="微软雅黑" w:hAnsi="微软雅黑" w:eastAsia="微软雅黑"/>
-                <w:sz w:val="19"/>
-              </w:rPr>
-              <w:t>关闭</w:t>
-            </w:r>
-          </w:p>
-        </w:tc>
-        <w:tc>
-          <w:tcPr>
-            <w:tcW w:type="dxa" w:w="3213"/>
-          </w:tcPr>
-          <w:p>
-            <w:r/>
-            <w:r>
-              <w:rPr>
-                <w:rFonts w:ascii="微软雅黑" w:hAnsi="微软雅黑" w:eastAsia="微软雅黑"/>
-                <w:sz w:val="19"/>
-              </w:rPr>
-              <w:t>关闭弹窗</w:t>
-            </w:r>
-          </w:p>
-        </w:tc>
-        <w:tc>
-          <w:tcPr>
-            <w:tcW w:type="dxa" w:w="3213"/>
-          </w:tcPr>
-          <w:p>
-            <w:r/>
-            <w:r>
-              <w:rPr>
-                <w:rFonts w:ascii="微软雅黑" w:hAnsi="微软雅黑" w:eastAsia="微软雅黑"/>
-                <w:sz w:val="19"/>
-              </w:rPr>
-              <w:t>遮罩 / 关闭 icon / 系统返回</w:t>
-            </w:r>
-          </w:p>
-        </w:tc>
-      </w:tr>
-    </w:tbl>
-    <w:p>
-      <w:pPr>
-        <w:pStyle w:val="Heading5"/>
-      </w:pPr>
-      <w:r>
-        <w:rPr>
-          <w:rFonts w:ascii="微软雅黑" w:hAnsi="微软雅黑" w:eastAsia="微软雅黑"/>
-          <w:sz w:val="20"/>
-        </w:rPr>
-        <w:t>4.3.2.4【查看我的券】功能</w:t>
+        <w:t>：直播时长发券触发卡（「观看直播满 30 分钟，系统自动发放关联优惠券（每种 1 张）」）展示在 App 首页信息流；点「进入直播间」跳转直播页并触发发券条件计时。发券弹窗本身见 4.3.2。</w:t>
       </w:r>
     </w:p>
     <w:tbl>
@@ -16204,7 +18493,7 @@
                 <w:rFonts w:ascii="微软雅黑" w:hAnsi="微软雅黑" w:eastAsia="微软雅黑"/>
                 <w:sz w:val="19"/>
               </w:rPr>
-              <w:t>功能说明</w:t>
+              <w:t>显示位置</w:t>
             </w:r>
           </w:p>
         </w:tc>
@@ -16219,7 +18508,7 @@
                 <w:rFonts w:ascii="微软雅黑" w:hAnsi="微软雅黑" w:eastAsia="微软雅黑"/>
                 <w:sz w:val="19"/>
               </w:rPr>
-              <w:t>跳转至 App「我的优惠券」页</w:t>
+              <w:t>App 首页信息流卡片</w:t>
             </w:r>
           </w:p>
         </w:tc>
@@ -16236,7 +18525,7 @@
                 <w:rFonts w:ascii="微软雅黑" w:hAnsi="微软雅黑" w:eastAsia="微软雅黑"/>
                 <w:sz w:val="19"/>
               </w:rPr>
-              <w:t>显示位置</w:t>
+              <w:t>触发</w:t>
             </w:r>
           </w:p>
         </w:tc>
@@ -16251,7 +18540,7 @@
                 <w:rFonts w:ascii="微软雅黑" w:hAnsi="微软雅黑" w:eastAsia="微软雅黑"/>
                 <w:sz w:val="19"/>
               </w:rPr>
-              <w:t>获券弹窗底部主按钮</w:t>
+              <w:t>观看直播满阈值（如 30min）→ 系统发放 + 弹窗（见 4.3.2）</w:t>
             </w:r>
           </w:p>
         </w:tc>
@@ -16283,7 +18572,7 @@
                 <w:rFonts w:ascii="微软雅黑" w:hAnsi="微软雅黑" w:eastAsia="微软雅黑"/>
                 <w:sz w:val="19"/>
               </w:rPr>
-              <w:t>登录用户；未登录不弹窗（券仍入包，下次登录展示角标）</w:t>
+              <w:t>登录用户</w:t>
             </w:r>
           </w:p>
         </w:tc>
@@ -16300,7 +18589,7 @@
                 <w:rFonts w:ascii="微软雅黑" w:hAnsi="微软雅黑" w:eastAsia="微软雅黑"/>
                 <w:sz w:val="19"/>
               </w:rPr>
-              <w:t>前置条件</w:t>
+              <w:t>数据来源</w:t>
             </w:r>
           </w:p>
         </w:tc>
@@ -16315,39 +18604,7 @@
                 <w:rFonts w:ascii="微软雅黑" w:hAnsi="微软雅黑" w:eastAsia="微软雅黑"/>
                 <w:sz w:val="19"/>
               </w:rPr>
-              <w:t>弹窗已展示；用户已登录</w:t>
-            </w:r>
-          </w:p>
-        </w:tc>
-      </w:tr>
-      <w:tr>
-        <w:tc>
-          <w:tcPr>
-            <w:tcW w:type="dxa" w:w="4819"/>
-          </w:tcPr>
-          <w:p>
-            <w:r/>
-            <w:r>
-              <w:rPr>
-                <w:rFonts w:ascii="微软雅黑" w:hAnsi="微软雅黑" w:eastAsia="微软雅黑"/>
-                <w:sz w:val="19"/>
-              </w:rPr>
-              <w:t>功能实现</w:t>
-            </w:r>
-          </w:p>
-        </w:tc>
-        <w:tc>
-          <w:tcPr>
-            <w:tcW w:type="dxa" w:w="4819"/>
-          </w:tcPr>
-          <w:p>
-            <w:r/>
-            <w:r>
-              <w:rPr>
-                <w:rFonts w:ascii="微软雅黑" w:hAnsi="微软雅黑" w:eastAsia="微软雅黑"/>
-                <w:sz w:val="19"/>
-              </w:rPr>
-              <w:t>点「查看我的券」→ 路由跳转「我的优惠券」（默认未使用 Tab）→ 列表按领取时间倒序；若未登录则先拉起登录，成功后继续跳转</w:t>
+              <w:t>触发卡文案取《发券活动表》阈值文本；发放动作由发券规则引擎执行</w:t>
             </w:r>
           </w:p>
         </w:tc>
@@ -16355,386 +18612,6 @@
     </w:tbl>
     <w:p>
       <w:pPr>
-        <w:pStyle w:val="Heading5"/>
-      </w:pPr>
-      <w:r>
-        <w:rPr>
-          <w:rFonts w:ascii="微软雅黑" w:hAnsi="微软雅黑" w:eastAsia="微软雅黑"/>
-          <w:sz w:val="20"/>
-        </w:rPr>
-        <w:t>4.3.2.5【去使用】功能</w:t>
-      </w:r>
-    </w:p>
-    <w:tbl>
-      <w:tblPr>
-        <w:tblStyle w:val="TableGrid"/>
-        <w:tblW w:type="auto" w:w="0"/>
-        <w:jc w:val="center"/>
-        <w:tblLook w:firstColumn="1" w:firstRow="1" w:lastColumn="0" w:lastRow="0" w:noHBand="0" w:noVBand="1" w:val="04A0"/>
-      </w:tblPr>
-      <w:tblGrid>
-        <w:gridCol w:w="4819"/>
-        <w:gridCol w:w="4819"/>
-      </w:tblGrid>
-      <w:tr>
-        <w:tc>
-          <w:tcPr>
-            <w:tcW w:type="dxa" w:w="4819"/>
-          </w:tcPr>
-          <w:p>
-            <w:r/>
-            <w:r>
-              <w:rPr>
-                <w:rFonts w:ascii="微软雅黑" w:hAnsi="微软雅黑" w:eastAsia="微软雅黑"/>
-                <w:b/>
-                <w:sz w:val="19"/>
-                <w:shd w:val="clear" w:color="auto" w:fill="F2F2F2"/>
-              </w:rPr>
-              <w:t>项</w:t>
-            </w:r>
-          </w:p>
-        </w:tc>
-        <w:tc>
-          <w:tcPr>
-            <w:tcW w:type="dxa" w:w="4819"/>
-          </w:tcPr>
-          <w:p>
-            <w:r/>
-            <w:r>
-              <w:rPr>
-                <w:rFonts w:ascii="微软雅黑" w:hAnsi="微软雅黑" w:eastAsia="微软雅黑"/>
-                <w:b/>
-                <w:sz w:val="19"/>
-                <w:shd w:val="clear" w:color="auto" w:fill="F2F2F2"/>
-              </w:rPr>
-              <w:t>说明</w:t>
-            </w:r>
-          </w:p>
-        </w:tc>
-      </w:tr>
-      <w:tr>
-        <w:tc>
-          <w:tcPr>
-            <w:tcW w:type="dxa" w:w="4819"/>
-          </w:tcPr>
-          <w:p>
-            <w:r/>
-            <w:r>
-              <w:rPr>
-                <w:rFonts w:ascii="微软雅黑" w:hAnsi="微软雅黑" w:eastAsia="微软雅黑"/>
-                <w:sz w:val="19"/>
-              </w:rPr>
-              <w:t>功能说明</w:t>
-            </w:r>
-          </w:p>
-        </w:tc>
-        <w:tc>
-          <w:tcPr>
-            <w:tcW w:type="dxa" w:w="4819"/>
-          </w:tcPr>
-          <w:p>
-            <w:r/>
-            <w:r>
-              <w:rPr>
-                <w:rFonts w:ascii="微软雅黑" w:hAnsi="微软雅黑" w:eastAsia="微软雅黑"/>
-                <w:sz w:val="19"/>
-              </w:rPr>
-              <w:t>跳转商品详情页并使用券</w:t>
-            </w:r>
-          </w:p>
-        </w:tc>
-      </w:tr>
-      <w:tr>
-        <w:tc>
-          <w:tcPr>
-            <w:tcW w:type="dxa" w:w="4819"/>
-          </w:tcPr>
-          <w:p>
-            <w:r/>
-            <w:r>
-              <w:rPr>
-                <w:rFonts w:ascii="微软雅黑" w:hAnsi="微软雅黑" w:eastAsia="微软雅黑"/>
-                <w:sz w:val="19"/>
-              </w:rPr>
-              <w:t>显示位置</w:t>
-            </w:r>
-          </w:p>
-        </w:tc>
-        <w:tc>
-          <w:tcPr>
-            <w:tcW w:type="dxa" w:w="4819"/>
-          </w:tcPr>
-          <w:p>
-            <w:r/>
-            <w:r>
-              <w:rPr>
-                <w:rFonts w:ascii="微软雅黑" w:hAnsi="微软雅黑" w:eastAsia="微软雅黑"/>
-                <w:sz w:val="19"/>
-              </w:rPr>
-              <w:t>获券弹窗底部次按钮</w:t>
-            </w:r>
-          </w:p>
-        </w:tc>
-      </w:tr>
-      <w:tr>
-        <w:tc>
-          <w:tcPr>
-            <w:tcW w:type="dxa" w:w="4819"/>
-          </w:tcPr>
-          <w:p>
-            <w:r/>
-            <w:r>
-              <w:rPr>
-                <w:rFonts w:ascii="微软雅黑" w:hAnsi="微软雅黑" w:eastAsia="微软雅黑"/>
-                <w:sz w:val="19"/>
-              </w:rPr>
-              <w:t>权限</w:t>
-            </w:r>
-          </w:p>
-        </w:tc>
-        <w:tc>
-          <w:tcPr>
-            <w:tcW w:type="dxa" w:w="4819"/>
-          </w:tcPr>
-          <w:p>
-            <w:r/>
-            <w:r>
-              <w:rPr>
-                <w:rFonts w:ascii="微软雅黑" w:hAnsi="微软雅黑" w:eastAsia="微软雅黑"/>
-                <w:sz w:val="19"/>
-              </w:rPr>
-              <w:t>登录用户</w:t>
-            </w:r>
-          </w:p>
-        </w:tc>
-      </w:tr>
-      <w:tr>
-        <w:tc>
-          <w:tcPr>
-            <w:tcW w:type="dxa" w:w="4819"/>
-          </w:tcPr>
-          <w:p>
-            <w:r/>
-            <w:r>
-              <w:rPr>
-                <w:rFonts w:ascii="微软雅黑" w:hAnsi="微软雅黑" w:eastAsia="微软雅黑"/>
-                <w:sz w:val="19"/>
-              </w:rPr>
-              <w:t>前置条件</w:t>
-            </w:r>
-          </w:p>
-        </w:tc>
-        <w:tc>
-          <w:tcPr>
-            <w:tcW w:type="dxa" w:w="4819"/>
-          </w:tcPr>
-          <w:p>
-            <w:r/>
-            <w:r>
-              <w:rPr>
-                <w:rFonts w:ascii="微软雅黑" w:hAnsi="微软雅黑" w:eastAsia="微软雅黑"/>
-                <w:sz w:val="19"/>
-              </w:rPr>
-              <w:t>弹窗已展示</w:t>
-            </w:r>
-          </w:p>
-        </w:tc>
-      </w:tr>
-      <w:tr>
-        <w:tc>
-          <w:tcPr>
-            <w:tcW w:type="dxa" w:w="4819"/>
-          </w:tcPr>
-          <w:p>
-            <w:r/>
-            <w:r>
-              <w:rPr>
-                <w:rFonts w:ascii="微软雅黑" w:hAnsi="微软雅黑" w:eastAsia="微软雅黑"/>
-                <w:sz w:val="19"/>
-              </w:rPr>
-              <w:t>功能实现</w:t>
-            </w:r>
-          </w:p>
-        </w:tc>
-        <w:tc>
-          <w:tcPr>
-            <w:tcW w:type="dxa" w:w="4819"/>
-          </w:tcPr>
-          <w:p>
-            <w:r/>
-            <w:r>
-              <w:rPr>
-                <w:rFonts w:ascii="微软雅黑" w:hAnsi="微软雅黑" w:eastAsia="微软雅黑"/>
-                <w:sz w:val="19"/>
-              </w:rPr>
-              <w:t>点「去使用」→ 取券模板关联商品(spu_id) → 跳转商详（带入券模板ID）</w:t>
-            </w:r>
-          </w:p>
-        </w:tc>
-      </w:tr>
-    </w:tbl>
-    <w:p>
-      <w:pPr>
-        <w:pStyle w:val="Heading5"/>
-      </w:pPr>
-      <w:r>
-        <w:rPr>
-          <w:rFonts w:ascii="微软雅黑" w:hAnsi="微软雅黑" w:eastAsia="微软雅黑"/>
-          <w:sz w:val="20"/>
-        </w:rPr>
-        <w:t>4.3.2.6 数据来源（字段级）</w:t>
-      </w:r>
-    </w:p>
-    <w:tbl>
-      <w:tblPr>
-        <w:tblStyle w:val="TableGrid"/>
-        <w:tblW w:type="auto" w:w="0"/>
-        <w:jc w:val="center"/>
-        <w:tblLook w:firstColumn="1" w:firstRow="1" w:lastColumn="0" w:lastRow="0" w:noHBand="0" w:noVBand="1" w:val="04A0"/>
-      </w:tblPr>
-      <w:tblGrid>
-        <w:gridCol w:w="4819"/>
-        <w:gridCol w:w="4819"/>
-      </w:tblGrid>
-      <w:tr>
-        <w:tc>
-          <w:tcPr>
-            <w:tcW w:type="dxa" w:w="4819"/>
-          </w:tcPr>
-          <w:p>
-            <w:r/>
-            <w:r>
-              <w:rPr>
-                <w:rFonts w:ascii="微软雅黑" w:hAnsi="微软雅黑" w:eastAsia="微软雅黑"/>
-                <w:b/>
-                <w:sz w:val="19"/>
-                <w:shd w:val="clear" w:color="auto" w:fill="F2F2F2"/>
-              </w:rPr>
-              <w:t>字段名称</w:t>
-            </w:r>
-          </w:p>
-        </w:tc>
-        <w:tc>
-          <w:tcPr>
-            <w:tcW w:type="dxa" w:w="4819"/>
-          </w:tcPr>
-          <w:p>
-            <w:r/>
-            <w:r>
-              <w:rPr>
-                <w:rFonts w:ascii="微软雅黑" w:hAnsi="微软雅黑" w:eastAsia="微软雅黑"/>
-                <w:b/>
-                <w:sz w:val="19"/>
-                <w:shd w:val="clear" w:color="auto" w:fill="F2F2F2"/>
-              </w:rPr>
-              <w:t>取值逻辑说明</w:t>
-            </w:r>
-          </w:p>
-        </w:tc>
-      </w:tr>
-      <w:tr>
-        <w:tc>
-          <w:tcPr>
-            <w:tcW w:type="dxa" w:w="4819"/>
-          </w:tcPr>
-          <w:p>
-            <w:r/>
-            <w:r>
-              <w:rPr>
-                <w:rFonts w:ascii="微软雅黑" w:hAnsi="微软雅黑" w:eastAsia="微软雅黑"/>
-                <w:sz w:val="19"/>
-              </w:rPr>
-              <w:t>券名 / 面额 / 门槛 / 适用范围</w:t>
-            </w:r>
-          </w:p>
-        </w:tc>
-        <w:tc>
-          <w:tcPr>
-            <w:tcW w:type="dxa" w:w="4819"/>
-          </w:tcPr>
-          <w:p>
-            <w:r/>
-            <w:r>
-              <w:rPr>
-                <w:rFonts w:ascii="微软雅黑" w:hAnsi="微软雅黑" w:eastAsia="微软雅黑"/>
-                <w:sz w:val="19"/>
-              </w:rPr>
-              <w:t>取《券模板表》对应券模板字段</w:t>
-            </w:r>
-          </w:p>
-        </w:tc>
-      </w:tr>
-      <w:tr>
-        <w:tc>
-          <w:tcPr>
-            <w:tcW w:type="dxa" w:w="4819"/>
-          </w:tcPr>
-          <w:p>
-            <w:r/>
-            <w:r>
-              <w:rPr>
-                <w:rFonts w:ascii="微软雅黑" w:hAnsi="微软雅黑" w:eastAsia="微软雅黑"/>
-                <w:sz w:val="19"/>
-              </w:rPr>
-              <w:t>本次发放券列表</w:t>
-            </w:r>
-          </w:p>
-        </w:tc>
-        <w:tc>
-          <w:tcPr>
-            <w:tcW w:type="dxa" w:w="4819"/>
-          </w:tcPr>
-          <w:p>
-            <w:r/>
-            <w:r>
-              <w:rPr>
-                <w:rFonts w:ascii="微软雅黑" w:hAnsi="微软雅黑" w:eastAsia="微软雅黑"/>
-                <w:sz w:val="19"/>
-              </w:rPr>
-              <w:t>调用发券结果接口，传 user_id + 触发批次号，返回本次发放的券实例列表</w:t>
-            </w:r>
-          </w:p>
-        </w:tc>
-      </w:tr>
-    </w:tbl>
-    <w:p>
-      <w:pPr>
-        <w:pStyle w:val="Heading5"/>
-      </w:pPr>
-      <w:r>
-        <w:rPr>
-          <w:rFonts w:ascii="微软雅黑" w:hAnsi="微软雅黑" w:eastAsia="微软雅黑"/>
-          <w:sz w:val="20"/>
-        </w:rPr>
-        <w:t>4.3.2.7 状态流转</w:t>
-      </w:r>
-    </w:p>
-    <w:p>
-      <w:r>
-        <w:rPr>
-          <w:rFonts w:ascii="微软雅黑" w:hAnsi="微软雅黑" w:eastAsia="微软雅黑"/>
-          <w:sz w:val="21"/>
-        </w:rPr>
-        <w:t xml:space="preserve">券实例：发放成功 → </w:t>
-      </w:r>
-      <w:r>
-        <w:rPr>
-          <w:rFonts w:ascii="微软雅黑" w:hAnsi="微软雅黑" w:eastAsia="微软雅黑"/>
-          <w:b/>
-          <w:sz w:val="21"/>
-        </w:rPr>
-        <w:t>未使用</w:t>
-      </w:r>
-      <w:r>
-        <w:rPr>
-          <w:rFonts w:ascii="微软雅黑" w:hAnsi="微软雅黑" w:eastAsia="微软雅黑"/>
-          <w:sz w:val="21"/>
-        </w:rPr>
-        <w:t>（无需用户操作）。弹窗展示与否不影响状态。</w:t>
-      </w:r>
-    </w:p>
-    <w:p>
-      <w:pPr>
         <w:pStyle w:val="Heading4"/>
       </w:pPr>
       <w:r>
@@ -16742,7 +18619,7 @@
           <w:rFonts w:ascii="微软雅黑" w:hAnsi="微软雅黑" w:eastAsia="微软雅黑"/>
           <w:sz w:val="20"/>
         </w:rPr>
-        <w:t>4.3.3 我的优惠券（三态）</w:t>
+        <w:t>4.3.2 获券弹窗（系统发券触达）</w:t>
       </w:r>
       <w:r>
         <w:rPr>
@@ -16762,7 +18639,7 @@
           <w:rFonts w:ascii="微软雅黑" w:hAnsi="微软雅黑" w:eastAsia="微软雅黑"/>
           <w:sz w:val="20"/>
         </w:rPr>
-        <w:t>4.3.3.1 原型与交互示意</w:t>
+        <w:t>4.3.2.1 原型与交互示意</w:t>
       </w:r>
     </w:p>
     <w:p/>
@@ -16774,7 +18651,7 @@
         <w:drawing>
           <wp:inline xmlns:a="http://schemas.openxmlformats.org/drawingml/2006/main" xmlns:pic="http://schemas.openxmlformats.org/drawingml/2006/picture">
             <wp:extent cx="5580000" cy="3487500"/>
-            <wp:docPr id="12" name="Picture 12"/>
+            <wp:docPr id="13" name="Picture 13"/>
             <wp:cNvGraphicFramePr>
               <a:graphicFrameLocks noChangeAspect="1"/>
             </wp:cNvGraphicFramePr>
@@ -16782,7 +18659,7 @@
               <a:graphicData uri="http://schemas.openxmlformats.org/drawingml/2006/picture">
                 <pic:pic>
                   <pic:nvPicPr>
-                    <pic:cNvPr id="0" name="coupon-app-my-coupons.png"/>
+                    <pic:cNvPr id="0" name="coupon-app-arrival-modal.png"/>
                     <pic:cNvPicPr/>
                   </pic:nvPicPr>
                   <pic:blipFill>
@@ -16811,7 +18688,7 @@
           <w:rFonts w:ascii="微软雅黑" w:hAnsi="微软雅黑" w:eastAsia="微软雅黑"/>
           <w:sz w:val="21"/>
         </w:rPr>
-        <w:t>独立页面，顶部三个 Tab（未使用 / 已使用 / 已过期），默认「未使用」；示意图见上方 App 原型「我的优惠券」页。</w:t>
+        <w:t>弹窗从屏幕底部升起（半屏），展示本次系统发放的全部券（每种 1 张）；示意图见上方。</w:t>
       </w:r>
     </w:p>
     <w:p>
@@ -16823,7 +18700,7 @@
           <w:rFonts w:ascii="微软雅黑" w:hAnsi="微软雅黑" w:eastAsia="微软雅黑"/>
           <w:sz w:val="20"/>
         </w:rPr>
-        <w:t>4.3.3.2 详细逻辑规则</w:t>
+        <w:t>4.3.2.2 详细逻辑规则</w:t>
       </w:r>
     </w:p>
     <w:p>
@@ -16852,7 +18729,7 @@
           <w:rFonts w:ascii="微软雅黑" w:hAnsi="微软雅黑" w:eastAsia="微软雅黑"/>
           <w:sz w:val="21"/>
         </w:rPr>
-        <w:t>Tab 结构：未使用 / 已使用 / 已过期，点击切换；未使用默认选中。</w:t>
+        <w:t>触发：满足发放条件（直播满 30min / 被指定发券）后系统自动发放并弹出，同一批次仅弹一次（本地标记防重复打扰）。</w:t>
       </w:r>
     </w:p>
     <w:p>
@@ -16864,7 +18741,7 @@
           <w:rFonts w:ascii="微软雅黑" w:hAnsi="微软雅黑" w:eastAsia="微软雅黑"/>
           <w:sz w:val="21"/>
         </w:rPr>
-        <w:t>未使用券卡片：券名 / 面额（大字突出）/ 门槛金额 / 有效期（起止日期）/ 适用范围标签（全场/指定商品/指定店铺）；操作按钮「去使用」。</w:t>
+        <w:t>内容：可含多张券，每张展示 券名 / 面额（大字）/ 门槛 / 适用范围标签；券名超 12 字截断加「…」。</w:t>
       </w:r>
     </w:p>
     <w:p>
@@ -16876,7 +18753,24 @@
           <w:rFonts w:ascii="微软雅黑" w:hAnsi="微软雅黑" w:eastAsia="微软雅黑"/>
           <w:sz w:val="21"/>
         </w:rPr>
-        <w:t>已使用券卡片：券名 / 面额 / 使用时间 / 关联订单号；状态标签「已核销」（灰色置灰）。</w:t>
+        <w:t>按钮：查看我的券（跳我的优惠券）/ 去使用（跳商品详情，带入券模板筛选）。</w:t>
+      </w:r>
+    </w:p>
+    <w:p>
+      <w:r>
+        <w:rPr>
+          <w:rFonts w:ascii="微软雅黑" w:hAnsi="微软雅黑" w:eastAsia="微软雅黑"/>
+          <w:b/>
+          <w:sz w:val="21"/>
+        </w:rPr>
+        <w:t>业务逻辑与边界条件</w:t>
+      </w:r>
+      <w:r>
+        <w:rPr>
+          <w:rFonts w:ascii="微软雅黑" w:hAnsi="微软雅黑" w:eastAsia="微软雅黑"/>
+          <w:sz w:val="21"/>
+        </w:rPr>
+        <w:t>：</w:t>
       </w:r>
     </w:p>
     <w:p>
@@ -16888,7 +18782,7 @@
           <w:rFonts w:ascii="微软雅黑" w:hAnsi="微软雅黑" w:eastAsia="微软雅黑"/>
           <w:sz w:val="21"/>
         </w:rPr>
-        <w:t>已过期券卡片：券名 / 面额 / 过期时间；状态标签「已过期」（灰色置灰）。</w:t>
+        <w:t>发放即写入用户券包（未使用态），与弹窗展示解耦——即使弹窗未展示，券也已入包。</w:t>
       </w:r>
     </w:p>
     <w:p>
@@ -16900,7 +18794,7 @@
           <w:rFonts w:ascii="微软雅黑" w:hAnsi="微软雅黑" w:eastAsia="微软雅黑"/>
           <w:sz w:val="21"/>
         </w:rPr>
-        <w:t>极限值：券名超 12 字截断「…」；列表一次加载 20 条，滚动加载更多。</w:t>
+        <w:t>重复发放防重：按 user_id + 活动ID + 券模板ID 去重，已达上限不再发放（弹窗仅展示已发放的券）。</w:t>
       </w:r>
     </w:p>
     <w:p>
@@ -16912,60 +18806,7 @@
           <w:rFonts w:ascii="微软雅黑" w:hAnsi="微软雅黑" w:eastAsia="微软雅黑"/>
           <w:sz w:val="21"/>
         </w:rPr>
-        <w:t>空状态：对应 Tab 无券 → 插画 + 文案「暂无优惠券」+「去逛逛」跳转商城。</w:t>
-      </w:r>
-    </w:p>
-    <w:p>
-      <w:pPr>
-        <w:pStyle w:val="ListBullet"/>
-      </w:pPr>
-      <w:r>
-        <w:rPr>
-          <w:rFonts w:ascii="微软雅黑" w:hAnsi="微软雅黑" w:eastAsia="微软雅黑"/>
-          <w:sz w:val="21"/>
-        </w:rPr>
-        <w:t>临近过期(≤3天)：未使用券标红提示「X天后过期」。</w:t>
-      </w:r>
-    </w:p>
-    <w:p>
-      <w:r>
-        <w:rPr>
-          <w:rFonts w:ascii="微软雅黑" w:hAnsi="微软雅黑" w:eastAsia="微软雅黑"/>
-          <w:b/>
-          <w:sz w:val="21"/>
-        </w:rPr>
-        <w:t>业务逻辑与边界条件</w:t>
-      </w:r>
-      <w:r>
-        <w:rPr>
-          <w:rFonts w:ascii="微软雅黑" w:hAnsi="微软雅黑" w:eastAsia="微软雅黑"/>
-          <w:sz w:val="21"/>
-        </w:rPr>
-        <w:t>：</w:t>
-      </w:r>
-    </w:p>
-    <w:p>
-      <w:pPr>
-        <w:pStyle w:val="ListBullet"/>
-      </w:pPr>
-      <w:r>
-        <w:rPr>
-          <w:rFonts w:ascii="微软雅黑" w:hAnsi="微软雅黑" w:eastAsia="微软雅黑"/>
-          <w:sz w:val="21"/>
-        </w:rPr>
-        <w:t>三态由《用户券表》status 驱动；过期由定时任务更新 status=已过期。</w:t>
-      </w:r>
-    </w:p>
-    <w:p>
-      <w:pPr>
-        <w:pStyle w:val="ListBullet"/>
-      </w:pPr>
-      <w:r>
-        <w:rPr>
-          <w:rFonts w:ascii="微软雅黑" w:hAnsi="微软雅黑" w:eastAsia="微软雅黑"/>
-          <w:sz w:val="21"/>
-        </w:rPr>
-        <w:t>下拉刷新重新拉取；分页滚动加载（每页 20）。</w:t>
+        <w:t>关闭：点遮罩 / 关闭按钮 / 系统返回键均可关闭；关闭不影响券状态。</w:t>
       </w:r>
     </w:p>
     <w:p>
@@ -16977,7 +18818,7 @@
           <w:rFonts w:ascii="微软雅黑" w:hAnsi="微软雅黑" w:eastAsia="微软雅黑"/>
           <w:sz w:val="20"/>
         </w:rPr>
-        <w:t>4.3.3.3 列表字段表（字段名称 / 需求说明 / 备注）</w:t>
+        <w:t>4.3.2.3 功能按钮总表（功能名称 / 功能说明 / 备注）</w:t>
       </w:r>
     </w:p>
     <w:tbl>
@@ -17006,7 +18847,7 @@
                 <w:sz w:val="19"/>
                 <w:shd w:val="clear" w:color="auto" w:fill="F2F2F2"/>
               </w:rPr>
-              <w:t>字段名称</w:t>
+              <w:t>功能名称</w:t>
             </w:r>
           </w:p>
         </w:tc>
@@ -17023,7 +18864,7 @@
                 <w:sz w:val="19"/>
                 <w:shd w:val="clear" w:color="auto" w:fill="F2F2F2"/>
               </w:rPr>
-              <w:t>需求说明</w:t>
+              <w:t>功能说明</w:t>
             </w:r>
           </w:p>
         </w:tc>
@@ -17057,7 +18898,7 @@
                 <w:rFonts w:ascii="微软雅黑" w:hAnsi="微软雅黑" w:eastAsia="微软雅黑"/>
                 <w:sz w:val="19"/>
               </w:rPr>
-              <w:t>券名</w:t>
+              <w:t>查看我的券</w:t>
             </w:r>
           </w:p>
         </w:tc>
@@ -17072,7 +18913,7 @@
                 <w:rFonts w:ascii="微软雅黑" w:hAnsi="微软雅黑" w:eastAsia="微软雅黑"/>
                 <w:sz w:val="19"/>
               </w:rPr>
-              <w:t>取《券模板表》券名</w:t>
+              <w:t>跳转「我的优惠券」页（默认未使用 Tab）</w:t>
             </w:r>
           </w:p>
         </w:tc>
@@ -17087,7 +18928,7 @@
                 <w:rFonts w:ascii="微软雅黑" w:hAnsi="微软雅黑" w:eastAsia="微软雅黑"/>
                 <w:sz w:val="19"/>
               </w:rPr>
-              <w:t>超 12 字截断</w:t>
+              <w:t>弹窗底部主按钮</w:t>
             </w:r>
           </w:p>
         </w:tc>
@@ -17104,7 +18945,7 @@
                 <w:rFonts w:ascii="微软雅黑" w:hAnsi="微软雅黑" w:eastAsia="微软雅黑"/>
                 <w:sz w:val="19"/>
               </w:rPr>
-              <w:t>面额</w:t>
+              <w:t>去使用</w:t>
             </w:r>
           </w:p>
         </w:tc>
@@ -17119,7 +18960,7 @@
                 <w:rFonts w:ascii="微软雅黑" w:hAnsi="微软雅黑" w:eastAsia="微软雅黑"/>
                 <w:sz w:val="19"/>
               </w:rPr>
-              <w:t>券面额，大字突出</w:t>
+              <w:t>跳转商品详情页，带入券模板过滤可用商品</w:t>
             </w:r>
           </w:p>
         </w:tc>
@@ -17134,7 +18975,7 @@
                 <w:rFonts w:ascii="微软雅黑" w:hAnsi="微软雅黑" w:eastAsia="微软雅黑"/>
                 <w:sz w:val="19"/>
               </w:rPr>
-              <w:t>单位 ¥</w:t>
+              <w:t>弹窗底部次按钮</w:t>
             </w:r>
           </w:p>
         </w:tc>
@@ -17151,7 +18992,7 @@
                 <w:rFonts w:ascii="微软雅黑" w:hAnsi="微软雅黑" w:eastAsia="微软雅黑"/>
                 <w:sz w:val="19"/>
               </w:rPr>
-              <w:t>门槛金额</w:t>
+              <w:t>关闭</w:t>
             </w:r>
           </w:p>
         </w:tc>
@@ -17166,7 +19007,7 @@
                 <w:rFonts w:ascii="微软雅黑" w:hAnsi="微软雅黑" w:eastAsia="微软雅黑"/>
                 <w:sz w:val="19"/>
               </w:rPr>
-              <w:t>使用门槛</w:t>
+              <w:t>关闭弹窗</w:t>
             </w:r>
           </w:p>
         </w:tc>
@@ -17181,207 +19022,630 @@
                 <w:rFonts w:ascii="微软雅黑" w:hAnsi="微软雅黑" w:eastAsia="微软雅黑"/>
                 <w:sz w:val="19"/>
               </w:rPr>
-              <w:t>无门槛显示「无门槛」</w:t>
-            </w:r>
-          </w:p>
-        </w:tc>
-      </w:tr>
-      <w:tr>
-        <w:tc>
-          <w:tcPr>
-            <w:tcW w:type="dxa" w:w="3213"/>
-          </w:tcPr>
-          <w:p>
-            <w:r/>
-            <w:r>
-              <w:rPr>
-                <w:rFonts w:ascii="微软雅黑" w:hAnsi="微软雅黑" w:eastAsia="微软雅黑"/>
-                <w:sz w:val="19"/>
-              </w:rPr>
-              <w:t>有效期</w:t>
-            </w:r>
-          </w:p>
-        </w:tc>
-        <w:tc>
-          <w:tcPr>
-            <w:tcW w:type="dxa" w:w="3213"/>
-          </w:tcPr>
-          <w:p>
-            <w:r/>
-            <w:r>
-              <w:rPr>
-                <w:rFonts w:ascii="微软雅黑" w:hAnsi="微软雅黑" w:eastAsia="微软雅黑"/>
-                <w:sz w:val="19"/>
-              </w:rPr>
-              <w:t>起止日期</w:t>
-            </w:r>
-          </w:p>
-        </w:tc>
-        <w:tc>
-          <w:tcPr>
-            <w:tcW w:type="dxa" w:w="3213"/>
-          </w:tcPr>
-          <w:p>
-            <w:r/>
-            <w:r>
-              <w:rPr>
-                <w:rFonts w:ascii="微软雅黑" w:hAnsi="微软雅黑" w:eastAsia="微软雅黑"/>
-                <w:sz w:val="19"/>
-              </w:rPr>
-              <w:t>未使用展示</w:t>
-            </w:r>
-          </w:p>
-        </w:tc>
-      </w:tr>
-      <w:tr>
-        <w:tc>
-          <w:tcPr>
-            <w:tcW w:type="dxa" w:w="3213"/>
-          </w:tcPr>
-          <w:p>
-            <w:r/>
-            <w:r>
-              <w:rPr>
-                <w:rFonts w:ascii="微软雅黑" w:hAnsi="微软雅黑" w:eastAsia="微软雅黑"/>
-                <w:sz w:val="19"/>
-              </w:rPr>
-              <w:t>适用范围标签</w:t>
-            </w:r>
-          </w:p>
-        </w:tc>
-        <w:tc>
-          <w:tcPr>
-            <w:tcW w:type="dxa" w:w="3213"/>
-          </w:tcPr>
-          <w:p>
-            <w:r/>
-            <w:r>
-              <w:rPr>
-                <w:rFonts w:ascii="微软雅黑" w:hAnsi="微软雅黑" w:eastAsia="微软雅黑"/>
-                <w:sz w:val="19"/>
-              </w:rPr>
-              <w:t>全场 / 指定商品 / 指定店铺</w:t>
-            </w:r>
-          </w:p>
-        </w:tc>
-        <w:tc>
-          <w:tcPr>
-            <w:tcW w:type="dxa" w:w="3213"/>
-          </w:tcPr>
-          <w:p>
-            <w:r/>
-            <w:r>
-              <w:rPr>
-                <w:rFonts w:ascii="微软雅黑" w:hAnsi="微软雅黑" w:eastAsia="微软雅黑"/>
-                <w:sz w:val="19"/>
-              </w:rPr>
-              <w:t>—</w:t>
-            </w:r>
-          </w:p>
-        </w:tc>
-      </w:tr>
-      <w:tr>
-        <w:tc>
-          <w:tcPr>
-            <w:tcW w:type="dxa" w:w="3213"/>
-          </w:tcPr>
-          <w:p>
-            <w:r/>
-            <w:r>
-              <w:rPr>
-                <w:rFonts w:ascii="微软雅黑" w:hAnsi="微软雅黑" w:eastAsia="微软雅黑"/>
-                <w:sz w:val="19"/>
-              </w:rPr>
-              <w:t>状态</w:t>
-            </w:r>
-          </w:p>
-        </w:tc>
-        <w:tc>
-          <w:tcPr>
-            <w:tcW w:type="dxa" w:w="3213"/>
-          </w:tcPr>
-          <w:p>
-            <w:r/>
-            <w:r>
-              <w:rPr>
-                <w:rFonts w:ascii="微软雅黑" w:hAnsi="微软雅黑" w:eastAsia="微软雅黑"/>
-                <w:sz w:val="19"/>
-              </w:rPr>
-              <w:t>未使用 / 已使用 / 已过期</w:t>
-            </w:r>
-          </w:p>
-        </w:tc>
-        <w:tc>
-          <w:tcPr>
-            <w:tcW w:type="dxa" w:w="3213"/>
-          </w:tcPr>
-          <w:p>
-            <w:r/>
-            <w:r>
-              <w:rPr>
-                <w:rFonts w:ascii="微软雅黑" w:hAnsi="微软雅黑" w:eastAsia="微软雅黑"/>
-                <w:sz w:val="19"/>
-              </w:rPr>
-              <w:t>由 Tab 过滤</w:t>
-            </w:r>
-          </w:p>
-        </w:tc>
-      </w:tr>
-      <w:tr>
-        <w:tc>
-          <w:tcPr>
-            <w:tcW w:type="dxa" w:w="3213"/>
-          </w:tcPr>
-          <w:p>
-            <w:r/>
-            <w:r>
-              <w:rPr>
-                <w:rFonts w:ascii="微软雅黑" w:hAnsi="微软雅黑" w:eastAsia="微软雅黑"/>
-                <w:sz w:val="19"/>
-              </w:rPr>
-              <w:t>关联订单号</w:t>
-            </w:r>
-          </w:p>
-        </w:tc>
-        <w:tc>
-          <w:tcPr>
-            <w:tcW w:type="dxa" w:w="3213"/>
-          </w:tcPr>
-          <w:p>
-            <w:r/>
-            <w:r>
-              <w:rPr>
-                <w:rFonts w:ascii="微软雅黑" w:hAnsi="微软雅黑" w:eastAsia="微软雅黑"/>
-                <w:sz w:val="19"/>
-              </w:rPr>
-              <w:t>已使用券的核销订单号</w:t>
-            </w:r>
-          </w:p>
-        </w:tc>
-        <w:tc>
-          <w:tcPr>
-            <w:tcW w:type="dxa" w:w="3213"/>
-          </w:tcPr>
-          <w:p>
-            <w:r/>
-            <w:r>
-              <w:rPr>
-                <w:rFonts w:ascii="微软雅黑" w:hAnsi="微软雅黑" w:eastAsia="微软雅黑"/>
-                <w:sz w:val="19"/>
-              </w:rPr>
-              <w:t>仅已使用展示</w:t>
+              <w:t>遮罩 / 关闭 icon / 系统返回</w:t>
             </w:r>
           </w:p>
         </w:tc>
       </w:tr>
     </w:tbl>
     <w:p>
+      <w:pPr>
+        <w:pStyle w:val="Heading5"/>
+      </w:pPr>
+      <w:r>
+        <w:rPr>
+          <w:rFonts w:ascii="微软雅黑" w:hAnsi="微软雅黑" w:eastAsia="微软雅黑"/>
+          <w:sz w:val="20"/>
+        </w:rPr>
+        <w:t>4.3.2.4【查看我的券】功能</w:t>
+      </w:r>
+    </w:p>
+    <w:tbl>
+      <w:tblPr>
+        <w:tblStyle w:val="TableGrid"/>
+        <w:tblW w:type="auto" w:w="0"/>
+        <w:jc w:val="center"/>
+        <w:tblLook w:firstColumn="1" w:firstRow="1" w:lastColumn="0" w:lastRow="0" w:noHBand="0" w:noVBand="1" w:val="04A0"/>
+      </w:tblPr>
+      <w:tblGrid>
+        <w:gridCol w:w="4819"/>
+        <w:gridCol w:w="4819"/>
+      </w:tblGrid>
+      <w:tr>
+        <w:tc>
+          <w:tcPr>
+            <w:tcW w:type="dxa" w:w="4819"/>
+          </w:tcPr>
+          <w:p>
+            <w:r/>
+            <w:r>
+              <w:rPr>
+                <w:rFonts w:ascii="微软雅黑" w:hAnsi="微软雅黑" w:eastAsia="微软雅黑"/>
+                <w:b/>
+                <w:sz w:val="19"/>
+                <w:shd w:val="clear" w:color="auto" w:fill="F2F2F2"/>
+              </w:rPr>
+              <w:t>项</w:t>
+            </w:r>
+          </w:p>
+        </w:tc>
+        <w:tc>
+          <w:tcPr>
+            <w:tcW w:type="dxa" w:w="4819"/>
+          </w:tcPr>
+          <w:p>
+            <w:r/>
+            <w:r>
+              <w:rPr>
+                <w:rFonts w:ascii="微软雅黑" w:hAnsi="微软雅黑" w:eastAsia="微软雅黑"/>
+                <w:b/>
+                <w:sz w:val="19"/>
+                <w:shd w:val="clear" w:color="auto" w:fill="F2F2F2"/>
+              </w:rPr>
+              <w:t>说明</w:t>
+            </w:r>
+          </w:p>
+        </w:tc>
+      </w:tr>
+      <w:tr>
+        <w:tc>
+          <w:tcPr>
+            <w:tcW w:type="dxa" w:w="4819"/>
+          </w:tcPr>
+          <w:p>
+            <w:r/>
+            <w:r>
+              <w:rPr>
+                <w:rFonts w:ascii="微软雅黑" w:hAnsi="微软雅黑" w:eastAsia="微软雅黑"/>
+                <w:sz w:val="19"/>
+              </w:rPr>
+              <w:t>功能说明</w:t>
+            </w:r>
+          </w:p>
+        </w:tc>
+        <w:tc>
+          <w:tcPr>
+            <w:tcW w:type="dxa" w:w="4819"/>
+          </w:tcPr>
+          <w:p>
+            <w:r/>
+            <w:r>
+              <w:rPr>
+                <w:rFonts w:ascii="微软雅黑" w:hAnsi="微软雅黑" w:eastAsia="微软雅黑"/>
+                <w:sz w:val="19"/>
+              </w:rPr>
+              <w:t>跳转至 App「我的优惠券」页</w:t>
+            </w:r>
+          </w:p>
+        </w:tc>
+      </w:tr>
+      <w:tr>
+        <w:tc>
+          <w:tcPr>
+            <w:tcW w:type="dxa" w:w="4819"/>
+          </w:tcPr>
+          <w:p>
+            <w:r/>
+            <w:r>
+              <w:rPr>
+                <w:rFonts w:ascii="微软雅黑" w:hAnsi="微软雅黑" w:eastAsia="微软雅黑"/>
+                <w:sz w:val="19"/>
+              </w:rPr>
+              <w:t>显示位置</w:t>
+            </w:r>
+          </w:p>
+        </w:tc>
+        <w:tc>
+          <w:tcPr>
+            <w:tcW w:type="dxa" w:w="4819"/>
+          </w:tcPr>
+          <w:p>
+            <w:r/>
+            <w:r>
+              <w:rPr>
+                <w:rFonts w:ascii="微软雅黑" w:hAnsi="微软雅黑" w:eastAsia="微软雅黑"/>
+                <w:sz w:val="19"/>
+              </w:rPr>
+              <w:t>获券弹窗底部主按钮</w:t>
+            </w:r>
+          </w:p>
+        </w:tc>
+      </w:tr>
+      <w:tr>
+        <w:tc>
+          <w:tcPr>
+            <w:tcW w:type="dxa" w:w="4819"/>
+          </w:tcPr>
+          <w:p>
+            <w:r/>
+            <w:r>
+              <w:rPr>
+                <w:rFonts w:ascii="微软雅黑" w:hAnsi="微软雅黑" w:eastAsia="微软雅黑"/>
+                <w:sz w:val="19"/>
+              </w:rPr>
+              <w:t>权限</w:t>
+            </w:r>
+          </w:p>
+        </w:tc>
+        <w:tc>
+          <w:tcPr>
+            <w:tcW w:type="dxa" w:w="4819"/>
+          </w:tcPr>
+          <w:p>
+            <w:r/>
+            <w:r>
+              <w:rPr>
+                <w:rFonts w:ascii="微软雅黑" w:hAnsi="微软雅黑" w:eastAsia="微软雅黑"/>
+                <w:sz w:val="19"/>
+              </w:rPr>
+              <w:t>登录用户；未登录不弹窗（券仍入包，下次登录展示角标）</w:t>
+            </w:r>
+          </w:p>
+        </w:tc>
+      </w:tr>
+      <w:tr>
+        <w:tc>
+          <w:tcPr>
+            <w:tcW w:type="dxa" w:w="4819"/>
+          </w:tcPr>
+          <w:p>
+            <w:r/>
+            <w:r>
+              <w:rPr>
+                <w:rFonts w:ascii="微软雅黑" w:hAnsi="微软雅黑" w:eastAsia="微软雅黑"/>
+                <w:sz w:val="19"/>
+              </w:rPr>
+              <w:t>前置条件</w:t>
+            </w:r>
+          </w:p>
+        </w:tc>
+        <w:tc>
+          <w:tcPr>
+            <w:tcW w:type="dxa" w:w="4819"/>
+          </w:tcPr>
+          <w:p>
+            <w:r/>
+            <w:r>
+              <w:rPr>
+                <w:rFonts w:ascii="微软雅黑" w:hAnsi="微软雅黑" w:eastAsia="微软雅黑"/>
+                <w:sz w:val="19"/>
+              </w:rPr>
+              <w:t>弹窗已展示；用户已登录</w:t>
+            </w:r>
+          </w:p>
+        </w:tc>
+      </w:tr>
+      <w:tr>
+        <w:tc>
+          <w:tcPr>
+            <w:tcW w:type="dxa" w:w="4819"/>
+          </w:tcPr>
+          <w:p>
+            <w:r/>
+            <w:r>
+              <w:rPr>
+                <w:rFonts w:ascii="微软雅黑" w:hAnsi="微软雅黑" w:eastAsia="微软雅黑"/>
+                <w:sz w:val="19"/>
+              </w:rPr>
+              <w:t>功能实现</w:t>
+            </w:r>
+          </w:p>
+        </w:tc>
+        <w:tc>
+          <w:tcPr>
+            <w:tcW w:type="dxa" w:w="4819"/>
+          </w:tcPr>
+          <w:p>
+            <w:r/>
+            <w:r>
+              <w:rPr>
+                <w:rFonts w:ascii="微软雅黑" w:hAnsi="微软雅黑" w:eastAsia="微软雅黑"/>
+                <w:sz w:val="19"/>
+              </w:rPr>
+              <w:t>点「查看我的券」→ 路由跳转「我的优惠券」（默认未使用 Tab）→ 列表按领取时间倒序；若未登录则先拉起登录，成功后继续跳转</w:t>
+            </w:r>
+          </w:p>
+        </w:tc>
+      </w:tr>
+    </w:tbl>
+    <w:p>
+      <w:pPr>
+        <w:pStyle w:val="Heading5"/>
+      </w:pPr>
+      <w:r>
+        <w:rPr>
+          <w:rFonts w:ascii="微软雅黑" w:hAnsi="微软雅黑" w:eastAsia="微软雅黑"/>
+          <w:sz w:val="20"/>
+        </w:rPr>
+        <w:t>4.3.2.5【去使用】功能</w:t>
+      </w:r>
+    </w:p>
+    <w:tbl>
+      <w:tblPr>
+        <w:tblStyle w:val="TableGrid"/>
+        <w:tblW w:type="auto" w:w="0"/>
+        <w:jc w:val="center"/>
+        <w:tblLook w:firstColumn="1" w:firstRow="1" w:lastColumn="0" w:lastRow="0" w:noHBand="0" w:noVBand="1" w:val="04A0"/>
+      </w:tblPr>
+      <w:tblGrid>
+        <w:gridCol w:w="4819"/>
+        <w:gridCol w:w="4819"/>
+      </w:tblGrid>
+      <w:tr>
+        <w:tc>
+          <w:tcPr>
+            <w:tcW w:type="dxa" w:w="4819"/>
+          </w:tcPr>
+          <w:p>
+            <w:r/>
+            <w:r>
+              <w:rPr>
+                <w:rFonts w:ascii="微软雅黑" w:hAnsi="微软雅黑" w:eastAsia="微软雅黑"/>
+                <w:b/>
+                <w:sz w:val="19"/>
+                <w:shd w:val="clear" w:color="auto" w:fill="F2F2F2"/>
+              </w:rPr>
+              <w:t>项</w:t>
+            </w:r>
+          </w:p>
+        </w:tc>
+        <w:tc>
+          <w:tcPr>
+            <w:tcW w:type="dxa" w:w="4819"/>
+          </w:tcPr>
+          <w:p>
+            <w:r/>
+            <w:r>
+              <w:rPr>
+                <w:rFonts w:ascii="微软雅黑" w:hAnsi="微软雅黑" w:eastAsia="微软雅黑"/>
+                <w:b/>
+                <w:sz w:val="19"/>
+                <w:shd w:val="clear" w:color="auto" w:fill="F2F2F2"/>
+              </w:rPr>
+              <w:t>说明</w:t>
+            </w:r>
+          </w:p>
+        </w:tc>
+      </w:tr>
+      <w:tr>
+        <w:tc>
+          <w:tcPr>
+            <w:tcW w:type="dxa" w:w="4819"/>
+          </w:tcPr>
+          <w:p>
+            <w:r/>
+            <w:r>
+              <w:rPr>
+                <w:rFonts w:ascii="微软雅黑" w:hAnsi="微软雅黑" w:eastAsia="微软雅黑"/>
+                <w:sz w:val="19"/>
+              </w:rPr>
+              <w:t>功能说明</w:t>
+            </w:r>
+          </w:p>
+        </w:tc>
+        <w:tc>
+          <w:tcPr>
+            <w:tcW w:type="dxa" w:w="4819"/>
+          </w:tcPr>
+          <w:p>
+            <w:r/>
+            <w:r>
+              <w:rPr>
+                <w:rFonts w:ascii="微软雅黑" w:hAnsi="微软雅黑" w:eastAsia="微软雅黑"/>
+                <w:sz w:val="19"/>
+              </w:rPr>
+              <w:t>跳转商品详情页并使用券</w:t>
+            </w:r>
+          </w:p>
+        </w:tc>
+      </w:tr>
+      <w:tr>
+        <w:tc>
+          <w:tcPr>
+            <w:tcW w:type="dxa" w:w="4819"/>
+          </w:tcPr>
+          <w:p>
+            <w:r/>
+            <w:r>
+              <w:rPr>
+                <w:rFonts w:ascii="微软雅黑" w:hAnsi="微软雅黑" w:eastAsia="微软雅黑"/>
+                <w:sz w:val="19"/>
+              </w:rPr>
+              <w:t>显示位置</w:t>
+            </w:r>
+          </w:p>
+        </w:tc>
+        <w:tc>
+          <w:tcPr>
+            <w:tcW w:type="dxa" w:w="4819"/>
+          </w:tcPr>
+          <w:p>
+            <w:r/>
+            <w:r>
+              <w:rPr>
+                <w:rFonts w:ascii="微软雅黑" w:hAnsi="微软雅黑" w:eastAsia="微软雅黑"/>
+                <w:sz w:val="19"/>
+              </w:rPr>
+              <w:t>获券弹窗底部次按钮</w:t>
+            </w:r>
+          </w:p>
+        </w:tc>
+      </w:tr>
+      <w:tr>
+        <w:tc>
+          <w:tcPr>
+            <w:tcW w:type="dxa" w:w="4819"/>
+          </w:tcPr>
+          <w:p>
+            <w:r/>
+            <w:r>
+              <w:rPr>
+                <w:rFonts w:ascii="微软雅黑" w:hAnsi="微软雅黑" w:eastAsia="微软雅黑"/>
+                <w:sz w:val="19"/>
+              </w:rPr>
+              <w:t>权限</w:t>
+            </w:r>
+          </w:p>
+        </w:tc>
+        <w:tc>
+          <w:tcPr>
+            <w:tcW w:type="dxa" w:w="4819"/>
+          </w:tcPr>
+          <w:p>
+            <w:r/>
+            <w:r>
+              <w:rPr>
+                <w:rFonts w:ascii="微软雅黑" w:hAnsi="微软雅黑" w:eastAsia="微软雅黑"/>
+                <w:sz w:val="19"/>
+              </w:rPr>
+              <w:t>登录用户</w:t>
+            </w:r>
+          </w:p>
+        </w:tc>
+      </w:tr>
+      <w:tr>
+        <w:tc>
+          <w:tcPr>
+            <w:tcW w:type="dxa" w:w="4819"/>
+          </w:tcPr>
+          <w:p>
+            <w:r/>
+            <w:r>
+              <w:rPr>
+                <w:rFonts w:ascii="微软雅黑" w:hAnsi="微软雅黑" w:eastAsia="微软雅黑"/>
+                <w:sz w:val="19"/>
+              </w:rPr>
+              <w:t>前置条件</w:t>
+            </w:r>
+          </w:p>
+        </w:tc>
+        <w:tc>
+          <w:tcPr>
+            <w:tcW w:type="dxa" w:w="4819"/>
+          </w:tcPr>
+          <w:p>
+            <w:r/>
+            <w:r>
+              <w:rPr>
+                <w:rFonts w:ascii="微软雅黑" w:hAnsi="微软雅黑" w:eastAsia="微软雅黑"/>
+                <w:sz w:val="19"/>
+              </w:rPr>
+              <w:t>弹窗已展示</w:t>
+            </w:r>
+          </w:p>
+        </w:tc>
+      </w:tr>
+      <w:tr>
+        <w:tc>
+          <w:tcPr>
+            <w:tcW w:type="dxa" w:w="4819"/>
+          </w:tcPr>
+          <w:p>
+            <w:r/>
+            <w:r>
+              <w:rPr>
+                <w:rFonts w:ascii="微软雅黑" w:hAnsi="微软雅黑" w:eastAsia="微软雅黑"/>
+                <w:sz w:val="19"/>
+              </w:rPr>
+              <w:t>功能实现</w:t>
+            </w:r>
+          </w:p>
+        </w:tc>
+        <w:tc>
+          <w:tcPr>
+            <w:tcW w:type="dxa" w:w="4819"/>
+          </w:tcPr>
+          <w:p>
+            <w:r/>
+            <w:r>
+              <w:rPr>
+                <w:rFonts w:ascii="微软雅黑" w:hAnsi="微软雅黑" w:eastAsia="微软雅黑"/>
+                <w:sz w:val="19"/>
+              </w:rPr>
+              <w:t>点「去使用」→ 取券模板关联商品(spu_id) → 跳转商详（带入券模板ID）</w:t>
+            </w:r>
+          </w:p>
+        </w:tc>
+      </w:tr>
+    </w:tbl>
+    <w:p>
+      <w:pPr>
+        <w:pStyle w:val="Heading5"/>
+      </w:pPr>
+      <w:r>
+        <w:rPr>
+          <w:rFonts w:ascii="微软雅黑" w:hAnsi="微软雅黑" w:eastAsia="微软雅黑"/>
+          <w:sz w:val="20"/>
+        </w:rPr>
+        <w:t>4.3.2.6 数据来源（字段级）</w:t>
+      </w:r>
+    </w:p>
+    <w:tbl>
+      <w:tblPr>
+        <w:tblStyle w:val="TableGrid"/>
+        <w:tblW w:type="auto" w:w="0"/>
+        <w:jc w:val="center"/>
+        <w:tblLook w:firstColumn="1" w:firstRow="1" w:lastColumn="0" w:lastRow="0" w:noHBand="0" w:noVBand="1" w:val="04A0"/>
+      </w:tblPr>
+      <w:tblGrid>
+        <w:gridCol w:w="4819"/>
+        <w:gridCol w:w="4819"/>
+      </w:tblGrid>
+      <w:tr>
+        <w:tc>
+          <w:tcPr>
+            <w:tcW w:type="dxa" w:w="4819"/>
+          </w:tcPr>
+          <w:p>
+            <w:r/>
+            <w:r>
+              <w:rPr>
+                <w:rFonts w:ascii="微软雅黑" w:hAnsi="微软雅黑" w:eastAsia="微软雅黑"/>
+                <w:b/>
+                <w:sz w:val="19"/>
+                <w:shd w:val="clear" w:color="auto" w:fill="F2F2F2"/>
+              </w:rPr>
+              <w:t>字段名称</w:t>
+            </w:r>
+          </w:p>
+        </w:tc>
+        <w:tc>
+          <w:tcPr>
+            <w:tcW w:type="dxa" w:w="4819"/>
+          </w:tcPr>
+          <w:p>
+            <w:r/>
+            <w:r>
+              <w:rPr>
+                <w:rFonts w:ascii="微软雅黑" w:hAnsi="微软雅黑" w:eastAsia="微软雅黑"/>
+                <w:b/>
+                <w:sz w:val="19"/>
+                <w:shd w:val="clear" w:color="auto" w:fill="F2F2F2"/>
+              </w:rPr>
+              <w:t>取值逻辑说明</w:t>
+            </w:r>
+          </w:p>
+        </w:tc>
+      </w:tr>
+      <w:tr>
+        <w:tc>
+          <w:tcPr>
+            <w:tcW w:type="dxa" w:w="4819"/>
+          </w:tcPr>
+          <w:p>
+            <w:r/>
+            <w:r>
+              <w:rPr>
+                <w:rFonts w:ascii="微软雅黑" w:hAnsi="微软雅黑" w:eastAsia="微软雅黑"/>
+                <w:sz w:val="19"/>
+              </w:rPr>
+              <w:t>券名 / 面额 / 门槛 / 适用范围</w:t>
+            </w:r>
+          </w:p>
+        </w:tc>
+        <w:tc>
+          <w:tcPr>
+            <w:tcW w:type="dxa" w:w="4819"/>
+          </w:tcPr>
+          <w:p>
+            <w:r/>
+            <w:r>
+              <w:rPr>
+                <w:rFonts w:ascii="微软雅黑" w:hAnsi="微软雅黑" w:eastAsia="微软雅黑"/>
+                <w:sz w:val="19"/>
+              </w:rPr>
+              <w:t>取《券模板表》对应券模板字段</w:t>
+            </w:r>
+          </w:p>
+        </w:tc>
+      </w:tr>
+      <w:tr>
+        <w:tc>
+          <w:tcPr>
+            <w:tcW w:type="dxa" w:w="4819"/>
+          </w:tcPr>
+          <w:p>
+            <w:r/>
+            <w:r>
+              <w:rPr>
+                <w:rFonts w:ascii="微软雅黑" w:hAnsi="微软雅黑" w:eastAsia="微软雅黑"/>
+                <w:sz w:val="19"/>
+              </w:rPr>
+              <w:t>本次发放券列表</w:t>
+            </w:r>
+          </w:p>
+        </w:tc>
+        <w:tc>
+          <w:tcPr>
+            <w:tcW w:type="dxa" w:w="4819"/>
+          </w:tcPr>
+          <w:p>
+            <w:r/>
+            <w:r>
+              <w:rPr>
+                <w:rFonts w:ascii="微软雅黑" w:hAnsi="微软雅黑" w:eastAsia="微软雅黑"/>
+                <w:sz w:val="19"/>
+              </w:rPr>
+              <w:t>调用发券结果接口，传 user_id + 触发批次号，返回本次发放的券实例列表</w:t>
+            </w:r>
+          </w:p>
+        </w:tc>
+      </w:tr>
+    </w:tbl>
+    <w:p>
+      <w:pPr>
+        <w:pStyle w:val="Heading5"/>
+      </w:pPr>
+      <w:r>
+        <w:rPr>
+          <w:rFonts w:ascii="微软雅黑" w:hAnsi="微软雅黑" w:eastAsia="微软雅黑"/>
+          <w:sz w:val="20"/>
+        </w:rPr>
+        <w:t>4.3.2.7 状态流转</w:t>
+      </w:r>
+    </w:p>
+    <w:p>
       <w:r>
         <w:rPr>
           <w:rFonts w:ascii="微软雅黑" w:hAnsi="微软雅黑" w:eastAsia="微软雅黑"/>
           <w:sz w:val="21"/>
         </w:rPr>
-        <w:t>列表附加规则：排序：未使用按过期时间升序（先过期置顶）；分页：每页 20，滚动加载；合计：无；数据唯一判断：券码唯一。</w:t>
+        <w:t xml:space="preserve">券实例：发放成功 → </w:t>
+      </w:r>
+      <w:r>
+        <w:rPr>
+          <w:rFonts w:ascii="微软雅黑" w:hAnsi="微软雅黑" w:eastAsia="微软雅黑"/>
+          <w:b/>
+          <w:sz w:val="21"/>
+        </w:rPr>
+        <w:t>未使用</w:t>
+      </w:r>
+      <w:r>
+        <w:rPr>
+          <w:rFonts w:ascii="微软雅黑" w:hAnsi="微软雅黑" w:eastAsia="微软雅黑"/>
+          <w:sz w:val="21"/>
+        </w:rPr>
+        <w:t>（无需用户操作）。弹窗展示与否不影响状态。</w:t>
+      </w:r>
+    </w:p>
+    <w:p>
+      <w:pPr>
+        <w:pStyle w:val="Heading4"/>
+      </w:pPr>
+      <w:r>
+        <w:rPr>
+          <w:rFonts w:ascii="微软雅黑" w:hAnsi="微软雅黑" w:eastAsia="微软雅黑"/>
+          <w:sz w:val="20"/>
+        </w:rPr>
+        <w:t>4.3.3 我的优惠券（三态）</w:t>
+      </w:r>
+      <w:r>
+        <w:rPr>
+          <w:rFonts w:ascii="微软雅黑" w:hAnsi="微软雅黑" w:eastAsia="微软雅黑"/>
+          <w:sz w:val="20"/>
+          <w:shd w:val="clear" w:color="auto" w:fill="E8F5E9"/>
+        </w:rPr>
+        <w:t>本期新增</w:t>
       </w:r>
     </w:p>
     <w:p>
@@ -17393,7 +19657,222 @@
           <w:rFonts w:ascii="微软雅黑" w:hAnsi="微软雅黑" w:eastAsia="微软雅黑"/>
           <w:sz w:val="20"/>
         </w:rPr>
-        <w:t>4.3.3.4 功能按钮总表（功能名称 / 功能说明 / 备注）</w:t>
+        <w:t>4.3.3.1 原型与交互示意</w:t>
+      </w:r>
+    </w:p>
+    <w:p/>
+    <w:p>
+      <w:pPr>
+        <w:jc w:val="center"/>
+      </w:pPr>
+      <w:r>
+        <w:drawing>
+          <wp:inline xmlns:a="http://schemas.openxmlformats.org/drawingml/2006/main" xmlns:pic="http://schemas.openxmlformats.org/drawingml/2006/picture">
+            <wp:extent cx="5580000" cy="3487500"/>
+            <wp:docPr id="14" name="Picture 14"/>
+            <wp:cNvGraphicFramePr>
+              <a:graphicFrameLocks noChangeAspect="1"/>
+            </wp:cNvGraphicFramePr>
+            <a:graphic>
+              <a:graphicData uri="http://schemas.openxmlformats.org/drawingml/2006/picture">
+                <pic:pic>
+                  <pic:nvPicPr>
+                    <pic:cNvPr id="0" name="coupon-app-my-coupons.png"/>
+                    <pic:cNvPicPr/>
+                  </pic:nvPicPr>
+                  <pic:blipFill>
+                    <a:blip r:embed="rId21"/>
+                    <a:stretch>
+                      <a:fillRect/>
+                    </a:stretch>
+                  </pic:blipFill>
+                  <pic:spPr>
+                    <a:xfrm>
+                      <a:off x="0" y="0"/>
+                      <a:ext cx="5580000" cy="3487500"/>
+                    </a:xfrm>
+                    <a:prstGeom prst="rect"/>
+                  </pic:spPr>
+                </pic:pic>
+              </a:graphicData>
+            </a:graphic>
+          </wp:inline>
+        </w:drawing>
+      </w:r>
+    </w:p>
+    <w:p>
+      <w:r>
+        <w:rPr>
+          <w:rFonts w:ascii="微软雅黑" w:hAnsi="微软雅黑" w:eastAsia="微软雅黑"/>
+          <w:sz w:val="21"/>
+        </w:rPr>
+        <w:t>独立页面，顶部三个 Tab（未使用 / 已使用 / 已过期），默认「未使用」；示意图见上方 App 原型「我的优惠券」页。</w:t>
+      </w:r>
+    </w:p>
+    <w:p>
+      <w:pPr>
+        <w:pStyle w:val="Heading5"/>
+      </w:pPr>
+      <w:r>
+        <w:rPr>
+          <w:rFonts w:ascii="微软雅黑" w:hAnsi="微软雅黑" w:eastAsia="微软雅黑"/>
+          <w:sz w:val="20"/>
+        </w:rPr>
+        <w:t>4.3.3.2 详细逻辑规则</w:t>
+      </w:r>
+    </w:p>
+    <w:p>
+      <w:r>
+        <w:rPr>
+          <w:rFonts w:ascii="微软雅黑" w:hAnsi="微软雅黑" w:eastAsia="微软雅黑"/>
+          <w:b/>
+          <w:sz w:val="21"/>
+        </w:rPr>
+        <w:t>界面与展示规则</w:t>
+      </w:r>
+      <w:r>
+        <w:rPr>
+          <w:rFonts w:ascii="微软雅黑" w:hAnsi="微软雅黑" w:eastAsia="微软雅黑"/>
+          <w:sz w:val="21"/>
+        </w:rPr>
+        <w:t>：</w:t>
+      </w:r>
+    </w:p>
+    <w:p>
+      <w:pPr>
+        <w:pStyle w:val="ListBullet"/>
+      </w:pPr>
+      <w:r>
+        <w:rPr>
+          <w:rFonts w:ascii="微软雅黑" w:hAnsi="微软雅黑" w:eastAsia="微软雅黑"/>
+          <w:sz w:val="21"/>
+        </w:rPr>
+        <w:t>Tab 结构：未使用 / 已使用 / 已过期，点击切换；未使用默认选中。</w:t>
+      </w:r>
+    </w:p>
+    <w:p>
+      <w:pPr>
+        <w:pStyle w:val="ListBullet"/>
+      </w:pPr>
+      <w:r>
+        <w:rPr>
+          <w:rFonts w:ascii="微软雅黑" w:hAnsi="微软雅黑" w:eastAsia="微软雅黑"/>
+          <w:sz w:val="21"/>
+        </w:rPr>
+        <w:t>未使用券卡片：券名 / 面额（大字突出）/ 门槛金额 / 有效期（起止日期）/ 适用范围标签（全场/指定商品/指定店铺）；操作按钮「去使用」。</w:t>
+      </w:r>
+    </w:p>
+    <w:p>
+      <w:pPr>
+        <w:pStyle w:val="ListBullet"/>
+      </w:pPr>
+      <w:r>
+        <w:rPr>
+          <w:rFonts w:ascii="微软雅黑" w:hAnsi="微软雅黑" w:eastAsia="微软雅黑"/>
+          <w:sz w:val="21"/>
+        </w:rPr>
+        <w:t>已使用券卡片：券名 / 面额 / 使用时间 / 关联订单号；状态标签「已核销」（灰色置灰）。</w:t>
+      </w:r>
+    </w:p>
+    <w:p>
+      <w:pPr>
+        <w:pStyle w:val="ListBullet"/>
+      </w:pPr>
+      <w:r>
+        <w:rPr>
+          <w:rFonts w:ascii="微软雅黑" w:hAnsi="微软雅黑" w:eastAsia="微软雅黑"/>
+          <w:sz w:val="21"/>
+        </w:rPr>
+        <w:t>已过期券卡片：券名 / 面额 / 过期时间；状态标签「已过期」（灰色置灰）。</w:t>
+      </w:r>
+    </w:p>
+    <w:p>
+      <w:pPr>
+        <w:pStyle w:val="ListBullet"/>
+      </w:pPr>
+      <w:r>
+        <w:rPr>
+          <w:rFonts w:ascii="微软雅黑" w:hAnsi="微软雅黑" w:eastAsia="微软雅黑"/>
+          <w:sz w:val="21"/>
+        </w:rPr>
+        <w:t>极限值：券名超 12 字截断「…」；列表一次加载 20 条，滚动加载更多。</w:t>
+      </w:r>
+    </w:p>
+    <w:p>
+      <w:pPr>
+        <w:pStyle w:val="ListBullet"/>
+      </w:pPr>
+      <w:r>
+        <w:rPr>
+          <w:rFonts w:ascii="微软雅黑" w:hAnsi="微软雅黑" w:eastAsia="微软雅黑"/>
+          <w:sz w:val="21"/>
+        </w:rPr>
+        <w:t>空状态：对应 Tab 无券 → 插画 + 文案「暂无优惠券」+「去逛逛」跳转商城。</w:t>
+      </w:r>
+    </w:p>
+    <w:p>
+      <w:pPr>
+        <w:pStyle w:val="ListBullet"/>
+      </w:pPr>
+      <w:r>
+        <w:rPr>
+          <w:rFonts w:ascii="微软雅黑" w:hAnsi="微软雅黑" w:eastAsia="微软雅黑"/>
+          <w:sz w:val="21"/>
+        </w:rPr>
+        <w:t>临近过期(≤3天)：未使用券标红提示「X天后过期」。</w:t>
+      </w:r>
+    </w:p>
+    <w:p>
+      <w:r>
+        <w:rPr>
+          <w:rFonts w:ascii="微软雅黑" w:hAnsi="微软雅黑" w:eastAsia="微软雅黑"/>
+          <w:b/>
+          <w:sz w:val="21"/>
+        </w:rPr>
+        <w:t>业务逻辑与边界条件</w:t>
+      </w:r>
+      <w:r>
+        <w:rPr>
+          <w:rFonts w:ascii="微软雅黑" w:hAnsi="微软雅黑" w:eastAsia="微软雅黑"/>
+          <w:sz w:val="21"/>
+        </w:rPr>
+        <w:t>：</w:t>
+      </w:r>
+    </w:p>
+    <w:p>
+      <w:pPr>
+        <w:pStyle w:val="ListBullet"/>
+      </w:pPr>
+      <w:r>
+        <w:rPr>
+          <w:rFonts w:ascii="微软雅黑" w:hAnsi="微软雅黑" w:eastAsia="微软雅黑"/>
+          <w:sz w:val="21"/>
+        </w:rPr>
+        <w:t>三态由《用户券表》status 驱动；过期由定时任务更新 status=已过期。</w:t>
+      </w:r>
+    </w:p>
+    <w:p>
+      <w:pPr>
+        <w:pStyle w:val="ListBullet"/>
+      </w:pPr>
+      <w:r>
+        <w:rPr>
+          <w:rFonts w:ascii="微软雅黑" w:hAnsi="微软雅黑" w:eastAsia="微软雅黑"/>
+          <w:sz w:val="21"/>
+        </w:rPr>
+        <w:t>下拉刷新重新拉取；分页滚动加载（每页 20）。</w:t>
+      </w:r>
+    </w:p>
+    <w:p>
+      <w:pPr>
+        <w:pStyle w:val="Heading5"/>
+      </w:pPr>
+      <w:r>
+        <w:rPr>
+          <w:rFonts w:ascii="微软雅黑" w:hAnsi="微软雅黑" w:eastAsia="微软雅黑"/>
+          <w:sz w:val="20"/>
+        </w:rPr>
+        <w:t>4.3.3.3 列表字段表（字段名称 / 需求说明 / 备注）</w:t>
       </w:r>
     </w:p>
     <w:tbl>
@@ -17422,6 +19901,422 @@
                 <w:sz w:val="19"/>
                 <w:shd w:val="clear" w:color="auto" w:fill="F2F2F2"/>
               </w:rPr>
+              <w:t>字段名称</w:t>
+            </w:r>
+          </w:p>
+        </w:tc>
+        <w:tc>
+          <w:tcPr>
+            <w:tcW w:type="dxa" w:w="3213"/>
+          </w:tcPr>
+          <w:p>
+            <w:r/>
+            <w:r>
+              <w:rPr>
+                <w:rFonts w:ascii="微软雅黑" w:hAnsi="微软雅黑" w:eastAsia="微软雅黑"/>
+                <w:b/>
+                <w:sz w:val="19"/>
+                <w:shd w:val="clear" w:color="auto" w:fill="F2F2F2"/>
+              </w:rPr>
+              <w:t>需求说明</w:t>
+            </w:r>
+          </w:p>
+        </w:tc>
+        <w:tc>
+          <w:tcPr>
+            <w:tcW w:type="dxa" w:w="3213"/>
+          </w:tcPr>
+          <w:p>
+            <w:r/>
+            <w:r>
+              <w:rPr>
+                <w:rFonts w:ascii="微软雅黑" w:hAnsi="微软雅黑" w:eastAsia="微软雅黑"/>
+                <w:b/>
+                <w:sz w:val="19"/>
+                <w:shd w:val="clear" w:color="auto" w:fill="F2F2F2"/>
+              </w:rPr>
+              <w:t>备注</w:t>
+            </w:r>
+          </w:p>
+        </w:tc>
+      </w:tr>
+      <w:tr>
+        <w:tc>
+          <w:tcPr>
+            <w:tcW w:type="dxa" w:w="3213"/>
+          </w:tcPr>
+          <w:p>
+            <w:r/>
+            <w:r>
+              <w:rPr>
+                <w:rFonts w:ascii="微软雅黑" w:hAnsi="微软雅黑" w:eastAsia="微软雅黑"/>
+                <w:sz w:val="19"/>
+              </w:rPr>
+              <w:t>券名</w:t>
+            </w:r>
+          </w:p>
+        </w:tc>
+        <w:tc>
+          <w:tcPr>
+            <w:tcW w:type="dxa" w:w="3213"/>
+          </w:tcPr>
+          <w:p>
+            <w:r/>
+            <w:r>
+              <w:rPr>
+                <w:rFonts w:ascii="微软雅黑" w:hAnsi="微软雅黑" w:eastAsia="微软雅黑"/>
+                <w:sz w:val="19"/>
+              </w:rPr>
+              <w:t>取《券模板表》券名</w:t>
+            </w:r>
+          </w:p>
+        </w:tc>
+        <w:tc>
+          <w:tcPr>
+            <w:tcW w:type="dxa" w:w="3213"/>
+          </w:tcPr>
+          <w:p>
+            <w:r/>
+            <w:r>
+              <w:rPr>
+                <w:rFonts w:ascii="微软雅黑" w:hAnsi="微软雅黑" w:eastAsia="微软雅黑"/>
+                <w:sz w:val="19"/>
+              </w:rPr>
+              <w:t>超 12 字截断</w:t>
+            </w:r>
+          </w:p>
+        </w:tc>
+      </w:tr>
+      <w:tr>
+        <w:tc>
+          <w:tcPr>
+            <w:tcW w:type="dxa" w:w="3213"/>
+          </w:tcPr>
+          <w:p>
+            <w:r/>
+            <w:r>
+              <w:rPr>
+                <w:rFonts w:ascii="微软雅黑" w:hAnsi="微软雅黑" w:eastAsia="微软雅黑"/>
+                <w:sz w:val="19"/>
+              </w:rPr>
+              <w:t>面额</w:t>
+            </w:r>
+          </w:p>
+        </w:tc>
+        <w:tc>
+          <w:tcPr>
+            <w:tcW w:type="dxa" w:w="3213"/>
+          </w:tcPr>
+          <w:p>
+            <w:r/>
+            <w:r>
+              <w:rPr>
+                <w:rFonts w:ascii="微软雅黑" w:hAnsi="微软雅黑" w:eastAsia="微软雅黑"/>
+                <w:sz w:val="19"/>
+              </w:rPr>
+              <w:t>券面额，大字突出</w:t>
+            </w:r>
+          </w:p>
+        </w:tc>
+        <w:tc>
+          <w:tcPr>
+            <w:tcW w:type="dxa" w:w="3213"/>
+          </w:tcPr>
+          <w:p>
+            <w:r/>
+            <w:r>
+              <w:rPr>
+                <w:rFonts w:ascii="微软雅黑" w:hAnsi="微软雅黑" w:eastAsia="微软雅黑"/>
+                <w:sz w:val="19"/>
+              </w:rPr>
+              <w:t>单位 ¥</w:t>
+            </w:r>
+          </w:p>
+        </w:tc>
+      </w:tr>
+      <w:tr>
+        <w:tc>
+          <w:tcPr>
+            <w:tcW w:type="dxa" w:w="3213"/>
+          </w:tcPr>
+          <w:p>
+            <w:r/>
+            <w:r>
+              <w:rPr>
+                <w:rFonts w:ascii="微软雅黑" w:hAnsi="微软雅黑" w:eastAsia="微软雅黑"/>
+                <w:sz w:val="19"/>
+              </w:rPr>
+              <w:t>门槛金额</w:t>
+            </w:r>
+          </w:p>
+        </w:tc>
+        <w:tc>
+          <w:tcPr>
+            <w:tcW w:type="dxa" w:w="3213"/>
+          </w:tcPr>
+          <w:p>
+            <w:r/>
+            <w:r>
+              <w:rPr>
+                <w:rFonts w:ascii="微软雅黑" w:hAnsi="微软雅黑" w:eastAsia="微软雅黑"/>
+                <w:sz w:val="19"/>
+              </w:rPr>
+              <w:t>使用门槛</w:t>
+            </w:r>
+          </w:p>
+        </w:tc>
+        <w:tc>
+          <w:tcPr>
+            <w:tcW w:type="dxa" w:w="3213"/>
+          </w:tcPr>
+          <w:p>
+            <w:r/>
+            <w:r>
+              <w:rPr>
+                <w:rFonts w:ascii="微软雅黑" w:hAnsi="微软雅黑" w:eastAsia="微软雅黑"/>
+                <w:sz w:val="19"/>
+              </w:rPr>
+              <w:t>无门槛显示「无门槛」</w:t>
+            </w:r>
+          </w:p>
+        </w:tc>
+      </w:tr>
+      <w:tr>
+        <w:tc>
+          <w:tcPr>
+            <w:tcW w:type="dxa" w:w="3213"/>
+          </w:tcPr>
+          <w:p>
+            <w:r/>
+            <w:r>
+              <w:rPr>
+                <w:rFonts w:ascii="微软雅黑" w:hAnsi="微软雅黑" w:eastAsia="微软雅黑"/>
+                <w:sz w:val="19"/>
+              </w:rPr>
+              <w:t>有效期</w:t>
+            </w:r>
+          </w:p>
+        </w:tc>
+        <w:tc>
+          <w:tcPr>
+            <w:tcW w:type="dxa" w:w="3213"/>
+          </w:tcPr>
+          <w:p>
+            <w:r/>
+            <w:r>
+              <w:rPr>
+                <w:rFonts w:ascii="微软雅黑" w:hAnsi="微软雅黑" w:eastAsia="微软雅黑"/>
+                <w:sz w:val="19"/>
+              </w:rPr>
+              <w:t>起止日期</w:t>
+            </w:r>
+          </w:p>
+        </w:tc>
+        <w:tc>
+          <w:tcPr>
+            <w:tcW w:type="dxa" w:w="3213"/>
+          </w:tcPr>
+          <w:p>
+            <w:r/>
+            <w:r>
+              <w:rPr>
+                <w:rFonts w:ascii="微软雅黑" w:hAnsi="微软雅黑" w:eastAsia="微软雅黑"/>
+                <w:sz w:val="19"/>
+              </w:rPr>
+              <w:t>未使用展示</w:t>
+            </w:r>
+          </w:p>
+        </w:tc>
+      </w:tr>
+      <w:tr>
+        <w:tc>
+          <w:tcPr>
+            <w:tcW w:type="dxa" w:w="3213"/>
+          </w:tcPr>
+          <w:p>
+            <w:r/>
+            <w:r>
+              <w:rPr>
+                <w:rFonts w:ascii="微软雅黑" w:hAnsi="微软雅黑" w:eastAsia="微软雅黑"/>
+                <w:sz w:val="19"/>
+              </w:rPr>
+              <w:t>适用范围标签</w:t>
+            </w:r>
+          </w:p>
+        </w:tc>
+        <w:tc>
+          <w:tcPr>
+            <w:tcW w:type="dxa" w:w="3213"/>
+          </w:tcPr>
+          <w:p>
+            <w:r/>
+            <w:r>
+              <w:rPr>
+                <w:rFonts w:ascii="微软雅黑" w:hAnsi="微软雅黑" w:eastAsia="微软雅黑"/>
+                <w:sz w:val="19"/>
+              </w:rPr>
+              <w:t>全场 / 指定商品 / 指定店铺</w:t>
+            </w:r>
+          </w:p>
+        </w:tc>
+        <w:tc>
+          <w:tcPr>
+            <w:tcW w:type="dxa" w:w="3213"/>
+          </w:tcPr>
+          <w:p>
+            <w:r/>
+            <w:r>
+              <w:rPr>
+                <w:rFonts w:ascii="微软雅黑" w:hAnsi="微软雅黑" w:eastAsia="微软雅黑"/>
+                <w:sz w:val="19"/>
+              </w:rPr>
+              <w:t>—</w:t>
+            </w:r>
+          </w:p>
+        </w:tc>
+      </w:tr>
+      <w:tr>
+        <w:tc>
+          <w:tcPr>
+            <w:tcW w:type="dxa" w:w="3213"/>
+          </w:tcPr>
+          <w:p>
+            <w:r/>
+            <w:r>
+              <w:rPr>
+                <w:rFonts w:ascii="微软雅黑" w:hAnsi="微软雅黑" w:eastAsia="微软雅黑"/>
+                <w:sz w:val="19"/>
+              </w:rPr>
+              <w:t>状态</w:t>
+            </w:r>
+          </w:p>
+        </w:tc>
+        <w:tc>
+          <w:tcPr>
+            <w:tcW w:type="dxa" w:w="3213"/>
+          </w:tcPr>
+          <w:p>
+            <w:r/>
+            <w:r>
+              <w:rPr>
+                <w:rFonts w:ascii="微软雅黑" w:hAnsi="微软雅黑" w:eastAsia="微软雅黑"/>
+                <w:sz w:val="19"/>
+              </w:rPr>
+              <w:t>未使用 / 已使用 / 已过期</w:t>
+            </w:r>
+          </w:p>
+        </w:tc>
+        <w:tc>
+          <w:tcPr>
+            <w:tcW w:type="dxa" w:w="3213"/>
+          </w:tcPr>
+          <w:p>
+            <w:r/>
+            <w:r>
+              <w:rPr>
+                <w:rFonts w:ascii="微软雅黑" w:hAnsi="微软雅黑" w:eastAsia="微软雅黑"/>
+                <w:sz w:val="19"/>
+              </w:rPr>
+              <w:t>由 Tab 过滤</w:t>
+            </w:r>
+          </w:p>
+        </w:tc>
+      </w:tr>
+      <w:tr>
+        <w:tc>
+          <w:tcPr>
+            <w:tcW w:type="dxa" w:w="3213"/>
+          </w:tcPr>
+          <w:p>
+            <w:r/>
+            <w:r>
+              <w:rPr>
+                <w:rFonts w:ascii="微软雅黑" w:hAnsi="微软雅黑" w:eastAsia="微软雅黑"/>
+                <w:sz w:val="19"/>
+              </w:rPr>
+              <w:t>关联订单号</w:t>
+            </w:r>
+          </w:p>
+        </w:tc>
+        <w:tc>
+          <w:tcPr>
+            <w:tcW w:type="dxa" w:w="3213"/>
+          </w:tcPr>
+          <w:p>
+            <w:r/>
+            <w:r>
+              <w:rPr>
+                <w:rFonts w:ascii="微软雅黑" w:hAnsi="微软雅黑" w:eastAsia="微软雅黑"/>
+                <w:sz w:val="19"/>
+              </w:rPr>
+              <w:t>已使用券的核销订单号</w:t>
+            </w:r>
+          </w:p>
+        </w:tc>
+        <w:tc>
+          <w:tcPr>
+            <w:tcW w:type="dxa" w:w="3213"/>
+          </w:tcPr>
+          <w:p>
+            <w:r/>
+            <w:r>
+              <w:rPr>
+                <w:rFonts w:ascii="微软雅黑" w:hAnsi="微软雅黑" w:eastAsia="微软雅黑"/>
+                <w:sz w:val="19"/>
+              </w:rPr>
+              <w:t>仅已使用展示</w:t>
+            </w:r>
+          </w:p>
+        </w:tc>
+      </w:tr>
+    </w:tbl>
+    <w:p>
+      <w:r>
+        <w:rPr>
+          <w:rFonts w:ascii="微软雅黑" w:hAnsi="微软雅黑" w:eastAsia="微软雅黑"/>
+          <w:sz w:val="21"/>
+        </w:rPr>
+        <w:t>列表附加规则：排序：未使用按过期时间升序（先过期置顶）；分页：每页 20，滚动加载；合计：无；数据唯一判断：券码唯一。</w:t>
+      </w:r>
+    </w:p>
+    <w:p>
+      <w:pPr>
+        <w:pStyle w:val="Heading5"/>
+      </w:pPr>
+      <w:r>
+        <w:rPr>
+          <w:rFonts w:ascii="微软雅黑" w:hAnsi="微软雅黑" w:eastAsia="微软雅黑"/>
+          <w:sz w:val="20"/>
+        </w:rPr>
+        <w:t>4.3.3.4 功能按钮总表（功能名称 / 功能说明 / 备注）</w:t>
+      </w:r>
+    </w:p>
+    <w:tbl>
+      <w:tblPr>
+        <w:tblStyle w:val="TableGrid"/>
+        <w:tblW w:type="auto" w:w="0"/>
+        <w:jc w:val="center"/>
+        <w:tblLook w:firstColumn="1" w:firstRow="1" w:lastColumn="0" w:lastRow="0" w:noHBand="0" w:noVBand="1" w:val="04A0"/>
+      </w:tblPr>
+      <w:tblGrid>
+        <w:gridCol w:w="3213"/>
+        <w:gridCol w:w="3213"/>
+        <w:gridCol w:w="3213"/>
+      </w:tblGrid>
+      <w:tr>
+        <w:tc>
+          <w:tcPr>
+            <w:tcW w:type="dxa" w:w="3213"/>
+          </w:tcPr>
+          <w:p>
+            <w:r/>
+            <w:r>
+              <w:rPr>
+                <w:rFonts w:ascii="微软雅黑" w:hAnsi="微软雅黑" w:eastAsia="微软雅黑"/>
+                <w:b/>
+                <w:sz w:val="19"/>
+                <w:shd w:val="clear" w:color="auto" w:fill="F2F2F2"/>
+              </w:rPr>
               <w:t>功能名称</w:t>
             </w:r>
           </w:p>
@@ -18110,7 +21005,7 @@
         <w:drawing>
           <wp:inline xmlns:a="http://schemas.openxmlformats.org/drawingml/2006/main" xmlns:pic="http://schemas.openxmlformats.org/drawingml/2006/picture">
             <wp:extent cx="5580000" cy="15852273"/>
-            <wp:docPr id="13" name="Picture 13"/>
+            <wp:docPr id="15" name="Picture 15"/>
             <wp:cNvGraphicFramePr>
               <a:graphicFrameLocks noChangeAspect="1"/>
             </wp:cNvGraphicFramePr>
@@ -18122,7 +21017,7 @@
                     <pic:cNvPicPr/>
                   </pic:nvPicPr>
                   <pic:blipFill>
-                    <a:blip r:embed="rId21"/>
+                    <a:blip r:embed="rId22"/>
                     <a:stretch>
                       <a:fillRect/>
                     </a:stretch>
@@ -19279,7 +22174,7 @@
         <w:drawing>
           <wp:inline xmlns:a="http://schemas.openxmlformats.org/drawingml/2006/main" xmlns:pic="http://schemas.openxmlformats.org/drawingml/2006/picture">
             <wp:extent cx="5580000" cy="3487500"/>
-            <wp:docPr id="14" name="Picture 14"/>
+            <wp:docPr id="16" name="Picture 16"/>
             <wp:cNvGraphicFramePr>
               <a:graphicFrameLocks noChangeAspect="1"/>
             </wp:cNvGraphicFramePr>
@@ -19291,7 +22186,7 @@
                     <pic:cNvPicPr/>
                   </pic:nvPicPr>
                   <pic:blipFill>
-                    <a:blip r:embed="rId22"/>
+                    <a:blip r:embed="rId23"/>
                     <a:stretch>
                       <a:fillRect/>
                     </a:stretch>

--- a/优惠券新需求/优惠券体系新需求PRD.docx
+++ b/优惠券新需求/优惠券体系新需求PRD.docx
@@ -998,7 +998,22 @@
           <w:rFonts w:ascii="微软雅黑" w:hAnsi="微软雅黑" w:eastAsia="微软雅黑"/>
           <w:sz w:val="21"/>
         </w:rPr>
-        <w:t>。</w:t>
+        <w:t>；</w:t>
+      </w:r>
+      <w:r>
+        <w:rPr>
+          <w:rFonts w:ascii="微软雅黑" w:hAnsi="微软雅黑" w:eastAsia="微软雅黑"/>
+          <w:b/>
+          <w:sz w:val="21"/>
+        </w:rPr>
+        <w:t>商家端后台本期不做</w:t>
+      </w:r>
+      <w:r>
+        <w:rPr>
+          <w:rFonts w:ascii="微软雅黑" w:hAnsi="微软雅黑" w:eastAsia="微软雅黑"/>
+          <w:sz w:val="21"/>
+        </w:rPr>
+        <w:t>（端口范围仅含平台端后台 + App + 小程序 + H5）。</w:t>
       </w:r>
     </w:p>
     <w:p>
@@ -5961,7 +5976,7 @@
                 <w:rFonts w:ascii="微软雅黑" w:hAnsi="微软雅黑" w:eastAsia="微软雅黑"/>
                 <w:sz w:val="19"/>
               </w:rPr>
-              <w:t>所有状态（启用/下架均可）</w:t>
+              <w:t>各状态（启用/下架均可）</w:t>
             </w:r>
           </w:p>
         </w:tc>
@@ -9008,6 +9023,174 @@
                 <w:b/>
                 <w:sz w:val="19"/>
               </w:rPr>
+              <w:t>券可使用端口</w:t>
+            </w:r>
+          </w:p>
+        </w:tc>
+        <w:tc>
+          <w:tcPr>
+            <w:tcW w:type="dxa" w:w="1928"/>
+          </w:tcPr>
+          <w:p>
+            <w:r/>
+            <w:r>
+              <w:rPr>
+                <w:rFonts w:ascii="微软雅黑" w:hAnsi="微软雅黑" w:eastAsia="微软雅黑"/>
+                <w:b/>
+                <w:sz w:val="19"/>
+              </w:rPr>
+              <w:t>多选 Checkbox（3 项）</w:t>
+            </w:r>
+          </w:p>
+        </w:tc>
+        <w:tc>
+          <w:tcPr>
+            <w:tcW w:type="dxa" w:w="1928"/>
+          </w:tcPr>
+          <w:p>
+            <w:r/>
+            <w:r>
+              <w:rPr>
+                <w:rFonts w:ascii="微软雅黑" w:hAnsi="微软雅黑" w:eastAsia="微软雅黑"/>
+                <w:sz w:val="19"/>
+              </w:rPr>
+              <w:t>泰小虎App / 泰尔超优惠H5 / 泰尔超优会小程序，</w:t>
+            </w:r>
+            <w:r>
+              <w:rPr>
+                <w:rFonts w:ascii="微软雅黑" w:hAnsi="微软雅黑" w:eastAsia="微软雅黑"/>
+                <w:b/>
+                <w:sz w:val="19"/>
+              </w:rPr>
+              <w:t>可多选</w:t>
+            </w:r>
+            <w:r>
+              <w:rPr>
+                <w:rFonts w:ascii="微软雅黑" w:hAnsi="微软雅黑" w:eastAsia="微软雅黑"/>
+                <w:sz w:val="19"/>
+              </w:rPr>
+              <w:t>，每个端口为独立投放渠道</w:t>
+            </w:r>
+          </w:p>
+        </w:tc>
+        <w:tc>
+          <w:tcPr>
+            <w:tcW w:type="dxa" w:w="1928"/>
+          </w:tcPr>
+          <w:p>
+            <w:r/>
+            <w:r>
+              <w:rPr>
+                <w:rFonts w:ascii="微软雅黑" w:hAnsi="微软雅黑" w:eastAsia="微软雅黑"/>
+                <w:b/>
+                <w:sz w:val="19"/>
+              </w:rPr>
+              <w:t>必选至少 1 项</w:t>
+            </w:r>
+            <w:r>
+              <w:rPr>
+                <w:rFonts w:ascii="微软雅黑" w:hAnsi="微软雅黑" w:eastAsia="微软雅黑"/>
+                <w:sz w:val="19"/>
+              </w:rPr>
+              <w:t>；全不选 → 提交时提示「请至少选择一个可使用端口」；</w:t>
+            </w:r>
+            <w:r>
+              <w:rPr>
+                <w:rFonts w:ascii="微软雅黑" w:hAnsi="微软雅黑" w:eastAsia="微软雅黑"/>
+                <w:b/>
+                <w:sz w:val="19"/>
+              </w:rPr>
+              <w:t>默认勾选「泰小虎App」</w:t>
+            </w:r>
+          </w:p>
+        </w:tc>
+        <w:tc>
+          <w:tcPr>
+            <w:tcW w:type="dxa" w:w="1928"/>
+          </w:tcPr>
+          <w:p>
+            <w:r/>
+            <w:r>
+              <w:rPr>
+                <w:rFonts w:ascii="微软雅黑" w:hAnsi="微软雅黑" w:eastAsia="微软雅黑"/>
+                <w:sz w:val="19"/>
+              </w:rPr>
+              <w:t>数据来源=运营在券配置中勾选；存《券模板表》</w:t>
+            </w:r>
+            <w:r>
+              <w:rPr>
+                <w:rFonts w:ascii="微软雅黑" w:hAnsi="微软雅黑" w:eastAsia="微软雅黑"/>
+                <w:sz w:val="19"/>
+              </w:rPr>
+              <w:t>usable_ports</w:t>
+            </w:r>
+            <w:r>
+              <w:rPr>
+                <w:rFonts w:ascii="微软雅黑" w:hAnsi="微软雅黑" w:eastAsia="微软雅黑"/>
+                <w:sz w:val="19"/>
+              </w:rPr>
+              <w:t>（数组）；</w:t>
+            </w:r>
+            <w:r>
+              <w:rPr>
+                <w:rFonts w:ascii="微软雅黑" w:hAnsi="微软雅黑" w:eastAsia="微软雅黑"/>
+                <w:b/>
+                <w:sz w:val="19"/>
+              </w:rPr>
+              <w:t>领券/获券入口</w:t>
+            </w:r>
+            <w:r>
+              <w:rPr>
+                <w:rFonts w:ascii="微软雅黑" w:hAnsi="微软雅黑" w:eastAsia="微软雅黑"/>
+                <w:sz w:val="19"/>
+              </w:rPr>
+              <w:t>各端口仅展示在其对应端口已勾选的券（不可跨端口领取）；用户</w:t>
+            </w:r>
+            <w:r>
+              <w:rPr>
+                <w:rFonts w:ascii="微软雅黑" w:hAnsi="微软雅黑" w:eastAsia="微软雅黑"/>
+                <w:b/>
+                <w:sz w:val="19"/>
+              </w:rPr>
+              <w:t>已持有</w:t>
+            </w:r>
+            <w:r>
+              <w:rPr>
+                <w:rFonts w:ascii="微软雅黑" w:hAnsi="微软雅黑" w:eastAsia="微软雅黑"/>
+                <w:sz w:val="19"/>
+              </w:rPr>
+              <w:t xml:space="preserve">的券跨端口统一展示——若当前端口不在该券 </w:t>
+            </w:r>
+            <w:r>
+              <w:rPr>
+                <w:rFonts w:ascii="微软雅黑" w:hAnsi="微软雅黑" w:eastAsia="微软雅黑"/>
+                <w:sz w:val="19"/>
+              </w:rPr>
+              <w:t>usable_ports</w:t>
+            </w:r>
+            <w:r>
+              <w:rPr>
+                <w:rFonts w:ascii="微软雅黑" w:hAnsi="微软雅黑" w:eastAsia="微软雅黑"/>
+                <w:sz w:val="19"/>
+              </w:rPr>
+              <w:t xml:space="preserve"> 内，状态标「生效中」但不可选，点击提示「此券仅支持在 {usable_ports 端口名称} 使用」（详见 §4.3.4）</w:t>
+            </w:r>
+          </w:p>
+        </w:tc>
+      </w:tr>
+      <w:tr>
+        <w:tc>
+          <w:tcPr>
+            <w:tcW w:type="dxa" w:w="1928"/>
+          </w:tcPr>
+          <w:p>
+            <w:r/>
+            <w:r>
+              <w:rPr>
+                <w:rFonts w:ascii="微软雅黑" w:hAnsi="微软雅黑" w:eastAsia="微软雅黑"/>
+                <w:b/>
+                <w:sz w:val="19"/>
+              </w:rPr>
               <w:t>券规则说明</w:t>
             </w:r>
           </w:p>
@@ -9656,7 +9839,7 @@
                 <w:rFonts w:ascii="微软雅黑" w:hAnsi="微软雅黑" w:eastAsia="微软雅黑"/>
                 <w:sz w:val="19"/>
               </w:rPr>
-              <w:t>券配置名称 / 有效时间类型 / 固定时间段 / 店铺 / 优惠券规则(X,Y) / 发行量 / 每人领取 / 可共用优惠 / 阶梯优惠券 / 商品选择 / 券规则说明</w:t>
+              <w:t>券配置名称 / 有效时间类型 / 固定时间段 / 店铺 / 优惠券规则(X,Y) / 发行量 / 每人领取 / 可共用优惠 / 阶梯优惠券 / 商品选择 / 券可使用端口 / 券规则说明</w:t>
             </w:r>
           </w:p>
         </w:tc>
@@ -9833,6 +10016,21 @@
           <w:b/>
           <w:sz w:val="21"/>
         </w:rPr>
+        <w:t>券可使用端口</w:t>
+      </w:r>
+      <w:r>
+        <w:rPr>
+          <w:rFonts w:ascii="微软雅黑" w:hAnsi="微软雅黑" w:eastAsia="微软雅黑"/>
+          <w:sz w:val="21"/>
+        </w:rPr>
+        <w:t xml:space="preserve"> / </w:t>
+      </w:r>
+      <w:r>
+        <w:rPr>
+          <w:rFonts w:ascii="微软雅黑" w:hAnsi="微软雅黑" w:eastAsia="微软雅黑"/>
+          <w:b/>
+          <w:sz w:val="21"/>
+        </w:rPr>
         <w:t>券规则说明</w:t>
       </w:r>
       <w:r>
@@ -9855,7 +10053,22 @@
           <w:rFonts w:ascii="微软雅黑" w:hAnsi="微软雅黑" w:eastAsia="微软雅黑"/>
           <w:sz w:val="21"/>
         </w:rPr>
-        <w:t>。券规则说明为富文本</w:t>
+        <w:t>。券可使用端口为</w:t>
+      </w:r>
+      <w:r>
+        <w:rPr>
+          <w:rFonts w:ascii="微软雅黑" w:hAnsi="微软雅黑" w:eastAsia="微软雅黑"/>
+          <w:b/>
+          <w:sz w:val="21"/>
+        </w:rPr>
+        <w:t>必选至少 1 项</w:t>
+      </w:r>
+      <w:r>
+        <w:rPr>
+          <w:rFonts w:ascii="微软雅黑" w:hAnsi="微软雅黑" w:eastAsia="微软雅黑"/>
+          <w:sz w:val="21"/>
+        </w:rPr>
+        <w:t>，全不选 → 提示「请至少选择一个可使用端口」；券规则说明为富文本</w:t>
       </w:r>
       <w:r>
         <w:rPr>
@@ -12026,7 +12239,7 @@
           <w:rFonts w:ascii="微软雅黑" w:hAnsi="微软雅黑" w:eastAsia="微软雅黑"/>
           <w:sz w:val="21"/>
         </w:rPr>
-        <w:t>，C 端该商品不做底价保护。</w:t>
+        <w:t>，C 端该商品不做底价不击穿校验。</w:t>
       </w:r>
     </w:p>
     <w:p>
@@ -12168,7 +12381,7 @@
           <w:rFonts w:ascii="微软雅黑" w:hAnsi="微软雅黑" w:eastAsia="微软雅黑"/>
           <w:sz w:val="21"/>
         </w:rPr>
-        <w:t>：多盒多折（商品级）→ 优惠券满减（订单级）→ 臻享积分抵现（支付级）。底价保护在「优惠券满减」步骤后、逐商品核算实付时触发。</w:t>
+        <w:t>：多盒多折（商品级）→ 优惠券满减（订单级）→ 臻享积分抵现（支付级）。底价不击穿在「优惠券满减」步骤后、逐商品核算实付时触发。</w:t>
       </w:r>
     </w:p>
     <w:p>
@@ -12253,7 +12466,7 @@
           <w:rFonts w:ascii="微软雅黑" w:hAnsi="微软雅黑" w:eastAsia="微软雅黑"/>
           <w:sz w:val="21"/>
         </w:rPr>
-        <w:t>，确认订单页置灰并提示「该商品受底价保护，本券不可用」。</w:t>
+        <w:t>，确认订单页置灰并提示「该商品触发底价不击穿，本券不可用」。</w:t>
       </w:r>
     </w:p>
     <w:p>
@@ -12293,7 +12506,7 @@
           <w:rFonts w:ascii="微软雅黑" w:hAnsi="微软雅黑" w:eastAsia="微软雅黑"/>
           <w:sz w:val="21"/>
         </w:rPr>
-        <w:t>：底价保护仅作用于</w:t>
+        <w:t>：底价不击穿仅作用于</w:t>
       </w:r>
       <w:r>
         <w:rPr>
@@ -15574,8 +15787,127 @@
       <w:r>
         <w:drawing>
           <wp:inline xmlns:a="http://schemas.openxmlformats.org/drawingml/2006/main" xmlns:pic="http://schemas.openxmlformats.org/drawingml/2006/picture">
+            <wp:extent cx="5580000" cy="3487500"/>
+            <wp:docPr id="10" name="Picture 10"/>
+            <wp:cNvGraphicFramePr>
+              <a:graphicFrameLocks noChangeAspect="1"/>
+            </wp:cNvGraphicFramePr>
+            <a:graphic>
+              <a:graphicData uri="http://schemas.openxmlformats.org/drawingml/2006/picture">
+                <pic:pic>
+                  <pic:nvPicPr>
+                    <pic:cNvPr id="0" name="member-batch-send-modal.png"/>
+                    <pic:cNvPicPr/>
+                  </pic:nvPicPr>
+                  <pic:blipFill>
+                    <a:blip r:embed="rId18"/>
+                    <a:stretch>
+                      <a:fillRect/>
+                    </a:stretch>
+                  </pic:blipFill>
+                  <pic:spPr>
+                    <a:xfrm>
+                      <a:off x="0" y="0"/>
+                      <a:ext cx="5580000" cy="3487500"/>
+                    </a:xfrm>
+                    <a:prstGeom prst="rect"/>
+                  </pic:spPr>
+                </pic:pic>
+              </a:graphicData>
+            </a:graphic>
+          </wp:inline>
+        </w:drawing>
+      </w:r>
+    </w:p>
+    <w:p>
+      <w:r>
+        <w:rPr>
+          <w:rFonts w:ascii="微软雅黑" w:hAnsi="微软雅黑" w:eastAsia="微软雅黑"/>
+          <w:b/>
+          <w:sz w:val="21"/>
+        </w:rPr>
+        <w:t>功能定位</w:t>
+      </w:r>
+      <w:r>
+        <w:rPr>
+          <w:rFonts w:ascii="微软雅黑" w:hAnsi="微软雅黑" w:eastAsia="微软雅黑"/>
+          <w:sz w:val="21"/>
+        </w:rPr>
+        <w:t>：会员管理模块提供运营手动给用户批量赠送优惠券的能力。运营在会员列表中多选目标用户，点击「批量赠送」按钮后，在弹窗中选择一张</w:t>
+      </w:r>
+      <w:r>
+        <w:rPr>
+          <w:rFonts w:ascii="微软雅黑" w:hAnsi="微软雅黑" w:eastAsia="微软雅黑"/>
+          <w:b/>
+          <w:sz w:val="21"/>
+        </w:rPr>
+        <w:t>已上架（启用）</w:t>
+      </w:r>
+      <w:r>
+        <w:rPr>
+          <w:rFonts w:ascii="微软雅黑" w:hAnsi="微软雅黑" w:eastAsia="微软雅黑"/>
+          <w:sz w:val="21"/>
+        </w:rPr>
+        <w:t>的优惠券，确认后系统按用户维度发放（默认每人 1 张）。</w:t>
+      </w:r>
+    </w:p>
+    <w:p>
+      <w:pPr>
+        <w:pStyle w:val="Heading4"/>
+      </w:pPr>
+      <w:r>
+        <w:rPr>
+          <w:rFonts w:ascii="微软雅黑" w:hAnsi="微软雅黑" w:eastAsia="微软雅黑"/>
+          <w:sz w:val="20"/>
+        </w:rPr>
+        <w:t xml:space="preserve">4.2.1 M1 会员列表 </w:t>
+      </w:r>
+      <w:r>
+        <w:rPr>
+          <w:rFonts w:ascii="微软雅黑" w:hAnsi="微软雅黑" w:eastAsia="微软雅黑"/>
+          <w:sz w:val="20"/>
+          <w:shd w:val="clear" w:color="auto" w:fill="E8F5E9"/>
+        </w:rPr>
+        <w:t>本期新增</w:t>
+      </w:r>
+    </w:p>
+    <w:p>
+      <w:r>
+        <w:rPr>
+          <w:rFonts w:ascii="微软雅黑" w:hAnsi="微软雅黑" w:eastAsia="微软雅黑"/>
+          <w:b/>
+          <w:sz w:val="21"/>
+        </w:rPr>
+        <w:t>页面入口</w:t>
+      </w:r>
+      <w:r>
+        <w:rPr>
+          <w:rFonts w:ascii="微软雅黑" w:hAnsi="微软雅黑" w:eastAsia="微软雅黑"/>
+          <w:sz w:val="21"/>
+        </w:rPr>
+        <w:t>：会员管理 / 会员列表；按钮入口位于列表左上方「批量赠送」。</w:t>
+      </w:r>
+    </w:p>
+    <w:p>
+      <w:r>
+        <w:rPr>
+          <w:rFonts w:ascii="微软雅黑" w:hAnsi="微软雅黑" w:eastAsia="微软雅黑"/>
+          <w:b/>
+          <w:sz w:val="21"/>
+        </w:rPr>
+        <w:t>页面原型与交互示意</w:t>
+      </w:r>
+    </w:p>
+    <w:p/>
+    <w:p>
+      <w:pPr>
+        <w:jc w:val="center"/>
+      </w:pPr>
+      <w:r>
+        <w:drawing>
+          <wp:inline xmlns:a="http://schemas.openxmlformats.org/drawingml/2006/main" xmlns:pic="http://schemas.openxmlformats.org/drawingml/2006/picture">
             <wp:extent cx="5580000" cy="3255000"/>
-            <wp:docPr id="10" name="Picture 10"/>
+            <wp:docPr id="11" name="Picture 11"/>
             <wp:cNvGraphicFramePr>
               <a:graphicFrameLocks noChangeAspect="1"/>
             </wp:cNvGraphicFramePr>
@@ -15587,7 +15919,7 @@
                     <pic:cNvPicPr/>
                   </pic:nvPicPr>
                   <pic:blipFill>
-                    <a:blip r:embed="rId18"/>
+                    <a:blip r:embed="rId19"/>
                     <a:stretch>
                       <a:fillRect/>
                     </a:stretch>
@@ -15607,125 +15939,6 @@
       </w:r>
     </w:p>
     <w:p>
-      <w:r>
-        <w:rPr>
-          <w:rFonts w:ascii="微软雅黑" w:hAnsi="微软雅黑" w:eastAsia="微软雅黑"/>
-          <w:b/>
-          <w:sz w:val="21"/>
-        </w:rPr>
-        <w:t>功能定位</w:t>
-      </w:r>
-      <w:r>
-        <w:rPr>
-          <w:rFonts w:ascii="微软雅黑" w:hAnsi="微软雅黑" w:eastAsia="微软雅黑"/>
-          <w:sz w:val="21"/>
-        </w:rPr>
-        <w:t>：会员管理模块提供运营手动给用户批量赠送优惠券的能力。运营在会员列表中多选目标用户，点击「批量赠送」按钮后，在弹窗中选择一张</w:t>
-      </w:r>
-      <w:r>
-        <w:rPr>
-          <w:rFonts w:ascii="微软雅黑" w:hAnsi="微软雅黑" w:eastAsia="微软雅黑"/>
-          <w:b/>
-          <w:sz w:val="21"/>
-        </w:rPr>
-        <w:t>已上架（启用）</w:t>
-      </w:r>
-      <w:r>
-        <w:rPr>
-          <w:rFonts w:ascii="微软雅黑" w:hAnsi="微软雅黑" w:eastAsia="微软雅黑"/>
-          <w:sz w:val="21"/>
-        </w:rPr>
-        <w:t>的优惠券，确认后系统按用户维度发放（默认每人 1 张）。</w:t>
-      </w:r>
-    </w:p>
-    <w:p>
-      <w:pPr>
-        <w:pStyle w:val="Heading4"/>
-      </w:pPr>
-      <w:r>
-        <w:rPr>
-          <w:rFonts w:ascii="微软雅黑" w:hAnsi="微软雅黑" w:eastAsia="微软雅黑"/>
-          <w:sz w:val="20"/>
-        </w:rPr>
-        <w:t xml:space="preserve">4.2.1 M1 会员列表 </w:t>
-      </w:r>
-      <w:r>
-        <w:rPr>
-          <w:rFonts w:ascii="微软雅黑" w:hAnsi="微软雅黑" w:eastAsia="微软雅黑"/>
-          <w:sz w:val="20"/>
-          <w:shd w:val="clear" w:color="auto" w:fill="E8F5E9"/>
-        </w:rPr>
-        <w:t>本期新增</w:t>
-      </w:r>
-    </w:p>
-    <w:p>
-      <w:r>
-        <w:rPr>
-          <w:rFonts w:ascii="微软雅黑" w:hAnsi="微软雅黑" w:eastAsia="微软雅黑"/>
-          <w:b/>
-          <w:sz w:val="21"/>
-        </w:rPr>
-        <w:t>页面入口</w:t>
-      </w:r>
-      <w:r>
-        <w:rPr>
-          <w:rFonts w:ascii="微软雅黑" w:hAnsi="微软雅黑" w:eastAsia="微软雅黑"/>
-          <w:sz w:val="21"/>
-        </w:rPr>
-        <w:t>：会员管理 / 会员列表；按钮入口位于列表左上方「批量赠送」。</w:t>
-      </w:r>
-    </w:p>
-    <w:p>
-      <w:r>
-        <w:rPr>
-          <w:rFonts w:ascii="微软雅黑" w:hAnsi="微软雅黑" w:eastAsia="微软雅黑"/>
-          <w:b/>
-          <w:sz w:val="21"/>
-        </w:rPr>
-        <w:t>页面原型与交互示意</w:t>
-      </w:r>
-    </w:p>
-    <w:p/>
-    <w:p>
-      <w:pPr>
-        <w:jc w:val="center"/>
-      </w:pPr>
-      <w:r>
-        <w:drawing>
-          <wp:inline xmlns:a="http://schemas.openxmlformats.org/drawingml/2006/main" xmlns:pic="http://schemas.openxmlformats.org/drawingml/2006/picture">
-            <wp:extent cx="5580000" cy="3255000"/>
-            <wp:docPr id="11" name="Picture 11"/>
-            <wp:cNvGraphicFramePr>
-              <a:graphicFrameLocks noChangeAspect="1"/>
-            </wp:cNvGraphicFramePr>
-            <a:graphic>
-              <a:graphicData uri="http://schemas.openxmlformats.org/drawingml/2006/picture">
-                <pic:pic>
-                  <pic:nvPicPr>
-                    <pic:cNvPr id="0" name="member-batch-send.png"/>
-                    <pic:cNvPicPr/>
-                  </pic:nvPicPr>
-                  <pic:blipFill>
-                    <a:blip r:embed="rId18"/>
-                    <a:stretch>
-                      <a:fillRect/>
-                    </a:stretch>
-                  </pic:blipFill>
-                  <pic:spPr>
-                    <a:xfrm>
-                      <a:off x="0" y="0"/>
-                      <a:ext cx="5580000" cy="3255000"/>
-                    </a:xfrm>
-                    <a:prstGeom prst="rect"/>
-                  </pic:spPr>
-                </pic:pic>
-              </a:graphicData>
-            </a:graphic>
-          </wp:inline>
-        </w:drawing>
-      </w:r>
-    </w:p>
-    <w:p>
       <w:pPr>
         <w:pStyle w:val="Heading5"/>
       </w:pPr>
@@ -17341,7 +17554,7 @@
                 <w:rFonts w:ascii="微软雅黑" w:hAnsi="微软雅黑" w:eastAsia="微软雅黑"/>
                 <w:sz w:val="19"/>
               </w:rPr>
-              <w:t>展示所有</w:t>
+              <w:t>展示</w:t>
             </w:r>
             <w:r>
               <w:rPr>
@@ -17923,7 +18136,7 @@
                 <w:rFonts w:ascii="微软雅黑" w:hAnsi="微软雅黑" w:eastAsia="微软雅黑"/>
                 <w:sz w:val="19"/>
               </w:rPr>
-              <w:t>部分失败时展示失败用户清单（用户ID + 失败原因），成功用户仍正常到账；全部失败时回滚并提示具体原因。</w:t>
+              <w:t>部分失败时展示失败用户清单（用户ID + 失败原因），成功用户仍正常到账；整体失败时回滚并提示具体原因。</w:t>
             </w:r>
           </w:p>
         </w:tc>
@@ -18358,308 +18571,6 @@
                 <pic:pic>
                   <pic:nvPicPr>
                     <pic:cNvPr id="0" name="coupon-app.png"/>
-                    <pic:cNvPicPr/>
-                  </pic:nvPicPr>
-                  <pic:blipFill>
-                    <a:blip r:embed="rId19"/>
-                    <a:stretch>
-                      <a:fillRect/>
-                    </a:stretch>
-                  </pic:blipFill>
-                  <pic:spPr>
-                    <a:xfrm>
-                      <a:off x="0" y="0"/>
-                      <a:ext cx="5580000" cy="3487500"/>
-                    </a:xfrm>
-                    <a:prstGeom prst="rect"/>
-                  </pic:spPr>
-                </pic:pic>
-              </a:graphicData>
-            </a:graphic>
-          </wp:inline>
-        </w:drawing>
-      </w:r>
-    </w:p>
-    <w:p>
-      <w:r>
-        <w:rPr>
-          <w:rFonts w:ascii="微软雅黑" w:hAnsi="微软雅黑" w:eastAsia="微软雅黑"/>
-          <w:b/>
-          <w:sz w:val="21"/>
-        </w:rPr>
-        <w:t>App 端为全链路新增</w:t>
-      </w:r>
-      <w:r>
-        <w:rPr>
-          <w:rFonts w:ascii="微软雅黑" w:hAnsi="微软雅黑" w:eastAsia="微软雅黑"/>
-          <w:sz w:val="21"/>
-        </w:rPr>
-        <w:t>。本期 App 需新建：获券弹窗、我的优惠券页、确认订单选券/核销逻辑。以下逐页面逐功能点拆解。</w:t>
-      </w:r>
-    </w:p>
-    <w:p>
-      <w:pPr>
-        <w:pStyle w:val="Heading4"/>
-      </w:pPr>
-      <w:r>
-        <w:rPr>
-          <w:rFonts w:ascii="微软雅黑" w:hAnsi="微软雅黑" w:eastAsia="微软雅黑"/>
-          <w:sz w:val="20"/>
-        </w:rPr>
-        <w:t xml:space="preserve">4.3.1 首页 · 获券弹窗入口 </w:t>
-      </w:r>
-      <w:r>
-        <w:rPr>
-          <w:rFonts w:ascii="微软雅黑" w:hAnsi="微软雅黑" w:eastAsia="微软雅黑"/>
-          <w:sz w:val="20"/>
-          <w:shd w:val="clear" w:color="auto" w:fill="E8F5E9"/>
-        </w:rPr>
-        <w:t>本期新增</w:t>
-      </w:r>
-    </w:p>
-    <w:p>
-      <w:r>
-        <w:rPr>
-          <w:rFonts w:ascii="微软雅黑" w:hAnsi="微软雅黑" w:eastAsia="微软雅黑"/>
-          <w:b/>
-          <w:sz w:val="21"/>
-        </w:rPr>
-        <w:t>功能说明</w:t>
-      </w:r>
-      <w:r>
-        <w:rPr>
-          <w:rFonts w:ascii="微软雅黑" w:hAnsi="微软雅黑" w:eastAsia="微软雅黑"/>
-          <w:sz w:val="21"/>
-        </w:rPr>
-        <w:t>：直播时长发券触发卡（「观看直播满 30 分钟，系统自动发放关联优惠券（每种 1 张）」）展示在 App 首页信息流；点「进入直播间」跳转直播页并触发发券条件计时。发券弹窗本身见 4.3.2。</w:t>
-      </w:r>
-    </w:p>
-    <w:tbl>
-      <w:tblPr>
-        <w:tblStyle w:val="TableGrid"/>
-        <w:tblW w:type="auto" w:w="0"/>
-        <w:jc w:val="center"/>
-        <w:tblLook w:firstColumn="1" w:firstRow="1" w:lastColumn="0" w:lastRow="0" w:noHBand="0" w:noVBand="1" w:val="04A0"/>
-      </w:tblPr>
-      <w:tblGrid>
-        <w:gridCol w:w="4819"/>
-        <w:gridCol w:w="4819"/>
-      </w:tblGrid>
-      <w:tr>
-        <w:tc>
-          <w:tcPr>
-            <w:tcW w:type="dxa" w:w="4819"/>
-          </w:tcPr>
-          <w:p>
-            <w:r/>
-            <w:r>
-              <w:rPr>
-                <w:rFonts w:ascii="微软雅黑" w:hAnsi="微软雅黑" w:eastAsia="微软雅黑"/>
-                <w:b/>
-                <w:sz w:val="19"/>
-                <w:shd w:val="clear" w:color="auto" w:fill="F2F2F2"/>
-              </w:rPr>
-              <w:t>项</w:t>
-            </w:r>
-          </w:p>
-        </w:tc>
-        <w:tc>
-          <w:tcPr>
-            <w:tcW w:type="dxa" w:w="4819"/>
-          </w:tcPr>
-          <w:p>
-            <w:r/>
-            <w:r>
-              <w:rPr>
-                <w:rFonts w:ascii="微软雅黑" w:hAnsi="微软雅黑" w:eastAsia="微软雅黑"/>
-                <w:b/>
-                <w:sz w:val="19"/>
-                <w:shd w:val="clear" w:color="auto" w:fill="F2F2F2"/>
-              </w:rPr>
-              <w:t>说明</w:t>
-            </w:r>
-          </w:p>
-        </w:tc>
-      </w:tr>
-      <w:tr>
-        <w:tc>
-          <w:tcPr>
-            <w:tcW w:type="dxa" w:w="4819"/>
-          </w:tcPr>
-          <w:p>
-            <w:r/>
-            <w:r>
-              <w:rPr>
-                <w:rFonts w:ascii="微软雅黑" w:hAnsi="微软雅黑" w:eastAsia="微软雅黑"/>
-                <w:sz w:val="19"/>
-              </w:rPr>
-              <w:t>显示位置</w:t>
-            </w:r>
-          </w:p>
-        </w:tc>
-        <w:tc>
-          <w:tcPr>
-            <w:tcW w:type="dxa" w:w="4819"/>
-          </w:tcPr>
-          <w:p>
-            <w:r/>
-            <w:r>
-              <w:rPr>
-                <w:rFonts w:ascii="微软雅黑" w:hAnsi="微软雅黑" w:eastAsia="微软雅黑"/>
-                <w:sz w:val="19"/>
-              </w:rPr>
-              <w:t>App 首页信息流卡片</w:t>
-            </w:r>
-          </w:p>
-        </w:tc>
-      </w:tr>
-      <w:tr>
-        <w:tc>
-          <w:tcPr>
-            <w:tcW w:type="dxa" w:w="4819"/>
-          </w:tcPr>
-          <w:p>
-            <w:r/>
-            <w:r>
-              <w:rPr>
-                <w:rFonts w:ascii="微软雅黑" w:hAnsi="微软雅黑" w:eastAsia="微软雅黑"/>
-                <w:sz w:val="19"/>
-              </w:rPr>
-              <w:t>触发</w:t>
-            </w:r>
-          </w:p>
-        </w:tc>
-        <w:tc>
-          <w:tcPr>
-            <w:tcW w:type="dxa" w:w="4819"/>
-          </w:tcPr>
-          <w:p>
-            <w:r/>
-            <w:r>
-              <w:rPr>
-                <w:rFonts w:ascii="微软雅黑" w:hAnsi="微软雅黑" w:eastAsia="微软雅黑"/>
-                <w:sz w:val="19"/>
-              </w:rPr>
-              <w:t>观看直播满阈值（如 30min）→ 系统发放 + 弹窗（见 4.3.2）</w:t>
-            </w:r>
-          </w:p>
-        </w:tc>
-      </w:tr>
-      <w:tr>
-        <w:tc>
-          <w:tcPr>
-            <w:tcW w:type="dxa" w:w="4819"/>
-          </w:tcPr>
-          <w:p>
-            <w:r/>
-            <w:r>
-              <w:rPr>
-                <w:rFonts w:ascii="微软雅黑" w:hAnsi="微软雅黑" w:eastAsia="微软雅黑"/>
-                <w:sz w:val="19"/>
-              </w:rPr>
-              <w:t>权限</w:t>
-            </w:r>
-          </w:p>
-        </w:tc>
-        <w:tc>
-          <w:tcPr>
-            <w:tcW w:type="dxa" w:w="4819"/>
-          </w:tcPr>
-          <w:p>
-            <w:r/>
-            <w:r>
-              <w:rPr>
-                <w:rFonts w:ascii="微软雅黑" w:hAnsi="微软雅黑" w:eastAsia="微软雅黑"/>
-                <w:sz w:val="19"/>
-              </w:rPr>
-              <w:t>登录用户</w:t>
-            </w:r>
-          </w:p>
-        </w:tc>
-      </w:tr>
-      <w:tr>
-        <w:tc>
-          <w:tcPr>
-            <w:tcW w:type="dxa" w:w="4819"/>
-          </w:tcPr>
-          <w:p>
-            <w:r/>
-            <w:r>
-              <w:rPr>
-                <w:rFonts w:ascii="微软雅黑" w:hAnsi="微软雅黑" w:eastAsia="微软雅黑"/>
-                <w:sz w:val="19"/>
-              </w:rPr>
-              <w:t>数据来源</w:t>
-            </w:r>
-          </w:p>
-        </w:tc>
-        <w:tc>
-          <w:tcPr>
-            <w:tcW w:type="dxa" w:w="4819"/>
-          </w:tcPr>
-          <w:p>
-            <w:r/>
-            <w:r>
-              <w:rPr>
-                <w:rFonts w:ascii="微软雅黑" w:hAnsi="微软雅黑" w:eastAsia="微软雅黑"/>
-                <w:sz w:val="19"/>
-              </w:rPr>
-              <w:t>触发卡文案取《发券活动表》阈值文本；发放动作由发券规则引擎执行</w:t>
-            </w:r>
-          </w:p>
-        </w:tc>
-      </w:tr>
-    </w:tbl>
-    <w:p>
-      <w:pPr>
-        <w:pStyle w:val="Heading4"/>
-      </w:pPr>
-      <w:r>
-        <w:rPr>
-          <w:rFonts w:ascii="微软雅黑" w:hAnsi="微软雅黑" w:eastAsia="微软雅黑"/>
-          <w:sz w:val="20"/>
-        </w:rPr>
-        <w:t>4.3.2 获券弹窗（系统发券触达）</w:t>
-      </w:r>
-      <w:r>
-        <w:rPr>
-          <w:rFonts w:ascii="微软雅黑" w:hAnsi="微软雅黑" w:eastAsia="微软雅黑"/>
-          <w:sz w:val="20"/>
-          <w:shd w:val="clear" w:color="auto" w:fill="E8F5E9"/>
-        </w:rPr>
-        <w:t>本期新增</w:t>
-      </w:r>
-    </w:p>
-    <w:p>
-      <w:pPr>
-        <w:pStyle w:val="Heading5"/>
-      </w:pPr>
-      <w:r>
-        <w:rPr>
-          <w:rFonts w:ascii="微软雅黑" w:hAnsi="微软雅黑" w:eastAsia="微软雅黑"/>
-          <w:sz w:val="20"/>
-        </w:rPr>
-        <w:t>4.3.2.1 原型与交互示意</w:t>
-      </w:r>
-    </w:p>
-    <w:p/>
-    <w:p>
-      <w:pPr>
-        <w:jc w:val="center"/>
-      </w:pPr>
-      <w:r>
-        <w:drawing>
-          <wp:inline xmlns:a="http://schemas.openxmlformats.org/drawingml/2006/main" xmlns:pic="http://schemas.openxmlformats.org/drawingml/2006/picture">
-            <wp:extent cx="5580000" cy="3487500"/>
-            <wp:docPr id="13" name="Picture 13"/>
-            <wp:cNvGraphicFramePr>
-              <a:graphicFrameLocks noChangeAspect="1"/>
-            </wp:cNvGraphicFramePr>
-            <a:graphic>
-              <a:graphicData uri="http://schemas.openxmlformats.org/drawingml/2006/picture">
-                <pic:pic>
-                  <pic:nvPicPr>
-                    <pic:cNvPr id="0" name="coupon-app-arrival-modal.png"/>
                     <pic:cNvPicPr/>
                   </pic:nvPicPr>
                   <pic:blipFill>
@@ -18686,21 +18597,37 @@
       <w:r>
         <w:rPr>
           <w:rFonts w:ascii="微软雅黑" w:hAnsi="微软雅黑" w:eastAsia="微软雅黑"/>
-          <w:sz w:val="21"/>
-        </w:rPr>
-        <w:t>弹窗从屏幕底部升起（半屏），展示本次系统发放的全部券（每种 1 张）；示意图见上方。</w:t>
+          <w:b/>
+          <w:sz w:val="21"/>
+        </w:rPr>
+        <w:t>App 端为全链路新增</w:t>
+      </w:r>
+      <w:r>
+        <w:rPr>
+          <w:rFonts w:ascii="微软雅黑" w:hAnsi="微软雅黑" w:eastAsia="微软雅黑"/>
+          <w:sz w:val="21"/>
+        </w:rPr>
+        <w:t>。本期 App 需新建：获券弹窗、我的优惠券页、确认订单选券/核销逻辑。以下逐页面逐功能点拆解。</w:t>
       </w:r>
     </w:p>
     <w:p>
       <w:pPr>
-        <w:pStyle w:val="Heading5"/>
+        <w:pStyle w:val="Heading4"/>
       </w:pPr>
       <w:r>
         <w:rPr>
           <w:rFonts w:ascii="微软雅黑" w:hAnsi="微软雅黑" w:eastAsia="微软雅黑"/>
           <w:sz w:val="20"/>
         </w:rPr>
-        <w:t>4.3.2.2 详细逻辑规则</w:t>
+        <w:t xml:space="preserve">4.3.1 首页 · 获券弹窗入口 </w:t>
+      </w:r>
+      <w:r>
+        <w:rPr>
+          <w:rFonts w:ascii="微软雅黑" w:hAnsi="微软雅黑" w:eastAsia="微软雅黑"/>
+          <w:sz w:val="20"/>
+          <w:shd w:val="clear" w:color="auto" w:fill="E8F5E9"/>
+        </w:rPr>
+        <w:t>本期新增</w:t>
       </w:r>
     </w:p>
     <w:p>
@@ -18710,334 +18637,14 @@
           <w:b/>
           <w:sz w:val="21"/>
         </w:rPr>
-        <w:t>界面与展示规则</w:t>
-      </w:r>
-      <w:r>
-        <w:rPr>
-          <w:rFonts w:ascii="微软雅黑" w:hAnsi="微软雅黑" w:eastAsia="微软雅黑"/>
-          <w:sz w:val="21"/>
-        </w:rPr>
-        <w:t>：</w:t>
-      </w:r>
-    </w:p>
-    <w:p>
-      <w:pPr>
-        <w:pStyle w:val="ListBullet"/>
-      </w:pPr>
-      <w:r>
-        <w:rPr>
-          <w:rFonts w:ascii="微软雅黑" w:hAnsi="微软雅黑" w:eastAsia="微软雅黑"/>
-          <w:sz w:val="21"/>
-        </w:rPr>
-        <w:t>触发：满足发放条件（直播满 30min / 被指定发券）后系统自动发放并弹出，同一批次仅弹一次（本地标记防重复打扰）。</w:t>
-      </w:r>
-    </w:p>
-    <w:p>
-      <w:pPr>
-        <w:pStyle w:val="ListBullet"/>
-      </w:pPr>
-      <w:r>
-        <w:rPr>
-          <w:rFonts w:ascii="微软雅黑" w:hAnsi="微软雅黑" w:eastAsia="微软雅黑"/>
-          <w:sz w:val="21"/>
-        </w:rPr>
-        <w:t>内容：可含多张券，每张展示 券名 / 面额（大字）/ 门槛 / 适用范围标签；券名超 12 字截断加「…」。</w:t>
-      </w:r>
-    </w:p>
-    <w:p>
-      <w:pPr>
-        <w:pStyle w:val="ListBullet"/>
-      </w:pPr>
-      <w:r>
-        <w:rPr>
-          <w:rFonts w:ascii="微软雅黑" w:hAnsi="微软雅黑" w:eastAsia="微软雅黑"/>
-          <w:sz w:val="21"/>
-        </w:rPr>
-        <w:t>按钮：查看我的券（跳我的优惠券）/ 去使用（跳商品详情，带入券模板筛选）。</w:t>
-      </w:r>
-    </w:p>
-    <w:p>
-      <w:r>
-        <w:rPr>
-          <w:rFonts w:ascii="微软雅黑" w:hAnsi="微软雅黑" w:eastAsia="微软雅黑"/>
-          <w:b/>
-          <w:sz w:val="21"/>
-        </w:rPr>
-        <w:t>业务逻辑与边界条件</w:t>
-      </w:r>
-      <w:r>
-        <w:rPr>
-          <w:rFonts w:ascii="微软雅黑" w:hAnsi="微软雅黑" w:eastAsia="微软雅黑"/>
-          <w:sz w:val="21"/>
-        </w:rPr>
-        <w:t>：</w:t>
-      </w:r>
-    </w:p>
-    <w:p>
-      <w:pPr>
-        <w:pStyle w:val="ListBullet"/>
-      </w:pPr>
-      <w:r>
-        <w:rPr>
-          <w:rFonts w:ascii="微软雅黑" w:hAnsi="微软雅黑" w:eastAsia="微软雅黑"/>
-          <w:sz w:val="21"/>
-        </w:rPr>
-        <w:t>发放即写入用户券包（未使用态），与弹窗展示解耦——即使弹窗未展示，券也已入包。</w:t>
-      </w:r>
-    </w:p>
-    <w:p>
-      <w:pPr>
-        <w:pStyle w:val="ListBullet"/>
-      </w:pPr>
-      <w:r>
-        <w:rPr>
-          <w:rFonts w:ascii="微软雅黑" w:hAnsi="微软雅黑" w:eastAsia="微软雅黑"/>
-          <w:sz w:val="21"/>
-        </w:rPr>
-        <w:t>重复发放防重：按 user_id + 活动ID + 券模板ID 去重，已达上限不再发放（弹窗仅展示已发放的券）。</w:t>
-      </w:r>
-    </w:p>
-    <w:p>
-      <w:pPr>
-        <w:pStyle w:val="ListBullet"/>
-      </w:pPr>
-      <w:r>
-        <w:rPr>
-          <w:rFonts w:ascii="微软雅黑" w:hAnsi="微软雅黑" w:eastAsia="微软雅黑"/>
-          <w:sz w:val="21"/>
-        </w:rPr>
-        <w:t>关闭：点遮罩 / 关闭按钮 / 系统返回键均可关闭；关闭不影响券状态。</w:t>
-      </w:r>
-    </w:p>
-    <w:p>
-      <w:pPr>
-        <w:pStyle w:val="Heading5"/>
-      </w:pPr>
-      <w:r>
-        <w:rPr>
-          <w:rFonts w:ascii="微软雅黑" w:hAnsi="微软雅黑" w:eastAsia="微软雅黑"/>
-          <w:sz w:val="20"/>
-        </w:rPr>
-        <w:t>4.3.2.3 功能按钮总表（功能名称 / 功能说明 / 备注）</w:t>
-      </w:r>
-    </w:p>
-    <w:tbl>
-      <w:tblPr>
-        <w:tblStyle w:val="TableGrid"/>
-        <w:tblW w:type="auto" w:w="0"/>
-        <w:jc w:val="center"/>
-        <w:tblLook w:firstColumn="1" w:firstRow="1" w:lastColumn="0" w:lastRow="0" w:noHBand="0" w:noVBand="1" w:val="04A0"/>
-      </w:tblPr>
-      <w:tblGrid>
-        <w:gridCol w:w="3213"/>
-        <w:gridCol w:w="3213"/>
-        <w:gridCol w:w="3213"/>
-      </w:tblGrid>
-      <w:tr>
-        <w:tc>
-          <w:tcPr>
-            <w:tcW w:type="dxa" w:w="3213"/>
-          </w:tcPr>
-          <w:p>
-            <w:r/>
-            <w:r>
-              <w:rPr>
-                <w:rFonts w:ascii="微软雅黑" w:hAnsi="微软雅黑" w:eastAsia="微软雅黑"/>
-                <w:b/>
-                <w:sz w:val="19"/>
-                <w:shd w:val="clear" w:color="auto" w:fill="F2F2F2"/>
-              </w:rPr>
-              <w:t>功能名称</w:t>
-            </w:r>
-          </w:p>
-        </w:tc>
-        <w:tc>
-          <w:tcPr>
-            <w:tcW w:type="dxa" w:w="3213"/>
-          </w:tcPr>
-          <w:p>
-            <w:r/>
-            <w:r>
-              <w:rPr>
-                <w:rFonts w:ascii="微软雅黑" w:hAnsi="微软雅黑" w:eastAsia="微软雅黑"/>
-                <w:b/>
-                <w:sz w:val="19"/>
-                <w:shd w:val="clear" w:color="auto" w:fill="F2F2F2"/>
-              </w:rPr>
-              <w:t>功能说明</w:t>
-            </w:r>
-          </w:p>
-        </w:tc>
-        <w:tc>
-          <w:tcPr>
-            <w:tcW w:type="dxa" w:w="3213"/>
-          </w:tcPr>
-          <w:p>
-            <w:r/>
-            <w:r>
-              <w:rPr>
-                <w:rFonts w:ascii="微软雅黑" w:hAnsi="微软雅黑" w:eastAsia="微软雅黑"/>
-                <w:b/>
-                <w:sz w:val="19"/>
-                <w:shd w:val="clear" w:color="auto" w:fill="F2F2F2"/>
-              </w:rPr>
-              <w:t>备注</w:t>
-            </w:r>
-          </w:p>
-        </w:tc>
-      </w:tr>
-      <w:tr>
-        <w:tc>
-          <w:tcPr>
-            <w:tcW w:type="dxa" w:w="3213"/>
-          </w:tcPr>
-          <w:p>
-            <w:r/>
-            <w:r>
-              <w:rPr>
-                <w:rFonts w:ascii="微软雅黑" w:hAnsi="微软雅黑" w:eastAsia="微软雅黑"/>
-                <w:sz w:val="19"/>
-              </w:rPr>
-              <w:t>查看我的券</w:t>
-            </w:r>
-          </w:p>
-        </w:tc>
-        <w:tc>
-          <w:tcPr>
-            <w:tcW w:type="dxa" w:w="3213"/>
-          </w:tcPr>
-          <w:p>
-            <w:r/>
-            <w:r>
-              <w:rPr>
-                <w:rFonts w:ascii="微软雅黑" w:hAnsi="微软雅黑" w:eastAsia="微软雅黑"/>
-                <w:sz w:val="19"/>
-              </w:rPr>
-              <w:t>跳转「我的优惠券」页（默认未使用 Tab）</w:t>
-            </w:r>
-          </w:p>
-        </w:tc>
-        <w:tc>
-          <w:tcPr>
-            <w:tcW w:type="dxa" w:w="3213"/>
-          </w:tcPr>
-          <w:p>
-            <w:r/>
-            <w:r>
-              <w:rPr>
-                <w:rFonts w:ascii="微软雅黑" w:hAnsi="微软雅黑" w:eastAsia="微软雅黑"/>
-                <w:sz w:val="19"/>
-              </w:rPr>
-              <w:t>弹窗底部主按钮</w:t>
-            </w:r>
-          </w:p>
-        </w:tc>
-      </w:tr>
-      <w:tr>
-        <w:tc>
-          <w:tcPr>
-            <w:tcW w:type="dxa" w:w="3213"/>
-          </w:tcPr>
-          <w:p>
-            <w:r/>
-            <w:r>
-              <w:rPr>
-                <w:rFonts w:ascii="微软雅黑" w:hAnsi="微软雅黑" w:eastAsia="微软雅黑"/>
-                <w:sz w:val="19"/>
-              </w:rPr>
-              <w:t>去使用</w:t>
-            </w:r>
-          </w:p>
-        </w:tc>
-        <w:tc>
-          <w:tcPr>
-            <w:tcW w:type="dxa" w:w="3213"/>
-          </w:tcPr>
-          <w:p>
-            <w:r/>
-            <w:r>
-              <w:rPr>
-                <w:rFonts w:ascii="微软雅黑" w:hAnsi="微软雅黑" w:eastAsia="微软雅黑"/>
-                <w:sz w:val="19"/>
-              </w:rPr>
-              <w:t>跳转商品详情页，带入券模板过滤可用商品</w:t>
-            </w:r>
-          </w:p>
-        </w:tc>
-        <w:tc>
-          <w:tcPr>
-            <w:tcW w:type="dxa" w:w="3213"/>
-          </w:tcPr>
-          <w:p>
-            <w:r/>
-            <w:r>
-              <w:rPr>
-                <w:rFonts w:ascii="微软雅黑" w:hAnsi="微软雅黑" w:eastAsia="微软雅黑"/>
-                <w:sz w:val="19"/>
-              </w:rPr>
-              <w:t>弹窗底部次按钮</w:t>
-            </w:r>
-          </w:p>
-        </w:tc>
-      </w:tr>
-      <w:tr>
-        <w:tc>
-          <w:tcPr>
-            <w:tcW w:type="dxa" w:w="3213"/>
-          </w:tcPr>
-          <w:p>
-            <w:r/>
-            <w:r>
-              <w:rPr>
-                <w:rFonts w:ascii="微软雅黑" w:hAnsi="微软雅黑" w:eastAsia="微软雅黑"/>
-                <w:sz w:val="19"/>
-              </w:rPr>
-              <w:t>关闭</w:t>
-            </w:r>
-          </w:p>
-        </w:tc>
-        <w:tc>
-          <w:tcPr>
-            <w:tcW w:type="dxa" w:w="3213"/>
-          </w:tcPr>
-          <w:p>
-            <w:r/>
-            <w:r>
-              <w:rPr>
-                <w:rFonts w:ascii="微软雅黑" w:hAnsi="微软雅黑" w:eastAsia="微软雅黑"/>
-                <w:sz w:val="19"/>
-              </w:rPr>
-              <w:t>关闭弹窗</w:t>
-            </w:r>
-          </w:p>
-        </w:tc>
-        <w:tc>
-          <w:tcPr>
-            <w:tcW w:type="dxa" w:w="3213"/>
-          </w:tcPr>
-          <w:p>
-            <w:r/>
-            <w:r>
-              <w:rPr>
-                <w:rFonts w:ascii="微软雅黑" w:hAnsi="微软雅黑" w:eastAsia="微软雅黑"/>
-                <w:sz w:val="19"/>
-              </w:rPr>
-              <w:t>遮罩 / 关闭 icon / 系统返回</w:t>
-            </w:r>
-          </w:p>
-        </w:tc>
-      </w:tr>
-    </w:tbl>
-    <w:p>
-      <w:pPr>
-        <w:pStyle w:val="Heading5"/>
-      </w:pPr>
-      <w:r>
-        <w:rPr>
-          <w:rFonts w:ascii="微软雅黑" w:hAnsi="微软雅黑" w:eastAsia="微软雅黑"/>
-          <w:sz w:val="20"/>
-        </w:rPr>
-        <w:t>4.3.2.4【查看我的券】功能</w:t>
+        <w:t>功能说明</w:t>
+      </w:r>
+      <w:r>
+        <w:rPr>
+          <w:rFonts w:ascii="微软雅黑" w:hAnsi="微软雅黑" w:eastAsia="微软雅黑"/>
+          <w:sz w:val="21"/>
+        </w:rPr>
+        <w:t>：直播时长发券触发卡（「观看直播满 30 分钟，系统自动发放关联优惠券（每种 1 张）」）展示在 App 首页信息流；点「进入直播间」跳转直播页并触发发券条件计时。发券弹窗本身见 4.3.2。</w:t>
       </w:r>
     </w:p>
     <w:tbl>
@@ -19099,7 +18706,7 @@
                 <w:rFonts w:ascii="微软雅黑" w:hAnsi="微软雅黑" w:eastAsia="微软雅黑"/>
                 <w:sz w:val="19"/>
               </w:rPr>
-              <w:t>功能说明</w:t>
+              <w:t>显示位置</w:t>
             </w:r>
           </w:p>
         </w:tc>
@@ -19114,7 +18721,7 @@
                 <w:rFonts w:ascii="微软雅黑" w:hAnsi="微软雅黑" w:eastAsia="微软雅黑"/>
                 <w:sz w:val="19"/>
               </w:rPr>
-              <w:t>跳转至 App「我的优惠券」页</w:t>
+              <w:t>App 首页信息流卡片</w:t>
             </w:r>
           </w:p>
         </w:tc>
@@ -19131,7 +18738,7 @@
                 <w:rFonts w:ascii="微软雅黑" w:hAnsi="微软雅黑" w:eastAsia="微软雅黑"/>
                 <w:sz w:val="19"/>
               </w:rPr>
-              <w:t>显示位置</w:t>
+              <w:t>触发</w:t>
             </w:r>
           </w:p>
         </w:tc>
@@ -19146,7 +18753,7 @@
                 <w:rFonts w:ascii="微软雅黑" w:hAnsi="微软雅黑" w:eastAsia="微软雅黑"/>
                 <w:sz w:val="19"/>
               </w:rPr>
-              <w:t>获券弹窗底部主按钮</w:t>
+              <w:t>观看直播满阈值（如 30min）→ 系统发放 + 弹窗（见 4.3.2）</w:t>
             </w:r>
           </w:p>
         </w:tc>
@@ -19178,7 +18785,7 @@
                 <w:rFonts w:ascii="微软雅黑" w:hAnsi="微软雅黑" w:eastAsia="微软雅黑"/>
                 <w:sz w:val="19"/>
               </w:rPr>
-              <w:t>登录用户；未登录不弹窗（券仍入包，下次登录展示角标）</w:t>
+              <w:t>登录用户</w:t>
             </w:r>
           </w:p>
         </w:tc>
@@ -19195,7 +18802,7 @@
                 <w:rFonts w:ascii="微软雅黑" w:hAnsi="微软雅黑" w:eastAsia="微软雅黑"/>
                 <w:sz w:val="19"/>
               </w:rPr>
-              <w:t>前置条件</w:t>
+              <w:t>数据来源</w:t>
             </w:r>
           </w:p>
         </w:tc>
@@ -19210,39 +18817,7 @@
                 <w:rFonts w:ascii="微软雅黑" w:hAnsi="微软雅黑" w:eastAsia="微软雅黑"/>
                 <w:sz w:val="19"/>
               </w:rPr>
-              <w:t>弹窗已展示；用户已登录</w:t>
-            </w:r>
-          </w:p>
-        </w:tc>
-      </w:tr>
-      <w:tr>
-        <w:tc>
-          <w:tcPr>
-            <w:tcW w:type="dxa" w:w="4819"/>
-          </w:tcPr>
-          <w:p>
-            <w:r/>
-            <w:r>
-              <w:rPr>
-                <w:rFonts w:ascii="微软雅黑" w:hAnsi="微软雅黑" w:eastAsia="微软雅黑"/>
-                <w:sz w:val="19"/>
-              </w:rPr>
-              <w:t>功能实现</w:t>
-            </w:r>
-          </w:p>
-        </w:tc>
-        <w:tc>
-          <w:tcPr>
-            <w:tcW w:type="dxa" w:w="4819"/>
-          </w:tcPr>
-          <w:p>
-            <w:r/>
-            <w:r>
-              <w:rPr>
-                <w:rFonts w:ascii="微软雅黑" w:hAnsi="微软雅黑" w:eastAsia="微软雅黑"/>
-                <w:sz w:val="19"/>
-              </w:rPr>
-              <w:t>点「查看我的券」→ 路由跳转「我的优惠券」（默认未使用 Tab）→ 列表按领取时间倒序；若未登录则先拉起登录，成功后继续跳转</w:t>
+              <w:t>触发卡文案取《发券活动表》阈值文本；发放动作由发券规则引擎执行</w:t>
             </w:r>
           </w:p>
         </w:tc>
@@ -19250,386 +18825,6 @@
     </w:tbl>
     <w:p>
       <w:pPr>
-        <w:pStyle w:val="Heading5"/>
-      </w:pPr>
-      <w:r>
-        <w:rPr>
-          <w:rFonts w:ascii="微软雅黑" w:hAnsi="微软雅黑" w:eastAsia="微软雅黑"/>
-          <w:sz w:val="20"/>
-        </w:rPr>
-        <w:t>4.3.2.5【去使用】功能</w:t>
-      </w:r>
-    </w:p>
-    <w:tbl>
-      <w:tblPr>
-        <w:tblStyle w:val="TableGrid"/>
-        <w:tblW w:type="auto" w:w="0"/>
-        <w:jc w:val="center"/>
-        <w:tblLook w:firstColumn="1" w:firstRow="1" w:lastColumn="0" w:lastRow="0" w:noHBand="0" w:noVBand="1" w:val="04A0"/>
-      </w:tblPr>
-      <w:tblGrid>
-        <w:gridCol w:w="4819"/>
-        <w:gridCol w:w="4819"/>
-      </w:tblGrid>
-      <w:tr>
-        <w:tc>
-          <w:tcPr>
-            <w:tcW w:type="dxa" w:w="4819"/>
-          </w:tcPr>
-          <w:p>
-            <w:r/>
-            <w:r>
-              <w:rPr>
-                <w:rFonts w:ascii="微软雅黑" w:hAnsi="微软雅黑" w:eastAsia="微软雅黑"/>
-                <w:b/>
-                <w:sz w:val="19"/>
-                <w:shd w:val="clear" w:color="auto" w:fill="F2F2F2"/>
-              </w:rPr>
-              <w:t>项</w:t>
-            </w:r>
-          </w:p>
-        </w:tc>
-        <w:tc>
-          <w:tcPr>
-            <w:tcW w:type="dxa" w:w="4819"/>
-          </w:tcPr>
-          <w:p>
-            <w:r/>
-            <w:r>
-              <w:rPr>
-                <w:rFonts w:ascii="微软雅黑" w:hAnsi="微软雅黑" w:eastAsia="微软雅黑"/>
-                <w:b/>
-                <w:sz w:val="19"/>
-                <w:shd w:val="clear" w:color="auto" w:fill="F2F2F2"/>
-              </w:rPr>
-              <w:t>说明</w:t>
-            </w:r>
-          </w:p>
-        </w:tc>
-      </w:tr>
-      <w:tr>
-        <w:tc>
-          <w:tcPr>
-            <w:tcW w:type="dxa" w:w="4819"/>
-          </w:tcPr>
-          <w:p>
-            <w:r/>
-            <w:r>
-              <w:rPr>
-                <w:rFonts w:ascii="微软雅黑" w:hAnsi="微软雅黑" w:eastAsia="微软雅黑"/>
-                <w:sz w:val="19"/>
-              </w:rPr>
-              <w:t>功能说明</w:t>
-            </w:r>
-          </w:p>
-        </w:tc>
-        <w:tc>
-          <w:tcPr>
-            <w:tcW w:type="dxa" w:w="4819"/>
-          </w:tcPr>
-          <w:p>
-            <w:r/>
-            <w:r>
-              <w:rPr>
-                <w:rFonts w:ascii="微软雅黑" w:hAnsi="微软雅黑" w:eastAsia="微软雅黑"/>
-                <w:sz w:val="19"/>
-              </w:rPr>
-              <w:t>跳转商品详情页并使用券</w:t>
-            </w:r>
-          </w:p>
-        </w:tc>
-      </w:tr>
-      <w:tr>
-        <w:tc>
-          <w:tcPr>
-            <w:tcW w:type="dxa" w:w="4819"/>
-          </w:tcPr>
-          <w:p>
-            <w:r/>
-            <w:r>
-              <w:rPr>
-                <w:rFonts w:ascii="微软雅黑" w:hAnsi="微软雅黑" w:eastAsia="微软雅黑"/>
-                <w:sz w:val="19"/>
-              </w:rPr>
-              <w:t>显示位置</w:t>
-            </w:r>
-          </w:p>
-        </w:tc>
-        <w:tc>
-          <w:tcPr>
-            <w:tcW w:type="dxa" w:w="4819"/>
-          </w:tcPr>
-          <w:p>
-            <w:r/>
-            <w:r>
-              <w:rPr>
-                <w:rFonts w:ascii="微软雅黑" w:hAnsi="微软雅黑" w:eastAsia="微软雅黑"/>
-                <w:sz w:val="19"/>
-              </w:rPr>
-              <w:t>获券弹窗底部次按钮</w:t>
-            </w:r>
-          </w:p>
-        </w:tc>
-      </w:tr>
-      <w:tr>
-        <w:tc>
-          <w:tcPr>
-            <w:tcW w:type="dxa" w:w="4819"/>
-          </w:tcPr>
-          <w:p>
-            <w:r/>
-            <w:r>
-              <w:rPr>
-                <w:rFonts w:ascii="微软雅黑" w:hAnsi="微软雅黑" w:eastAsia="微软雅黑"/>
-                <w:sz w:val="19"/>
-              </w:rPr>
-              <w:t>权限</w:t>
-            </w:r>
-          </w:p>
-        </w:tc>
-        <w:tc>
-          <w:tcPr>
-            <w:tcW w:type="dxa" w:w="4819"/>
-          </w:tcPr>
-          <w:p>
-            <w:r/>
-            <w:r>
-              <w:rPr>
-                <w:rFonts w:ascii="微软雅黑" w:hAnsi="微软雅黑" w:eastAsia="微软雅黑"/>
-                <w:sz w:val="19"/>
-              </w:rPr>
-              <w:t>登录用户</w:t>
-            </w:r>
-          </w:p>
-        </w:tc>
-      </w:tr>
-      <w:tr>
-        <w:tc>
-          <w:tcPr>
-            <w:tcW w:type="dxa" w:w="4819"/>
-          </w:tcPr>
-          <w:p>
-            <w:r/>
-            <w:r>
-              <w:rPr>
-                <w:rFonts w:ascii="微软雅黑" w:hAnsi="微软雅黑" w:eastAsia="微软雅黑"/>
-                <w:sz w:val="19"/>
-              </w:rPr>
-              <w:t>前置条件</w:t>
-            </w:r>
-          </w:p>
-        </w:tc>
-        <w:tc>
-          <w:tcPr>
-            <w:tcW w:type="dxa" w:w="4819"/>
-          </w:tcPr>
-          <w:p>
-            <w:r/>
-            <w:r>
-              <w:rPr>
-                <w:rFonts w:ascii="微软雅黑" w:hAnsi="微软雅黑" w:eastAsia="微软雅黑"/>
-                <w:sz w:val="19"/>
-              </w:rPr>
-              <w:t>弹窗已展示</w:t>
-            </w:r>
-          </w:p>
-        </w:tc>
-      </w:tr>
-      <w:tr>
-        <w:tc>
-          <w:tcPr>
-            <w:tcW w:type="dxa" w:w="4819"/>
-          </w:tcPr>
-          <w:p>
-            <w:r/>
-            <w:r>
-              <w:rPr>
-                <w:rFonts w:ascii="微软雅黑" w:hAnsi="微软雅黑" w:eastAsia="微软雅黑"/>
-                <w:sz w:val="19"/>
-              </w:rPr>
-              <w:t>功能实现</w:t>
-            </w:r>
-          </w:p>
-        </w:tc>
-        <w:tc>
-          <w:tcPr>
-            <w:tcW w:type="dxa" w:w="4819"/>
-          </w:tcPr>
-          <w:p>
-            <w:r/>
-            <w:r>
-              <w:rPr>
-                <w:rFonts w:ascii="微软雅黑" w:hAnsi="微软雅黑" w:eastAsia="微软雅黑"/>
-                <w:sz w:val="19"/>
-              </w:rPr>
-              <w:t>点「去使用」→ 取券模板关联商品(spu_id) → 跳转商详（带入券模板ID）</w:t>
-            </w:r>
-          </w:p>
-        </w:tc>
-      </w:tr>
-    </w:tbl>
-    <w:p>
-      <w:pPr>
-        <w:pStyle w:val="Heading5"/>
-      </w:pPr>
-      <w:r>
-        <w:rPr>
-          <w:rFonts w:ascii="微软雅黑" w:hAnsi="微软雅黑" w:eastAsia="微软雅黑"/>
-          <w:sz w:val="20"/>
-        </w:rPr>
-        <w:t>4.3.2.6 数据来源（字段级）</w:t>
-      </w:r>
-    </w:p>
-    <w:tbl>
-      <w:tblPr>
-        <w:tblStyle w:val="TableGrid"/>
-        <w:tblW w:type="auto" w:w="0"/>
-        <w:jc w:val="center"/>
-        <w:tblLook w:firstColumn="1" w:firstRow="1" w:lastColumn="0" w:lastRow="0" w:noHBand="0" w:noVBand="1" w:val="04A0"/>
-      </w:tblPr>
-      <w:tblGrid>
-        <w:gridCol w:w="4819"/>
-        <w:gridCol w:w="4819"/>
-      </w:tblGrid>
-      <w:tr>
-        <w:tc>
-          <w:tcPr>
-            <w:tcW w:type="dxa" w:w="4819"/>
-          </w:tcPr>
-          <w:p>
-            <w:r/>
-            <w:r>
-              <w:rPr>
-                <w:rFonts w:ascii="微软雅黑" w:hAnsi="微软雅黑" w:eastAsia="微软雅黑"/>
-                <w:b/>
-                <w:sz w:val="19"/>
-                <w:shd w:val="clear" w:color="auto" w:fill="F2F2F2"/>
-              </w:rPr>
-              <w:t>字段名称</w:t>
-            </w:r>
-          </w:p>
-        </w:tc>
-        <w:tc>
-          <w:tcPr>
-            <w:tcW w:type="dxa" w:w="4819"/>
-          </w:tcPr>
-          <w:p>
-            <w:r/>
-            <w:r>
-              <w:rPr>
-                <w:rFonts w:ascii="微软雅黑" w:hAnsi="微软雅黑" w:eastAsia="微软雅黑"/>
-                <w:b/>
-                <w:sz w:val="19"/>
-                <w:shd w:val="clear" w:color="auto" w:fill="F2F2F2"/>
-              </w:rPr>
-              <w:t>取值逻辑说明</w:t>
-            </w:r>
-          </w:p>
-        </w:tc>
-      </w:tr>
-      <w:tr>
-        <w:tc>
-          <w:tcPr>
-            <w:tcW w:type="dxa" w:w="4819"/>
-          </w:tcPr>
-          <w:p>
-            <w:r/>
-            <w:r>
-              <w:rPr>
-                <w:rFonts w:ascii="微软雅黑" w:hAnsi="微软雅黑" w:eastAsia="微软雅黑"/>
-                <w:sz w:val="19"/>
-              </w:rPr>
-              <w:t>券名 / 面额 / 门槛 / 适用范围</w:t>
-            </w:r>
-          </w:p>
-        </w:tc>
-        <w:tc>
-          <w:tcPr>
-            <w:tcW w:type="dxa" w:w="4819"/>
-          </w:tcPr>
-          <w:p>
-            <w:r/>
-            <w:r>
-              <w:rPr>
-                <w:rFonts w:ascii="微软雅黑" w:hAnsi="微软雅黑" w:eastAsia="微软雅黑"/>
-                <w:sz w:val="19"/>
-              </w:rPr>
-              <w:t>取《券模板表》对应券模板字段</w:t>
-            </w:r>
-          </w:p>
-        </w:tc>
-      </w:tr>
-      <w:tr>
-        <w:tc>
-          <w:tcPr>
-            <w:tcW w:type="dxa" w:w="4819"/>
-          </w:tcPr>
-          <w:p>
-            <w:r/>
-            <w:r>
-              <w:rPr>
-                <w:rFonts w:ascii="微软雅黑" w:hAnsi="微软雅黑" w:eastAsia="微软雅黑"/>
-                <w:sz w:val="19"/>
-              </w:rPr>
-              <w:t>本次发放券列表</w:t>
-            </w:r>
-          </w:p>
-        </w:tc>
-        <w:tc>
-          <w:tcPr>
-            <w:tcW w:type="dxa" w:w="4819"/>
-          </w:tcPr>
-          <w:p>
-            <w:r/>
-            <w:r>
-              <w:rPr>
-                <w:rFonts w:ascii="微软雅黑" w:hAnsi="微软雅黑" w:eastAsia="微软雅黑"/>
-                <w:sz w:val="19"/>
-              </w:rPr>
-              <w:t>调用发券结果接口，传 user_id + 触发批次号，返回本次发放的券实例列表</w:t>
-            </w:r>
-          </w:p>
-        </w:tc>
-      </w:tr>
-    </w:tbl>
-    <w:p>
-      <w:pPr>
-        <w:pStyle w:val="Heading5"/>
-      </w:pPr>
-      <w:r>
-        <w:rPr>
-          <w:rFonts w:ascii="微软雅黑" w:hAnsi="微软雅黑" w:eastAsia="微软雅黑"/>
-          <w:sz w:val="20"/>
-        </w:rPr>
-        <w:t>4.3.2.7 状态流转</w:t>
-      </w:r>
-    </w:p>
-    <w:p>
-      <w:r>
-        <w:rPr>
-          <w:rFonts w:ascii="微软雅黑" w:hAnsi="微软雅黑" w:eastAsia="微软雅黑"/>
-          <w:sz w:val="21"/>
-        </w:rPr>
-        <w:t xml:space="preserve">券实例：发放成功 → </w:t>
-      </w:r>
-      <w:r>
-        <w:rPr>
-          <w:rFonts w:ascii="微软雅黑" w:hAnsi="微软雅黑" w:eastAsia="微软雅黑"/>
-          <w:b/>
-          <w:sz w:val="21"/>
-        </w:rPr>
-        <w:t>未使用</w:t>
-      </w:r>
-      <w:r>
-        <w:rPr>
-          <w:rFonts w:ascii="微软雅黑" w:hAnsi="微软雅黑" w:eastAsia="微软雅黑"/>
-          <w:sz w:val="21"/>
-        </w:rPr>
-        <w:t>（无需用户操作）。弹窗展示与否不影响状态。</w:t>
-      </w:r>
-    </w:p>
-    <w:p>
-      <w:pPr>
         <w:pStyle w:val="Heading4"/>
       </w:pPr>
       <w:r>
@@ -19637,7 +18832,7 @@
           <w:rFonts w:ascii="微软雅黑" w:hAnsi="微软雅黑" w:eastAsia="微软雅黑"/>
           <w:sz w:val="20"/>
         </w:rPr>
-        <w:t>4.3.3 我的优惠券（三态）</w:t>
+        <w:t>4.3.2 获券弹窗（系统发券触达）</w:t>
       </w:r>
       <w:r>
         <w:rPr>
@@ -19657,7 +18852,7 @@
           <w:rFonts w:ascii="微软雅黑" w:hAnsi="微软雅黑" w:eastAsia="微软雅黑"/>
           <w:sz w:val="20"/>
         </w:rPr>
-        <w:t>4.3.3.1 原型与交互示意</w:t>
+        <w:t>4.3.2.1 原型与交互示意</w:t>
       </w:r>
     </w:p>
     <w:p/>
@@ -19669,7 +18864,7 @@
         <w:drawing>
           <wp:inline xmlns:a="http://schemas.openxmlformats.org/drawingml/2006/main" xmlns:pic="http://schemas.openxmlformats.org/drawingml/2006/picture">
             <wp:extent cx="5580000" cy="3487500"/>
-            <wp:docPr id="14" name="Picture 14"/>
+            <wp:docPr id="13" name="Picture 13"/>
             <wp:cNvGraphicFramePr>
               <a:graphicFrameLocks noChangeAspect="1"/>
             </wp:cNvGraphicFramePr>
@@ -19677,7 +18872,7 @@
               <a:graphicData uri="http://schemas.openxmlformats.org/drawingml/2006/picture">
                 <pic:pic>
                   <pic:nvPicPr>
-                    <pic:cNvPr id="0" name="coupon-app-my-coupons.png"/>
+                    <pic:cNvPr id="0" name="coupon-app-arrival-modal.png"/>
                     <pic:cNvPicPr/>
                   </pic:nvPicPr>
                   <pic:blipFill>
@@ -19706,7 +18901,7 @@
           <w:rFonts w:ascii="微软雅黑" w:hAnsi="微软雅黑" w:eastAsia="微软雅黑"/>
           <w:sz w:val="21"/>
         </w:rPr>
-        <w:t>独立页面，顶部三个 Tab（未使用 / 已使用 / 已过期），默认「未使用」；示意图见上方 App 原型「我的优惠券」页。</w:t>
+        <w:t>弹窗从屏幕底部升起（半屏），展示本次系统发放的全部券（每种 1 张）；示意图见上方。</w:t>
       </w:r>
     </w:p>
     <w:p>
@@ -19718,7 +18913,7 @@
           <w:rFonts w:ascii="微软雅黑" w:hAnsi="微软雅黑" w:eastAsia="微软雅黑"/>
           <w:sz w:val="20"/>
         </w:rPr>
-        <w:t>4.3.3.2 详细逻辑规则</w:t>
+        <w:t>4.3.2.2 详细逻辑规则</w:t>
       </w:r>
     </w:p>
     <w:p>
@@ -19747,7 +18942,7 @@
           <w:rFonts w:ascii="微软雅黑" w:hAnsi="微软雅黑" w:eastAsia="微软雅黑"/>
           <w:sz w:val="21"/>
         </w:rPr>
-        <w:t>Tab 结构：未使用 / 已使用 / 已过期，点击切换；未使用默认选中。</w:t>
+        <w:t>触发：满足发放条件（直播满 30min / 被指定发券）后系统自动发放并弹出，同一批次仅弹一次（本地标记防重复打扰）。</w:t>
       </w:r>
     </w:p>
     <w:p>
@@ -19759,7 +18954,7 @@
           <w:rFonts w:ascii="微软雅黑" w:hAnsi="微软雅黑" w:eastAsia="微软雅黑"/>
           <w:sz w:val="21"/>
         </w:rPr>
-        <w:t>未使用券卡片：券名 / 面额（大字突出）/ 门槛金额 / 有效期（起止日期）/ 适用范围标签（全场/指定商品/指定店铺）；操作按钮「去使用」。</w:t>
+        <w:t>内容：可含多张券，每张展示 券名 / 面额（大字）/ 门槛 / 适用范围标签；券名超 12 字截断加「…」。</w:t>
       </w:r>
     </w:p>
     <w:p>
@@ -19771,7 +18966,24 @@
           <w:rFonts w:ascii="微软雅黑" w:hAnsi="微软雅黑" w:eastAsia="微软雅黑"/>
           <w:sz w:val="21"/>
         </w:rPr>
-        <w:t>已使用券卡片：券名 / 面额 / 使用时间 / 关联订单号；状态标签「已核销」（灰色置灰）。</w:t>
+        <w:t>按钮：查看我的券（跳我的优惠券）/ 去使用（跳商品详情，带入券模板筛选）。</w:t>
+      </w:r>
+    </w:p>
+    <w:p>
+      <w:r>
+        <w:rPr>
+          <w:rFonts w:ascii="微软雅黑" w:hAnsi="微软雅黑" w:eastAsia="微软雅黑"/>
+          <w:b/>
+          <w:sz w:val="21"/>
+        </w:rPr>
+        <w:t>业务逻辑与边界条件</w:t>
+      </w:r>
+      <w:r>
+        <w:rPr>
+          <w:rFonts w:ascii="微软雅黑" w:hAnsi="微软雅黑" w:eastAsia="微软雅黑"/>
+          <w:sz w:val="21"/>
+        </w:rPr>
+        <w:t>：</w:t>
       </w:r>
     </w:p>
     <w:p>
@@ -19783,7 +18995,7 @@
           <w:rFonts w:ascii="微软雅黑" w:hAnsi="微软雅黑" w:eastAsia="微软雅黑"/>
           <w:sz w:val="21"/>
         </w:rPr>
-        <w:t>已过期券卡片：券名 / 面额 / 过期时间；状态标签「已过期」（灰色置灰）。</w:t>
+        <w:t>发放即写入用户券包（未使用态），与弹窗展示解耦——即使弹窗未展示，券也已入包。</w:t>
       </w:r>
     </w:p>
     <w:p>
@@ -19795,7 +19007,7 @@
           <w:rFonts w:ascii="微软雅黑" w:hAnsi="微软雅黑" w:eastAsia="微软雅黑"/>
           <w:sz w:val="21"/>
         </w:rPr>
-        <w:t>极限值：券名超 12 字截断「…」；列表一次加载 20 条，滚动加载更多。</w:t>
+        <w:t>重复发放防重：按 user_id + 活动ID + 券模板ID 去重，已达上限不再发放（弹窗仅展示已发放的券）。</w:t>
       </w:r>
     </w:p>
     <w:p>
@@ -19807,60 +19019,7 @@
           <w:rFonts w:ascii="微软雅黑" w:hAnsi="微软雅黑" w:eastAsia="微软雅黑"/>
           <w:sz w:val="21"/>
         </w:rPr>
-        <w:t>空状态：对应 Tab 无券 → 插画 + 文案「暂无优惠券」+「去逛逛」跳转商城。</w:t>
-      </w:r>
-    </w:p>
-    <w:p>
-      <w:pPr>
-        <w:pStyle w:val="ListBullet"/>
-      </w:pPr>
-      <w:r>
-        <w:rPr>
-          <w:rFonts w:ascii="微软雅黑" w:hAnsi="微软雅黑" w:eastAsia="微软雅黑"/>
-          <w:sz w:val="21"/>
-        </w:rPr>
-        <w:t>临近过期(≤3天)：未使用券标红提示「X天后过期」。</w:t>
-      </w:r>
-    </w:p>
-    <w:p>
-      <w:r>
-        <w:rPr>
-          <w:rFonts w:ascii="微软雅黑" w:hAnsi="微软雅黑" w:eastAsia="微软雅黑"/>
-          <w:b/>
-          <w:sz w:val="21"/>
-        </w:rPr>
-        <w:t>业务逻辑与边界条件</w:t>
-      </w:r>
-      <w:r>
-        <w:rPr>
-          <w:rFonts w:ascii="微软雅黑" w:hAnsi="微软雅黑" w:eastAsia="微软雅黑"/>
-          <w:sz w:val="21"/>
-        </w:rPr>
-        <w:t>：</w:t>
-      </w:r>
-    </w:p>
-    <w:p>
-      <w:pPr>
-        <w:pStyle w:val="ListBullet"/>
-      </w:pPr>
-      <w:r>
-        <w:rPr>
-          <w:rFonts w:ascii="微软雅黑" w:hAnsi="微软雅黑" w:eastAsia="微软雅黑"/>
-          <w:sz w:val="21"/>
-        </w:rPr>
-        <w:t>三态由《用户券表》status 驱动；过期由定时任务更新 status=已过期。</w:t>
-      </w:r>
-    </w:p>
-    <w:p>
-      <w:pPr>
-        <w:pStyle w:val="ListBullet"/>
-      </w:pPr>
-      <w:r>
-        <w:rPr>
-          <w:rFonts w:ascii="微软雅黑" w:hAnsi="微软雅黑" w:eastAsia="微软雅黑"/>
-          <w:sz w:val="21"/>
-        </w:rPr>
-        <w:t>下拉刷新重新拉取；分页滚动加载（每页 20）。</w:t>
+        <w:t>关闭：点遮罩 / 关闭按钮 / 系统返回键均可关闭；关闭不影响券状态。</w:t>
       </w:r>
     </w:p>
     <w:p>
@@ -19872,7 +19031,7 @@
           <w:rFonts w:ascii="微软雅黑" w:hAnsi="微软雅黑" w:eastAsia="微软雅黑"/>
           <w:sz w:val="20"/>
         </w:rPr>
-        <w:t>4.3.3.3 列表字段表（字段名称 / 需求说明 / 备注）</w:t>
+        <w:t>4.3.2.3 功能按钮总表（功能名称 / 功能说明 / 备注）</w:t>
       </w:r>
     </w:p>
     <w:tbl>
@@ -19901,7 +19060,7 @@
                 <w:sz w:val="19"/>
                 <w:shd w:val="clear" w:color="auto" w:fill="F2F2F2"/>
               </w:rPr>
-              <w:t>字段名称</w:t>
+              <w:t>功能名称</w:t>
             </w:r>
           </w:p>
         </w:tc>
@@ -19918,7 +19077,7 @@
                 <w:sz w:val="19"/>
                 <w:shd w:val="clear" w:color="auto" w:fill="F2F2F2"/>
               </w:rPr>
-              <w:t>需求说明</w:t>
+              <w:t>功能说明</w:t>
             </w:r>
           </w:p>
         </w:tc>
@@ -19952,7 +19111,7 @@
                 <w:rFonts w:ascii="微软雅黑" w:hAnsi="微软雅黑" w:eastAsia="微软雅黑"/>
                 <w:sz w:val="19"/>
               </w:rPr>
-              <w:t>券名</w:t>
+              <w:t>查看我的券</w:t>
             </w:r>
           </w:p>
         </w:tc>
@@ -19967,7 +19126,7 @@
                 <w:rFonts w:ascii="微软雅黑" w:hAnsi="微软雅黑" w:eastAsia="微软雅黑"/>
                 <w:sz w:val="19"/>
               </w:rPr>
-              <w:t>取《券模板表》券名</w:t>
+              <w:t>跳转「我的优惠券」页（默认未使用 Tab）</w:t>
             </w:r>
           </w:p>
         </w:tc>
@@ -19982,7 +19141,7 @@
                 <w:rFonts w:ascii="微软雅黑" w:hAnsi="微软雅黑" w:eastAsia="微软雅黑"/>
                 <w:sz w:val="19"/>
               </w:rPr>
-              <w:t>超 12 字截断</w:t>
+              <w:t>弹窗底部主按钮</w:t>
             </w:r>
           </w:p>
         </w:tc>
@@ -19999,7 +19158,7 @@
                 <w:rFonts w:ascii="微软雅黑" w:hAnsi="微软雅黑" w:eastAsia="微软雅黑"/>
                 <w:sz w:val="19"/>
               </w:rPr>
-              <w:t>面额</w:t>
+              <w:t>去使用</w:t>
             </w:r>
           </w:p>
         </w:tc>
@@ -20014,7 +19173,7 @@
                 <w:rFonts w:ascii="微软雅黑" w:hAnsi="微软雅黑" w:eastAsia="微软雅黑"/>
                 <w:sz w:val="19"/>
               </w:rPr>
-              <w:t>券面额，大字突出</w:t>
+              <w:t>跳转商品详情页，带入券模板过滤可用商品</w:t>
             </w:r>
           </w:p>
         </w:tc>
@@ -20029,7 +19188,7 @@
                 <w:rFonts w:ascii="微软雅黑" w:hAnsi="微软雅黑" w:eastAsia="微软雅黑"/>
                 <w:sz w:val="19"/>
               </w:rPr>
-              <w:t>单位 ¥</w:t>
+              <w:t>弹窗底部次按钮</w:t>
             </w:r>
           </w:p>
         </w:tc>
@@ -20046,7 +19205,7 @@
                 <w:rFonts w:ascii="微软雅黑" w:hAnsi="微软雅黑" w:eastAsia="微软雅黑"/>
                 <w:sz w:val="19"/>
               </w:rPr>
-              <w:t>门槛金额</w:t>
+              <w:t>关闭</w:t>
             </w:r>
           </w:p>
         </w:tc>
@@ -20061,7 +19220,7 @@
                 <w:rFonts w:ascii="微软雅黑" w:hAnsi="微软雅黑" w:eastAsia="微软雅黑"/>
                 <w:sz w:val="19"/>
               </w:rPr>
-              <w:t>使用门槛</w:t>
+              <w:t>关闭弹窗</w:t>
             </w:r>
           </w:p>
         </w:tc>
@@ -20076,207 +19235,630 @@
                 <w:rFonts w:ascii="微软雅黑" w:hAnsi="微软雅黑" w:eastAsia="微软雅黑"/>
                 <w:sz w:val="19"/>
               </w:rPr>
-              <w:t>无门槛显示「无门槛」</w:t>
-            </w:r>
-          </w:p>
-        </w:tc>
-      </w:tr>
-      <w:tr>
-        <w:tc>
-          <w:tcPr>
-            <w:tcW w:type="dxa" w:w="3213"/>
-          </w:tcPr>
-          <w:p>
-            <w:r/>
-            <w:r>
-              <w:rPr>
-                <w:rFonts w:ascii="微软雅黑" w:hAnsi="微软雅黑" w:eastAsia="微软雅黑"/>
-                <w:sz w:val="19"/>
-              </w:rPr>
-              <w:t>有效期</w:t>
-            </w:r>
-          </w:p>
-        </w:tc>
-        <w:tc>
-          <w:tcPr>
-            <w:tcW w:type="dxa" w:w="3213"/>
-          </w:tcPr>
-          <w:p>
-            <w:r/>
-            <w:r>
-              <w:rPr>
-                <w:rFonts w:ascii="微软雅黑" w:hAnsi="微软雅黑" w:eastAsia="微软雅黑"/>
-                <w:sz w:val="19"/>
-              </w:rPr>
-              <w:t>起止日期</w:t>
-            </w:r>
-          </w:p>
-        </w:tc>
-        <w:tc>
-          <w:tcPr>
-            <w:tcW w:type="dxa" w:w="3213"/>
-          </w:tcPr>
-          <w:p>
-            <w:r/>
-            <w:r>
-              <w:rPr>
-                <w:rFonts w:ascii="微软雅黑" w:hAnsi="微软雅黑" w:eastAsia="微软雅黑"/>
-                <w:sz w:val="19"/>
-              </w:rPr>
-              <w:t>未使用展示</w:t>
-            </w:r>
-          </w:p>
-        </w:tc>
-      </w:tr>
-      <w:tr>
-        <w:tc>
-          <w:tcPr>
-            <w:tcW w:type="dxa" w:w="3213"/>
-          </w:tcPr>
-          <w:p>
-            <w:r/>
-            <w:r>
-              <w:rPr>
-                <w:rFonts w:ascii="微软雅黑" w:hAnsi="微软雅黑" w:eastAsia="微软雅黑"/>
-                <w:sz w:val="19"/>
-              </w:rPr>
-              <w:t>适用范围标签</w:t>
-            </w:r>
-          </w:p>
-        </w:tc>
-        <w:tc>
-          <w:tcPr>
-            <w:tcW w:type="dxa" w:w="3213"/>
-          </w:tcPr>
-          <w:p>
-            <w:r/>
-            <w:r>
-              <w:rPr>
-                <w:rFonts w:ascii="微软雅黑" w:hAnsi="微软雅黑" w:eastAsia="微软雅黑"/>
-                <w:sz w:val="19"/>
-              </w:rPr>
-              <w:t>全场 / 指定商品 / 指定店铺</w:t>
-            </w:r>
-          </w:p>
-        </w:tc>
-        <w:tc>
-          <w:tcPr>
-            <w:tcW w:type="dxa" w:w="3213"/>
-          </w:tcPr>
-          <w:p>
-            <w:r/>
-            <w:r>
-              <w:rPr>
-                <w:rFonts w:ascii="微软雅黑" w:hAnsi="微软雅黑" w:eastAsia="微软雅黑"/>
-                <w:sz w:val="19"/>
-              </w:rPr>
-              <w:t>—</w:t>
-            </w:r>
-          </w:p>
-        </w:tc>
-      </w:tr>
-      <w:tr>
-        <w:tc>
-          <w:tcPr>
-            <w:tcW w:type="dxa" w:w="3213"/>
-          </w:tcPr>
-          <w:p>
-            <w:r/>
-            <w:r>
-              <w:rPr>
-                <w:rFonts w:ascii="微软雅黑" w:hAnsi="微软雅黑" w:eastAsia="微软雅黑"/>
-                <w:sz w:val="19"/>
-              </w:rPr>
-              <w:t>状态</w:t>
-            </w:r>
-          </w:p>
-        </w:tc>
-        <w:tc>
-          <w:tcPr>
-            <w:tcW w:type="dxa" w:w="3213"/>
-          </w:tcPr>
-          <w:p>
-            <w:r/>
-            <w:r>
-              <w:rPr>
-                <w:rFonts w:ascii="微软雅黑" w:hAnsi="微软雅黑" w:eastAsia="微软雅黑"/>
-                <w:sz w:val="19"/>
-              </w:rPr>
-              <w:t>未使用 / 已使用 / 已过期</w:t>
-            </w:r>
-          </w:p>
-        </w:tc>
-        <w:tc>
-          <w:tcPr>
-            <w:tcW w:type="dxa" w:w="3213"/>
-          </w:tcPr>
-          <w:p>
-            <w:r/>
-            <w:r>
-              <w:rPr>
-                <w:rFonts w:ascii="微软雅黑" w:hAnsi="微软雅黑" w:eastAsia="微软雅黑"/>
-                <w:sz w:val="19"/>
-              </w:rPr>
-              <w:t>由 Tab 过滤</w:t>
-            </w:r>
-          </w:p>
-        </w:tc>
-      </w:tr>
-      <w:tr>
-        <w:tc>
-          <w:tcPr>
-            <w:tcW w:type="dxa" w:w="3213"/>
-          </w:tcPr>
-          <w:p>
-            <w:r/>
-            <w:r>
-              <w:rPr>
-                <w:rFonts w:ascii="微软雅黑" w:hAnsi="微软雅黑" w:eastAsia="微软雅黑"/>
-                <w:sz w:val="19"/>
-              </w:rPr>
-              <w:t>关联订单号</w:t>
-            </w:r>
-          </w:p>
-        </w:tc>
-        <w:tc>
-          <w:tcPr>
-            <w:tcW w:type="dxa" w:w="3213"/>
-          </w:tcPr>
-          <w:p>
-            <w:r/>
-            <w:r>
-              <w:rPr>
-                <w:rFonts w:ascii="微软雅黑" w:hAnsi="微软雅黑" w:eastAsia="微软雅黑"/>
-                <w:sz w:val="19"/>
-              </w:rPr>
-              <w:t>已使用券的核销订单号</w:t>
-            </w:r>
-          </w:p>
-        </w:tc>
-        <w:tc>
-          <w:tcPr>
-            <w:tcW w:type="dxa" w:w="3213"/>
-          </w:tcPr>
-          <w:p>
-            <w:r/>
-            <w:r>
-              <w:rPr>
-                <w:rFonts w:ascii="微软雅黑" w:hAnsi="微软雅黑" w:eastAsia="微软雅黑"/>
-                <w:sz w:val="19"/>
-              </w:rPr>
-              <w:t>仅已使用展示</w:t>
+              <w:t>遮罩 / 关闭 icon / 系统返回</w:t>
             </w:r>
           </w:p>
         </w:tc>
       </w:tr>
     </w:tbl>
     <w:p>
-      <w:r>
-        <w:rPr>
-          <w:rFonts w:ascii="微软雅黑" w:hAnsi="微软雅黑" w:eastAsia="微软雅黑"/>
-          <w:sz w:val="21"/>
-        </w:rPr>
-        <w:t>列表附加规则：排序：未使用按过期时间升序（先过期置顶）；分页：每页 20，滚动加载；合计：无；数据唯一判断：券码唯一。</w:t>
+      <w:pPr>
+        <w:pStyle w:val="Heading5"/>
+      </w:pPr>
+      <w:r>
+        <w:rPr>
+          <w:rFonts w:ascii="微软雅黑" w:hAnsi="微软雅黑" w:eastAsia="微软雅黑"/>
+          <w:sz w:val="20"/>
+        </w:rPr>
+        <w:t>4.3.2.4【查看我的券】功能</w:t>
+      </w:r>
+    </w:p>
+    <w:tbl>
+      <w:tblPr>
+        <w:tblStyle w:val="TableGrid"/>
+        <w:tblW w:type="auto" w:w="0"/>
+        <w:jc w:val="center"/>
+        <w:tblLook w:firstColumn="1" w:firstRow="1" w:lastColumn="0" w:lastRow="0" w:noHBand="0" w:noVBand="1" w:val="04A0"/>
+      </w:tblPr>
+      <w:tblGrid>
+        <w:gridCol w:w="4819"/>
+        <w:gridCol w:w="4819"/>
+      </w:tblGrid>
+      <w:tr>
+        <w:tc>
+          <w:tcPr>
+            <w:tcW w:type="dxa" w:w="4819"/>
+          </w:tcPr>
+          <w:p>
+            <w:r/>
+            <w:r>
+              <w:rPr>
+                <w:rFonts w:ascii="微软雅黑" w:hAnsi="微软雅黑" w:eastAsia="微软雅黑"/>
+                <w:b/>
+                <w:sz w:val="19"/>
+                <w:shd w:val="clear" w:color="auto" w:fill="F2F2F2"/>
+              </w:rPr>
+              <w:t>项</w:t>
+            </w:r>
+          </w:p>
+        </w:tc>
+        <w:tc>
+          <w:tcPr>
+            <w:tcW w:type="dxa" w:w="4819"/>
+          </w:tcPr>
+          <w:p>
+            <w:r/>
+            <w:r>
+              <w:rPr>
+                <w:rFonts w:ascii="微软雅黑" w:hAnsi="微软雅黑" w:eastAsia="微软雅黑"/>
+                <w:b/>
+                <w:sz w:val="19"/>
+                <w:shd w:val="clear" w:color="auto" w:fill="F2F2F2"/>
+              </w:rPr>
+              <w:t>说明</w:t>
+            </w:r>
+          </w:p>
+        </w:tc>
+      </w:tr>
+      <w:tr>
+        <w:tc>
+          <w:tcPr>
+            <w:tcW w:type="dxa" w:w="4819"/>
+          </w:tcPr>
+          <w:p>
+            <w:r/>
+            <w:r>
+              <w:rPr>
+                <w:rFonts w:ascii="微软雅黑" w:hAnsi="微软雅黑" w:eastAsia="微软雅黑"/>
+                <w:sz w:val="19"/>
+              </w:rPr>
+              <w:t>功能说明</w:t>
+            </w:r>
+          </w:p>
+        </w:tc>
+        <w:tc>
+          <w:tcPr>
+            <w:tcW w:type="dxa" w:w="4819"/>
+          </w:tcPr>
+          <w:p>
+            <w:r/>
+            <w:r>
+              <w:rPr>
+                <w:rFonts w:ascii="微软雅黑" w:hAnsi="微软雅黑" w:eastAsia="微软雅黑"/>
+                <w:sz w:val="19"/>
+              </w:rPr>
+              <w:t>跳转至 App「我的优惠券」页</w:t>
+            </w:r>
+          </w:p>
+        </w:tc>
+      </w:tr>
+      <w:tr>
+        <w:tc>
+          <w:tcPr>
+            <w:tcW w:type="dxa" w:w="4819"/>
+          </w:tcPr>
+          <w:p>
+            <w:r/>
+            <w:r>
+              <w:rPr>
+                <w:rFonts w:ascii="微软雅黑" w:hAnsi="微软雅黑" w:eastAsia="微软雅黑"/>
+                <w:sz w:val="19"/>
+              </w:rPr>
+              <w:t>显示位置</w:t>
+            </w:r>
+          </w:p>
+        </w:tc>
+        <w:tc>
+          <w:tcPr>
+            <w:tcW w:type="dxa" w:w="4819"/>
+          </w:tcPr>
+          <w:p>
+            <w:r/>
+            <w:r>
+              <w:rPr>
+                <w:rFonts w:ascii="微软雅黑" w:hAnsi="微软雅黑" w:eastAsia="微软雅黑"/>
+                <w:sz w:val="19"/>
+              </w:rPr>
+              <w:t>获券弹窗底部主按钮</w:t>
+            </w:r>
+          </w:p>
+        </w:tc>
+      </w:tr>
+      <w:tr>
+        <w:tc>
+          <w:tcPr>
+            <w:tcW w:type="dxa" w:w="4819"/>
+          </w:tcPr>
+          <w:p>
+            <w:r/>
+            <w:r>
+              <w:rPr>
+                <w:rFonts w:ascii="微软雅黑" w:hAnsi="微软雅黑" w:eastAsia="微软雅黑"/>
+                <w:sz w:val="19"/>
+              </w:rPr>
+              <w:t>权限</w:t>
+            </w:r>
+          </w:p>
+        </w:tc>
+        <w:tc>
+          <w:tcPr>
+            <w:tcW w:type="dxa" w:w="4819"/>
+          </w:tcPr>
+          <w:p>
+            <w:r/>
+            <w:r>
+              <w:rPr>
+                <w:rFonts w:ascii="微软雅黑" w:hAnsi="微软雅黑" w:eastAsia="微软雅黑"/>
+                <w:sz w:val="19"/>
+              </w:rPr>
+              <w:t>登录用户；未登录不弹窗（券仍入包，下次登录展示角标）</w:t>
+            </w:r>
+          </w:p>
+        </w:tc>
+      </w:tr>
+      <w:tr>
+        <w:tc>
+          <w:tcPr>
+            <w:tcW w:type="dxa" w:w="4819"/>
+          </w:tcPr>
+          <w:p>
+            <w:r/>
+            <w:r>
+              <w:rPr>
+                <w:rFonts w:ascii="微软雅黑" w:hAnsi="微软雅黑" w:eastAsia="微软雅黑"/>
+                <w:sz w:val="19"/>
+              </w:rPr>
+              <w:t>前置条件</w:t>
+            </w:r>
+          </w:p>
+        </w:tc>
+        <w:tc>
+          <w:tcPr>
+            <w:tcW w:type="dxa" w:w="4819"/>
+          </w:tcPr>
+          <w:p>
+            <w:r/>
+            <w:r>
+              <w:rPr>
+                <w:rFonts w:ascii="微软雅黑" w:hAnsi="微软雅黑" w:eastAsia="微软雅黑"/>
+                <w:sz w:val="19"/>
+              </w:rPr>
+              <w:t>弹窗已展示；用户已登录</w:t>
+            </w:r>
+          </w:p>
+        </w:tc>
+      </w:tr>
+      <w:tr>
+        <w:tc>
+          <w:tcPr>
+            <w:tcW w:type="dxa" w:w="4819"/>
+          </w:tcPr>
+          <w:p>
+            <w:r/>
+            <w:r>
+              <w:rPr>
+                <w:rFonts w:ascii="微软雅黑" w:hAnsi="微软雅黑" w:eastAsia="微软雅黑"/>
+                <w:sz w:val="19"/>
+              </w:rPr>
+              <w:t>功能实现</w:t>
+            </w:r>
+          </w:p>
+        </w:tc>
+        <w:tc>
+          <w:tcPr>
+            <w:tcW w:type="dxa" w:w="4819"/>
+          </w:tcPr>
+          <w:p>
+            <w:r/>
+            <w:r>
+              <w:rPr>
+                <w:rFonts w:ascii="微软雅黑" w:hAnsi="微软雅黑" w:eastAsia="微软雅黑"/>
+                <w:sz w:val="19"/>
+              </w:rPr>
+              <w:t>点「查看我的券」→ 路由跳转「我的优惠券」（默认未使用 Tab）→ 列表按领取时间倒序；若未登录则先拉起登录，成功后继续跳转</w:t>
+            </w:r>
+          </w:p>
+        </w:tc>
+      </w:tr>
+    </w:tbl>
+    <w:p>
+      <w:pPr>
+        <w:pStyle w:val="Heading5"/>
+      </w:pPr>
+      <w:r>
+        <w:rPr>
+          <w:rFonts w:ascii="微软雅黑" w:hAnsi="微软雅黑" w:eastAsia="微软雅黑"/>
+          <w:sz w:val="20"/>
+        </w:rPr>
+        <w:t>4.3.2.5【去使用】功能</w:t>
+      </w:r>
+    </w:p>
+    <w:tbl>
+      <w:tblPr>
+        <w:tblStyle w:val="TableGrid"/>
+        <w:tblW w:type="auto" w:w="0"/>
+        <w:jc w:val="center"/>
+        <w:tblLook w:firstColumn="1" w:firstRow="1" w:lastColumn="0" w:lastRow="0" w:noHBand="0" w:noVBand="1" w:val="04A0"/>
+      </w:tblPr>
+      <w:tblGrid>
+        <w:gridCol w:w="4819"/>
+        <w:gridCol w:w="4819"/>
+      </w:tblGrid>
+      <w:tr>
+        <w:tc>
+          <w:tcPr>
+            <w:tcW w:type="dxa" w:w="4819"/>
+          </w:tcPr>
+          <w:p>
+            <w:r/>
+            <w:r>
+              <w:rPr>
+                <w:rFonts w:ascii="微软雅黑" w:hAnsi="微软雅黑" w:eastAsia="微软雅黑"/>
+                <w:b/>
+                <w:sz w:val="19"/>
+                <w:shd w:val="clear" w:color="auto" w:fill="F2F2F2"/>
+              </w:rPr>
+              <w:t>项</w:t>
+            </w:r>
+          </w:p>
+        </w:tc>
+        <w:tc>
+          <w:tcPr>
+            <w:tcW w:type="dxa" w:w="4819"/>
+          </w:tcPr>
+          <w:p>
+            <w:r/>
+            <w:r>
+              <w:rPr>
+                <w:rFonts w:ascii="微软雅黑" w:hAnsi="微软雅黑" w:eastAsia="微软雅黑"/>
+                <w:b/>
+                <w:sz w:val="19"/>
+                <w:shd w:val="clear" w:color="auto" w:fill="F2F2F2"/>
+              </w:rPr>
+              <w:t>说明</w:t>
+            </w:r>
+          </w:p>
+        </w:tc>
+      </w:tr>
+      <w:tr>
+        <w:tc>
+          <w:tcPr>
+            <w:tcW w:type="dxa" w:w="4819"/>
+          </w:tcPr>
+          <w:p>
+            <w:r/>
+            <w:r>
+              <w:rPr>
+                <w:rFonts w:ascii="微软雅黑" w:hAnsi="微软雅黑" w:eastAsia="微软雅黑"/>
+                <w:sz w:val="19"/>
+              </w:rPr>
+              <w:t>功能说明</w:t>
+            </w:r>
+          </w:p>
+        </w:tc>
+        <w:tc>
+          <w:tcPr>
+            <w:tcW w:type="dxa" w:w="4819"/>
+          </w:tcPr>
+          <w:p>
+            <w:r/>
+            <w:r>
+              <w:rPr>
+                <w:rFonts w:ascii="微软雅黑" w:hAnsi="微软雅黑" w:eastAsia="微软雅黑"/>
+                <w:sz w:val="19"/>
+              </w:rPr>
+              <w:t>跳转商品详情页并使用券</w:t>
+            </w:r>
+          </w:p>
+        </w:tc>
+      </w:tr>
+      <w:tr>
+        <w:tc>
+          <w:tcPr>
+            <w:tcW w:type="dxa" w:w="4819"/>
+          </w:tcPr>
+          <w:p>
+            <w:r/>
+            <w:r>
+              <w:rPr>
+                <w:rFonts w:ascii="微软雅黑" w:hAnsi="微软雅黑" w:eastAsia="微软雅黑"/>
+                <w:sz w:val="19"/>
+              </w:rPr>
+              <w:t>显示位置</w:t>
+            </w:r>
+          </w:p>
+        </w:tc>
+        <w:tc>
+          <w:tcPr>
+            <w:tcW w:type="dxa" w:w="4819"/>
+          </w:tcPr>
+          <w:p>
+            <w:r/>
+            <w:r>
+              <w:rPr>
+                <w:rFonts w:ascii="微软雅黑" w:hAnsi="微软雅黑" w:eastAsia="微软雅黑"/>
+                <w:sz w:val="19"/>
+              </w:rPr>
+              <w:t>获券弹窗底部次按钮</w:t>
+            </w:r>
+          </w:p>
+        </w:tc>
+      </w:tr>
+      <w:tr>
+        <w:tc>
+          <w:tcPr>
+            <w:tcW w:type="dxa" w:w="4819"/>
+          </w:tcPr>
+          <w:p>
+            <w:r/>
+            <w:r>
+              <w:rPr>
+                <w:rFonts w:ascii="微软雅黑" w:hAnsi="微软雅黑" w:eastAsia="微软雅黑"/>
+                <w:sz w:val="19"/>
+              </w:rPr>
+              <w:t>权限</w:t>
+            </w:r>
+          </w:p>
+        </w:tc>
+        <w:tc>
+          <w:tcPr>
+            <w:tcW w:type="dxa" w:w="4819"/>
+          </w:tcPr>
+          <w:p>
+            <w:r/>
+            <w:r>
+              <w:rPr>
+                <w:rFonts w:ascii="微软雅黑" w:hAnsi="微软雅黑" w:eastAsia="微软雅黑"/>
+                <w:sz w:val="19"/>
+              </w:rPr>
+              <w:t>登录用户</w:t>
+            </w:r>
+          </w:p>
+        </w:tc>
+      </w:tr>
+      <w:tr>
+        <w:tc>
+          <w:tcPr>
+            <w:tcW w:type="dxa" w:w="4819"/>
+          </w:tcPr>
+          <w:p>
+            <w:r/>
+            <w:r>
+              <w:rPr>
+                <w:rFonts w:ascii="微软雅黑" w:hAnsi="微软雅黑" w:eastAsia="微软雅黑"/>
+                <w:sz w:val="19"/>
+              </w:rPr>
+              <w:t>前置条件</w:t>
+            </w:r>
+          </w:p>
+        </w:tc>
+        <w:tc>
+          <w:tcPr>
+            <w:tcW w:type="dxa" w:w="4819"/>
+          </w:tcPr>
+          <w:p>
+            <w:r/>
+            <w:r>
+              <w:rPr>
+                <w:rFonts w:ascii="微软雅黑" w:hAnsi="微软雅黑" w:eastAsia="微软雅黑"/>
+                <w:sz w:val="19"/>
+              </w:rPr>
+              <w:t>弹窗已展示</w:t>
+            </w:r>
+          </w:p>
+        </w:tc>
+      </w:tr>
+      <w:tr>
+        <w:tc>
+          <w:tcPr>
+            <w:tcW w:type="dxa" w:w="4819"/>
+          </w:tcPr>
+          <w:p>
+            <w:r/>
+            <w:r>
+              <w:rPr>
+                <w:rFonts w:ascii="微软雅黑" w:hAnsi="微软雅黑" w:eastAsia="微软雅黑"/>
+                <w:sz w:val="19"/>
+              </w:rPr>
+              <w:t>功能实现</w:t>
+            </w:r>
+          </w:p>
+        </w:tc>
+        <w:tc>
+          <w:tcPr>
+            <w:tcW w:type="dxa" w:w="4819"/>
+          </w:tcPr>
+          <w:p>
+            <w:r/>
+            <w:r>
+              <w:rPr>
+                <w:rFonts w:ascii="微软雅黑" w:hAnsi="微软雅黑" w:eastAsia="微软雅黑"/>
+                <w:sz w:val="19"/>
+              </w:rPr>
+              <w:t>点「去使用」→ 取券模板关联商品(spu_id) → 跳转商详（带入券模板ID）</w:t>
+            </w:r>
+          </w:p>
+        </w:tc>
+      </w:tr>
+    </w:tbl>
+    <w:p>
+      <w:pPr>
+        <w:pStyle w:val="Heading5"/>
+      </w:pPr>
+      <w:r>
+        <w:rPr>
+          <w:rFonts w:ascii="微软雅黑" w:hAnsi="微软雅黑" w:eastAsia="微软雅黑"/>
+          <w:sz w:val="20"/>
+        </w:rPr>
+        <w:t>4.3.2.6 数据来源（字段级）</w:t>
+      </w:r>
+    </w:p>
+    <w:tbl>
+      <w:tblPr>
+        <w:tblStyle w:val="TableGrid"/>
+        <w:tblW w:type="auto" w:w="0"/>
+        <w:jc w:val="center"/>
+        <w:tblLook w:firstColumn="1" w:firstRow="1" w:lastColumn="0" w:lastRow="0" w:noHBand="0" w:noVBand="1" w:val="04A0"/>
+      </w:tblPr>
+      <w:tblGrid>
+        <w:gridCol w:w="4819"/>
+        <w:gridCol w:w="4819"/>
+      </w:tblGrid>
+      <w:tr>
+        <w:tc>
+          <w:tcPr>
+            <w:tcW w:type="dxa" w:w="4819"/>
+          </w:tcPr>
+          <w:p>
+            <w:r/>
+            <w:r>
+              <w:rPr>
+                <w:rFonts w:ascii="微软雅黑" w:hAnsi="微软雅黑" w:eastAsia="微软雅黑"/>
+                <w:b/>
+                <w:sz w:val="19"/>
+                <w:shd w:val="clear" w:color="auto" w:fill="F2F2F2"/>
+              </w:rPr>
+              <w:t>字段名称</w:t>
+            </w:r>
+          </w:p>
+        </w:tc>
+        <w:tc>
+          <w:tcPr>
+            <w:tcW w:type="dxa" w:w="4819"/>
+          </w:tcPr>
+          <w:p>
+            <w:r/>
+            <w:r>
+              <w:rPr>
+                <w:rFonts w:ascii="微软雅黑" w:hAnsi="微软雅黑" w:eastAsia="微软雅黑"/>
+                <w:b/>
+                <w:sz w:val="19"/>
+                <w:shd w:val="clear" w:color="auto" w:fill="F2F2F2"/>
+              </w:rPr>
+              <w:t>取值逻辑说明</w:t>
+            </w:r>
+          </w:p>
+        </w:tc>
+      </w:tr>
+      <w:tr>
+        <w:tc>
+          <w:tcPr>
+            <w:tcW w:type="dxa" w:w="4819"/>
+          </w:tcPr>
+          <w:p>
+            <w:r/>
+            <w:r>
+              <w:rPr>
+                <w:rFonts w:ascii="微软雅黑" w:hAnsi="微软雅黑" w:eastAsia="微软雅黑"/>
+                <w:sz w:val="19"/>
+              </w:rPr>
+              <w:t>券名 / 面额 / 门槛 / 适用范围</w:t>
+            </w:r>
+          </w:p>
+        </w:tc>
+        <w:tc>
+          <w:tcPr>
+            <w:tcW w:type="dxa" w:w="4819"/>
+          </w:tcPr>
+          <w:p>
+            <w:r/>
+            <w:r>
+              <w:rPr>
+                <w:rFonts w:ascii="微软雅黑" w:hAnsi="微软雅黑" w:eastAsia="微软雅黑"/>
+                <w:sz w:val="19"/>
+              </w:rPr>
+              <w:t>取《券模板表》对应券模板字段</w:t>
+            </w:r>
+          </w:p>
+        </w:tc>
+      </w:tr>
+      <w:tr>
+        <w:tc>
+          <w:tcPr>
+            <w:tcW w:type="dxa" w:w="4819"/>
+          </w:tcPr>
+          <w:p>
+            <w:r/>
+            <w:r>
+              <w:rPr>
+                <w:rFonts w:ascii="微软雅黑" w:hAnsi="微软雅黑" w:eastAsia="微软雅黑"/>
+                <w:sz w:val="19"/>
+              </w:rPr>
+              <w:t>本次发放券列表</w:t>
+            </w:r>
+          </w:p>
+        </w:tc>
+        <w:tc>
+          <w:tcPr>
+            <w:tcW w:type="dxa" w:w="4819"/>
+          </w:tcPr>
+          <w:p>
+            <w:r/>
+            <w:r>
+              <w:rPr>
+                <w:rFonts w:ascii="微软雅黑" w:hAnsi="微软雅黑" w:eastAsia="微软雅黑"/>
+                <w:sz w:val="19"/>
+              </w:rPr>
+              <w:t>调用发券结果接口，传 user_id + 触发批次号，返回本次发放的券实例列表</w:t>
+            </w:r>
+          </w:p>
+        </w:tc>
+      </w:tr>
+    </w:tbl>
+    <w:p>
+      <w:pPr>
+        <w:pStyle w:val="Heading5"/>
+      </w:pPr>
+      <w:r>
+        <w:rPr>
+          <w:rFonts w:ascii="微软雅黑" w:hAnsi="微软雅黑" w:eastAsia="微软雅黑"/>
+          <w:sz w:val="20"/>
+        </w:rPr>
+        <w:t>4.3.2.7 状态流转</w:t>
+      </w:r>
+    </w:p>
+    <w:p>
+      <w:r>
+        <w:rPr>
+          <w:rFonts w:ascii="微软雅黑" w:hAnsi="微软雅黑" w:eastAsia="微软雅黑"/>
+          <w:sz w:val="21"/>
+        </w:rPr>
+        <w:t xml:space="preserve">券实例：发放成功 → </w:t>
+      </w:r>
+      <w:r>
+        <w:rPr>
+          <w:rFonts w:ascii="微软雅黑" w:hAnsi="微软雅黑" w:eastAsia="微软雅黑"/>
+          <w:b/>
+          <w:sz w:val="21"/>
+        </w:rPr>
+        <w:t>未使用</w:t>
+      </w:r>
+      <w:r>
+        <w:rPr>
+          <w:rFonts w:ascii="微软雅黑" w:hAnsi="微软雅黑" w:eastAsia="微软雅黑"/>
+          <w:sz w:val="21"/>
+        </w:rPr>
+        <w:t>（无需用户操作）。弹窗展示与否不影响状态。</w:t>
+      </w:r>
+    </w:p>
+    <w:p>
+      <w:pPr>
+        <w:pStyle w:val="Heading4"/>
+      </w:pPr>
+      <w:r>
+        <w:rPr>
+          <w:rFonts w:ascii="微软雅黑" w:hAnsi="微软雅黑" w:eastAsia="微软雅黑"/>
+          <w:sz w:val="20"/>
+        </w:rPr>
+        <w:t>4.3.3 我的优惠券（三态）</w:t>
+      </w:r>
+      <w:r>
+        <w:rPr>
+          <w:rFonts w:ascii="微软雅黑" w:hAnsi="微软雅黑" w:eastAsia="微软雅黑"/>
+          <w:sz w:val="20"/>
+          <w:shd w:val="clear" w:color="auto" w:fill="E8F5E9"/>
+        </w:rPr>
+        <w:t>本期新增</w:t>
       </w:r>
     </w:p>
     <w:p>
@@ -20288,7 +19870,263 @@
           <w:rFonts w:ascii="微软雅黑" w:hAnsi="微软雅黑" w:eastAsia="微软雅黑"/>
           <w:sz w:val="20"/>
         </w:rPr>
-        <w:t>4.3.3.4 功能按钮总表（功能名称 / 功能说明 / 备注）</w:t>
+        <w:t>4.3.3.1 原型与交互示意</w:t>
+      </w:r>
+    </w:p>
+    <w:p/>
+    <w:p>
+      <w:pPr>
+        <w:jc w:val="center"/>
+      </w:pPr>
+      <w:r>
+        <w:drawing>
+          <wp:inline xmlns:a="http://schemas.openxmlformats.org/drawingml/2006/main" xmlns:pic="http://schemas.openxmlformats.org/drawingml/2006/picture">
+            <wp:extent cx="5580000" cy="3487500"/>
+            <wp:docPr id="14" name="Picture 14"/>
+            <wp:cNvGraphicFramePr>
+              <a:graphicFrameLocks noChangeAspect="1"/>
+            </wp:cNvGraphicFramePr>
+            <a:graphic>
+              <a:graphicData uri="http://schemas.openxmlformats.org/drawingml/2006/picture">
+                <pic:pic>
+                  <pic:nvPicPr>
+                    <pic:cNvPr id="0" name="coupon-app-my-coupons.png"/>
+                    <pic:cNvPicPr/>
+                  </pic:nvPicPr>
+                  <pic:blipFill>
+                    <a:blip r:embed="rId22"/>
+                    <a:stretch>
+                      <a:fillRect/>
+                    </a:stretch>
+                  </pic:blipFill>
+                  <pic:spPr>
+                    <a:xfrm>
+                      <a:off x="0" y="0"/>
+                      <a:ext cx="5580000" cy="3487500"/>
+                    </a:xfrm>
+                    <a:prstGeom prst="rect"/>
+                  </pic:spPr>
+                </pic:pic>
+              </a:graphicData>
+            </a:graphic>
+          </wp:inline>
+        </w:drawing>
+      </w:r>
+    </w:p>
+    <w:p>
+      <w:r>
+        <w:rPr>
+          <w:rFonts w:ascii="微软雅黑" w:hAnsi="微软雅黑" w:eastAsia="微软雅黑"/>
+          <w:sz w:val="21"/>
+        </w:rPr>
+        <w:t>独立页面，顶部三个 Tab（未使用 / 已使用 / 已过期），默认「未使用」；示意图见上方 App 原型「我的优惠券」页。</w:t>
+      </w:r>
+    </w:p>
+    <w:p>
+      <w:pPr>
+        <w:pStyle w:val="Heading5"/>
+      </w:pPr>
+      <w:r>
+        <w:rPr>
+          <w:rFonts w:ascii="微软雅黑" w:hAnsi="微软雅黑" w:eastAsia="微软雅黑"/>
+          <w:sz w:val="20"/>
+        </w:rPr>
+        <w:t>4.3.3.2 详细逻辑规则</w:t>
+      </w:r>
+    </w:p>
+    <w:p>
+      <w:r>
+        <w:rPr>
+          <w:rFonts w:ascii="微软雅黑" w:hAnsi="微软雅黑" w:eastAsia="微软雅黑"/>
+          <w:b/>
+          <w:sz w:val="21"/>
+        </w:rPr>
+        <w:t>界面与展示规则</w:t>
+      </w:r>
+      <w:r>
+        <w:rPr>
+          <w:rFonts w:ascii="微软雅黑" w:hAnsi="微软雅黑" w:eastAsia="微软雅黑"/>
+          <w:sz w:val="21"/>
+        </w:rPr>
+        <w:t>：</w:t>
+      </w:r>
+    </w:p>
+    <w:p>
+      <w:pPr>
+        <w:pStyle w:val="ListBullet"/>
+      </w:pPr>
+      <w:r>
+        <w:rPr>
+          <w:rFonts w:ascii="微软雅黑" w:hAnsi="微软雅黑" w:eastAsia="微软雅黑"/>
+          <w:sz w:val="21"/>
+        </w:rPr>
+        <w:t>Tab 结构：未使用 / 已使用 / 已过期，点击切换；未使用默认选中。</w:t>
+      </w:r>
+    </w:p>
+    <w:p>
+      <w:pPr>
+        <w:pStyle w:val="ListBullet"/>
+      </w:pPr>
+      <w:r>
+        <w:rPr>
+          <w:rFonts w:ascii="微软雅黑" w:hAnsi="微软雅黑" w:eastAsia="微软雅黑"/>
+          <w:sz w:val="21"/>
+        </w:rPr>
+        <w:t>未使用券卡片：券名 / 面额（大字突出）/ 门槛金额 / 有效期（起止日期）/ 适用范围标签（全场/指定商品/指定店铺）；操作按钮「去使用」。</w:t>
+      </w:r>
+    </w:p>
+    <w:p>
+      <w:pPr>
+        <w:pStyle w:val="ListBullet"/>
+      </w:pPr>
+      <w:r>
+        <w:rPr>
+          <w:rFonts w:ascii="微软雅黑" w:hAnsi="微软雅黑" w:eastAsia="微软雅黑"/>
+          <w:sz w:val="21"/>
+        </w:rPr>
+        <w:t>已使用券卡片：券名 / 面额 / 使用时间 / 关联订单号；状态标签「已核销」（灰色置灰）。</w:t>
+      </w:r>
+    </w:p>
+    <w:p>
+      <w:pPr>
+        <w:pStyle w:val="ListBullet"/>
+      </w:pPr>
+      <w:r>
+        <w:rPr>
+          <w:rFonts w:ascii="微软雅黑" w:hAnsi="微软雅黑" w:eastAsia="微软雅黑"/>
+          <w:sz w:val="21"/>
+        </w:rPr>
+        <w:t>已过期券卡片：券名 / 面额 / 过期时间；状态标签「已过期」（灰色置灰）。</w:t>
+      </w:r>
+    </w:p>
+    <w:p>
+      <w:pPr>
+        <w:pStyle w:val="ListBullet"/>
+      </w:pPr>
+      <w:r>
+        <w:rPr>
+          <w:rFonts w:ascii="微软雅黑" w:hAnsi="微软雅黑" w:eastAsia="微软雅黑"/>
+          <w:sz w:val="21"/>
+        </w:rPr>
+        <w:t>极限值：券名超 12 字截断「…」；列表一次加载 20 条，滚动加载更多。</w:t>
+      </w:r>
+    </w:p>
+    <w:p>
+      <w:pPr>
+        <w:pStyle w:val="ListBullet"/>
+      </w:pPr>
+      <w:r>
+        <w:rPr>
+          <w:rFonts w:ascii="微软雅黑" w:hAnsi="微软雅黑" w:eastAsia="微软雅黑"/>
+          <w:sz w:val="21"/>
+        </w:rPr>
+        <w:t>空状态：对应 Tab 无券 → 插画 + 文案「暂无优惠券」+「去逛逛」跳转商城。</w:t>
+      </w:r>
+    </w:p>
+    <w:p>
+      <w:pPr>
+        <w:pStyle w:val="ListBullet"/>
+      </w:pPr>
+      <w:r>
+        <w:rPr>
+          <w:rFonts w:ascii="微软雅黑" w:hAnsi="微软雅黑" w:eastAsia="微软雅黑"/>
+          <w:sz w:val="21"/>
+        </w:rPr>
+        <w:t>临近过期(≤3天)：未使用券标红提示「X天后过期」。</w:t>
+      </w:r>
+    </w:p>
+    <w:p>
+      <w:r>
+        <w:rPr>
+          <w:rFonts w:ascii="微软雅黑" w:hAnsi="微软雅黑" w:eastAsia="微软雅黑"/>
+          <w:b/>
+          <w:sz w:val="21"/>
+        </w:rPr>
+        <w:t>业务逻辑与边界条件</w:t>
+      </w:r>
+      <w:r>
+        <w:rPr>
+          <w:rFonts w:ascii="微软雅黑" w:hAnsi="微软雅黑" w:eastAsia="微软雅黑"/>
+          <w:sz w:val="21"/>
+        </w:rPr>
+        <w:t>：</w:t>
+      </w:r>
+    </w:p>
+    <w:p>
+      <w:pPr>
+        <w:pStyle w:val="ListBullet"/>
+      </w:pPr>
+      <w:r>
+        <w:rPr>
+          <w:rFonts w:ascii="微软雅黑" w:hAnsi="微软雅黑" w:eastAsia="微软雅黑"/>
+          <w:sz w:val="21"/>
+        </w:rPr>
+        <w:t>三态由《用户券表》status 驱动；过期由定时任务更新 status=已过期。</w:t>
+      </w:r>
+    </w:p>
+    <w:p>
+      <w:pPr>
+        <w:pStyle w:val="ListBullet"/>
+      </w:pPr>
+      <w:r>
+        <w:rPr>
+          <w:rFonts w:ascii="微软雅黑" w:hAnsi="微软雅黑" w:eastAsia="微软雅黑"/>
+          <w:sz w:val="21"/>
+        </w:rPr>
+        <w:t>下拉刷新重新拉取；分页滚动加载（每页 20）。</w:t>
+      </w:r>
+    </w:p>
+    <w:p>
+      <w:pPr>
+        <w:pStyle w:val="ListBullet"/>
+      </w:pPr>
+      <w:r>
+        <w:rPr>
+          <w:rFonts w:ascii="微软雅黑" w:hAnsi="微软雅黑" w:eastAsia="微软雅黑"/>
+          <w:sz w:val="21"/>
+        </w:rPr>
+        <w:t xml:space="preserve">⚠️ </w:t>
+      </w:r>
+      <w:r>
+        <w:rPr>
+          <w:rFonts w:ascii="微软雅黑" w:hAnsi="微软雅黑" w:eastAsia="微软雅黑"/>
+          <w:b/>
+          <w:sz w:val="21"/>
+        </w:rPr>
+        <w:t>跨端口持有券展示</w:t>
+      </w:r>
+      <w:r>
+        <w:rPr>
+          <w:rFonts w:ascii="微软雅黑" w:hAnsi="微软雅黑" w:eastAsia="微软雅黑"/>
+          <w:sz w:val="21"/>
+        </w:rPr>
+        <w:t xml:space="preserve">：若用户持有某券但当前端口不在其 </w:t>
+      </w:r>
+      <w:r>
+        <w:rPr>
+          <w:rFonts w:ascii="微软雅黑" w:hAnsi="微软雅黑" w:eastAsia="微软雅黑"/>
+          <w:sz w:val="21"/>
+        </w:rPr>
+        <w:t>usable_ports</w:t>
+      </w:r>
+      <w:r>
+        <w:rPr>
+          <w:rFonts w:ascii="微软雅黑" w:hAnsi="微软雅黑" w:eastAsia="微软雅黑"/>
+          <w:sz w:val="21"/>
+        </w:rPr>
+        <w:t xml:space="preserve"> 内，该券仍展示、状态标「生效中」但置灰不可选，点击提示「此券仅支持在 {usable_ports 端口名称} 使用」（完整规则见 §4.3.4）。</w:t>
+      </w:r>
+    </w:p>
+    <w:p>
+      <w:pPr>
+        <w:pStyle w:val="Heading5"/>
+      </w:pPr>
+      <w:r>
+        <w:rPr>
+          <w:rFonts w:ascii="微软雅黑" w:hAnsi="微软雅黑" w:eastAsia="微软雅黑"/>
+          <w:sz w:val="20"/>
+        </w:rPr>
+        <w:t>4.3.3.3 列表字段表（字段名称 / 需求说明 / 备注）</w:t>
       </w:r>
     </w:p>
     <w:tbl>
@@ -20317,6 +20155,422 @@
                 <w:sz w:val="19"/>
                 <w:shd w:val="clear" w:color="auto" w:fill="F2F2F2"/>
               </w:rPr>
+              <w:t>字段名称</w:t>
+            </w:r>
+          </w:p>
+        </w:tc>
+        <w:tc>
+          <w:tcPr>
+            <w:tcW w:type="dxa" w:w="3213"/>
+          </w:tcPr>
+          <w:p>
+            <w:r/>
+            <w:r>
+              <w:rPr>
+                <w:rFonts w:ascii="微软雅黑" w:hAnsi="微软雅黑" w:eastAsia="微软雅黑"/>
+                <w:b/>
+                <w:sz w:val="19"/>
+                <w:shd w:val="clear" w:color="auto" w:fill="F2F2F2"/>
+              </w:rPr>
+              <w:t>需求说明</w:t>
+            </w:r>
+          </w:p>
+        </w:tc>
+        <w:tc>
+          <w:tcPr>
+            <w:tcW w:type="dxa" w:w="3213"/>
+          </w:tcPr>
+          <w:p>
+            <w:r/>
+            <w:r>
+              <w:rPr>
+                <w:rFonts w:ascii="微软雅黑" w:hAnsi="微软雅黑" w:eastAsia="微软雅黑"/>
+                <w:b/>
+                <w:sz w:val="19"/>
+                <w:shd w:val="clear" w:color="auto" w:fill="F2F2F2"/>
+              </w:rPr>
+              <w:t>备注</w:t>
+            </w:r>
+          </w:p>
+        </w:tc>
+      </w:tr>
+      <w:tr>
+        <w:tc>
+          <w:tcPr>
+            <w:tcW w:type="dxa" w:w="3213"/>
+          </w:tcPr>
+          <w:p>
+            <w:r/>
+            <w:r>
+              <w:rPr>
+                <w:rFonts w:ascii="微软雅黑" w:hAnsi="微软雅黑" w:eastAsia="微软雅黑"/>
+                <w:sz w:val="19"/>
+              </w:rPr>
+              <w:t>券名</w:t>
+            </w:r>
+          </w:p>
+        </w:tc>
+        <w:tc>
+          <w:tcPr>
+            <w:tcW w:type="dxa" w:w="3213"/>
+          </w:tcPr>
+          <w:p>
+            <w:r/>
+            <w:r>
+              <w:rPr>
+                <w:rFonts w:ascii="微软雅黑" w:hAnsi="微软雅黑" w:eastAsia="微软雅黑"/>
+                <w:sz w:val="19"/>
+              </w:rPr>
+              <w:t>取《券模板表》券名</w:t>
+            </w:r>
+          </w:p>
+        </w:tc>
+        <w:tc>
+          <w:tcPr>
+            <w:tcW w:type="dxa" w:w="3213"/>
+          </w:tcPr>
+          <w:p>
+            <w:r/>
+            <w:r>
+              <w:rPr>
+                <w:rFonts w:ascii="微软雅黑" w:hAnsi="微软雅黑" w:eastAsia="微软雅黑"/>
+                <w:sz w:val="19"/>
+              </w:rPr>
+              <w:t>超 12 字截断</w:t>
+            </w:r>
+          </w:p>
+        </w:tc>
+      </w:tr>
+      <w:tr>
+        <w:tc>
+          <w:tcPr>
+            <w:tcW w:type="dxa" w:w="3213"/>
+          </w:tcPr>
+          <w:p>
+            <w:r/>
+            <w:r>
+              <w:rPr>
+                <w:rFonts w:ascii="微软雅黑" w:hAnsi="微软雅黑" w:eastAsia="微软雅黑"/>
+                <w:sz w:val="19"/>
+              </w:rPr>
+              <w:t>面额</w:t>
+            </w:r>
+          </w:p>
+        </w:tc>
+        <w:tc>
+          <w:tcPr>
+            <w:tcW w:type="dxa" w:w="3213"/>
+          </w:tcPr>
+          <w:p>
+            <w:r/>
+            <w:r>
+              <w:rPr>
+                <w:rFonts w:ascii="微软雅黑" w:hAnsi="微软雅黑" w:eastAsia="微软雅黑"/>
+                <w:sz w:val="19"/>
+              </w:rPr>
+              <w:t>券面额，大字突出</w:t>
+            </w:r>
+          </w:p>
+        </w:tc>
+        <w:tc>
+          <w:tcPr>
+            <w:tcW w:type="dxa" w:w="3213"/>
+          </w:tcPr>
+          <w:p>
+            <w:r/>
+            <w:r>
+              <w:rPr>
+                <w:rFonts w:ascii="微软雅黑" w:hAnsi="微软雅黑" w:eastAsia="微软雅黑"/>
+                <w:sz w:val="19"/>
+              </w:rPr>
+              <w:t>单位 ¥</w:t>
+            </w:r>
+          </w:p>
+        </w:tc>
+      </w:tr>
+      <w:tr>
+        <w:tc>
+          <w:tcPr>
+            <w:tcW w:type="dxa" w:w="3213"/>
+          </w:tcPr>
+          <w:p>
+            <w:r/>
+            <w:r>
+              <w:rPr>
+                <w:rFonts w:ascii="微软雅黑" w:hAnsi="微软雅黑" w:eastAsia="微软雅黑"/>
+                <w:sz w:val="19"/>
+              </w:rPr>
+              <w:t>门槛金额</w:t>
+            </w:r>
+          </w:p>
+        </w:tc>
+        <w:tc>
+          <w:tcPr>
+            <w:tcW w:type="dxa" w:w="3213"/>
+          </w:tcPr>
+          <w:p>
+            <w:r/>
+            <w:r>
+              <w:rPr>
+                <w:rFonts w:ascii="微软雅黑" w:hAnsi="微软雅黑" w:eastAsia="微软雅黑"/>
+                <w:sz w:val="19"/>
+              </w:rPr>
+              <w:t>使用门槛</w:t>
+            </w:r>
+          </w:p>
+        </w:tc>
+        <w:tc>
+          <w:tcPr>
+            <w:tcW w:type="dxa" w:w="3213"/>
+          </w:tcPr>
+          <w:p>
+            <w:r/>
+            <w:r>
+              <w:rPr>
+                <w:rFonts w:ascii="微软雅黑" w:hAnsi="微软雅黑" w:eastAsia="微软雅黑"/>
+                <w:sz w:val="19"/>
+              </w:rPr>
+              <w:t>无门槛显示「无门槛」</w:t>
+            </w:r>
+          </w:p>
+        </w:tc>
+      </w:tr>
+      <w:tr>
+        <w:tc>
+          <w:tcPr>
+            <w:tcW w:type="dxa" w:w="3213"/>
+          </w:tcPr>
+          <w:p>
+            <w:r/>
+            <w:r>
+              <w:rPr>
+                <w:rFonts w:ascii="微软雅黑" w:hAnsi="微软雅黑" w:eastAsia="微软雅黑"/>
+                <w:sz w:val="19"/>
+              </w:rPr>
+              <w:t>有效期</w:t>
+            </w:r>
+          </w:p>
+        </w:tc>
+        <w:tc>
+          <w:tcPr>
+            <w:tcW w:type="dxa" w:w="3213"/>
+          </w:tcPr>
+          <w:p>
+            <w:r/>
+            <w:r>
+              <w:rPr>
+                <w:rFonts w:ascii="微软雅黑" w:hAnsi="微软雅黑" w:eastAsia="微软雅黑"/>
+                <w:sz w:val="19"/>
+              </w:rPr>
+              <w:t>起止日期</w:t>
+            </w:r>
+          </w:p>
+        </w:tc>
+        <w:tc>
+          <w:tcPr>
+            <w:tcW w:type="dxa" w:w="3213"/>
+          </w:tcPr>
+          <w:p>
+            <w:r/>
+            <w:r>
+              <w:rPr>
+                <w:rFonts w:ascii="微软雅黑" w:hAnsi="微软雅黑" w:eastAsia="微软雅黑"/>
+                <w:sz w:val="19"/>
+              </w:rPr>
+              <w:t>未使用展示</w:t>
+            </w:r>
+          </w:p>
+        </w:tc>
+      </w:tr>
+      <w:tr>
+        <w:tc>
+          <w:tcPr>
+            <w:tcW w:type="dxa" w:w="3213"/>
+          </w:tcPr>
+          <w:p>
+            <w:r/>
+            <w:r>
+              <w:rPr>
+                <w:rFonts w:ascii="微软雅黑" w:hAnsi="微软雅黑" w:eastAsia="微软雅黑"/>
+                <w:sz w:val="19"/>
+              </w:rPr>
+              <w:t>适用范围标签</w:t>
+            </w:r>
+          </w:p>
+        </w:tc>
+        <w:tc>
+          <w:tcPr>
+            <w:tcW w:type="dxa" w:w="3213"/>
+          </w:tcPr>
+          <w:p>
+            <w:r/>
+            <w:r>
+              <w:rPr>
+                <w:rFonts w:ascii="微软雅黑" w:hAnsi="微软雅黑" w:eastAsia="微软雅黑"/>
+                <w:sz w:val="19"/>
+              </w:rPr>
+              <w:t>全场 / 指定商品 / 指定店铺</w:t>
+            </w:r>
+          </w:p>
+        </w:tc>
+        <w:tc>
+          <w:tcPr>
+            <w:tcW w:type="dxa" w:w="3213"/>
+          </w:tcPr>
+          <w:p>
+            <w:r/>
+            <w:r>
+              <w:rPr>
+                <w:rFonts w:ascii="微软雅黑" w:hAnsi="微软雅黑" w:eastAsia="微软雅黑"/>
+                <w:sz w:val="19"/>
+              </w:rPr>
+              <w:t>—</w:t>
+            </w:r>
+          </w:p>
+        </w:tc>
+      </w:tr>
+      <w:tr>
+        <w:tc>
+          <w:tcPr>
+            <w:tcW w:type="dxa" w:w="3213"/>
+          </w:tcPr>
+          <w:p>
+            <w:r/>
+            <w:r>
+              <w:rPr>
+                <w:rFonts w:ascii="微软雅黑" w:hAnsi="微软雅黑" w:eastAsia="微软雅黑"/>
+                <w:sz w:val="19"/>
+              </w:rPr>
+              <w:t>状态</w:t>
+            </w:r>
+          </w:p>
+        </w:tc>
+        <w:tc>
+          <w:tcPr>
+            <w:tcW w:type="dxa" w:w="3213"/>
+          </w:tcPr>
+          <w:p>
+            <w:r/>
+            <w:r>
+              <w:rPr>
+                <w:rFonts w:ascii="微软雅黑" w:hAnsi="微软雅黑" w:eastAsia="微软雅黑"/>
+                <w:sz w:val="19"/>
+              </w:rPr>
+              <w:t>未使用 / 已使用 / 已过期</w:t>
+            </w:r>
+          </w:p>
+        </w:tc>
+        <w:tc>
+          <w:tcPr>
+            <w:tcW w:type="dxa" w:w="3213"/>
+          </w:tcPr>
+          <w:p>
+            <w:r/>
+            <w:r>
+              <w:rPr>
+                <w:rFonts w:ascii="微软雅黑" w:hAnsi="微软雅黑" w:eastAsia="微软雅黑"/>
+                <w:sz w:val="19"/>
+              </w:rPr>
+              <w:t>由 Tab 过滤</w:t>
+            </w:r>
+          </w:p>
+        </w:tc>
+      </w:tr>
+      <w:tr>
+        <w:tc>
+          <w:tcPr>
+            <w:tcW w:type="dxa" w:w="3213"/>
+          </w:tcPr>
+          <w:p>
+            <w:r/>
+            <w:r>
+              <w:rPr>
+                <w:rFonts w:ascii="微软雅黑" w:hAnsi="微软雅黑" w:eastAsia="微软雅黑"/>
+                <w:sz w:val="19"/>
+              </w:rPr>
+              <w:t>关联订单号</w:t>
+            </w:r>
+          </w:p>
+        </w:tc>
+        <w:tc>
+          <w:tcPr>
+            <w:tcW w:type="dxa" w:w="3213"/>
+          </w:tcPr>
+          <w:p>
+            <w:r/>
+            <w:r>
+              <w:rPr>
+                <w:rFonts w:ascii="微软雅黑" w:hAnsi="微软雅黑" w:eastAsia="微软雅黑"/>
+                <w:sz w:val="19"/>
+              </w:rPr>
+              <w:t>已使用券的核销订单号</w:t>
+            </w:r>
+          </w:p>
+        </w:tc>
+        <w:tc>
+          <w:tcPr>
+            <w:tcW w:type="dxa" w:w="3213"/>
+          </w:tcPr>
+          <w:p>
+            <w:r/>
+            <w:r>
+              <w:rPr>
+                <w:rFonts w:ascii="微软雅黑" w:hAnsi="微软雅黑" w:eastAsia="微软雅黑"/>
+                <w:sz w:val="19"/>
+              </w:rPr>
+              <w:t>仅已使用展示</w:t>
+            </w:r>
+          </w:p>
+        </w:tc>
+      </w:tr>
+    </w:tbl>
+    <w:p>
+      <w:r>
+        <w:rPr>
+          <w:rFonts w:ascii="微软雅黑" w:hAnsi="微软雅黑" w:eastAsia="微软雅黑"/>
+          <w:sz w:val="21"/>
+        </w:rPr>
+        <w:t>列表附加规则：排序：未使用按过期时间升序（先过期置顶）；分页：每页 20，滚动加载；合计：无；数据唯一判断：券码唯一。</w:t>
+      </w:r>
+    </w:p>
+    <w:p>
+      <w:pPr>
+        <w:pStyle w:val="Heading5"/>
+      </w:pPr>
+      <w:r>
+        <w:rPr>
+          <w:rFonts w:ascii="微软雅黑" w:hAnsi="微软雅黑" w:eastAsia="微软雅黑"/>
+          <w:sz w:val="20"/>
+        </w:rPr>
+        <w:t>4.3.3.4 功能按钮总表（功能名称 / 功能说明 / 备注）</w:t>
+      </w:r>
+    </w:p>
+    <w:tbl>
+      <w:tblPr>
+        <w:tblStyle w:val="TableGrid"/>
+        <w:tblW w:type="auto" w:w="0"/>
+        <w:jc w:val="center"/>
+        <w:tblLook w:firstColumn="1" w:firstRow="1" w:lastColumn="0" w:lastRow="0" w:noHBand="0" w:noVBand="1" w:val="04A0"/>
+      </w:tblPr>
+      <w:tblGrid>
+        <w:gridCol w:w="3213"/>
+        <w:gridCol w:w="3213"/>
+        <w:gridCol w:w="3213"/>
+      </w:tblGrid>
+      <w:tr>
+        <w:tc>
+          <w:tcPr>
+            <w:tcW w:type="dxa" w:w="3213"/>
+          </w:tcPr>
+          <w:p>
+            <w:r/>
+            <w:r>
+              <w:rPr>
+                <w:rFonts w:ascii="微软雅黑" w:hAnsi="微软雅黑" w:eastAsia="微软雅黑"/>
+                <w:b/>
+                <w:sz w:val="19"/>
+                <w:shd w:val="clear" w:color="auto" w:fill="F2F2F2"/>
+              </w:rPr>
               <w:t>功能名称</w:t>
             </w:r>
           </w:p>
@@ -20964,7 +21218,7 @@
           <w:rFonts w:ascii="微软雅黑" w:hAnsi="微软雅黑" w:eastAsia="微软雅黑"/>
           <w:sz w:val="20"/>
         </w:rPr>
-        <w:t>4.3.5 确认订单选券 / 核销</w:t>
+        <w:t xml:space="preserve">4.3.4 券可使用端口·跨端口展示与拦截规则 </w:t>
       </w:r>
       <w:r>
         <w:rPr>
@@ -20976,24 +21230,41 @@
       </w:r>
     </w:p>
     <w:p>
-      <w:pPr>
-        <w:pStyle w:val="Heading5"/>
-      </w:pPr>
-      <w:r>
-        <w:rPr>
-          <w:rFonts w:ascii="微软雅黑" w:hAnsi="微软雅黑" w:eastAsia="微软雅黑"/>
-          <w:sz w:val="20"/>
-        </w:rPr>
-        <w:t>4.3.5.1 原型与交互示意</w:t>
-      </w:r>
-    </w:p>
-    <w:p>
-      <w:r>
-        <w:rPr>
-          <w:rFonts w:ascii="微软雅黑" w:hAnsi="微软雅黑" w:eastAsia="微软雅黑"/>
-          <w:sz w:val="21"/>
-        </w:rPr>
-        <w:t>确认订单页价格摘要区「优惠券」可折叠行，点开展示可用券列表（Radio 单选）；示意图见顶部 App 原型「确认订单」页。</w:t>
+      <w:r>
+        <w:rPr>
+          <w:rFonts w:ascii="微软雅黑" w:hAnsi="微软雅黑" w:eastAsia="微软雅黑"/>
+          <w:sz w:val="21"/>
+        </w:rPr>
+        <w:t>券模板在平台端配置「券可使用端口」(</w:t>
+      </w:r>
+      <w:r>
+        <w:rPr>
+          <w:rFonts w:ascii="微软雅黑" w:hAnsi="微软雅黑" w:eastAsia="微软雅黑"/>
+          <w:sz w:val="21"/>
+        </w:rPr>
+        <w:t>usable_ports</w:t>
+      </w:r>
+      <w:r>
+        <w:rPr>
+          <w:rFonts w:ascii="微软雅黑" w:hAnsi="微软雅黑" w:eastAsia="微软雅黑"/>
+          <w:sz w:val="21"/>
+        </w:rPr>
+        <w:t>，枚举：泰小虎App / 泰尔超优惠H5 / 泰尔超优会小程序，见 §4.1.3 D2)。因 App / 小程序 / H5 账号与券包打通，用户在一个端口领取的券，在另外两个端口也能看到。本规则定义</w:t>
+      </w:r>
+      <w:r>
+        <w:rPr>
+          <w:rFonts w:ascii="微软雅黑" w:hAnsi="微软雅黑" w:eastAsia="微软雅黑"/>
+          <w:b/>
+          <w:sz w:val="21"/>
+        </w:rPr>
+        <w:t>已持有券</w:t>
+      </w:r>
+      <w:r>
+        <w:rPr>
+          <w:rFonts w:ascii="微软雅黑" w:hAnsi="微软雅黑" w:eastAsia="微软雅黑"/>
+          <w:sz w:val="21"/>
+        </w:rPr>
+        <w:t>在当前端口的展示与可用判定（与领券入口的端口过滤互补）。</w:t>
       </w:r>
     </w:p>
     <w:p/>
@@ -21004,8 +21275,692 @@
       <w:r>
         <w:drawing>
           <wp:inline xmlns:a="http://schemas.openxmlformats.org/drawingml/2006/main" xmlns:pic="http://schemas.openxmlformats.org/drawingml/2006/picture">
+            <wp:extent cx="5580000" cy="11732308"/>
+            <wp:docPr id="15" name="Picture 15"/>
+            <wp:cNvGraphicFramePr>
+              <a:graphicFrameLocks noChangeAspect="1"/>
+            </wp:cNvGraphicFramePr>
+            <a:graphic>
+              <a:graphicData uri="http://schemas.openxmlformats.org/drawingml/2006/picture">
+                <pic:pic>
+                  <pic:nvPicPr>
+                    <pic:cNvPr id="0" name="app-c2-port-restrict-drawn.png"/>
+                    <pic:cNvPicPr/>
+                  </pic:nvPicPr>
+                  <pic:blipFill>
+                    <a:blip r:embed="rId23"/>
+                    <a:stretch>
+                      <a:fillRect/>
+                    </a:stretch>
+                  </pic:blipFill>
+                  <pic:spPr>
+                    <a:xfrm>
+                      <a:off x="0" y="0"/>
+                      <a:ext cx="5580000" cy="11732308"/>
+                    </a:xfrm>
+                    <a:prstGeom prst="rect"/>
+                  </pic:spPr>
+                </pic:pic>
+              </a:graphicData>
+            </a:graphic>
+          </wp:inline>
+        </w:drawing>
+      </w:r>
+    </w:p>
+    <w:p>
+      <w:pPr>
+        <w:pStyle w:val="Heading5"/>
+      </w:pPr>
+      <w:r>
+        <w:rPr>
+          <w:rFonts w:ascii="微软雅黑" w:hAnsi="微软雅黑" w:eastAsia="微软雅黑"/>
+          <w:sz w:val="20"/>
+        </w:rPr>
+        <w:t>4.3.4.1 详细逻辑规则</w:t>
+      </w:r>
+    </w:p>
+    <w:p>
+      <w:r>
+        <w:rPr>
+          <w:rFonts w:ascii="微软雅黑" w:hAnsi="微软雅黑" w:eastAsia="微软雅黑"/>
+          <w:b/>
+          <w:sz w:val="21"/>
+        </w:rPr>
+        <w:t>展示规则</w:t>
+      </w:r>
+      <w:r>
+        <w:rPr>
+          <w:rFonts w:ascii="微软雅黑" w:hAnsi="微软雅黑" w:eastAsia="微软雅黑"/>
+          <w:sz w:val="21"/>
+        </w:rPr>
+        <w:t>：</w:t>
+      </w:r>
+    </w:p>
+    <w:p>
+      <w:pPr>
+        <w:pStyle w:val="ListBullet"/>
+      </w:pPr>
+      <w:r>
+        <w:rPr>
+          <w:rFonts w:ascii="微软雅黑" w:hAnsi="微软雅黑" w:eastAsia="微软雅黑"/>
+          <w:b/>
+          <w:sz w:val="21"/>
+        </w:rPr>
+        <w:t>领券 / 获券入口</w:t>
+      </w:r>
+      <w:r>
+        <w:rPr>
+          <w:rFonts w:ascii="微软雅黑" w:hAnsi="微软雅黑" w:eastAsia="微软雅黑"/>
+          <w:sz w:val="21"/>
+        </w:rPr>
+        <w:t xml:space="preserve">：各端口仅展示在其对应端口已勾选的券（不可跨端口领取）。例如某券 </w:t>
+      </w:r>
+      <w:r>
+        <w:rPr>
+          <w:rFonts w:ascii="微软雅黑" w:hAnsi="微软雅黑" w:eastAsia="微软雅黑"/>
+          <w:sz w:val="21"/>
+        </w:rPr>
+        <w:t>usable_ports=[泰小虎App]</w:t>
+      </w:r>
+      <w:r>
+        <w:rPr>
+          <w:rFonts w:ascii="微软雅黑" w:hAnsi="微软雅黑" w:eastAsia="微软雅黑"/>
+          <w:sz w:val="21"/>
+        </w:rPr>
+        <w:t>，则 H5、小程序端不出现该券的获券入口。</w:t>
+      </w:r>
+    </w:p>
+    <w:p>
+      <w:pPr>
+        <w:pStyle w:val="ListBullet"/>
+      </w:pPr>
+      <w:r>
+        <w:rPr>
+          <w:rFonts w:ascii="微软雅黑" w:hAnsi="微软雅黑" w:eastAsia="微软雅黑"/>
+          <w:b/>
+          <w:sz w:val="21"/>
+        </w:rPr>
+        <w:t>已持有券（我的优惠券 / 选券列表）</w:t>
+      </w:r>
+      <w:r>
+        <w:rPr>
+          <w:rFonts w:ascii="微软雅黑" w:hAnsi="微软雅黑" w:eastAsia="微软雅黑"/>
+          <w:sz w:val="21"/>
+        </w:rPr>
+        <w:t xml:space="preserve">：跨端口统一展示。判定方式——取当前端口标识 </w:t>
+      </w:r>
+      <w:r>
+        <w:rPr>
+          <w:rFonts w:ascii="微软雅黑" w:hAnsi="微软雅黑" w:eastAsia="微软雅黑"/>
+          <w:sz w:val="21"/>
+        </w:rPr>
+        <w:t>current_port</w:t>
+      </w:r>
+      <w:r>
+        <w:rPr>
+          <w:rFonts w:ascii="微软雅黑" w:hAnsi="微软雅黑" w:eastAsia="微软雅黑"/>
+          <w:sz w:val="21"/>
+        </w:rPr>
+        <w:t xml:space="preserve">，与券模板 </w:t>
+      </w:r>
+      <w:r>
+        <w:rPr>
+          <w:rFonts w:ascii="微软雅黑" w:hAnsi="微软雅黑" w:eastAsia="微软雅黑"/>
+          <w:sz w:val="21"/>
+        </w:rPr>
+        <w:t>usable_ports</w:t>
+      </w:r>
+      <w:r>
+        <w:rPr>
+          <w:rFonts w:ascii="微软雅黑" w:hAnsi="微软雅黑" w:eastAsia="微软雅黑"/>
+          <w:sz w:val="21"/>
+        </w:rPr>
+        <w:t xml:space="preserve"> 比对：</w:t>
+        <w:br/>
+        <w:t xml:space="preserve">  </w:t>
+      </w:r>
+      <w:r>
+        <w:rPr>
+          <w:rFonts w:ascii="微软雅黑" w:hAnsi="微软雅黑" w:eastAsia="微软雅黑"/>
+          <w:sz w:val="21"/>
+        </w:rPr>
+        <w:br/>
+      </w:r>
+    </w:p>
+    <w:p>
+      <w:pPr>
+        <w:pStyle w:val="ListBullet"/>
+      </w:pPr>
+      <w:r>
+        <w:rPr>
+          <w:rFonts w:ascii="微软雅黑" w:hAnsi="微软雅黑" w:eastAsia="微软雅黑"/>
+          <w:sz w:val="21"/>
+        </w:rPr>
+        <w:t xml:space="preserve">若 </w:t>
+      </w:r>
+      <w:r>
+        <w:rPr>
+          <w:rFonts w:ascii="微软雅黑" w:hAnsi="微软雅黑" w:eastAsia="微软雅黑"/>
+          <w:sz w:val="21"/>
+        </w:rPr>
+        <w:t>current_port ∈ usable_ports</w:t>
+      </w:r>
+      <w:r>
+        <w:rPr>
+          <w:rFonts w:ascii="微软雅黑" w:hAnsi="微软雅黑" w:eastAsia="微软雅黑"/>
+          <w:sz w:val="21"/>
+        </w:rPr>
+        <w:t xml:space="preserve"> → 正常展示，可正常使用 / 选择（状态按既有三态：未使用 / 已使用 / 已过期）。</w:t>
+      </w:r>
+    </w:p>
+    <w:p>
+      <w:pPr>
+        <w:pStyle w:val="ListBullet"/>
+      </w:pPr>
+      <w:r>
+        <w:rPr>
+          <w:rFonts w:ascii="微软雅黑" w:hAnsi="微软雅黑" w:eastAsia="微软雅黑"/>
+          <w:sz w:val="21"/>
+        </w:rPr>
+        <w:t xml:space="preserve">若 </w:t>
+      </w:r>
+      <w:r>
+        <w:rPr>
+          <w:rFonts w:ascii="微软雅黑" w:hAnsi="微软雅黑" w:eastAsia="微软雅黑"/>
+          <w:sz w:val="21"/>
+        </w:rPr>
+        <w:t>current_port ∉ usable_ports</w:t>
+      </w:r>
+      <w:r>
+        <w:rPr>
+          <w:rFonts w:ascii="微软雅黑" w:hAnsi="微软雅黑" w:eastAsia="微软雅黑"/>
+          <w:sz w:val="21"/>
+        </w:rPr>
+        <w:t>（端口不对）→ 仍展示该券，</w:t>
+      </w:r>
+      <w:r>
+        <w:rPr>
+          <w:rFonts w:ascii="微软雅黑" w:hAnsi="微软雅黑" w:eastAsia="微软雅黑"/>
+          <w:b/>
+          <w:sz w:val="21"/>
+        </w:rPr>
+        <w:t>状态标签统一标「生效中」</w:t>
+      </w:r>
+      <w:r>
+        <w:rPr>
+          <w:rFonts w:ascii="微软雅黑" w:hAnsi="微软雅黑" w:eastAsia="微软雅黑"/>
+          <w:sz w:val="21"/>
+        </w:rPr>
+        <w:t>（表示券本身有效、未使用、在有效期内），但</w:t>
+      </w:r>
+      <w:r>
+        <w:rPr>
+          <w:rFonts w:ascii="微软雅黑" w:hAnsi="微软雅黑" w:eastAsia="微软雅黑"/>
+          <w:b/>
+          <w:sz w:val="21"/>
+        </w:rPr>
+        <w:t>整体置灰 / 不可选</w:t>
+      </w:r>
+      <w:r>
+        <w:rPr>
+          <w:rFonts w:ascii="微软雅黑" w:hAnsi="微软雅黑" w:eastAsia="微软雅黑"/>
+          <w:sz w:val="21"/>
+        </w:rPr>
+        <w:t>（不能使用）。</w:t>
+      </w:r>
+    </w:p>
+    <w:p>
+      <w:pPr>
+        <w:pStyle w:val="ListBullet"/>
+      </w:pPr>
+      <w:r>
+        <w:rPr>
+          <w:rFonts w:ascii="微软雅黑" w:hAnsi="微软雅黑" w:eastAsia="微软雅黑"/>
+          <w:sz w:val="21"/>
+        </w:rPr>
+        <w:t>置灰样式：券卡片 / 选券行降低透明度或灰化；「去使用」按钮禁用；选券列表该条目 Radio 禁用不可点。</w:t>
+      </w:r>
+    </w:p>
+    <w:p>
+      <w:r>
+        <w:rPr>
+          <w:rFonts w:ascii="微软雅黑" w:hAnsi="微软雅黑" w:eastAsia="微软雅黑"/>
+          <w:b/>
+          <w:sz w:val="21"/>
+        </w:rPr>
+        <w:t>点击交互</w:t>
+      </w:r>
+      <w:r>
+        <w:rPr>
+          <w:rFonts w:ascii="微软雅黑" w:hAnsi="微软雅黑" w:eastAsia="微软雅黑"/>
+          <w:sz w:val="21"/>
+        </w:rPr>
+        <w:t>：</w:t>
+      </w:r>
+    </w:p>
+    <w:p>
+      <w:pPr>
+        <w:pStyle w:val="ListBullet"/>
+      </w:pPr>
+      <w:r>
+        <w:rPr>
+          <w:rFonts w:ascii="微软雅黑" w:hAnsi="微软雅黑" w:eastAsia="微软雅黑"/>
+          <w:sz w:val="21"/>
+        </w:rPr>
+        <w:t>端口不对的置灰券，用户点击（卡片 / 行任意位置，含已禁用的「去使用」按钮）→ 弹出提示（Toast 或轻提示）：</w:t>
+      </w:r>
+      <w:r>
+        <w:rPr>
+          <w:rFonts w:ascii="微软雅黑" w:hAnsi="微软雅黑" w:eastAsia="微软雅黑"/>
+          <w:b/>
+          <w:sz w:val="21"/>
+        </w:rPr>
+        <w:t>「此券仅支持在 {usable_ports 端口名称} 使用」</w:t>
+      </w:r>
+      <w:r>
+        <w:rPr>
+          <w:rFonts w:ascii="微软雅黑" w:hAnsi="微软雅黑" w:eastAsia="微软雅黑"/>
+          <w:sz w:val="21"/>
+        </w:rPr>
+        <w:t>。</w:t>
+      </w:r>
+    </w:p>
+    <w:p>
+      <w:pPr>
+        <w:pStyle w:val="ListBullet"/>
+      </w:pPr>
+      <w:r>
+        <w:rPr>
+          <w:rFonts w:ascii="微软雅黑" w:hAnsi="微软雅黑" w:eastAsia="微软雅黑"/>
+          <w:sz w:val="21"/>
+        </w:rPr>
+        <w:t xml:space="preserve">端口名称取券模板 </w:t>
+      </w:r>
+      <w:r>
+        <w:rPr>
+          <w:rFonts w:ascii="微软雅黑" w:hAnsi="微软雅黑" w:eastAsia="微软雅黑"/>
+          <w:sz w:val="21"/>
+        </w:rPr>
+        <w:t>usable_ports</w:t>
+      </w:r>
+      <w:r>
+        <w:rPr>
+          <w:rFonts w:ascii="微软雅黑" w:hAnsi="微软雅黑" w:eastAsia="微软雅黑"/>
+          <w:sz w:val="21"/>
+        </w:rPr>
+        <w:t xml:space="preserve"> 的配置值，多个端口用「、」连接。示例：</w:t>
+        <w:br/>
+        <w:t xml:space="preserve">  </w:t>
+      </w:r>
+      <w:r>
+        <w:rPr>
+          <w:rFonts w:ascii="微软雅黑" w:hAnsi="微软雅黑" w:eastAsia="微软雅黑"/>
+          <w:sz w:val="21"/>
+        </w:rPr>
+        <w:br/>
+      </w:r>
+    </w:p>
+    <w:p>
+      <w:pPr>
+        <w:pStyle w:val="ListBullet"/>
+      </w:pPr>
+      <w:r>
+        <w:rPr>
+          <w:rFonts w:ascii="微软雅黑" w:hAnsi="微软雅黑" w:eastAsia="微软雅黑"/>
+          <w:sz w:val="21"/>
+        </w:rPr>
+        <w:t>usable_ports=[泰小虎App]</w:t>
+      </w:r>
+      <w:r>
+        <w:rPr>
+          <w:rFonts w:ascii="微软雅黑" w:hAnsi="微软雅黑" w:eastAsia="微软雅黑"/>
+          <w:sz w:val="21"/>
+        </w:rPr>
+        <w:t xml:space="preserve"> → 「此券仅支持在泰小虎App使用」</w:t>
+      </w:r>
+    </w:p>
+    <w:p>
+      <w:pPr>
+        <w:pStyle w:val="ListBullet"/>
+      </w:pPr>
+      <w:r>
+        <w:rPr>
+          <w:rFonts w:ascii="微软雅黑" w:hAnsi="微软雅黑" w:eastAsia="微软雅黑"/>
+          <w:sz w:val="21"/>
+        </w:rPr>
+        <w:t>usable_ports=[泰小虎App, 泰尔超优惠H5]</w:t>
+      </w:r>
+      <w:r>
+        <w:rPr>
+          <w:rFonts w:ascii="微软雅黑" w:hAnsi="微软雅黑" w:eastAsia="微软雅黑"/>
+          <w:sz w:val="21"/>
+        </w:rPr>
+        <w:t xml:space="preserve"> → 「此券仅支持在泰小虎App、泰尔超优惠H5使用」</w:t>
+      </w:r>
+    </w:p>
+    <w:p>
+      <w:pPr>
+        <w:pStyle w:val="ListBullet"/>
+      </w:pPr>
+      <w:r>
+        <w:rPr>
+          <w:rFonts w:ascii="微软雅黑" w:hAnsi="微软雅黑" w:eastAsia="微软雅黑"/>
+          <w:sz w:val="21"/>
+        </w:rPr>
+        <w:t>提示为纯文案提示，点击不触发任何跳转或选券动作。</w:t>
+      </w:r>
+    </w:p>
+    <w:p>
+      <w:r>
+        <w:rPr>
+          <w:rFonts w:ascii="微软雅黑" w:hAnsi="微软雅黑" w:eastAsia="微软雅黑"/>
+          <w:b/>
+          <w:sz w:val="21"/>
+        </w:rPr>
+        <w:t>业务逻辑与边界条件</w:t>
+      </w:r>
+      <w:r>
+        <w:rPr>
+          <w:rFonts w:ascii="微软雅黑" w:hAnsi="微软雅黑" w:eastAsia="微软雅黑"/>
+          <w:sz w:val="21"/>
+        </w:rPr>
+        <w:t>：</w:t>
+      </w:r>
+    </w:p>
+    <w:p>
+      <w:pPr>
+        <w:pStyle w:val="ListBullet"/>
+      </w:pPr>
+      <w:r>
+        <w:rPr>
+          <w:rFonts w:ascii="微软雅黑" w:hAnsi="微软雅黑" w:eastAsia="微软雅黑"/>
+          <w:sz w:val="21"/>
+        </w:rPr>
+        <w:t xml:space="preserve">「生效中」与既有三态并行：端口不对的券，其底层 </w:t>
+      </w:r>
+      <w:r>
+        <w:rPr>
+          <w:rFonts w:ascii="微软雅黑" w:hAnsi="微软雅黑" w:eastAsia="微软雅黑"/>
+          <w:sz w:val="21"/>
+        </w:rPr>
+        <w:t>status</w:t>
+      </w:r>
+      <w:r>
+        <w:rPr>
+          <w:rFonts w:ascii="微软雅黑" w:hAnsi="微软雅黑" w:eastAsia="微软雅黑"/>
+          <w:sz w:val="21"/>
+        </w:rPr>
+        <w:t xml:space="preserve"> 仍为「未使用」（时效内、未核销），仅在前端展示层叠加「端口不匹配」置灰态，不真正改变券实例状态。</w:t>
+      </w:r>
+    </w:p>
+    <w:p>
+      <w:pPr>
+        <w:pStyle w:val="ListBullet"/>
+      </w:pPr>
+      <w:r>
+        <w:rPr>
+          <w:rFonts w:ascii="微软雅黑" w:hAnsi="微软雅黑" w:eastAsia="微软雅黑"/>
+          <w:sz w:val="21"/>
+        </w:rPr>
+        <w:t>跨端口账号一致性：判定以登录用户统一券包 + 当前所在端口为准，不区分领取来源端口。</w:t>
+      </w:r>
+    </w:p>
+    <w:p>
+      <w:pPr>
+        <w:pStyle w:val="ListBullet"/>
+      </w:pPr>
+      <w:r>
+        <w:rPr>
+          <w:rFonts w:ascii="微软雅黑" w:hAnsi="微软雅黑" w:eastAsia="微软雅黑"/>
+          <w:sz w:val="21"/>
+        </w:rPr>
+        <w:t>后端二次校验：选券 / 下单接口除既有门槛、适用范围、底价校验外，</w:t>
+      </w:r>
+      <w:r>
+        <w:rPr>
+          <w:rFonts w:ascii="微软雅黑" w:hAnsi="微软雅黑" w:eastAsia="微软雅黑"/>
+          <w:b/>
+          <w:sz w:val="21"/>
+        </w:rPr>
+        <w:t xml:space="preserve">须校验 </w:t>
+      </w:r>
+      <w:r>
+        <w:rPr>
+          <w:rFonts w:ascii="微软雅黑" w:hAnsi="微软雅黑" w:eastAsia="微软雅黑"/>
+          <w:b/>
+          <w:sz w:val="21"/>
+        </w:rPr>
+        <w:t>current_port ∈ usable_ports</w:t>
+      </w:r>
+      <w:r>
+        <w:rPr>
+          <w:rFonts w:ascii="微软雅黑" w:hAnsi="微软雅黑" w:eastAsia="微软雅黑"/>
+          <w:sz w:val="21"/>
+        </w:rPr>
+        <w:t>；前端置灰仅为体验拦截，后端为权威拦截，防止绕过。</w:t>
+      </w:r>
+    </w:p>
+    <w:p>
+      <w:pPr>
+        <w:pStyle w:val="Heading5"/>
+      </w:pPr>
+      <w:r>
+        <w:rPr>
+          <w:rFonts w:ascii="微软雅黑" w:hAnsi="微软雅黑" w:eastAsia="微软雅黑"/>
+          <w:sz w:val="20"/>
+        </w:rPr>
+        <w:t>4.3.4.2 数据来源（字段级）</w:t>
+      </w:r>
+    </w:p>
+    <w:tbl>
+      <w:tblPr>
+        <w:tblStyle w:val="TableGrid"/>
+        <w:tblW w:type="auto" w:w="0"/>
+        <w:jc w:val="center"/>
+        <w:tblLook w:firstColumn="1" w:firstRow="1" w:lastColumn="0" w:lastRow="0" w:noHBand="0" w:noVBand="1" w:val="04A0"/>
+      </w:tblPr>
+      <w:tblGrid>
+        <w:gridCol w:w="4819"/>
+        <w:gridCol w:w="4819"/>
+      </w:tblGrid>
+      <w:tr>
+        <w:tc>
+          <w:tcPr>
+            <w:tcW w:type="dxa" w:w="4819"/>
+          </w:tcPr>
+          <w:p>
+            <w:r/>
+            <w:r>
+              <w:rPr>
+                <w:rFonts w:ascii="微软雅黑" w:hAnsi="微软雅黑" w:eastAsia="微软雅黑"/>
+                <w:b/>
+                <w:sz w:val="19"/>
+                <w:shd w:val="clear" w:color="auto" w:fill="F2F2F2"/>
+              </w:rPr>
+              <w:t>字段名称</w:t>
+            </w:r>
+          </w:p>
+        </w:tc>
+        <w:tc>
+          <w:tcPr>
+            <w:tcW w:type="dxa" w:w="4819"/>
+          </w:tcPr>
+          <w:p>
+            <w:r/>
+            <w:r>
+              <w:rPr>
+                <w:rFonts w:ascii="微软雅黑" w:hAnsi="微软雅黑" w:eastAsia="微软雅黑"/>
+                <w:b/>
+                <w:sz w:val="19"/>
+                <w:shd w:val="clear" w:color="auto" w:fill="F2F2F2"/>
+              </w:rPr>
+              <w:t>取值逻辑说明</w:t>
+            </w:r>
+          </w:p>
+        </w:tc>
+      </w:tr>
+      <w:tr>
+        <w:tc>
+          <w:tcPr>
+            <w:tcW w:type="dxa" w:w="4819"/>
+          </w:tcPr>
+          <w:p>
+            <w:r/>
+            <w:r>
+              <w:rPr>
+                <w:rFonts w:ascii="微软雅黑" w:hAnsi="微软雅黑" w:eastAsia="微软雅黑"/>
+                <w:sz w:val="19"/>
+              </w:rPr>
+              <w:t>券可使用端口 usable_ports</w:t>
+            </w:r>
+          </w:p>
+        </w:tc>
+        <w:tc>
+          <w:tcPr>
+            <w:tcW w:type="dxa" w:w="4819"/>
+          </w:tcPr>
+          <w:p>
+            <w:r/>
+            <w:r>
+              <w:rPr>
+                <w:rFonts w:ascii="微软雅黑" w:hAnsi="微软雅黑" w:eastAsia="微软雅黑"/>
+                <w:sz w:val="19"/>
+              </w:rPr>
+              <w:t>取《券模板表》</w:t>
+            </w:r>
+            <w:r>
+              <w:rPr>
+                <w:rFonts w:ascii="微软雅黑" w:hAnsi="微软雅黑" w:eastAsia="微软雅黑"/>
+                <w:sz w:val="19"/>
+              </w:rPr>
+              <w:t>usable_ports</w:t>
+            </w:r>
+            <w:r>
+              <w:rPr>
+                <w:rFonts w:ascii="微软雅黑" w:hAnsi="微软雅黑" w:eastAsia="微软雅黑"/>
+                <w:sz w:val="19"/>
+              </w:rPr>
+              <w:t xml:space="preserve"> 字段；券详情 / 券模板接口须返回该字段供 C 端比对 current_port</w:t>
+            </w:r>
+          </w:p>
+        </w:tc>
+      </w:tr>
+      <w:tr>
+        <w:tc>
+          <w:tcPr>
+            <w:tcW w:type="dxa" w:w="4819"/>
+          </w:tcPr>
+          <w:p>
+            <w:r/>
+            <w:r>
+              <w:rPr>
+                <w:rFonts w:ascii="微软雅黑" w:hAnsi="微软雅黑" w:eastAsia="微软雅黑"/>
+                <w:sz w:val="19"/>
+              </w:rPr>
+              <w:t>当前端口 current_port</w:t>
+            </w:r>
+          </w:p>
+        </w:tc>
+        <w:tc>
+          <w:tcPr>
+            <w:tcW w:type="dxa" w:w="4819"/>
+          </w:tcPr>
+          <w:p>
+            <w:r/>
+            <w:r>
+              <w:rPr>
+                <w:rFonts w:ascii="微软雅黑" w:hAnsi="微软雅黑" w:eastAsia="微软雅黑"/>
+                <w:sz w:val="19"/>
+              </w:rPr>
+              <w:t>取客户端运行环境标识（App / H5 / 小程序），由客户端传入或由运行容器判定</w:t>
+            </w:r>
+          </w:p>
+        </w:tc>
+      </w:tr>
+      <w:tr>
+        <w:tc>
+          <w:tcPr>
+            <w:tcW w:type="dxa" w:w="4819"/>
+          </w:tcPr>
+          <w:p>
+            <w:r/>
+            <w:r>
+              <w:rPr>
+                <w:rFonts w:ascii="微软雅黑" w:hAnsi="微软雅黑" w:eastAsia="微软雅黑"/>
+                <w:sz w:val="19"/>
+              </w:rPr>
+              <w:t>用户券 status</w:t>
+            </w:r>
+          </w:p>
+        </w:tc>
+        <w:tc>
+          <w:tcPr>
+            <w:tcW w:type="dxa" w:w="4819"/>
+          </w:tcPr>
+          <w:p>
+            <w:r/>
+            <w:r>
+              <w:rPr>
+                <w:rFonts w:ascii="微软雅黑" w:hAnsi="微软雅黑" w:eastAsia="微软雅黑"/>
+                <w:sz w:val="19"/>
+              </w:rPr>
+              <w:t>取《用户券表》status（未使用 / 已使用 / 已过期），与端口匹配态叠加展示</w:t>
+            </w:r>
+          </w:p>
+        </w:tc>
+      </w:tr>
+    </w:tbl>
+    <w:p>
+      <w:pPr>
+        <w:pStyle w:val="Heading4"/>
+      </w:pPr>
+      <w:r>
+        <w:rPr>
+          <w:rFonts w:ascii="微软雅黑" w:hAnsi="微软雅黑" w:eastAsia="微软雅黑"/>
+          <w:sz w:val="20"/>
+        </w:rPr>
+        <w:t>4.3.5 确认订单选券 / 核销</w:t>
+      </w:r>
+      <w:r>
+        <w:rPr>
+          <w:rFonts w:ascii="微软雅黑" w:hAnsi="微软雅黑" w:eastAsia="微软雅黑"/>
+          <w:sz w:val="20"/>
+          <w:shd w:val="clear" w:color="auto" w:fill="E8F5E9"/>
+        </w:rPr>
+        <w:t>本期新增</w:t>
+      </w:r>
+    </w:p>
+    <w:p>
+      <w:pPr>
+        <w:pStyle w:val="Heading5"/>
+      </w:pPr>
+      <w:r>
+        <w:rPr>
+          <w:rFonts w:ascii="微软雅黑" w:hAnsi="微软雅黑" w:eastAsia="微软雅黑"/>
+          <w:sz w:val="20"/>
+        </w:rPr>
+        <w:t>4.3.5.1 原型与交互示意</w:t>
+      </w:r>
+    </w:p>
+    <w:p>
+      <w:r>
+        <w:rPr>
+          <w:rFonts w:ascii="微软雅黑" w:hAnsi="微软雅黑" w:eastAsia="微软雅黑"/>
+          <w:sz w:val="21"/>
+        </w:rPr>
+        <w:t>确认订单页价格摘要区「优惠券」可折叠行，点开展示可用券列表（Radio 单选）；示意图见顶部 App 原型「确认订单」页。</w:t>
+      </w:r>
+    </w:p>
+    <w:p/>
+    <w:p>
+      <w:pPr>
+        <w:jc w:val="center"/>
+      </w:pPr>
+      <w:r>
+        <w:drawing>
+          <wp:inline xmlns:a="http://schemas.openxmlformats.org/drawingml/2006/main" xmlns:pic="http://schemas.openxmlformats.org/drawingml/2006/picture">
             <wp:extent cx="5580000" cy="15852273"/>
-            <wp:docPr id="15" name="Picture 15"/>
+            <wp:docPr id="16" name="Picture 16"/>
             <wp:cNvGraphicFramePr>
               <a:graphicFrameLocks noChangeAspect="1"/>
             </wp:cNvGraphicFramePr>
@@ -21017,7 +21972,7 @@
                     <pic:cNvPicPr/>
                   </pic:nvPicPr>
                   <pic:blipFill>
-                    <a:blip r:embed="rId22"/>
+                    <a:blip r:embed="rId24"/>
                     <a:stretch>
                       <a:fillRect/>
                     </a:stretch>
@@ -21171,14 +22126,14 @@
           <w:b/>
           <w:sz w:val="21"/>
         </w:rPr>
-        <w:t>底价保护</w:t>
-      </w:r>
-      <w:r>
-        <w:rPr>
-          <w:rFonts w:ascii="微软雅黑" w:hAnsi="微软雅黑" w:eastAsia="微软雅黑"/>
-          <w:sz w:val="21"/>
-        </w:rPr>
-        <w:t>：选券/结算时若某适用商品减免后实付单价 &lt; 其 floor_price（见 §4.1.3.4），则对该商品回退优惠至刚好触底（实付=底价），其余商品不受影响；极端情况该券整体置灰提示「该商品受底价保护，本券不可用」。后端下单接口二次校验，前后端规则一致。</w:t>
+        <w:t>底价不击穿</w:t>
+      </w:r>
+      <w:r>
+        <w:rPr>
+          <w:rFonts w:ascii="微软雅黑" w:hAnsi="微软雅黑" w:eastAsia="微软雅黑"/>
+          <w:sz w:val="21"/>
+        </w:rPr>
+        <w:t>：选券/结算时若某适用商品减免后实付单价 &lt; 其 floor_price（见 §4.1.3.4），则对该商品回退优惠至刚好触底（实付=底价），其余商品不受影响；极端情况该券整体置灰提示「该商品触发底价不击穿，本券不可用」。后端下单接口二次校验，前后端规则一致。</w:t>
       </w:r>
     </w:p>
     <w:p>
@@ -21244,6 +22199,76 @@
           <w:sz w:val="21"/>
         </w:rPr>
         <w:t>订单级「优惠券」折叠行按订单总额计算本券（与 §4.1.3.2 计算层级一致）。</w:t>
+      </w:r>
+    </w:p>
+    <w:p>
+      <w:pPr>
+        <w:pStyle w:val="ListBullet"/>
+      </w:pPr>
+      <w:r>
+        <w:rPr>
+          <w:rFonts w:ascii="微软雅黑" w:hAnsi="微软雅黑" w:eastAsia="微软雅黑"/>
+          <w:sz w:val="21"/>
+        </w:rPr>
+        <w:t xml:space="preserve">⚠️ </w:t>
+      </w:r>
+      <w:r>
+        <w:rPr>
+          <w:rFonts w:ascii="微软雅黑" w:hAnsi="微软雅黑" w:eastAsia="微软雅黑"/>
+          <w:b/>
+          <w:sz w:val="21"/>
+        </w:rPr>
+        <w:t>跨端口持有券拦截</w:t>
+      </w:r>
+      <w:r>
+        <w:rPr>
+          <w:rFonts w:ascii="微软雅黑" w:hAnsi="微软雅黑" w:eastAsia="微软雅黑"/>
+          <w:sz w:val="21"/>
+        </w:rPr>
+        <w:t xml:space="preserve">：若用户持有某券但当前端口不在其 </w:t>
+      </w:r>
+      <w:r>
+        <w:rPr>
+          <w:rFonts w:ascii="微软雅黑" w:hAnsi="微软雅黑" w:eastAsia="微软雅黑"/>
+          <w:sz w:val="21"/>
+        </w:rPr>
+        <w:t>usable_ports</w:t>
+      </w:r>
+      <w:r>
+        <w:rPr>
+          <w:rFonts w:ascii="微软雅黑" w:hAnsi="微软雅黑" w:eastAsia="微软雅黑"/>
+          <w:sz w:val="21"/>
+        </w:rPr>
+        <w:t xml:space="preserve"> 内，该券在选券列表中</w:t>
+      </w:r>
+      <w:r>
+        <w:rPr>
+          <w:rFonts w:ascii="微软雅黑" w:hAnsi="微软雅黑" w:eastAsia="微软雅黑"/>
+          <w:b/>
+          <w:sz w:val="21"/>
+        </w:rPr>
+        <w:t>置灰不可选</w:t>
+      </w:r>
+      <w:r>
+        <w:rPr>
+          <w:rFonts w:ascii="微软雅黑" w:hAnsi="微软雅黑" w:eastAsia="微软雅黑"/>
+          <w:sz w:val="21"/>
+        </w:rPr>
+        <w:t xml:space="preserve">（状态标「生效中」），点击该行提示「此券仅支持在 {usable_ports 端口名称} 使用」；后端在下单/选券接口二次校验 </w:t>
+      </w:r>
+      <w:r>
+        <w:rPr>
+          <w:rFonts w:ascii="微软雅黑" w:hAnsi="微软雅黑" w:eastAsia="微软雅黑"/>
+          <w:sz w:val="21"/>
+        </w:rPr>
+        <w:t>current_port ∈ usable_ports</w:t>
+      </w:r>
+      <w:r>
+        <w:rPr>
+          <w:rFonts w:ascii="微软雅黑" w:hAnsi="微软雅黑" w:eastAsia="微软雅黑"/>
+          <w:sz w:val="21"/>
+        </w:rPr>
+        <w:t>，前端置灰仅为体验拦截（完整规则见 §4.3.4）。</w:t>
       </w:r>
     </w:p>
     <w:p>
@@ -21491,7 +22516,22 @@
                 <w:rFonts w:ascii="微软雅黑" w:hAnsi="微软雅黑" w:eastAsia="微软雅黑"/>
                 <w:sz w:val="19"/>
               </w:rPr>
-              <w:t>不满足门槛/适用范围时整条置灰 + 红字原因</w:t>
+              <w:t>不满足门槛/适用范围/</w:t>
+            </w:r>
+            <w:r>
+              <w:rPr>
+                <w:rFonts w:ascii="微软雅黑" w:hAnsi="微软雅黑" w:eastAsia="微软雅黑"/>
+                <w:b/>
+                <w:sz w:val="19"/>
+              </w:rPr>
+              <w:t>端口不匹配</w:t>
+            </w:r>
+            <w:r>
+              <w:rPr>
+                <w:rFonts w:ascii="微软雅黑" w:hAnsi="微软雅黑" w:eastAsia="微软雅黑"/>
+                <w:sz w:val="19"/>
+              </w:rPr>
+              <w:t>时整条置灰 + 红字原因</w:t>
             </w:r>
           </w:p>
         </w:tc>
@@ -21506,7 +22546,7 @@
                 <w:rFonts w:ascii="微软雅黑" w:hAnsi="微软雅黑" w:eastAsia="微软雅黑"/>
                 <w:sz w:val="19"/>
               </w:rPr>
-              <w:t>如「未满100元可用」</w:t>
+              <w:t>如「未满100元可用」；端口不匹配时点击提示「此券仅支持在 {usable_ports 端口名称} 使用」（见 §4.3.4）</w:t>
             </w:r>
           </w:p>
         </w:tc>
@@ -22174,7 +23214,7 @@
         <w:drawing>
           <wp:inline xmlns:a="http://schemas.openxmlformats.org/drawingml/2006/main" xmlns:pic="http://schemas.openxmlformats.org/drawingml/2006/picture">
             <wp:extent cx="5580000" cy="3487500"/>
-            <wp:docPr id="16" name="Picture 16"/>
+            <wp:docPr id="17" name="Picture 17"/>
             <wp:cNvGraphicFramePr>
               <a:graphicFrameLocks noChangeAspect="1"/>
             </wp:cNvGraphicFramePr>
@@ -22186,7 +23226,7 @@
                     <pic:cNvPicPr/>
                   </pic:nvPicPr>
                   <pic:blipFill>
-                    <a:blip r:embed="rId23"/>
+                    <a:blip r:embed="rId25"/>
                     <a:stretch>
                       <a:fillRect/>
                     </a:stretch>

--- a/优惠券新需求/优惠券体系新需求PRD.docx
+++ b/优惠券新需求/优惠券体系新需求PRD.docx
@@ -568,7 +568,37 @@
           <w:rFonts w:ascii="微软雅黑" w:hAnsi="微软雅黑" w:eastAsia="微软雅黑"/>
           <w:sz w:val="21"/>
         </w:rPr>
-        <w:t>：App / 小程序 / H5 在触发条件满足时弹出"获券弹窗"，支持多张券（每种 1 张）。</w:t>
+        <w:t>：</w:t>
+      </w:r>
+      <w:r>
+        <w:rPr>
+          <w:rFonts w:ascii="微软雅黑" w:hAnsi="微软雅黑" w:eastAsia="微软雅黑"/>
+          <w:color w:val="C62828"/>
+          <w:sz w:val="21"/>
+        </w:rPr>
+        <w:t>App / 小程序 / H5 在触发条件满足时弹出"获券弹窗"，支持多张券（每种 1 张）</w:t>
+      </w:r>
+      <w:r>
+        <w:rPr>
+          <w:rFonts w:ascii="微软雅黑" w:hAnsi="微软雅黑" w:eastAsia="微软雅黑"/>
+          <w:sz w:val="21"/>
+        </w:rPr>
+        <w:t xml:space="preserve"> </w:t>
+      </w:r>
+      <w:r>
+        <w:rPr>
+          <w:rFonts w:ascii="微软雅黑" w:hAnsi="微软雅黑" w:eastAsia="微软雅黑"/>
+          <w:b/>
+          <w:sz w:val="21"/>
+        </w:rPr>
+        <w:t>⚠️ 本期不做（移至下期）</w:t>
+      </w:r>
+      <w:r>
+        <w:rPr>
+          <w:rFonts w:ascii="微软雅黑" w:hAnsi="微软雅黑" w:eastAsia="微软雅黑"/>
+          <w:sz w:val="21"/>
+        </w:rPr>
+        <w:t>。</w:t>
       </w:r>
     </w:p>
     <w:p>
@@ -1013,7 +1043,22 @@
           <w:rFonts w:ascii="微软雅黑" w:hAnsi="微软雅黑" w:eastAsia="微软雅黑"/>
           <w:sz w:val="21"/>
         </w:rPr>
-        <w:t>（端口范围仅含平台端后台 + App + 小程序 + H5）。</w:t>
+        <w:t>；</w:t>
+      </w:r>
+      <w:r>
+        <w:rPr>
+          <w:rFonts w:ascii="微软雅黑" w:hAnsi="微软雅黑" w:eastAsia="微软雅黑"/>
+          <w:b/>
+          <w:sz w:val="21"/>
+        </w:rPr>
+        <w:t>获券弹窗(系统发券触达)本期不做</w:t>
+      </w:r>
+      <w:r>
+        <w:rPr>
+          <w:rFonts w:ascii="微软雅黑" w:hAnsi="微软雅黑" w:eastAsia="微软雅黑"/>
+          <w:sz w:val="21"/>
+        </w:rPr>
+        <w:t>（C 端仅保留「我的优惠券」+「确认订单选券核销」，不含任何获券/领券弹窗UI）。端口范围仅含平台端后台 + App + 小程序 + H5）。</w:t>
       </w:r>
     </w:p>
     <w:p>
@@ -1237,7 +1282,30 @@
                 <w:rFonts w:ascii="微软雅黑" w:hAnsi="微软雅黑" w:eastAsia="微软雅黑"/>
                 <w:sz w:val="19"/>
               </w:rPr>
-              <w:t>App / 小程序 / H5（获券弹窗 + 我的券 + 确认订单）</w:t>
+              <w:t>App / 小程序 / H5（</w:t>
+            </w:r>
+            <w:r>
+              <w:rPr>
+                <w:rFonts w:ascii="微软雅黑" w:hAnsi="微软雅黑" w:eastAsia="微软雅黑"/>
+                <w:color w:val="C62828"/>
+                <w:sz w:val="19"/>
+              </w:rPr>
+              <w:t>获券弹窗</w:t>
+            </w:r>
+            <w:r>
+              <w:rPr>
+                <w:rFonts w:ascii="微软雅黑" w:hAnsi="微软雅黑" w:eastAsia="微软雅黑"/>
+                <w:sz w:val="19"/>
+              </w:rPr>
+              <w:t xml:space="preserve"> + 我的券 + 确认订单）</w:t>
+            </w:r>
+            <w:r>
+              <w:rPr>
+                <w:rFonts w:ascii="微软雅黑" w:hAnsi="微软雅黑" w:eastAsia="微软雅黑"/>
+                <w:b/>
+                <w:sz w:val="19"/>
+              </w:rPr>
+              <w:t>⚠️ 获券弹窗本期不做</w:t>
             </w:r>
           </w:p>
         </w:tc>
@@ -18541,7 +18609,16 @@
           <w:rFonts w:ascii="微软雅黑" w:hAnsi="微软雅黑" w:eastAsia="微软雅黑"/>
           <w:sz w:val="20"/>
         </w:rPr>
-        <w:t>4.3 App 端（全链路新增：获券弹窗 + 我的优惠券 + 下单核销）</w:t>
+        <w:t>4.3 App 端（本期新增：我的优惠券 + 下单核销）</w:t>
+      </w:r>
+      <w:r>
+        <w:rPr>
+          <w:rFonts w:ascii="微软雅黑" w:hAnsi="微软雅黑" w:eastAsia="微软雅黑"/>
+          <w:color w:val="C62828"/>
+          <w:sz w:val="20"/>
+          <w:shd w:val="clear" w:color="auto" w:fill="F0F0F0"/>
+        </w:rPr>
+        <w:t>⚠️ 获券弹窗已移至下期</w:t>
       </w:r>
     </w:p>
     <w:p>
@@ -18600,14 +18677,60 @@
           <w:b/>
           <w:sz w:val="21"/>
         </w:rPr>
-        <w:t>App 端为全链路新增</w:t>
-      </w:r>
-      <w:r>
-        <w:rPr>
-          <w:rFonts w:ascii="微软雅黑" w:hAnsi="微软雅黑" w:eastAsia="微软雅黑"/>
-          <w:sz w:val="21"/>
-        </w:rPr>
-        <w:t>。本期 App 需新建：获券弹窗、我的优惠券页、确认订单选券/核销逻辑。以下逐页面逐功能点拆解。</w:t>
+        <w:t>App 端为部分新增</w:t>
+      </w:r>
+      <w:r>
+        <w:rPr>
+          <w:rFonts w:ascii="微软雅黑" w:hAnsi="微软雅黑" w:eastAsia="微软雅黑"/>
+          <w:sz w:val="21"/>
+        </w:rPr>
+        <w:t>。本期 App 需新建：</w:t>
+      </w:r>
+      <w:r>
+        <w:rPr>
+          <w:rFonts w:ascii="微软雅黑" w:hAnsi="微软雅黑" w:eastAsia="微软雅黑"/>
+          <w:b/>
+          <w:sz w:val="21"/>
+        </w:rPr>
+        <w:t>我的优惠券页</w:t>
+      </w:r>
+      <w:r>
+        <w:rPr>
+          <w:rFonts w:ascii="微软雅黑" w:hAnsi="微软雅黑" w:eastAsia="微软雅黑"/>
+          <w:sz w:val="21"/>
+        </w:rPr>
+        <w:t>、</w:t>
+      </w:r>
+      <w:r>
+        <w:rPr>
+          <w:rFonts w:ascii="微软雅黑" w:hAnsi="微软雅黑" w:eastAsia="微软雅黑"/>
+          <w:b/>
+          <w:sz w:val="21"/>
+        </w:rPr>
+        <w:t>确认订单选券/核销逻辑</w:t>
+      </w:r>
+      <w:r>
+        <w:rPr>
+          <w:rFonts w:ascii="微软雅黑" w:hAnsi="微软雅黑" w:eastAsia="微软雅黑"/>
+          <w:sz w:val="21"/>
+        </w:rPr>
+        <w:t>。</w:t>
+      </w:r>
+      <w:r>
+        <w:rPr>
+          <w:rFonts w:ascii="微软雅黑" w:hAnsi="微软雅黑" w:eastAsia="微软雅黑"/>
+          <w:color w:val="C62828"/>
+          <w:sz w:val="21"/>
+          <w:shd w:val="clear" w:color="auto" w:fill="F0F0F0"/>
+        </w:rPr>
+        <w:t>⚠️ 获券弹窗(系统发券触达)已移至下期，不在本期范围</w:t>
+      </w:r>
+      <w:r>
+        <w:rPr>
+          <w:rFonts w:ascii="微软雅黑" w:hAnsi="微软雅黑" w:eastAsia="微软雅黑"/>
+          <w:sz w:val="21"/>
+        </w:rPr>
+        <w:t>。以下逐页面逐功能点拆解。</w:t>
       </w:r>
     </w:p>
     <w:p>
@@ -18625,9 +18748,37 @@
         <w:rPr>
           <w:rFonts w:ascii="微软雅黑" w:hAnsi="微软雅黑" w:eastAsia="微软雅黑"/>
           <w:sz w:val="20"/>
+          <w:shd w:val="clear" w:color="auto" w:fill="F0F0F0"/>
+        </w:rPr>
+        <w:t>⚠️ 本期删除（移至下期）</w:t>
+      </w:r>
+    </w:p>
+    <w:p>
+      <w:r>
+        <w:rPr>
+          <w:rFonts w:ascii="微软雅黑" w:hAnsi="微软雅黑" w:eastAsia="微软雅黑"/>
+          <w:sz w:val="20"/>
           <w:shd w:val="clear" w:color="auto" w:fill="E8F5E9"/>
         </w:rPr>
-        <w:t>本期新增</w:t>
+        <w:t xml:space="preserve">⚠️ </w:t>
+      </w:r>
+      <w:r>
+        <w:rPr>
+          <w:rFonts w:ascii="微软雅黑" w:hAnsi="微软雅黑" w:eastAsia="微软雅黑"/>
+          <w:b/>
+          <w:sz w:val="20"/>
+          <w:shd w:val="clear" w:color="auto" w:fill="E8F5E9"/>
+        </w:rPr>
+        <w:t>本期删除</w:t>
+      </w:r>
+      <w:r>
+        <w:rPr>
+          <w:rFonts w:ascii="微软雅黑" w:hAnsi="微软雅黑" w:eastAsia="微软雅黑"/>
+          <w:sz w:val="20"/>
+          <w:shd w:val="clear" w:color="auto" w:fill="E8F5E9"/>
+        </w:rPr>
+        <w:t>：首页获券弹窗入口不在本期范围内，移至下期规划。以下内容为保留参考。</w:t>
+        <w:br/>
       </w:r>
     </w:p>
     <w:p>
@@ -18838,9 +18989,9 @@
         <w:rPr>
           <w:rFonts w:ascii="微软雅黑" w:hAnsi="微软雅黑" w:eastAsia="微软雅黑"/>
           <w:sz w:val="20"/>
-          <w:shd w:val="clear" w:color="auto" w:fill="E8F5E9"/>
-        </w:rPr>
-        <w:t>本期新增</w:t>
+          <w:shd w:val="clear" w:color="auto" w:fill="F0F0F0"/>
+        </w:rPr>
+        <w:t>⚠️ 本期删除（移至下期）</w:t>
       </w:r>
     </w:p>
     <w:p>
@@ -18899,6 +19050,34 @@
       <w:r>
         <w:rPr>
           <w:rFonts w:ascii="微软雅黑" w:hAnsi="微软雅黑" w:eastAsia="微软雅黑"/>
+          <w:sz w:val="20"/>
+          <w:shd w:val="clear" w:color="auto" w:fill="E8F5E9"/>
+        </w:rPr>
+        <w:t xml:space="preserve">⚠️ </w:t>
+      </w:r>
+      <w:r>
+        <w:rPr>
+          <w:rFonts w:ascii="微软雅黑" w:hAnsi="微软雅黑" w:eastAsia="微软雅黑"/>
+          <w:b/>
+          <w:sz w:val="20"/>
+          <w:shd w:val="clear" w:color="auto" w:fill="E8F5E9"/>
+        </w:rPr>
+        <w:t>本期删除</w:t>
+      </w:r>
+      <w:r>
+        <w:rPr>
+          <w:rFonts w:ascii="微软雅黑" w:hAnsi="微软雅黑" w:eastAsia="微软雅黑"/>
+          <w:sz w:val="20"/>
+          <w:shd w:val="clear" w:color="auto" w:fill="E8F5E9"/>
+        </w:rPr>
+        <w:t>：获券弹窗(系统发券触达)整节不在本期范围内，移至下期规划。以下内容为保留参考。</w:t>
+        <w:br/>
+      </w:r>
+    </w:p>
+    <w:p>
+      <w:r>
+        <w:rPr>
+          <w:rFonts w:ascii="微软雅黑" w:hAnsi="微软雅黑" w:eastAsia="微软雅黑"/>
           <w:sz w:val="21"/>
         </w:rPr>
         <w:t>弹窗从屏幕底部升起（半屏），展示本次系统发放的全部券（每种 1 张）；示意图见上方。</w:t>
@@ -23191,9 +23370,9 @@
         <w:rPr>
           <w:rFonts w:ascii="微软雅黑" w:hAnsi="微软雅黑" w:eastAsia="微软雅黑"/>
           <w:sz w:val="20"/>
-          <w:shd w:val="clear" w:color="auto" w:fill="E8F5E9"/>
-        </w:rPr>
-        <w:t>本期新增</w:t>
+          <w:shd w:val="clear" w:color="auto" w:fill="F0F0F0"/>
+        </w:rPr>
+        <w:t>⚠️ 本期整节删除（移至下期）</w:t>
       </w:r>
     </w:p>
     <w:p>
@@ -23249,6 +23428,34 @@
       <w:r>
         <w:rPr>
           <w:rFonts w:ascii="微软雅黑" w:hAnsi="微软雅黑" w:eastAsia="微软雅黑"/>
+          <w:sz w:val="20"/>
+          <w:shd w:val="clear" w:color="auto" w:fill="E8F5E9"/>
+        </w:rPr>
+        <w:t xml:space="preserve">⚠️ </w:t>
+      </w:r>
+      <w:r>
+        <w:rPr>
+          <w:rFonts w:ascii="微软雅黑" w:hAnsi="微软雅黑" w:eastAsia="微软雅黑"/>
+          <w:b/>
+          <w:sz w:val="20"/>
+          <w:shd w:val="clear" w:color="auto" w:fill="E8F5E9"/>
+        </w:rPr>
+        <w:t>本期整节删除</w:t>
+      </w:r>
+      <w:r>
+        <w:rPr>
+          <w:rFonts w:ascii="微软雅黑" w:hAnsi="微软雅黑" w:eastAsia="微软雅黑"/>
+          <w:sz w:val="20"/>
+          <w:shd w:val="clear" w:color="auto" w:fill="E8F5E9"/>
+        </w:rPr>
+        <w:t>：小程序/H5 端获券弹窗不在本期范围内，移至下期规划。以下内容为保留参考。</w:t>
+        <w:br/>
+      </w:r>
+    </w:p>
+    <w:p>
+      <w:r>
+        <w:rPr>
+          <w:rFonts w:ascii="微软雅黑" w:hAnsi="微软雅黑" w:eastAsia="微软雅黑"/>
           <w:sz w:val="21"/>
         </w:rPr>
         <w:t>本期仅新增</w:t>
@@ -23789,9 +23996,10 @@
             <w:r>
               <w:rPr>
                 <w:rFonts w:ascii="微软雅黑" w:hAnsi="微软雅黑" w:eastAsia="微软雅黑"/>
-                <w:sz w:val="19"/>
-              </w:rPr>
-              <w:t>v2.3 既有</w:t>
+                <w:b/>
+                <w:sz w:val="19"/>
+              </w:rPr>
+              <w:t>⚠️ 本期不做</w:t>
             </w:r>
           </w:p>
         </w:tc>
@@ -23896,9 +24104,10 @@
             <w:r>
               <w:rPr>
                 <w:rFonts w:ascii="微软雅黑" w:hAnsi="微软雅黑" w:eastAsia="微软雅黑"/>
-                <w:sz w:val="19"/>
-              </w:rPr>
-              <w:t>v2.3 既有</w:t>
+                <w:b/>
+                <w:sz w:val="19"/>
+              </w:rPr>
+              <w:t>⚠️ 本期不做</w:t>
             </w:r>
           </w:p>
         </w:tc>
@@ -24003,9 +24212,10 @@
             <w:r>
               <w:rPr>
                 <w:rFonts w:ascii="微软雅黑" w:hAnsi="微软雅黑" w:eastAsia="微软雅黑"/>
-                <w:sz w:val="19"/>
-              </w:rPr>
-              <w:t>⚠️ 待对齐 v2.3</w:t>
+                <w:b/>
+                <w:sz w:val="19"/>
+              </w:rPr>
+              <w:t>⚠️ 本期不做</w:t>
             </w:r>
           </w:p>
         </w:tc>
@@ -24147,7 +24357,30 @@
           <w:rFonts w:ascii="微软雅黑" w:hAnsi="微软雅黑" w:eastAsia="微软雅黑"/>
           <w:sz w:val="21"/>
         </w:rPr>
-        <w:t>：券列表 / 活动列表分页（10/20/50/100/200/500）；获券弹窗下发异步，不阻塞主流程。</w:t>
+        <w:t>：券列表 / 活动列表分页（10/20/50/100/200/500）；</w:t>
+      </w:r>
+      <w:r>
+        <w:rPr>
+          <w:rFonts w:ascii="微软雅黑" w:hAnsi="微软雅黑" w:eastAsia="微软雅黑"/>
+          <w:color w:val="C62828"/>
+          <w:sz w:val="21"/>
+        </w:rPr>
+        <w:t>获券弹窗下发异步，不阻塞主流程</w:t>
+      </w:r>
+      <w:r>
+        <w:rPr>
+          <w:rFonts w:ascii="微软雅黑" w:hAnsi="微软雅黑" w:eastAsia="微软雅黑"/>
+          <w:sz w:val="21"/>
+        </w:rPr>
+        <w:t>。</w:t>
+      </w:r>
+      <w:r>
+        <w:rPr>
+          <w:rFonts w:ascii="微软雅黑" w:hAnsi="微软雅黑" w:eastAsia="微软雅黑"/>
+          <w:b/>
+          <w:sz w:val="21"/>
+        </w:rPr>
+        <w:t>⚠️ 获券弹窗本期不做</w:t>
       </w:r>
     </w:p>
     <w:p>
@@ -24342,7 +24575,30 @@
                 <w:rFonts w:ascii="微软雅黑" w:hAnsi="微软雅黑" w:eastAsia="微软雅黑"/>
                 <w:sz w:val="19"/>
               </w:rPr>
-              <w:t>系统发放3张券（每种1张）至用户券包，弹出获券弹窗</w:t>
+              <w:t>系统发放3张券（每种1张）至用户券包</w:t>
+            </w:r>
+            <w:r>
+              <w:rPr>
+                <w:rFonts w:ascii="微软雅黑" w:hAnsi="微软雅黑" w:eastAsia="微软雅黑"/>
+                <w:color w:val="C62828"/>
+                <w:sz w:val="19"/>
+              </w:rPr>
+              <w:t>，弹出获券弹窗</w:t>
+            </w:r>
+            <w:r>
+              <w:rPr>
+                <w:rFonts w:ascii="微软雅黑" w:hAnsi="微软雅黑" w:eastAsia="微软雅黑"/>
+                <w:sz w:val="19"/>
+              </w:rPr>
+              <w:t xml:space="preserve"> </w:t>
+            </w:r>
+            <w:r>
+              <w:rPr>
+                <w:rFonts w:ascii="微软雅黑" w:hAnsi="微软雅黑" w:eastAsia="微软雅黑"/>
+                <w:b/>
+                <w:sz w:val="19"/>
+              </w:rPr>
+              <w:t>⚠️ 弹窗本期不做</w:t>
             </w:r>
           </w:p>
         </w:tc>
@@ -24431,7 +24687,30 @@
           <w:rFonts w:ascii="微软雅黑" w:hAnsi="微软雅黑" w:eastAsia="微软雅黑"/>
           <w:sz w:val="21"/>
         </w:rPr>
-        <w:t>✅ 网络/异常：获券弹窗下发失败不影响用户当前操作；列表加载失败有空态提示。</w:t>
+        <w:t>✅ 网络/异常：</w:t>
+      </w:r>
+      <w:r>
+        <w:rPr>
+          <w:rFonts w:ascii="微软雅黑" w:hAnsi="微软雅黑" w:eastAsia="微软雅黑"/>
+          <w:color w:val="C62828"/>
+          <w:sz w:val="21"/>
+        </w:rPr>
+        <w:t>获券弹窗下发失败不影响用户当前操作；</w:t>
+      </w:r>
+      <w:r>
+        <w:rPr>
+          <w:rFonts w:ascii="微软雅黑" w:hAnsi="微软雅黑" w:eastAsia="微软雅黑"/>
+          <w:sz w:val="21"/>
+        </w:rPr>
+        <w:t>列表加载失败有空态提示。</w:t>
+      </w:r>
+      <w:r>
+        <w:rPr>
+          <w:rFonts w:ascii="微软雅黑" w:hAnsi="微软雅黑" w:eastAsia="微软雅黑"/>
+          <w:b/>
+          <w:sz w:val="21"/>
+        </w:rPr>
+        <w:t>⚠️ 获券弹窗本期不做</w:t>
       </w:r>
     </w:p>
     <w:p>
@@ -24467,7 +24746,30 @@
           <w:rFonts w:ascii="微软雅黑" w:hAnsi="微软雅黑" w:eastAsia="微软雅黑"/>
           <w:sz w:val="21"/>
         </w:rPr>
-        <w:t>✅ 版本兼容：老版本无获券弹窗时，券仍入包，仅不弹窗（⚠️ 待确认老版本表现）。</w:t>
+        <w:t>✅ 版本兼容：</w:t>
+      </w:r>
+      <w:r>
+        <w:rPr>
+          <w:rFonts w:ascii="微软雅黑" w:hAnsi="微软雅黑" w:eastAsia="微软雅黑"/>
+          <w:color w:val="C62828"/>
+          <w:sz w:val="21"/>
+        </w:rPr>
+        <w:t>老版本无获券弹窗时，券仍入包，仅不弹窗</w:t>
+      </w:r>
+      <w:r>
+        <w:rPr>
+          <w:rFonts w:ascii="微软雅黑" w:hAnsi="微软雅黑" w:eastAsia="微软雅黑"/>
+          <w:sz w:val="21"/>
+        </w:rPr>
+        <w:t>（⚠️ 待确认老版本表现）。</w:t>
+      </w:r>
+      <w:r>
+        <w:rPr>
+          <w:rFonts w:ascii="微软雅黑" w:hAnsi="微软雅黑" w:eastAsia="微软雅黑"/>
+          <w:b/>
+          <w:sz w:val="21"/>
+        </w:rPr>
+        <w:t>⚠️ 获券弹窗本期不做</w:t>
       </w:r>
     </w:p>
     <w:p>

--- a/优惠券新需求/优惠券体系新需求PRD.docx
+++ b/优惠券新需求/优惠券体系新需求PRD.docx
@@ -1058,7 +1058,22 @@
           <w:rFonts w:ascii="微软雅黑" w:hAnsi="微软雅黑" w:eastAsia="微软雅黑"/>
           <w:sz w:val="21"/>
         </w:rPr>
-        <w:t>（C 端仅保留「我的优惠券」+「确认订单选券核销」，不含任何获券/领券弹窗UI）。端口范围仅含平台端后台 + App + 小程序 + H5）。</w:t>
+        <w:t>；</w:t>
+      </w:r>
+      <w:r>
+        <w:rPr>
+          <w:rFonts w:ascii="微软雅黑" w:hAnsi="微软雅黑" w:eastAsia="微软雅黑"/>
+          <w:b/>
+          <w:sz w:val="21"/>
+        </w:rPr>
+        <w:t>领券(领券中心/用户主动领券入口)本期不做</w:t>
+      </w:r>
+      <w:r>
+        <w:rPr>
+          <w:rFonts w:ascii="微软雅黑" w:hAnsi="微软雅黑" w:eastAsia="微软雅黑"/>
+          <w:sz w:val="21"/>
+        </w:rPr>
+        <w:t>（C 端仅保留「我的优惠券」+「确认订单选券核销」，不含任何获券/领券弹窗UI、不含独立领券中心/领券入口）。端口范围仅含平台端后台 + App + 小程序 + H5）。</w:t>
       </w:r>
     </w:p>
     <w:p>
@@ -5208,7 +5223,7 @@
       <w:r>
         <w:drawing>
           <wp:inline xmlns:a="http://schemas.openxmlformats.org/drawingml/2006/main" xmlns:pic="http://schemas.openxmlformats.org/drawingml/2006/picture">
-            <wp:extent cx="5580000" cy="2057625"/>
+            <wp:extent cx="5580000" cy="3301500"/>
             <wp:docPr id="1" name="Picture 1"/>
             <wp:cNvGraphicFramePr>
               <a:graphicFrameLocks noChangeAspect="1"/>
@@ -5229,7 +5244,7 @@
                   <pic:spPr>
                     <a:xfrm>
                       <a:off x="0" y="0"/>
-                      <a:ext cx="5580000" cy="2057625"/>
+                      <a:ext cx="5580000" cy="3301500"/>
                     </a:xfrm>
                     <a:prstGeom prst="rect"/>
                   </pic:spPr>
@@ -6427,7 +6442,7 @@
       <w:r>
         <w:drawing>
           <wp:inline xmlns:a="http://schemas.openxmlformats.org/drawingml/2006/main" xmlns:pic="http://schemas.openxmlformats.org/drawingml/2006/picture">
-            <wp:extent cx="5580000" cy="2712500"/>
+            <wp:extent cx="5580000" cy="3487500"/>
             <wp:docPr id="2" name="Picture 2"/>
             <wp:cNvGraphicFramePr>
               <a:graphicFrameLocks noChangeAspect="1"/>
@@ -6448,7 +6463,7 @@
                   <pic:spPr>
                     <a:xfrm>
                       <a:off x="0" y="0"/>
-                      <a:ext cx="5580000" cy="2712500"/>
+                      <a:ext cx="5580000" cy="3487500"/>
                     </a:xfrm>
                     <a:prstGeom prst="rect"/>
                   </pic:spPr>
@@ -6487,7 +6502,7 @@
       <w:r>
         <w:drawing>
           <wp:inline xmlns:a="http://schemas.openxmlformats.org/drawingml/2006/main" xmlns:pic="http://schemas.openxmlformats.org/drawingml/2006/picture">
-            <wp:extent cx="5580000" cy="2480000"/>
+            <wp:extent cx="5580000" cy="3402250"/>
             <wp:docPr id="3" name="Picture 3"/>
             <wp:cNvGraphicFramePr>
               <a:graphicFrameLocks noChangeAspect="1"/>
@@ -6508,7 +6523,7 @@
                   <pic:spPr>
                     <a:xfrm>
                       <a:off x="0" y="0"/>
-                      <a:ext cx="5580000" cy="2480000"/>
+                      <a:ext cx="5580000" cy="3402250"/>
                     </a:xfrm>
                     <a:prstGeom prst="rect"/>
                   </pic:spPr>
@@ -7581,7 +7596,7 @@
       <w:r>
         <w:drawing>
           <wp:inline xmlns:a="http://schemas.openxmlformats.org/drawingml/2006/main" xmlns:pic="http://schemas.openxmlformats.org/drawingml/2006/picture">
-            <wp:extent cx="5580000" cy="2514875"/>
+            <wp:extent cx="5580000" cy="4126875"/>
             <wp:docPr id="4" name="Picture 4"/>
             <wp:cNvGraphicFramePr>
               <a:graphicFrameLocks noChangeAspect="1"/>
@@ -7602,7 +7617,7 @@
                   <pic:spPr>
                     <a:xfrm>
                       <a:off x="0" y="0"/>
-                      <a:ext cx="5580000" cy="2514875"/>
+                      <a:ext cx="5580000" cy="4126875"/>
                     </a:xfrm>
                     <a:prstGeom prst="rect"/>
                   </pic:spPr>
@@ -9205,14 +9220,14 @@
                 <w:b/>
                 <w:sz w:val="19"/>
               </w:rPr>
-              <w:t>领券/获券入口</w:t>
-            </w:r>
-            <w:r>
-              <w:rPr>
-                <w:rFonts w:ascii="微软雅黑" w:hAnsi="微软雅黑" w:eastAsia="微软雅黑"/>
-                <w:sz w:val="19"/>
-              </w:rPr>
-              <w:t>各端口仅展示在其对应端口已勾选的券（不可跨端口领取）；用户</w:t>
+              <w:t>发券投放（发券活动/系统发券）</w:t>
+            </w:r>
+            <w:r>
+              <w:rPr>
+                <w:rFonts w:ascii="微软雅黑" w:hAnsi="微软雅黑" w:eastAsia="微软雅黑"/>
+                <w:sz w:val="19"/>
+              </w:rPr>
+              <w:t>仅向 usable_ports 内端口投放，用户不可跨端口领取；用户</w:t>
             </w:r>
             <w:r>
               <w:rPr>
@@ -11998,7 +12013,7 @@
       <w:r>
         <w:drawing>
           <wp:inline xmlns:a="http://schemas.openxmlformats.org/drawingml/2006/main" xmlns:pic="http://schemas.openxmlformats.org/drawingml/2006/picture">
-            <wp:extent cx="5580000" cy="1844500"/>
+            <wp:extent cx="5580000" cy="3301500"/>
             <wp:docPr id="5" name="Picture 5"/>
             <wp:cNvGraphicFramePr>
               <a:graphicFrameLocks noChangeAspect="1"/>
@@ -12019,7 +12034,7 @@
                   <pic:spPr>
                     <a:xfrm>
                       <a:off x="0" y="0"/>
-                      <a:ext cx="5580000" cy="1844500"/>
+                      <a:ext cx="5580000" cy="3301500"/>
                     </a:xfrm>
                     <a:prstGeom prst="rect"/>
                   </pic:spPr>
@@ -12095,7 +12110,7 @@
       <w:r>
         <w:drawing>
           <wp:inline xmlns:a="http://schemas.openxmlformats.org/drawingml/2006/main" xmlns:pic="http://schemas.openxmlformats.org/drawingml/2006/picture">
-            <wp:extent cx="5580000" cy="2991500"/>
+            <wp:extent cx="5580000" cy="3301500"/>
             <wp:docPr id="6" name="Picture 6"/>
             <wp:cNvGraphicFramePr>
               <a:graphicFrameLocks noChangeAspect="1"/>
@@ -12116,7 +12131,7 @@
                   <pic:spPr>
                     <a:xfrm>
                       <a:off x="0" y="0"/>
-                      <a:ext cx="5580000" cy="2991500"/>
+                      <a:ext cx="5580000" cy="3301500"/>
                     </a:xfrm>
                     <a:prstGeom prst="rect"/>
                   </pic:spPr>
@@ -13779,7 +13794,7 @@
       <w:r>
         <w:drawing>
           <wp:inline xmlns:a="http://schemas.openxmlformats.org/drawingml/2006/main" xmlns:pic="http://schemas.openxmlformats.org/drawingml/2006/picture">
-            <wp:extent cx="5580000" cy="3045750"/>
+            <wp:extent cx="5580000" cy="3483625"/>
             <wp:docPr id="7" name="Picture 7"/>
             <wp:cNvGraphicFramePr>
               <a:graphicFrameLocks noChangeAspect="1"/>
@@ -13800,7 +13815,7 @@
                   <pic:spPr>
                     <a:xfrm>
                       <a:off x="0" y="0"/>
-                      <a:ext cx="5580000" cy="3045750"/>
+                      <a:ext cx="5580000" cy="3483625"/>
                     </a:xfrm>
                     <a:prstGeom prst="rect"/>
                   </pic:spPr>
@@ -15020,7 +15035,7 @@
       <w:r>
         <w:drawing>
           <wp:inline xmlns:a="http://schemas.openxmlformats.org/drawingml/2006/main" xmlns:pic="http://schemas.openxmlformats.org/drawingml/2006/picture">
-            <wp:extent cx="5580000" cy="3601905"/>
+            <wp:extent cx="5580000" cy="3301500"/>
             <wp:docPr id="9" name="Picture 9"/>
             <wp:cNvGraphicFramePr>
               <a:graphicFrameLocks noChangeAspect="1"/>
@@ -15041,7 +15056,7 @@
                   <pic:spPr>
                     <a:xfrm>
                       <a:off x="0" y="0"/>
-                      <a:ext cx="5580000" cy="3601905"/>
+                      <a:ext cx="5580000" cy="3301500"/>
                     </a:xfrm>
                     <a:prstGeom prst="rect"/>
                   </pic:spPr>
@@ -15855,7 +15870,7 @@
       <w:r>
         <w:drawing>
           <wp:inline xmlns:a="http://schemas.openxmlformats.org/drawingml/2006/main" xmlns:pic="http://schemas.openxmlformats.org/drawingml/2006/picture">
-            <wp:extent cx="5580000" cy="3487500"/>
+            <wp:extent cx="5580000" cy="3379000"/>
             <wp:docPr id="10" name="Picture 10"/>
             <wp:cNvGraphicFramePr>
               <a:graphicFrameLocks noChangeAspect="1"/>
@@ -15876,7 +15891,7 @@
                   <pic:spPr>
                     <a:xfrm>
                       <a:off x="0" y="0"/>
-                      <a:ext cx="5580000" cy="3487500"/>
+                      <a:ext cx="5580000" cy="3379000"/>
                     </a:xfrm>
                     <a:prstGeom prst="rect"/>
                   </pic:spPr>
@@ -15974,7 +15989,7 @@
       <w:r>
         <w:drawing>
           <wp:inline xmlns:a="http://schemas.openxmlformats.org/drawingml/2006/main" xmlns:pic="http://schemas.openxmlformats.org/drawingml/2006/picture">
-            <wp:extent cx="5580000" cy="3255000"/>
+            <wp:extent cx="5580000" cy="3309250"/>
             <wp:docPr id="11" name="Picture 11"/>
             <wp:cNvGraphicFramePr>
               <a:graphicFrameLocks noChangeAspect="1"/>
@@ -15995,7 +16010,7 @@
                   <pic:spPr>
                     <a:xfrm>
                       <a:off x="0" y="0"/>
-                      <a:ext cx="5580000" cy="3255000"/>
+                      <a:ext cx="5580000" cy="3309250"/>
                     </a:xfrm>
                     <a:prstGeom prst="rect"/>
                   </pic:spPr>
@@ -21443,7 +21458,7 @@
           <w:rFonts w:ascii="微软雅黑" w:hAnsi="微软雅黑" w:eastAsia="微软雅黑"/>
           <w:sz w:val="21"/>
         </w:rPr>
-        <w:t>在当前端口的展示与可用判定（与领券入口的端口过滤互补）。</w:t>
+        <w:t>在当前端口的展示与可用判定（与发券投放的端口过滤互补）。</w:t>
       </w:r>
     </w:p>
     <w:p/>
@@ -21525,14 +21540,28 @@
           <w:b/>
           <w:sz w:val="21"/>
         </w:rPr>
-        <w:t>领券 / 获券入口</w:t>
-      </w:r>
-      <w:r>
-        <w:rPr>
-          <w:rFonts w:ascii="微软雅黑" w:hAnsi="微软雅黑" w:eastAsia="微软雅黑"/>
-          <w:sz w:val="21"/>
-        </w:rPr>
-        <w:t xml:space="preserve">：各端口仅展示在其对应端口已勾选的券（不可跨端口领取）。例如某券 </w:t>
+        <w:t>发券投放</w:t>
+      </w:r>
+      <w:r>
+        <w:rPr>
+          <w:rFonts w:ascii="微软雅黑" w:hAnsi="微软雅黑" w:eastAsia="微软雅黑"/>
+          <w:sz w:val="21"/>
+        </w:rPr>
+        <w:t xml:space="preserve">：发券活动 / 系统发券仅向 </w:t>
+      </w:r>
+      <w:r>
+        <w:rPr>
+          <w:rFonts w:ascii="微软雅黑" w:hAnsi="微软雅黑" w:eastAsia="微软雅黑"/>
+          <w:sz w:val="21"/>
+        </w:rPr>
+        <w:t>usable_ports</w:t>
+      </w:r>
+      <w:r>
+        <w:rPr>
+          <w:rFonts w:ascii="微软雅黑" w:hAnsi="微软雅黑" w:eastAsia="微软雅黑"/>
+          <w:sz w:val="21"/>
+        </w:rPr>
+        <w:t xml:space="preserve"> 内端口投放，用户不可跨端口领取。例如某券 </w:t>
       </w:r>
       <w:r>
         <w:rPr>
@@ -21546,7 +21575,7 @@
           <w:rFonts w:ascii="微软雅黑" w:hAnsi="微软雅黑" w:eastAsia="微软雅黑"/>
           <w:sz w:val="21"/>
         </w:rPr>
-        <w:t>，则 H5、小程序端不出现该券的获券入口。</w:t>
+        <w:t>，则 H5、小程序端不出现该券的投放与领取入口。</w:t>
       </w:r>
     </w:p>
     <w:p>
@@ -23392,7 +23421,7 @@
       <w:r>
         <w:drawing>
           <wp:inline xmlns:a="http://schemas.openxmlformats.org/drawingml/2006/main" xmlns:pic="http://schemas.openxmlformats.org/drawingml/2006/picture">
-            <wp:extent cx="5580000" cy="3487500"/>
+            <wp:extent cx="5580000" cy="3627000"/>
             <wp:docPr id="17" name="Picture 17"/>
             <wp:cNvGraphicFramePr>
               <a:graphicFrameLocks noChangeAspect="1"/>
@@ -23413,7 +23442,7 @@
                   <pic:spPr>
                     <a:xfrm>
                       <a:off x="0" y="0"/>
-                      <a:ext cx="5580000" cy="3487500"/>
+                      <a:ext cx="5580000" cy="3627000"/>
                     </a:xfrm>
                     <a:prstGeom prst="rect"/>
                   </pic:spPr>

--- a/优惠券新需求/优惠券体系新需求PRD.docx
+++ b/优惠券新需求/优惠券体系新需求PRD.docx
@@ -496,7 +496,7 @@
           <w:rFonts w:ascii="微软雅黑" w:hAnsi="微软雅黑" w:eastAsia="微软雅黑"/>
           <w:sz w:val="21"/>
         </w:rPr>
-        <w:t>的支撑：无法按用户行为（直播观看时长、支付完成、签到等）自动发放券，客户端缺失"系统发券触达"的获券弹窗。运营需在多个系统间手工操作，券的发放-核销全链路未打通，数据无法回溯。</w:t>
+        <w:t>的支撑：无法按用户行为（直播观看时长、支付完成、签到等）自动发放券，客户端缺失自动发券触达能力。运营需在多个系统间手工操作，券的发放-核销全链路未打通，数据无法回溯。</w:t>
       </w:r>
     </w:p>
     <w:p>
@@ -549,56 +549,6 @@
           <w:sz w:val="21"/>
         </w:rPr>
         <w:t>：本期固定单一触发源=直播时长（阈值=观看满 X 分钟）+ 会员等级限定 + 多券模板关联 + 每人每种限发上限。</w:t>
-      </w:r>
-    </w:p>
-    <w:p>
-      <w:pPr>
-        <w:pStyle w:val="ListBullet"/>
-      </w:pPr>
-      <w:r>
-        <w:rPr>
-          <w:rFonts w:ascii="微软雅黑" w:hAnsi="微软雅黑" w:eastAsia="微软雅黑"/>
-          <w:b/>
-          <w:sz w:val="21"/>
-        </w:rPr>
-        <w:t>客户端获券触达</w:t>
-      </w:r>
-      <w:r>
-        <w:rPr>
-          <w:rFonts w:ascii="微软雅黑" w:hAnsi="微软雅黑" w:eastAsia="微软雅黑"/>
-          <w:sz w:val="21"/>
-        </w:rPr>
-        <w:t>：</w:t>
-      </w:r>
-      <w:r>
-        <w:rPr>
-          <w:rFonts w:ascii="微软雅黑" w:hAnsi="微软雅黑" w:eastAsia="微软雅黑"/>
-          <w:color w:val="C62828"/>
-          <w:sz w:val="21"/>
-        </w:rPr>
-        <w:t>App / 小程序 / H5 在触发条件满足时弹出"获券弹窗"，支持多张券（每种 1 张）</w:t>
-      </w:r>
-      <w:r>
-        <w:rPr>
-          <w:rFonts w:ascii="微软雅黑" w:hAnsi="微软雅黑" w:eastAsia="微软雅黑"/>
-          <w:sz w:val="21"/>
-        </w:rPr>
-        <w:t xml:space="preserve"> </w:t>
-      </w:r>
-      <w:r>
-        <w:rPr>
-          <w:rFonts w:ascii="微软雅黑" w:hAnsi="微软雅黑" w:eastAsia="微软雅黑"/>
-          <w:b/>
-          <w:sz w:val="21"/>
-        </w:rPr>
-        <w:t>⚠️ 本期不做（移至下期）</w:t>
-      </w:r>
-      <w:r>
-        <w:rPr>
-          <w:rFonts w:ascii="微软雅黑" w:hAnsi="微软雅黑" w:eastAsia="微软雅黑"/>
-          <w:sz w:val="21"/>
-        </w:rPr>
-        <w:t>。</w:t>
       </w:r>
     </w:p>
     <w:p>
@@ -710,7 +660,7 @@
                 <w:rFonts w:ascii="微软雅黑" w:hAnsi="微软雅黑" w:eastAsia="微软雅黑"/>
                 <w:sz w:val="19"/>
               </w:rPr>
-              <w:t>总发放量</w:t>
+              <w:t>核销率</w:t>
             </w:r>
           </w:p>
         </w:tc>
@@ -725,7 +675,7 @@
                 <w:rFonts w:ascii="微软雅黑" w:hAnsi="微软雅黑" w:eastAsia="微软雅黑"/>
                 <w:sz w:val="19"/>
               </w:rPr>
-              <w:t>活动/手动发放券张数</w:t>
+              <w:t>已核销 / 已领取</w:t>
             </w:r>
           </w:p>
         </w:tc>
@@ -740,148 +690,7 @@
                 <w:rFonts w:ascii="微软雅黑" w:hAnsi="微软雅黑" w:eastAsia="微软雅黑"/>
                 <w:sz w:val="19"/>
               </w:rPr>
-              <w:t>环比 ↑ 12%（看板可观测）</w:t>
-            </w:r>
-          </w:p>
-        </w:tc>
-      </w:tr>
-      <w:tr>
-        <w:tc>
-          <w:tcPr>
-            <w:tcW w:type="dxa" w:w="3213"/>
-          </w:tcPr>
-          <w:p>
-            <w:r/>
-            <w:r>
-              <w:rPr>
-                <w:rFonts w:ascii="微软雅黑" w:hAnsi="微软雅黑" w:eastAsia="微软雅黑"/>
-                <w:sz w:val="19"/>
-              </w:rPr>
-              <w:t>核销率</w:t>
-            </w:r>
-          </w:p>
-        </w:tc>
-        <w:tc>
-          <w:tcPr>
-            <w:tcW w:type="dxa" w:w="3213"/>
-          </w:tcPr>
-          <w:p>
-            <w:r/>
-            <w:r>
-              <w:rPr>
-                <w:rFonts w:ascii="微软雅黑" w:hAnsi="微软雅黑" w:eastAsia="微软雅黑"/>
-                <w:sz w:val="19"/>
-              </w:rPr>
-              <w:t>已核销 / 已领取</w:t>
-            </w:r>
-          </w:p>
-        </w:tc>
-        <w:tc>
-          <w:tcPr>
-            <w:tcW w:type="dxa" w:w="3213"/>
-          </w:tcPr>
-          <w:p>
-            <w:r/>
-            <w:r>
-              <w:rPr>
-                <w:rFonts w:ascii="微软雅黑" w:hAnsi="微软雅黑" w:eastAsia="微软雅黑"/>
-                <w:sz w:val="19"/>
-              </w:rPr>
               <w:t>≥ 60%</w:t>
-            </w:r>
-          </w:p>
-        </w:tc>
-      </w:tr>
-      <w:tr>
-        <w:tc>
-          <w:tcPr>
-            <w:tcW w:type="dxa" w:w="3213"/>
-          </w:tcPr>
-          <w:p>
-            <w:r/>
-            <w:r>
-              <w:rPr>
-                <w:rFonts w:ascii="微软雅黑" w:hAnsi="微软雅黑" w:eastAsia="微软雅黑"/>
-                <w:sz w:val="19"/>
-              </w:rPr>
-              <w:t>核销金额</w:t>
-            </w:r>
-          </w:p>
-        </w:tc>
-        <w:tc>
-          <w:tcPr>
-            <w:tcW w:type="dxa" w:w="3213"/>
-          </w:tcPr>
-          <w:p>
-            <w:r/>
-            <w:r>
-              <w:rPr>
-                <w:rFonts w:ascii="微软雅黑" w:hAnsi="微软雅黑" w:eastAsia="微软雅黑"/>
-                <w:sz w:val="19"/>
-              </w:rPr>
-              <w:t>用券抵扣总金额</w:t>
-            </w:r>
-          </w:p>
-        </w:tc>
-        <w:tc>
-          <w:tcPr>
-            <w:tcW w:type="dxa" w:w="3213"/>
-          </w:tcPr>
-          <w:p>
-            <w:r/>
-            <w:r>
-              <w:rPr>
-                <w:rFonts w:ascii="微软雅黑" w:hAnsi="微软雅黑" w:eastAsia="微软雅黑"/>
-                <w:sz w:val="19"/>
-              </w:rPr>
-              <w:t>环比 ↑ 8%</w:t>
-            </w:r>
-          </w:p>
-        </w:tc>
-      </w:tr>
-      <w:tr>
-        <w:tc>
-          <w:tcPr>
-            <w:tcW w:type="dxa" w:w="3213"/>
-          </w:tcPr>
-          <w:p>
-            <w:r/>
-            <w:r>
-              <w:rPr>
-                <w:rFonts w:ascii="微软雅黑" w:hAnsi="微软雅黑" w:eastAsia="微软雅黑"/>
-                <w:sz w:val="19"/>
-              </w:rPr>
-              <w:t>活动进行中数</w:t>
-            </w:r>
-          </w:p>
-        </w:tc>
-        <w:tc>
-          <w:tcPr>
-            <w:tcW w:type="dxa" w:w="3213"/>
-          </w:tcPr>
-          <w:p>
-            <w:r/>
-            <w:r>
-              <w:rPr>
-                <w:rFonts w:ascii="微软雅黑" w:hAnsi="微软雅黑" w:eastAsia="微软雅黑"/>
-                <w:sz w:val="19"/>
-              </w:rPr>
-              <w:t>发券活动进行中计数</w:t>
-            </w:r>
-          </w:p>
-        </w:tc>
-        <w:tc>
-          <w:tcPr>
-            <w:tcW w:type="dxa" w:w="3213"/>
-          </w:tcPr>
-          <w:p>
-            <w:r/>
-            <w:r>
-              <w:rPr>
-                <w:rFonts w:ascii="微软雅黑" w:hAnsi="微软雅黑" w:eastAsia="微软雅黑"/>
-                <w:sz w:val="19"/>
-              </w:rPr>
-              <w:t>看板实时</w:t>
             </w:r>
           </w:p>
         </w:tc>
@@ -1297,30 +1106,7 @@
                 <w:rFonts w:ascii="微软雅黑" w:hAnsi="微软雅黑" w:eastAsia="微软雅黑"/>
                 <w:sz w:val="19"/>
               </w:rPr>
-              <w:t>App / 小程序 / H5（</w:t>
-            </w:r>
-            <w:r>
-              <w:rPr>
-                <w:rFonts w:ascii="微软雅黑" w:hAnsi="微软雅黑" w:eastAsia="微软雅黑"/>
-                <w:color w:val="C62828"/>
-                <w:sz w:val="19"/>
-              </w:rPr>
-              <w:t>获券弹窗</w:t>
-            </w:r>
-            <w:r>
-              <w:rPr>
-                <w:rFonts w:ascii="微软雅黑" w:hAnsi="微软雅黑" w:eastAsia="微软雅黑"/>
-                <w:sz w:val="19"/>
-              </w:rPr>
-              <w:t xml:space="preserve"> + 我的券 + 确认订单）</w:t>
-            </w:r>
-            <w:r>
-              <w:rPr>
-                <w:rFonts w:ascii="微软雅黑" w:hAnsi="微软雅黑" w:eastAsia="微软雅黑"/>
-                <w:b/>
-                <w:sz w:val="19"/>
-              </w:rPr>
-              <w:t>⚠️ 获券弹窗本期不做</w:t>
+              <w:t>App / 小程序 / H5（我的券 + 确认订单）</w:t>
             </w:r>
           </w:p>
         </w:tc>
@@ -13692,89 +13478,6 @@
           <w:rFonts w:ascii="微软雅黑" w:hAnsi="微软雅黑" w:eastAsia="微软雅黑"/>
           <w:sz w:val="20"/>
         </w:rPr>
-        <w:t>4.1.5 领券活动（下期规划 · 本期删除）</w:t>
-      </w:r>
-    </w:p>
-    <w:p>
-      <w:r>
-        <w:rPr>
-          <w:rFonts w:ascii="微软雅黑" w:hAnsi="微软雅黑" w:eastAsia="微软雅黑"/>
-          <w:sz w:val="21"/>
-        </w:rPr>
-        <w:t xml:space="preserve">⚠️ </w:t>
-      </w:r>
-      <w:r>
-        <w:rPr>
-          <w:rFonts w:ascii="微软雅黑" w:hAnsi="微软雅黑" w:eastAsia="微软雅黑"/>
-          <w:b/>
-          <w:sz w:val="21"/>
-        </w:rPr>
-        <w:t>本期删除</w:t>
-      </w:r>
-      <w:r>
-        <w:rPr>
-          <w:rFonts w:ascii="微软雅黑" w:hAnsi="微软雅黑" w:eastAsia="微软雅黑"/>
-          <w:sz w:val="21"/>
-        </w:rPr>
-        <w:t>：领券活动（领券中心 / 商品详情领券入口 / 获券弹窗领券）相关配置与页面</w:t>
-      </w:r>
-      <w:r>
-        <w:rPr>
-          <w:rFonts w:ascii="微软雅黑" w:hAnsi="微软雅黑" w:eastAsia="微软雅黑"/>
-          <w:b/>
-          <w:sz w:val="21"/>
-        </w:rPr>
-        <w:t>不在本期范围内</w:t>
-      </w:r>
-      <w:r>
-        <w:rPr>
-          <w:rFonts w:ascii="微软雅黑" w:hAnsi="微软雅黑" w:eastAsia="微软雅黑"/>
-          <w:sz w:val="21"/>
-        </w:rPr>
-        <w:t>，移至下期规划。本期券的获取仅通过「发券活动」（系统按触发源自动发放）与「系统发券」触达，C 端不再提供独立领券入口。相关原型页面（P3 领券活动列表 / D4 领券活动）与截图已移除。</w:t>
-      </w:r>
-    </w:p>
-    <w:p>
-      <w:r>
-        <w:rPr>
-          <w:rFonts w:ascii="微软雅黑" w:hAnsi="微软雅黑" w:eastAsia="微软雅黑"/>
-          <w:b/>
-          <w:sz w:val="21"/>
-        </w:rPr>
-        <w:t>二期规划</w:t>
-      </w:r>
-      <w:r>
-        <w:rPr>
-          <w:rFonts w:ascii="微软雅黑" w:hAnsi="微软雅黑" w:eastAsia="微软雅黑"/>
-          <w:sz w:val="21"/>
-        </w:rPr>
-        <w:t xml:space="preserve">：领券活动、多盒多折纳入券体系等统一收录于 </w:t>
-      </w:r>
-      <w:r>
-        <w:rPr>
-          <w:rFonts w:ascii="微软雅黑" w:hAnsi="微软雅黑" w:eastAsia="微软雅黑"/>
-          <w:b/>
-          <w:sz w:val="21"/>
-        </w:rPr>
-        <w:t>§十一 二期待办清单</w:t>
-      </w:r>
-      <w:r>
-        <w:rPr>
-          <w:rFonts w:ascii="微软雅黑" w:hAnsi="微软雅黑" w:eastAsia="微软雅黑"/>
-          <w:sz w:val="21"/>
-        </w:rPr>
-        <w:t>（文档内独立模块，不在记忆中维护），本节不再重复罗列。</w:t>
-      </w:r>
-    </w:p>
-    <w:p>
-      <w:pPr>
-        <w:pStyle w:val="Heading4"/>
-      </w:pPr>
-      <w:r>
-        <w:rPr>
-          <w:rFonts w:ascii="微软雅黑" w:hAnsi="微软雅黑" w:eastAsia="微软雅黑"/>
-          <w:sz w:val="20"/>
-        </w:rPr>
         <w:t xml:space="preserve">4.1.6 P4 数据看板 </w:t>
       </w:r>
       <w:r>
@@ -13794,7 +13497,7 @@
       <w:r>
         <w:drawing>
           <wp:inline xmlns:a="http://schemas.openxmlformats.org/drawingml/2006/main" xmlns:pic="http://schemas.openxmlformats.org/drawingml/2006/picture">
-            <wp:extent cx="5580000" cy="3483625"/>
+            <wp:extent cx="5580000" cy="3301500"/>
             <wp:docPr id="7" name="Picture 7"/>
             <wp:cNvGraphicFramePr>
               <a:graphicFrameLocks noChangeAspect="1"/>
@@ -13815,7 +13518,7 @@
                   <pic:spPr>
                     <a:xfrm>
                       <a:off x="0" y="0"/>
-                      <a:ext cx="5580000" cy="3483625"/>
+                      <a:ext cx="5580000" cy="3301500"/>
                     </a:xfrm>
                     <a:prstGeom prst="rect"/>
                   </pic:spPr>
@@ -14002,53 +13705,6 @@
                 <w:rFonts w:ascii="微软雅黑" w:hAnsi="微软雅黑" w:eastAsia="微软雅黑"/>
                 <w:sz w:val="19"/>
               </w:rPr>
-              <w:t>总发放量</w:t>
-            </w:r>
-          </w:p>
-        </w:tc>
-        <w:tc>
-          <w:tcPr>
-            <w:tcW w:type="dxa" w:w="3213"/>
-          </w:tcPr>
-          <w:p>
-            <w:r/>
-            <w:r>
-              <w:rPr>
-                <w:rFonts w:ascii="微软雅黑" w:hAnsi="微软雅黑" w:eastAsia="微软雅黑"/>
-                <w:sz w:val="19"/>
-              </w:rPr>
-              <w:t>统计《用户券表》该看板范围内写入的券实例总数</w:t>
-            </w:r>
-          </w:p>
-        </w:tc>
-        <w:tc>
-          <w:tcPr>
-            <w:tcW w:type="dxa" w:w="3213"/>
-          </w:tcPr>
-          <w:p>
-            <w:r/>
-            <w:r>
-              <w:rPr>
-                <w:rFonts w:ascii="微软雅黑" w:hAnsi="微软雅黑" w:eastAsia="微软雅黑"/>
-                <w:sz w:val="19"/>
-              </w:rPr>
-              <w:t>按发放活动 / 券模板维度</w:t>
-            </w:r>
-          </w:p>
-        </w:tc>
-      </w:tr>
-      <w:tr>
-        <w:tc>
-          <w:tcPr>
-            <w:tcW w:type="dxa" w:w="3213"/>
-          </w:tcPr>
-          <w:p>
-            <w:r/>
-            <w:r>
-              <w:rPr>
-                <w:rFonts w:ascii="微软雅黑" w:hAnsi="微软雅黑" w:eastAsia="微软雅黑"/>
-                <w:sz w:val="19"/>
-              </w:rPr>
               <w:t>总核销量</w:t>
             </w:r>
           </w:p>
@@ -14467,38 +14123,6 @@
                 <w:sz w:val="19"/>
               </w:rPr>
               <w:t>聚合《用户券表》（按维度分组）；金额=Σ 实际核销减免额（阶梯券取实扣额，非模板面值）</w:t>
-            </w:r>
-          </w:p>
-        </w:tc>
-      </w:tr>
-      <w:tr>
-        <w:tc>
-          <w:tcPr>
-            <w:tcW w:type="dxa" w:w="4819"/>
-          </w:tcPr>
-          <w:p>
-            <w:r/>
-            <w:r>
-              <w:rPr>
-                <w:rFonts w:ascii="微软雅黑" w:hAnsi="微软雅黑" w:eastAsia="微软雅黑"/>
-                <w:sz w:val="19"/>
-              </w:rPr>
-              <w:t>活动进行中</w:t>
-            </w:r>
-          </w:p>
-        </w:tc>
-        <w:tc>
-          <w:tcPr>
-            <w:tcW w:type="dxa" w:w="4819"/>
-          </w:tcPr>
-          <w:p>
-            <w:r/>
-            <w:r>
-              <w:rPr>
-                <w:rFonts w:ascii="微软雅黑" w:hAnsi="微软雅黑" w:eastAsia="微软雅黑"/>
-                <w:sz w:val="19"/>
-              </w:rPr>
-              <w:t>取《发券活动表》status=启用 且 now∈[开始时间,结束时间] 的活动计数</w:t>
             </w:r>
           </w:p>
         </w:tc>
@@ -18729,23 +18353,7 @@
           <w:rFonts w:ascii="微软雅黑" w:hAnsi="微软雅黑" w:eastAsia="微软雅黑"/>
           <w:sz w:val="21"/>
         </w:rPr>
-        <w:t>。</w:t>
-      </w:r>
-      <w:r>
-        <w:rPr>
-          <w:rFonts w:ascii="微软雅黑" w:hAnsi="微软雅黑" w:eastAsia="微软雅黑"/>
-          <w:color w:val="C62828"/>
-          <w:sz w:val="21"/>
-          <w:shd w:val="clear" w:color="auto" w:fill="F0F0F0"/>
-        </w:rPr>
-        <w:t>⚠️ 获券弹窗(系统发券触达)已移至下期，不在本期范围</w:t>
-      </w:r>
-      <w:r>
-        <w:rPr>
-          <w:rFonts w:ascii="微软雅黑" w:hAnsi="微软雅黑" w:eastAsia="微软雅黑"/>
-          <w:sz w:val="21"/>
-        </w:rPr>
-        <w:t>。以下逐页面逐功能点拆解。</w:t>
+        <w:t>。。以下逐页面逐功能点拆解。</w:t>
       </w:r>
     </w:p>
     <w:p>
@@ -18757,256 +18365,15 @@
           <w:rFonts w:ascii="微软雅黑" w:hAnsi="微软雅黑" w:eastAsia="微软雅黑"/>
           <w:sz w:val="20"/>
         </w:rPr>
-        <w:t xml:space="preserve">4.3.1 首页 · 获券弹窗入口 </w:t>
-      </w:r>
-      <w:r>
-        <w:rPr>
-          <w:rFonts w:ascii="微软雅黑" w:hAnsi="微软雅黑" w:eastAsia="微软雅黑"/>
-          <w:sz w:val="20"/>
-          <w:shd w:val="clear" w:color="auto" w:fill="F0F0F0"/>
-        </w:rPr>
-        <w:t>⚠️ 本期删除（移至下期）</w:t>
-      </w:r>
-    </w:p>
-    <w:p>
+        <w:t>4.3.3 我的优惠券（三态）</w:t>
+      </w:r>
       <w:r>
         <w:rPr>
           <w:rFonts w:ascii="微软雅黑" w:hAnsi="微软雅黑" w:eastAsia="微软雅黑"/>
           <w:sz w:val="20"/>
           <w:shd w:val="clear" w:color="auto" w:fill="E8F5E9"/>
         </w:rPr>
-        <w:t xml:space="preserve">⚠️ </w:t>
-      </w:r>
-      <w:r>
-        <w:rPr>
-          <w:rFonts w:ascii="微软雅黑" w:hAnsi="微软雅黑" w:eastAsia="微软雅黑"/>
-          <w:b/>
-          <w:sz w:val="20"/>
-          <w:shd w:val="clear" w:color="auto" w:fill="E8F5E9"/>
-        </w:rPr>
-        <w:t>本期删除</w:t>
-      </w:r>
-      <w:r>
-        <w:rPr>
-          <w:rFonts w:ascii="微软雅黑" w:hAnsi="微软雅黑" w:eastAsia="微软雅黑"/>
-          <w:sz w:val="20"/>
-          <w:shd w:val="clear" w:color="auto" w:fill="E8F5E9"/>
-        </w:rPr>
-        <w:t>：首页获券弹窗入口不在本期范围内，移至下期规划。以下内容为保留参考。</w:t>
-        <w:br/>
-      </w:r>
-    </w:p>
-    <w:p>
-      <w:r>
-        <w:rPr>
-          <w:rFonts w:ascii="微软雅黑" w:hAnsi="微软雅黑" w:eastAsia="微软雅黑"/>
-          <w:b/>
-          <w:sz w:val="21"/>
-        </w:rPr>
-        <w:t>功能说明</w:t>
-      </w:r>
-      <w:r>
-        <w:rPr>
-          <w:rFonts w:ascii="微软雅黑" w:hAnsi="微软雅黑" w:eastAsia="微软雅黑"/>
-          <w:sz w:val="21"/>
-        </w:rPr>
-        <w:t>：直播时长发券触发卡（「观看直播满 30 分钟，系统自动发放关联优惠券（每种 1 张）」）展示在 App 首页信息流；点「进入直播间」跳转直播页并触发发券条件计时。发券弹窗本身见 4.3.2。</w:t>
-      </w:r>
-    </w:p>
-    <w:tbl>
-      <w:tblPr>
-        <w:tblStyle w:val="TableGrid"/>
-        <w:tblW w:type="auto" w:w="0"/>
-        <w:jc w:val="center"/>
-        <w:tblLook w:firstColumn="1" w:firstRow="1" w:lastColumn="0" w:lastRow="0" w:noHBand="0" w:noVBand="1" w:val="04A0"/>
-      </w:tblPr>
-      <w:tblGrid>
-        <w:gridCol w:w="4819"/>
-        <w:gridCol w:w="4819"/>
-      </w:tblGrid>
-      <w:tr>
-        <w:tc>
-          <w:tcPr>
-            <w:tcW w:type="dxa" w:w="4819"/>
-          </w:tcPr>
-          <w:p>
-            <w:r/>
-            <w:r>
-              <w:rPr>
-                <w:rFonts w:ascii="微软雅黑" w:hAnsi="微软雅黑" w:eastAsia="微软雅黑"/>
-                <w:b/>
-                <w:sz w:val="19"/>
-                <w:shd w:val="clear" w:color="auto" w:fill="F2F2F2"/>
-              </w:rPr>
-              <w:t>项</w:t>
-            </w:r>
-          </w:p>
-        </w:tc>
-        <w:tc>
-          <w:tcPr>
-            <w:tcW w:type="dxa" w:w="4819"/>
-          </w:tcPr>
-          <w:p>
-            <w:r/>
-            <w:r>
-              <w:rPr>
-                <w:rFonts w:ascii="微软雅黑" w:hAnsi="微软雅黑" w:eastAsia="微软雅黑"/>
-                <w:b/>
-                <w:sz w:val="19"/>
-                <w:shd w:val="clear" w:color="auto" w:fill="F2F2F2"/>
-              </w:rPr>
-              <w:t>说明</w:t>
-            </w:r>
-          </w:p>
-        </w:tc>
-      </w:tr>
-      <w:tr>
-        <w:tc>
-          <w:tcPr>
-            <w:tcW w:type="dxa" w:w="4819"/>
-          </w:tcPr>
-          <w:p>
-            <w:r/>
-            <w:r>
-              <w:rPr>
-                <w:rFonts w:ascii="微软雅黑" w:hAnsi="微软雅黑" w:eastAsia="微软雅黑"/>
-                <w:sz w:val="19"/>
-              </w:rPr>
-              <w:t>显示位置</w:t>
-            </w:r>
-          </w:p>
-        </w:tc>
-        <w:tc>
-          <w:tcPr>
-            <w:tcW w:type="dxa" w:w="4819"/>
-          </w:tcPr>
-          <w:p>
-            <w:r/>
-            <w:r>
-              <w:rPr>
-                <w:rFonts w:ascii="微软雅黑" w:hAnsi="微软雅黑" w:eastAsia="微软雅黑"/>
-                <w:sz w:val="19"/>
-              </w:rPr>
-              <w:t>App 首页信息流卡片</w:t>
-            </w:r>
-          </w:p>
-        </w:tc>
-      </w:tr>
-      <w:tr>
-        <w:tc>
-          <w:tcPr>
-            <w:tcW w:type="dxa" w:w="4819"/>
-          </w:tcPr>
-          <w:p>
-            <w:r/>
-            <w:r>
-              <w:rPr>
-                <w:rFonts w:ascii="微软雅黑" w:hAnsi="微软雅黑" w:eastAsia="微软雅黑"/>
-                <w:sz w:val="19"/>
-              </w:rPr>
-              <w:t>触发</w:t>
-            </w:r>
-          </w:p>
-        </w:tc>
-        <w:tc>
-          <w:tcPr>
-            <w:tcW w:type="dxa" w:w="4819"/>
-          </w:tcPr>
-          <w:p>
-            <w:r/>
-            <w:r>
-              <w:rPr>
-                <w:rFonts w:ascii="微软雅黑" w:hAnsi="微软雅黑" w:eastAsia="微软雅黑"/>
-                <w:sz w:val="19"/>
-              </w:rPr>
-              <w:t>观看直播满阈值（如 30min）→ 系统发放 + 弹窗（见 4.3.2）</w:t>
-            </w:r>
-          </w:p>
-        </w:tc>
-      </w:tr>
-      <w:tr>
-        <w:tc>
-          <w:tcPr>
-            <w:tcW w:type="dxa" w:w="4819"/>
-          </w:tcPr>
-          <w:p>
-            <w:r/>
-            <w:r>
-              <w:rPr>
-                <w:rFonts w:ascii="微软雅黑" w:hAnsi="微软雅黑" w:eastAsia="微软雅黑"/>
-                <w:sz w:val="19"/>
-              </w:rPr>
-              <w:t>权限</w:t>
-            </w:r>
-          </w:p>
-        </w:tc>
-        <w:tc>
-          <w:tcPr>
-            <w:tcW w:type="dxa" w:w="4819"/>
-          </w:tcPr>
-          <w:p>
-            <w:r/>
-            <w:r>
-              <w:rPr>
-                <w:rFonts w:ascii="微软雅黑" w:hAnsi="微软雅黑" w:eastAsia="微软雅黑"/>
-                <w:sz w:val="19"/>
-              </w:rPr>
-              <w:t>登录用户</w:t>
-            </w:r>
-          </w:p>
-        </w:tc>
-      </w:tr>
-      <w:tr>
-        <w:tc>
-          <w:tcPr>
-            <w:tcW w:type="dxa" w:w="4819"/>
-          </w:tcPr>
-          <w:p>
-            <w:r/>
-            <w:r>
-              <w:rPr>
-                <w:rFonts w:ascii="微软雅黑" w:hAnsi="微软雅黑" w:eastAsia="微软雅黑"/>
-                <w:sz w:val="19"/>
-              </w:rPr>
-              <w:t>数据来源</w:t>
-            </w:r>
-          </w:p>
-        </w:tc>
-        <w:tc>
-          <w:tcPr>
-            <w:tcW w:type="dxa" w:w="4819"/>
-          </w:tcPr>
-          <w:p>
-            <w:r/>
-            <w:r>
-              <w:rPr>
-                <w:rFonts w:ascii="微软雅黑" w:hAnsi="微软雅黑" w:eastAsia="微软雅黑"/>
-                <w:sz w:val="19"/>
-              </w:rPr>
-              <w:t>触发卡文案取《发券活动表》阈值文本；发放动作由发券规则引擎执行</w:t>
-            </w:r>
-          </w:p>
-        </w:tc>
-      </w:tr>
-    </w:tbl>
-    <w:p>
-      <w:pPr>
-        <w:pStyle w:val="Heading4"/>
-      </w:pPr>
-      <w:r>
-        <w:rPr>
-          <w:rFonts w:ascii="微软雅黑" w:hAnsi="微软雅黑" w:eastAsia="微软雅黑"/>
-          <w:sz w:val="20"/>
-        </w:rPr>
-        <w:t>4.3.2 获券弹窗（系统发券触达）</w:t>
-      </w:r>
-      <w:r>
-        <w:rPr>
-          <w:rFonts w:ascii="微软雅黑" w:hAnsi="微软雅黑" w:eastAsia="微软雅黑"/>
-          <w:sz w:val="20"/>
-          <w:shd w:val="clear" w:color="auto" w:fill="F0F0F0"/>
-        </w:rPr>
-        <w:t>⚠️ 本期删除（移至下期）</w:t>
+        <w:t>本期新增</w:t>
       </w:r>
     </w:p>
     <w:p>
@@ -19018,7 +18385,7 @@
           <w:rFonts w:ascii="微软雅黑" w:hAnsi="微软雅黑" w:eastAsia="微软雅黑"/>
           <w:sz w:val="20"/>
         </w:rPr>
-        <w:t>4.3.2.1 原型与交互示意</w:t>
+        <w:t>4.3.3.1 原型与交互示意</w:t>
       </w:r>
     </w:p>
     <w:p/>
@@ -19038,7 +18405,7 @@
               <a:graphicData uri="http://schemas.openxmlformats.org/drawingml/2006/picture">
                 <pic:pic>
                   <pic:nvPicPr>
-                    <pic:cNvPr id="0" name="coupon-app-arrival-modal.png"/>
+                    <pic:cNvPr id="0" name="coupon-app-my-coupons.png"/>
                     <pic:cNvPicPr/>
                   </pic:nvPicPr>
                   <pic:blipFill>
@@ -19065,37 +18432,9 @@
       <w:r>
         <w:rPr>
           <w:rFonts w:ascii="微软雅黑" w:hAnsi="微软雅黑" w:eastAsia="微软雅黑"/>
-          <w:sz w:val="20"/>
-          <w:shd w:val="clear" w:color="auto" w:fill="E8F5E9"/>
-        </w:rPr>
-        <w:t xml:space="preserve">⚠️ </w:t>
-      </w:r>
-      <w:r>
-        <w:rPr>
-          <w:rFonts w:ascii="微软雅黑" w:hAnsi="微软雅黑" w:eastAsia="微软雅黑"/>
-          <w:b/>
-          <w:sz w:val="20"/>
-          <w:shd w:val="clear" w:color="auto" w:fill="E8F5E9"/>
-        </w:rPr>
-        <w:t>本期删除</w:t>
-      </w:r>
-      <w:r>
-        <w:rPr>
-          <w:rFonts w:ascii="微软雅黑" w:hAnsi="微软雅黑" w:eastAsia="微软雅黑"/>
-          <w:sz w:val="20"/>
-          <w:shd w:val="clear" w:color="auto" w:fill="E8F5E9"/>
-        </w:rPr>
-        <w:t>：获券弹窗(系统发券触达)整节不在本期范围内，移至下期规划。以下内容为保留参考。</w:t>
-        <w:br/>
-      </w:r>
-    </w:p>
-    <w:p>
-      <w:r>
-        <w:rPr>
-          <w:rFonts w:ascii="微软雅黑" w:hAnsi="微软雅黑" w:eastAsia="微软雅黑"/>
-          <w:sz w:val="21"/>
-        </w:rPr>
-        <w:t>弹窗从屏幕底部升起（半屏），展示本次系统发放的全部券（每种 1 张）；示意图见上方。</w:t>
+          <w:sz w:val="21"/>
+        </w:rPr>
+        <w:t>独立页面，顶部三个 Tab（未使用 / 已使用 / 已过期），默认「未使用」；示意图见上方 App 原型「我的优惠券」页。</w:t>
       </w:r>
     </w:p>
     <w:p>
@@ -19107,7 +18446,7 @@
           <w:rFonts w:ascii="微软雅黑" w:hAnsi="微软雅黑" w:eastAsia="微软雅黑"/>
           <w:sz w:val="20"/>
         </w:rPr>
-        <w:t>4.3.2.2 详细逻辑规则</w:t>
+        <w:t>4.3.3.2 详细逻辑规则</w:t>
       </w:r>
     </w:p>
     <w:p>
@@ -19136,7 +18475,7 @@
           <w:rFonts w:ascii="微软雅黑" w:hAnsi="微软雅黑" w:eastAsia="微软雅黑"/>
           <w:sz w:val="21"/>
         </w:rPr>
-        <w:t>触发：满足发放条件（直播满 30min / 被指定发券）后系统自动发放并弹出，同一批次仅弹一次（本地标记防重复打扰）。</w:t>
+        <w:t>Tab 结构：未使用 / 已使用 / 已过期，点击切换；未使用默认选中。</w:t>
       </w:r>
     </w:p>
     <w:p>
@@ -19148,7 +18487,7 @@
           <w:rFonts w:ascii="微软雅黑" w:hAnsi="微软雅黑" w:eastAsia="微软雅黑"/>
           <w:sz w:val="21"/>
         </w:rPr>
-        <w:t>内容：可含多张券，每张展示 券名 / 面额（大字）/ 门槛 / 适用范围标签；券名超 12 字截断加「…」。</w:t>
+        <w:t>未使用券卡片：券名 / 面额（大字突出）/ 门槛金额 / 有效期（起止日期）/ 适用范围标签（全场/指定商品/指定店铺）；操作按钮「去使用」。</w:t>
       </w:r>
     </w:p>
     <w:p>
@@ -19160,24 +18499,7 @@
           <w:rFonts w:ascii="微软雅黑" w:hAnsi="微软雅黑" w:eastAsia="微软雅黑"/>
           <w:sz w:val="21"/>
         </w:rPr>
-        <w:t>按钮：查看我的券（跳我的优惠券）/ 去使用（跳商品详情，带入券模板筛选）。</w:t>
-      </w:r>
-    </w:p>
-    <w:p>
-      <w:r>
-        <w:rPr>
-          <w:rFonts w:ascii="微软雅黑" w:hAnsi="微软雅黑" w:eastAsia="微软雅黑"/>
-          <w:b/>
-          <w:sz w:val="21"/>
-        </w:rPr>
-        <w:t>业务逻辑与边界条件</w:t>
-      </w:r>
-      <w:r>
-        <w:rPr>
-          <w:rFonts w:ascii="微软雅黑" w:hAnsi="微软雅黑" w:eastAsia="微软雅黑"/>
-          <w:sz w:val="21"/>
-        </w:rPr>
-        <w:t>：</w:t>
+        <w:t>已使用券卡片：券名 / 面额 / 使用时间 / 关联订单号；状态标签「已核销」（灰色置灰）。</w:t>
       </w:r>
     </w:p>
     <w:p>
@@ -19189,7 +18511,7 @@
           <w:rFonts w:ascii="微软雅黑" w:hAnsi="微软雅黑" w:eastAsia="微软雅黑"/>
           <w:sz w:val="21"/>
         </w:rPr>
-        <w:t>发放即写入用户券包（未使用态），与弹窗展示解耦——即使弹窗未展示，券也已入包。</w:t>
+        <w:t>已过期券卡片：券名 / 面额 / 过期时间；状态标签「已过期」（灰色置灰）。</w:t>
       </w:r>
     </w:p>
     <w:p>
@@ -19201,7 +18523,7 @@
           <w:rFonts w:ascii="微软雅黑" w:hAnsi="微软雅黑" w:eastAsia="微软雅黑"/>
           <w:sz w:val="21"/>
         </w:rPr>
-        <w:t>重复发放防重：按 user_id + 活动ID + 券模板ID 去重，已达上限不再发放（弹窗仅展示已发放的券）。</w:t>
+        <w:t>极限值：券名超 12 字截断「…」；列表一次加载 20 条，滚动加载更多。</w:t>
       </w:r>
     </w:p>
     <w:p>
@@ -19213,7 +18535,101 @@
           <w:rFonts w:ascii="微软雅黑" w:hAnsi="微软雅黑" w:eastAsia="微软雅黑"/>
           <w:sz w:val="21"/>
         </w:rPr>
-        <w:t>关闭：点遮罩 / 关闭按钮 / 系统返回键均可关闭；关闭不影响券状态。</w:t>
+        <w:t>空状态：对应 Tab 无券 → 插画 + 文案「暂无优惠券」+「去逛逛」跳转商城。</w:t>
+      </w:r>
+    </w:p>
+    <w:p>
+      <w:pPr>
+        <w:pStyle w:val="ListBullet"/>
+      </w:pPr>
+      <w:r>
+        <w:rPr>
+          <w:rFonts w:ascii="微软雅黑" w:hAnsi="微软雅黑" w:eastAsia="微软雅黑"/>
+          <w:sz w:val="21"/>
+        </w:rPr>
+        <w:t>临近过期(≤3天)：未使用券标红提示「X天后过期」。</w:t>
+      </w:r>
+    </w:p>
+    <w:p>
+      <w:r>
+        <w:rPr>
+          <w:rFonts w:ascii="微软雅黑" w:hAnsi="微软雅黑" w:eastAsia="微软雅黑"/>
+          <w:b/>
+          <w:sz w:val="21"/>
+        </w:rPr>
+        <w:t>业务逻辑与边界条件</w:t>
+      </w:r>
+      <w:r>
+        <w:rPr>
+          <w:rFonts w:ascii="微软雅黑" w:hAnsi="微软雅黑" w:eastAsia="微软雅黑"/>
+          <w:sz w:val="21"/>
+        </w:rPr>
+        <w:t>：</w:t>
+      </w:r>
+    </w:p>
+    <w:p>
+      <w:pPr>
+        <w:pStyle w:val="ListBullet"/>
+      </w:pPr>
+      <w:r>
+        <w:rPr>
+          <w:rFonts w:ascii="微软雅黑" w:hAnsi="微软雅黑" w:eastAsia="微软雅黑"/>
+          <w:sz w:val="21"/>
+        </w:rPr>
+        <w:t>三态由《用户券表》status 驱动；过期由定时任务更新 status=已过期。</w:t>
+      </w:r>
+    </w:p>
+    <w:p>
+      <w:pPr>
+        <w:pStyle w:val="ListBullet"/>
+      </w:pPr>
+      <w:r>
+        <w:rPr>
+          <w:rFonts w:ascii="微软雅黑" w:hAnsi="微软雅黑" w:eastAsia="微软雅黑"/>
+          <w:sz w:val="21"/>
+        </w:rPr>
+        <w:t>下拉刷新重新拉取；分页滚动加载（每页 20）。</w:t>
+      </w:r>
+    </w:p>
+    <w:p>
+      <w:pPr>
+        <w:pStyle w:val="ListBullet"/>
+      </w:pPr>
+      <w:r>
+        <w:rPr>
+          <w:rFonts w:ascii="微软雅黑" w:hAnsi="微软雅黑" w:eastAsia="微软雅黑"/>
+          <w:sz w:val="21"/>
+        </w:rPr>
+        <w:t xml:space="preserve">⚠️ </w:t>
+      </w:r>
+      <w:r>
+        <w:rPr>
+          <w:rFonts w:ascii="微软雅黑" w:hAnsi="微软雅黑" w:eastAsia="微软雅黑"/>
+          <w:b/>
+          <w:sz w:val="21"/>
+        </w:rPr>
+        <w:t>跨端口持有券展示</w:t>
+      </w:r>
+      <w:r>
+        <w:rPr>
+          <w:rFonts w:ascii="微软雅黑" w:hAnsi="微软雅黑" w:eastAsia="微软雅黑"/>
+          <w:sz w:val="21"/>
+        </w:rPr>
+        <w:t xml:space="preserve">：若用户持有某券但当前端口不在其 </w:t>
+      </w:r>
+      <w:r>
+        <w:rPr>
+          <w:rFonts w:ascii="微软雅黑" w:hAnsi="微软雅黑" w:eastAsia="微软雅黑"/>
+          <w:sz w:val="21"/>
+        </w:rPr>
+        <w:t>usable_ports</w:t>
+      </w:r>
+      <w:r>
+        <w:rPr>
+          <w:rFonts w:ascii="微软雅黑" w:hAnsi="微软雅黑" w:eastAsia="微软雅黑"/>
+          <w:sz w:val="21"/>
+        </w:rPr>
+        <w:t xml:space="preserve"> 内，该券仍展示、状态标「生效中」但置灰不可选，点击提示「此券仅支持在 {usable_ports 端口名称} 使用」（完整规则见 §4.3.4）。</w:t>
       </w:r>
     </w:p>
     <w:p>
@@ -19225,7 +18641,7 @@
           <w:rFonts w:ascii="微软雅黑" w:hAnsi="微软雅黑" w:eastAsia="微软雅黑"/>
           <w:sz w:val="20"/>
         </w:rPr>
-        <w:t>4.3.2.3 功能按钮总表（功能名称 / 功能说明 / 备注）</w:t>
+        <w:t>4.3.3.3 列表字段表（字段名称 / 需求说明 / 备注）</w:t>
       </w:r>
     </w:p>
     <w:tbl>
@@ -19254,7 +18670,7 @@
                 <w:sz w:val="19"/>
                 <w:shd w:val="clear" w:color="auto" w:fill="F2F2F2"/>
               </w:rPr>
-              <w:t>功能名称</w:t>
+              <w:t>字段名称</w:t>
             </w:r>
           </w:p>
         </w:tc>
@@ -19271,7 +18687,7 @@
                 <w:sz w:val="19"/>
                 <w:shd w:val="clear" w:color="auto" w:fill="F2F2F2"/>
               </w:rPr>
-              <w:t>功能说明</w:t>
+              <w:t>需求说明</w:t>
             </w:r>
           </w:p>
         </w:tc>
@@ -19305,7 +18721,7 @@
                 <w:rFonts w:ascii="微软雅黑" w:hAnsi="微软雅黑" w:eastAsia="微软雅黑"/>
                 <w:sz w:val="19"/>
               </w:rPr>
-              <w:t>查看我的券</w:t>
+              <w:t>券名</w:t>
             </w:r>
           </w:p>
         </w:tc>
@@ -19320,7 +18736,7 @@
                 <w:rFonts w:ascii="微软雅黑" w:hAnsi="微软雅黑" w:eastAsia="微软雅黑"/>
                 <w:sz w:val="19"/>
               </w:rPr>
-              <w:t>跳转「我的优惠券」页（默认未使用 Tab）</w:t>
+              <w:t>取《券模板表》券名</w:t>
             </w:r>
           </w:p>
         </w:tc>
@@ -19335,7 +18751,7 @@
                 <w:rFonts w:ascii="微软雅黑" w:hAnsi="微软雅黑" w:eastAsia="微软雅黑"/>
                 <w:sz w:val="19"/>
               </w:rPr>
-              <w:t>弹窗底部主按钮</w:t>
+              <w:t>超 12 字截断</w:t>
             </w:r>
           </w:p>
         </w:tc>
@@ -19352,7 +18768,7 @@
                 <w:rFonts w:ascii="微软雅黑" w:hAnsi="微软雅黑" w:eastAsia="微软雅黑"/>
                 <w:sz w:val="19"/>
               </w:rPr>
-              <w:t>去使用</w:t>
+              <w:t>面额</w:t>
             </w:r>
           </w:p>
         </w:tc>
@@ -19367,7 +18783,7 @@
                 <w:rFonts w:ascii="微软雅黑" w:hAnsi="微软雅黑" w:eastAsia="微软雅黑"/>
                 <w:sz w:val="19"/>
               </w:rPr>
-              <w:t>跳转商品详情页，带入券模板过滤可用商品</w:t>
+              <w:t>券面额，大字突出</w:t>
             </w:r>
           </w:p>
         </w:tc>
@@ -19382,7 +18798,7 @@
                 <w:rFonts w:ascii="微软雅黑" w:hAnsi="微软雅黑" w:eastAsia="微软雅黑"/>
                 <w:sz w:val="19"/>
               </w:rPr>
-              <w:t>弹窗底部次按钮</w:t>
+              <w:t>单位 ¥</w:t>
             </w:r>
           </w:p>
         </w:tc>
@@ -19399,7 +18815,7 @@
                 <w:rFonts w:ascii="微软雅黑" w:hAnsi="微软雅黑" w:eastAsia="微软雅黑"/>
                 <w:sz w:val="19"/>
               </w:rPr>
-              <w:t>关闭</w:t>
+              <w:t>门槛金额</w:t>
             </w:r>
           </w:p>
         </w:tc>
@@ -19414,7 +18830,7 @@
                 <w:rFonts w:ascii="微软雅黑" w:hAnsi="微软雅黑" w:eastAsia="微软雅黑"/>
                 <w:sz w:val="19"/>
               </w:rPr>
-              <w:t>关闭弹窗</w:t>
+              <w:t>使用门槛</w:t>
             </w:r>
           </w:p>
         </w:tc>
@@ -19429,630 +18845,207 @@
                 <w:rFonts w:ascii="微软雅黑" w:hAnsi="微软雅黑" w:eastAsia="微软雅黑"/>
                 <w:sz w:val="19"/>
               </w:rPr>
-              <w:t>遮罩 / 关闭 icon / 系统返回</w:t>
+              <w:t>无门槛显示「无门槛」</w:t>
+            </w:r>
+          </w:p>
+        </w:tc>
+      </w:tr>
+      <w:tr>
+        <w:tc>
+          <w:tcPr>
+            <w:tcW w:type="dxa" w:w="3213"/>
+          </w:tcPr>
+          <w:p>
+            <w:r/>
+            <w:r>
+              <w:rPr>
+                <w:rFonts w:ascii="微软雅黑" w:hAnsi="微软雅黑" w:eastAsia="微软雅黑"/>
+                <w:sz w:val="19"/>
+              </w:rPr>
+              <w:t>有效期</w:t>
+            </w:r>
+          </w:p>
+        </w:tc>
+        <w:tc>
+          <w:tcPr>
+            <w:tcW w:type="dxa" w:w="3213"/>
+          </w:tcPr>
+          <w:p>
+            <w:r/>
+            <w:r>
+              <w:rPr>
+                <w:rFonts w:ascii="微软雅黑" w:hAnsi="微软雅黑" w:eastAsia="微软雅黑"/>
+                <w:sz w:val="19"/>
+              </w:rPr>
+              <w:t>起止日期</w:t>
+            </w:r>
+          </w:p>
+        </w:tc>
+        <w:tc>
+          <w:tcPr>
+            <w:tcW w:type="dxa" w:w="3213"/>
+          </w:tcPr>
+          <w:p>
+            <w:r/>
+            <w:r>
+              <w:rPr>
+                <w:rFonts w:ascii="微软雅黑" w:hAnsi="微软雅黑" w:eastAsia="微软雅黑"/>
+                <w:sz w:val="19"/>
+              </w:rPr>
+              <w:t>未使用展示</w:t>
+            </w:r>
+          </w:p>
+        </w:tc>
+      </w:tr>
+      <w:tr>
+        <w:tc>
+          <w:tcPr>
+            <w:tcW w:type="dxa" w:w="3213"/>
+          </w:tcPr>
+          <w:p>
+            <w:r/>
+            <w:r>
+              <w:rPr>
+                <w:rFonts w:ascii="微软雅黑" w:hAnsi="微软雅黑" w:eastAsia="微软雅黑"/>
+                <w:sz w:val="19"/>
+              </w:rPr>
+              <w:t>适用范围标签</w:t>
+            </w:r>
+          </w:p>
+        </w:tc>
+        <w:tc>
+          <w:tcPr>
+            <w:tcW w:type="dxa" w:w="3213"/>
+          </w:tcPr>
+          <w:p>
+            <w:r/>
+            <w:r>
+              <w:rPr>
+                <w:rFonts w:ascii="微软雅黑" w:hAnsi="微软雅黑" w:eastAsia="微软雅黑"/>
+                <w:sz w:val="19"/>
+              </w:rPr>
+              <w:t>全场 / 指定商品 / 指定店铺</w:t>
+            </w:r>
+          </w:p>
+        </w:tc>
+        <w:tc>
+          <w:tcPr>
+            <w:tcW w:type="dxa" w:w="3213"/>
+          </w:tcPr>
+          <w:p>
+            <w:r/>
+            <w:r>
+              <w:rPr>
+                <w:rFonts w:ascii="微软雅黑" w:hAnsi="微软雅黑" w:eastAsia="微软雅黑"/>
+                <w:sz w:val="19"/>
+              </w:rPr>
+              <w:t>—</w:t>
+            </w:r>
+          </w:p>
+        </w:tc>
+      </w:tr>
+      <w:tr>
+        <w:tc>
+          <w:tcPr>
+            <w:tcW w:type="dxa" w:w="3213"/>
+          </w:tcPr>
+          <w:p>
+            <w:r/>
+            <w:r>
+              <w:rPr>
+                <w:rFonts w:ascii="微软雅黑" w:hAnsi="微软雅黑" w:eastAsia="微软雅黑"/>
+                <w:sz w:val="19"/>
+              </w:rPr>
+              <w:t>状态</w:t>
+            </w:r>
+          </w:p>
+        </w:tc>
+        <w:tc>
+          <w:tcPr>
+            <w:tcW w:type="dxa" w:w="3213"/>
+          </w:tcPr>
+          <w:p>
+            <w:r/>
+            <w:r>
+              <w:rPr>
+                <w:rFonts w:ascii="微软雅黑" w:hAnsi="微软雅黑" w:eastAsia="微软雅黑"/>
+                <w:sz w:val="19"/>
+              </w:rPr>
+              <w:t>未使用 / 已使用 / 已过期</w:t>
+            </w:r>
+          </w:p>
+        </w:tc>
+        <w:tc>
+          <w:tcPr>
+            <w:tcW w:type="dxa" w:w="3213"/>
+          </w:tcPr>
+          <w:p>
+            <w:r/>
+            <w:r>
+              <w:rPr>
+                <w:rFonts w:ascii="微软雅黑" w:hAnsi="微软雅黑" w:eastAsia="微软雅黑"/>
+                <w:sz w:val="19"/>
+              </w:rPr>
+              <w:t>由 Tab 过滤</w:t>
+            </w:r>
+          </w:p>
+        </w:tc>
+      </w:tr>
+      <w:tr>
+        <w:tc>
+          <w:tcPr>
+            <w:tcW w:type="dxa" w:w="3213"/>
+          </w:tcPr>
+          <w:p>
+            <w:r/>
+            <w:r>
+              <w:rPr>
+                <w:rFonts w:ascii="微软雅黑" w:hAnsi="微软雅黑" w:eastAsia="微软雅黑"/>
+                <w:sz w:val="19"/>
+              </w:rPr>
+              <w:t>关联订单号</w:t>
+            </w:r>
+          </w:p>
+        </w:tc>
+        <w:tc>
+          <w:tcPr>
+            <w:tcW w:type="dxa" w:w="3213"/>
+          </w:tcPr>
+          <w:p>
+            <w:r/>
+            <w:r>
+              <w:rPr>
+                <w:rFonts w:ascii="微软雅黑" w:hAnsi="微软雅黑" w:eastAsia="微软雅黑"/>
+                <w:sz w:val="19"/>
+              </w:rPr>
+              <w:t>已使用券的核销订单号</w:t>
+            </w:r>
+          </w:p>
+        </w:tc>
+        <w:tc>
+          <w:tcPr>
+            <w:tcW w:type="dxa" w:w="3213"/>
+          </w:tcPr>
+          <w:p>
+            <w:r/>
+            <w:r>
+              <w:rPr>
+                <w:rFonts w:ascii="微软雅黑" w:hAnsi="微软雅黑" w:eastAsia="微软雅黑"/>
+                <w:sz w:val="19"/>
+              </w:rPr>
+              <w:t>仅已使用展示</w:t>
             </w:r>
           </w:p>
         </w:tc>
       </w:tr>
     </w:tbl>
     <w:p>
-      <w:pPr>
-        <w:pStyle w:val="Heading5"/>
-      </w:pPr>
-      <w:r>
-        <w:rPr>
-          <w:rFonts w:ascii="微软雅黑" w:hAnsi="微软雅黑" w:eastAsia="微软雅黑"/>
-          <w:sz w:val="20"/>
-        </w:rPr>
-        <w:t>4.3.2.4【查看我的券】功能</w:t>
-      </w:r>
-    </w:p>
-    <w:tbl>
-      <w:tblPr>
-        <w:tblStyle w:val="TableGrid"/>
-        <w:tblW w:type="auto" w:w="0"/>
-        <w:jc w:val="center"/>
-        <w:tblLook w:firstColumn="1" w:firstRow="1" w:lastColumn="0" w:lastRow="0" w:noHBand="0" w:noVBand="1" w:val="04A0"/>
-      </w:tblPr>
-      <w:tblGrid>
-        <w:gridCol w:w="4819"/>
-        <w:gridCol w:w="4819"/>
-      </w:tblGrid>
-      <w:tr>
-        <w:tc>
-          <w:tcPr>
-            <w:tcW w:type="dxa" w:w="4819"/>
-          </w:tcPr>
-          <w:p>
-            <w:r/>
-            <w:r>
-              <w:rPr>
-                <w:rFonts w:ascii="微软雅黑" w:hAnsi="微软雅黑" w:eastAsia="微软雅黑"/>
-                <w:b/>
-                <w:sz w:val="19"/>
-                <w:shd w:val="clear" w:color="auto" w:fill="F2F2F2"/>
-              </w:rPr>
-              <w:t>项</w:t>
-            </w:r>
-          </w:p>
-        </w:tc>
-        <w:tc>
-          <w:tcPr>
-            <w:tcW w:type="dxa" w:w="4819"/>
-          </w:tcPr>
-          <w:p>
-            <w:r/>
-            <w:r>
-              <w:rPr>
-                <w:rFonts w:ascii="微软雅黑" w:hAnsi="微软雅黑" w:eastAsia="微软雅黑"/>
-                <w:b/>
-                <w:sz w:val="19"/>
-                <w:shd w:val="clear" w:color="auto" w:fill="F2F2F2"/>
-              </w:rPr>
-              <w:t>说明</w:t>
-            </w:r>
-          </w:p>
-        </w:tc>
-      </w:tr>
-      <w:tr>
-        <w:tc>
-          <w:tcPr>
-            <w:tcW w:type="dxa" w:w="4819"/>
-          </w:tcPr>
-          <w:p>
-            <w:r/>
-            <w:r>
-              <w:rPr>
-                <w:rFonts w:ascii="微软雅黑" w:hAnsi="微软雅黑" w:eastAsia="微软雅黑"/>
-                <w:sz w:val="19"/>
-              </w:rPr>
-              <w:t>功能说明</w:t>
-            </w:r>
-          </w:p>
-        </w:tc>
-        <w:tc>
-          <w:tcPr>
-            <w:tcW w:type="dxa" w:w="4819"/>
-          </w:tcPr>
-          <w:p>
-            <w:r/>
-            <w:r>
-              <w:rPr>
-                <w:rFonts w:ascii="微软雅黑" w:hAnsi="微软雅黑" w:eastAsia="微软雅黑"/>
-                <w:sz w:val="19"/>
-              </w:rPr>
-              <w:t>跳转至 App「我的优惠券」页</w:t>
-            </w:r>
-          </w:p>
-        </w:tc>
-      </w:tr>
-      <w:tr>
-        <w:tc>
-          <w:tcPr>
-            <w:tcW w:type="dxa" w:w="4819"/>
-          </w:tcPr>
-          <w:p>
-            <w:r/>
-            <w:r>
-              <w:rPr>
-                <w:rFonts w:ascii="微软雅黑" w:hAnsi="微软雅黑" w:eastAsia="微软雅黑"/>
-                <w:sz w:val="19"/>
-              </w:rPr>
-              <w:t>显示位置</w:t>
-            </w:r>
-          </w:p>
-        </w:tc>
-        <w:tc>
-          <w:tcPr>
-            <w:tcW w:type="dxa" w:w="4819"/>
-          </w:tcPr>
-          <w:p>
-            <w:r/>
-            <w:r>
-              <w:rPr>
-                <w:rFonts w:ascii="微软雅黑" w:hAnsi="微软雅黑" w:eastAsia="微软雅黑"/>
-                <w:sz w:val="19"/>
-              </w:rPr>
-              <w:t>获券弹窗底部主按钮</w:t>
-            </w:r>
-          </w:p>
-        </w:tc>
-      </w:tr>
-      <w:tr>
-        <w:tc>
-          <w:tcPr>
-            <w:tcW w:type="dxa" w:w="4819"/>
-          </w:tcPr>
-          <w:p>
-            <w:r/>
-            <w:r>
-              <w:rPr>
-                <w:rFonts w:ascii="微软雅黑" w:hAnsi="微软雅黑" w:eastAsia="微软雅黑"/>
-                <w:sz w:val="19"/>
-              </w:rPr>
-              <w:t>权限</w:t>
-            </w:r>
-          </w:p>
-        </w:tc>
-        <w:tc>
-          <w:tcPr>
-            <w:tcW w:type="dxa" w:w="4819"/>
-          </w:tcPr>
-          <w:p>
-            <w:r/>
-            <w:r>
-              <w:rPr>
-                <w:rFonts w:ascii="微软雅黑" w:hAnsi="微软雅黑" w:eastAsia="微软雅黑"/>
-                <w:sz w:val="19"/>
-              </w:rPr>
-              <w:t>登录用户；未登录不弹窗（券仍入包，下次登录展示角标）</w:t>
-            </w:r>
-          </w:p>
-        </w:tc>
-      </w:tr>
-      <w:tr>
-        <w:tc>
-          <w:tcPr>
-            <w:tcW w:type="dxa" w:w="4819"/>
-          </w:tcPr>
-          <w:p>
-            <w:r/>
-            <w:r>
-              <w:rPr>
-                <w:rFonts w:ascii="微软雅黑" w:hAnsi="微软雅黑" w:eastAsia="微软雅黑"/>
-                <w:sz w:val="19"/>
-              </w:rPr>
-              <w:t>前置条件</w:t>
-            </w:r>
-          </w:p>
-        </w:tc>
-        <w:tc>
-          <w:tcPr>
-            <w:tcW w:type="dxa" w:w="4819"/>
-          </w:tcPr>
-          <w:p>
-            <w:r/>
-            <w:r>
-              <w:rPr>
-                <w:rFonts w:ascii="微软雅黑" w:hAnsi="微软雅黑" w:eastAsia="微软雅黑"/>
-                <w:sz w:val="19"/>
-              </w:rPr>
-              <w:t>弹窗已展示；用户已登录</w:t>
-            </w:r>
-          </w:p>
-        </w:tc>
-      </w:tr>
-      <w:tr>
-        <w:tc>
-          <w:tcPr>
-            <w:tcW w:type="dxa" w:w="4819"/>
-          </w:tcPr>
-          <w:p>
-            <w:r/>
-            <w:r>
-              <w:rPr>
-                <w:rFonts w:ascii="微软雅黑" w:hAnsi="微软雅黑" w:eastAsia="微软雅黑"/>
-                <w:sz w:val="19"/>
-              </w:rPr>
-              <w:t>功能实现</w:t>
-            </w:r>
-          </w:p>
-        </w:tc>
-        <w:tc>
-          <w:tcPr>
-            <w:tcW w:type="dxa" w:w="4819"/>
-          </w:tcPr>
-          <w:p>
-            <w:r/>
-            <w:r>
-              <w:rPr>
-                <w:rFonts w:ascii="微软雅黑" w:hAnsi="微软雅黑" w:eastAsia="微软雅黑"/>
-                <w:sz w:val="19"/>
-              </w:rPr>
-              <w:t>点「查看我的券」→ 路由跳转「我的优惠券」（默认未使用 Tab）→ 列表按领取时间倒序；若未登录则先拉起登录，成功后继续跳转</w:t>
-            </w:r>
-          </w:p>
-        </w:tc>
-      </w:tr>
-    </w:tbl>
-    <w:p>
-      <w:pPr>
-        <w:pStyle w:val="Heading5"/>
-      </w:pPr>
-      <w:r>
-        <w:rPr>
-          <w:rFonts w:ascii="微软雅黑" w:hAnsi="微软雅黑" w:eastAsia="微软雅黑"/>
-          <w:sz w:val="20"/>
-        </w:rPr>
-        <w:t>4.3.2.5【去使用】功能</w:t>
-      </w:r>
-    </w:p>
-    <w:tbl>
-      <w:tblPr>
-        <w:tblStyle w:val="TableGrid"/>
-        <w:tblW w:type="auto" w:w="0"/>
-        <w:jc w:val="center"/>
-        <w:tblLook w:firstColumn="1" w:firstRow="1" w:lastColumn="0" w:lastRow="0" w:noHBand="0" w:noVBand="1" w:val="04A0"/>
-      </w:tblPr>
-      <w:tblGrid>
-        <w:gridCol w:w="4819"/>
-        <w:gridCol w:w="4819"/>
-      </w:tblGrid>
-      <w:tr>
-        <w:tc>
-          <w:tcPr>
-            <w:tcW w:type="dxa" w:w="4819"/>
-          </w:tcPr>
-          <w:p>
-            <w:r/>
-            <w:r>
-              <w:rPr>
-                <w:rFonts w:ascii="微软雅黑" w:hAnsi="微软雅黑" w:eastAsia="微软雅黑"/>
-                <w:b/>
-                <w:sz w:val="19"/>
-                <w:shd w:val="clear" w:color="auto" w:fill="F2F2F2"/>
-              </w:rPr>
-              <w:t>项</w:t>
-            </w:r>
-          </w:p>
-        </w:tc>
-        <w:tc>
-          <w:tcPr>
-            <w:tcW w:type="dxa" w:w="4819"/>
-          </w:tcPr>
-          <w:p>
-            <w:r/>
-            <w:r>
-              <w:rPr>
-                <w:rFonts w:ascii="微软雅黑" w:hAnsi="微软雅黑" w:eastAsia="微软雅黑"/>
-                <w:b/>
-                <w:sz w:val="19"/>
-                <w:shd w:val="clear" w:color="auto" w:fill="F2F2F2"/>
-              </w:rPr>
-              <w:t>说明</w:t>
-            </w:r>
-          </w:p>
-        </w:tc>
-      </w:tr>
-      <w:tr>
-        <w:tc>
-          <w:tcPr>
-            <w:tcW w:type="dxa" w:w="4819"/>
-          </w:tcPr>
-          <w:p>
-            <w:r/>
-            <w:r>
-              <w:rPr>
-                <w:rFonts w:ascii="微软雅黑" w:hAnsi="微软雅黑" w:eastAsia="微软雅黑"/>
-                <w:sz w:val="19"/>
-              </w:rPr>
-              <w:t>功能说明</w:t>
-            </w:r>
-          </w:p>
-        </w:tc>
-        <w:tc>
-          <w:tcPr>
-            <w:tcW w:type="dxa" w:w="4819"/>
-          </w:tcPr>
-          <w:p>
-            <w:r/>
-            <w:r>
-              <w:rPr>
-                <w:rFonts w:ascii="微软雅黑" w:hAnsi="微软雅黑" w:eastAsia="微软雅黑"/>
-                <w:sz w:val="19"/>
-              </w:rPr>
-              <w:t>跳转商品详情页并使用券</w:t>
-            </w:r>
-          </w:p>
-        </w:tc>
-      </w:tr>
-      <w:tr>
-        <w:tc>
-          <w:tcPr>
-            <w:tcW w:type="dxa" w:w="4819"/>
-          </w:tcPr>
-          <w:p>
-            <w:r/>
-            <w:r>
-              <w:rPr>
-                <w:rFonts w:ascii="微软雅黑" w:hAnsi="微软雅黑" w:eastAsia="微软雅黑"/>
-                <w:sz w:val="19"/>
-              </w:rPr>
-              <w:t>显示位置</w:t>
-            </w:r>
-          </w:p>
-        </w:tc>
-        <w:tc>
-          <w:tcPr>
-            <w:tcW w:type="dxa" w:w="4819"/>
-          </w:tcPr>
-          <w:p>
-            <w:r/>
-            <w:r>
-              <w:rPr>
-                <w:rFonts w:ascii="微软雅黑" w:hAnsi="微软雅黑" w:eastAsia="微软雅黑"/>
-                <w:sz w:val="19"/>
-              </w:rPr>
-              <w:t>获券弹窗底部次按钮</w:t>
-            </w:r>
-          </w:p>
-        </w:tc>
-      </w:tr>
-      <w:tr>
-        <w:tc>
-          <w:tcPr>
-            <w:tcW w:type="dxa" w:w="4819"/>
-          </w:tcPr>
-          <w:p>
-            <w:r/>
-            <w:r>
-              <w:rPr>
-                <w:rFonts w:ascii="微软雅黑" w:hAnsi="微软雅黑" w:eastAsia="微软雅黑"/>
-                <w:sz w:val="19"/>
-              </w:rPr>
-              <w:t>权限</w:t>
-            </w:r>
-          </w:p>
-        </w:tc>
-        <w:tc>
-          <w:tcPr>
-            <w:tcW w:type="dxa" w:w="4819"/>
-          </w:tcPr>
-          <w:p>
-            <w:r/>
-            <w:r>
-              <w:rPr>
-                <w:rFonts w:ascii="微软雅黑" w:hAnsi="微软雅黑" w:eastAsia="微软雅黑"/>
-                <w:sz w:val="19"/>
-              </w:rPr>
-              <w:t>登录用户</w:t>
-            </w:r>
-          </w:p>
-        </w:tc>
-      </w:tr>
-      <w:tr>
-        <w:tc>
-          <w:tcPr>
-            <w:tcW w:type="dxa" w:w="4819"/>
-          </w:tcPr>
-          <w:p>
-            <w:r/>
-            <w:r>
-              <w:rPr>
-                <w:rFonts w:ascii="微软雅黑" w:hAnsi="微软雅黑" w:eastAsia="微软雅黑"/>
-                <w:sz w:val="19"/>
-              </w:rPr>
-              <w:t>前置条件</w:t>
-            </w:r>
-          </w:p>
-        </w:tc>
-        <w:tc>
-          <w:tcPr>
-            <w:tcW w:type="dxa" w:w="4819"/>
-          </w:tcPr>
-          <w:p>
-            <w:r/>
-            <w:r>
-              <w:rPr>
-                <w:rFonts w:ascii="微软雅黑" w:hAnsi="微软雅黑" w:eastAsia="微软雅黑"/>
-                <w:sz w:val="19"/>
-              </w:rPr>
-              <w:t>弹窗已展示</w:t>
-            </w:r>
-          </w:p>
-        </w:tc>
-      </w:tr>
-      <w:tr>
-        <w:tc>
-          <w:tcPr>
-            <w:tcW w:type="dxa" w:w="4819"/>
-          </w:tcPr>
-          <w:p>
-            <w:r/>
-            <w:r>
-              <w:rPr>
-                <w:rFonts w:ascii="微软雅黑" w:hAnsi="微软雅黑" w:eastAsia="微软雅黑"/>
-                <w:sz w:val="19"/>
-              </w:rPr>
-              <w:t>功能实现</w:t>
-            </w:r>
-          </w:p>
-        </w:tc>
-        <w:tc>
-          <w:tcPr>
-            <w:tcW w:type="dxa" w:w="4819"/>
-          </w:tcPr>
-          <w:p>
-            <w:r/>
-            <w:r>
-              <w:rPr>
-                <w:rFonts w:ascii="微软雅黑" w:hAnsi="微软雅黑" w:eastAsia="微软雅黑"/>
-                <w:sz w:val="19"/>
-              </w:rPr>
-              <w:t>点「去使用」→ 取券模板关联商品(spu_id) → 跳转商详（带入券模板ID）</w:t>
-            </w:r>
-          </w:p>
-        </w:tc>
-      </w:tr>
-    </w:tbl>
-    <w:p>
-      <w:pPr>
-        <w:pStyle w:val="Heading5"/>
-      </w:pPr>
-      <w:r>
-        <w:rPr>
-          <w:rFonts w:ascii="微软雅黑" w:hAnsi="微软雅黑" w:eastAsia="微软雅黑"/>
-          <w:sz w:val="20"/>
-        </w:rPr>
-        <w:t>4.3.2.6 数据来源（字段级）</w:t>
-      </w:r>
-    </w:p>
-    <w:tbl>
-      <w:tblPr>
-        <w:tblStyle w:val="TableGrid"/>
-        <w:tblW w:type="auto" w:w="0"/>
-        <w:jc w:val="center"/>
-        <w:tblLook w:firstColumn="1" w:firstRow="1" w:lastColumn="0" w:lastRow="0" w:noHBand="0" w:noVBand="1" w:val="04A0"/>
-      </w:tblPr>
-      <w:tblGrid>
-        <w:gridCol w:w="4819"/>
-        <w:gridCol w:w="4819"/>
-      </w:tblGrid>
-      <w:tr>
-        <w:tc>
-          <w:tcPr>
-            <w:tcW w:type="dxa" w:w="4819"/>
-          </w:tcPr>
-          <w:p>
-            <w:r/>
-            <w:r>
-              <w:rPr>
-                <w:rFonts w:ascii="微软雅黑" w:hAnsi="微软雅黑" w:eastAsia="微软雅黑"/>
-                <w:b/>
-                <w:sz w:val="19"/>
-                <w:shd w:val="clear" w:color="auto" w:fill="F2F2F2"/>
-              </w:rPr>
-              <w:t>字段名称</w:t>
-            </w:r>
-          </w:p>
-        </w:tc>
-        <w:tc>
-          <w:tcPr>
-            <w:tcW w:type="dxa" w:w="4819"/>
-          </w:tcPr>
-          <w:p>
-            <w:r/>
-            <w:r>
-              <w:rPr>
-                <w:rFonts w:ascii="微软雅黑" w:hAnsi="微软雅黑" w:eastAsia="微软雅黑"/>
-                <w:b/>
-                <w:sz w:val="19"/>
-                <w:shd w:val="clear" w:color="auto" w:fill="F2F2F2"/>
-              </w:rPr>
-              <w:t>取值逻辑说明</w:t>
-            </w:r>
-          </w:p>
-        </w:tc>
-      </w:tr>
-      <w:tr>
-        <w:tc>
-          <w:tcPr>
-            <w:tcW w:type="dxa" w:w="4819"/>
-          </w:tcPr>
-          <w:p>
-            <w:r/>
-            <w:r>
-              <w:rPr>
-                <w:rFonts w:ascii="微软雅黑" w:hAnsi="微软雅黑" w:eastAsia="微软雅黑"/>
-                <w:sz w:val="19"/>
-              </w:rPr>
-              <w:t>券名 / 面额 / 门槛 / 适用范围</w:t>
-            </w:r>
-          </w:p>
-        </w:tc>
-        <w:tc>
-          <w:tcPr>
-            <w:tcW w:type="dxa" w:w="4819"/>
-          </w:tcPr>
-          <w:p>
-            <w:r/>
-            <w:r>
-              <w:rPr>
-                <w:rFonts w:ascii="微软雅黑" w:hAnsi="微软雅黑" w:eastAsia="微软雅黑"/>
-                <w:sz w:val="19"/>
-              </w:rPr>
-              <w:t>取《券模板表》对应券模板字段</w:t>
-            </w:r>
-          </w:p>
-        </w:tc>
-      </w:tr>
-      <w:tr>
-        <w:tc>
-          <w:tcPr>
-            <w:tcW w:type="dxa" w:w="4819"/>
-          </w:tcPr>
-          <w:p>
-            <w:r/>
-            <w:r>
-              <w:rPr>
-                <w:rFonts w:ascii="微软雅黑" w:hAnsi="微软雅黑" w:eastAsia="微软雅黑"/>
-                <w:sz w:val="19"/>
-              </w:rPr>
-              <w:t>本次发放券列表</w:t>
-            </w:r>
-          </w:p>
-        </w:tc>
-        <w:tc>
-          <w:tcPr>
-            <w:tcW w:type="dxa" w:w="4819"/>
-          </w:tcPr>
-          <w:p>
-            <w:r/>
-            <w:r>
-              <w:rPr>
-                <w:rFonts w:ascii="微软雅黑" w:hAnsi="微软雅黑" w:eastAsia="微软雅黑"/>
-                <w:sz w:val="19"/>
-              </w:rPr>
-              <w:t>调用发券结果接口，传 user_id + 触发批次号，返回本次发放的券实例列表</w:t>
-            </w:r>
-          </w:p>
-        </w:tc>
-      </w:tr>
-    </w:tbl>
-    <w:p>
-      <w:pPr>
-        <w:pStyle w:val="Heading5"/>
-      </w:pPr>
-      <w:r>
-        <w:rPr>
-          <w:rFonts w:ascii="微软雅黑" w:hAnsi="微软雅黑" w:eastAsia="微软雅黑"/>
-          <w:sz w:val="20"/>
-        </w:rPr>
-        <w:t>4.3.2.7 状态流转</w:t>
-      </w:r>
-    </w:p>
-    <w:p>
-      <w:r>
-        <w:rPr>
-          <w:rFonts w:ascii="微软雅黑" w:hAnsi="微软雅黑" w:eastAsia="微软雅黑"/>
-          <w:sz w:val="21"/>
-        </w:rPr>
-        <w:t xml:space="preserve">券实例：发放成功 → </w:t>
-      </w:r>
-      <w:r>
-        <w:rPr>
-          <w:rFonts w:ascii="微软雅黑" w:hAnsi="微软雅黑" w:eastAsia="微软雅黑"/>
-          <w:b/>
-          <w:sz w:val="21"/>
-        </w:rPr>
-        <w:t>未使用</w:t>
-      </w:r>
-      <w:r>
-        <w:rPr>
-          <w:rFonts w:ascii="微软雅黑" w:hAnsi="微软雅黑" w:eastAsia="微软雅黑"/>
-          <w:sz w:val="21"/>
-        </w:rPr>
-        <w:t>（无需用户操作）。弹窗展示与否不影响状态。</w:t>
-      </w:r>
-    </w:p>
-    <w:p>
-      <w:pPr>
-        <w:pStyle w:val="Heading4"/>
-      </w:pPr>
-      <w:r>
-        <w:rPr>
-          <w:rFonts w:ascii="微软雅黑" w:hAnsi="微软雅黑" w:eastAsia="微软雅黑"/>
-          <w:sz w:val="20"/>
-        </w:rPr>
-        <w:t>4.3.3 我的优惠券（三态）</w:t>
-      </w:r>
-      <w:r>
-        <w:rPr>
-          <w:rFonts w:ascii="微软雅黑" w:hAnsi="微软雅黑" w:eastAsia="微软雅黑"/>
-          <w:sz w:val="20"/>
-          <w:shd w:val="clear" w:color="auto" w:fill="E8F5E9"/>
-        </w:rPr>
-        <w:t>本期新增</w:t>
+      <w:r>
+        <w:rPr>
+          <w:rFonts w:ascii="微软雅黑" w:hAnsi="微软雅黑" w:eastAsia="微软雅黑"/>
+          <w:sz w:val="21"/>
+        </w:rPr>
+        <w:t>列表附加规则：排序：未使用按过期时间升序（先过期置顶）；分页：每页 20，滚动加载；合计：无；数据唯一判断：券码唯一。</w:t>
       </w:r>
     </w:p>
     <w:p>
@@ -20064,263 +19057,7 @@
           <w:rFonts w:ascii="微软雅黑" w:hAnsi="微软雅黑" w:eastAsia="微软雅黑"/>
           <w:sz w:val="20"/>
         </w:rPr>
-        <w:t>4.3.3.1 原型与交互示意</w:t>
-      </w:r>
-    </w:p>
-    <w:p/>
-    <w:p>
-      <w:pPr>
-        <w:jc w:val="center"/>
-      </w:pPr>
-      <w:r>
-        <w:drawing>
-          <wp:inline xmlns:a="http://schemas.openxmlformats.org/drawingml/2006/main" xmlns:pic="http://schemas.openxmlformats.org/drawingml/2006/picture">
-            <wp:extent cx="5580000" cy="3487500"/>
-            <wp:docPr id="14" name="Picture 14"/>
-            <wp:cNvGraphicFramePr>
-              <a:graphicFrameLocks noChangeAspect="1"/>
-            </wp:cNvGraphicFramePr>
-            <a:graphic>
-              <a:graphicData uri="http://schemas.openxmlformats.org/drawingml/2006/picture">
-                <pic:pic>
-                  <pic:nvPicPr>
-                    <pic:cNvPr id="0" name="coupon-app-my-coupons.png"/>
-                    <pic:cNvPicPr/>
-                  </pic:nvPicPr>
-                  <pic:blipFill>
-                    <a:blip r:embed="rId22"/>
-                    <a:stretch>
-                      <a:fillRect/>
-                    </a:stretch>
-                  </pic:blipFill>
-                  <pic:spPr>
-                    <a:xfrm>
-                      <a:off x="0" y="0"/>
-                      <a:ext cx="5580000" cy="3487500"/>
-                    </a:xfrm>
-                    <a:prstGeom prst="rect"/>
-                  </pic:spPr>
-                </pic:pic>
-              </a:graphicData>
-            </a:graphic>
-          </wp:inline>
-        </w:drawing>
-      </w:r>
-    </w:p>
-    <w:p>
-      <w:r>
-        <w:rPr>
-          <w:rFonts w:ascii="微软雅黑" w:hAnsi="微软雅黑" w:eastAsia="微软雅黑"/>
-          <w:sz w:val="21"/>
-        </w:rPr>
-        <w:t>独立页面，顶部三个 Tab（未使用 / 已使用 / 已过期），默认「未使用」；示意图见上方 App 原型「我的优惠券」页。</w:t>
-      </w:r>
-    </w:p>
-    <w:p>
-      <w:pPr>
-        <w:pStyle w:val="Heading5"/>
-      </w:pPr>
-      <w:r>
-        <w:rPr>
-          <w:rFonts w:ascii="微软雅黑" w:hAnsi="微软雅黑" w:eastAsia="微软雅黑"/>
-          <w:sz w:val="20"/>
-        </w:rPr>
-        <w:t>4.3.3.2 详细逻辑规则</w:t>
-      </w:r>
-    </w:p>
-    <w:p>
-      <w:r>
-        <w:rPr>
-          <w:rFonts w:ascii="微软雅黑" w:hAnsi="微软雅黑" w:eastAsia="微软雅黑"/>
-          <w:b/>
-          <w:sz w:val="21"/>
-        </w:rPr>
-        <w:t>界面与展示规则</w:t>
-      </w:r>
-      <w:r>
-        <w:rPr>
-          <w:rFonts w:ascii="微软雅黑" w:hAnsi="微软雅黑" w:eastAsia="微软雅黑"/>
-          <w:sz w:val="21"/>
-        </w:rPr>
-        <w:t>：</w:t>
-      </w:r>
-    </w:p>
-    <w:p>
-      <w:pPr>
-        <w:pStyle w:val="ListBullet"/>
-      </w:pPr>
-      <w:r>
-        <w:rPr>
-          <w:rFonts w:ascii="微软雅黑" w:hAnsi="微软雅黑" w:eastAsia="微软雅黑"/>
-          <w:sz w:val="21"/>
-        </w:rPr>
-        <w:t>Tab 结构：未使用 / 已使用 / 已过期，点击切换；未使用默认选中。</w:t>
-      </w:r>
-    </w:p>
-    <w:p>
-      <w:pPr>
-        <w:pStyle w:val="ListBullet"/>
-      </w:pPr>
-      <w:r>
-        <w:rPr>
-          <w:rFonts w:ascii="微软雅黑" w:hAnsi="微软雅黑" w:eastAsia="微软雅黑"/>
-          <w:sz w:val="21"/>
-        </w:rPr>
-        <w:t>未使用券卡片：券名 / 面额（大字突出）/ 门槛金额 / 有效期（起止日期）/ 适用范围标签（全场/指定商品/指定店铺）；操作按钮「去使用」。</w:t>
-      </w:r>
-    </w:p>
-    <w:p>
-      <w:pPr>
-        <w:pStyle w:val="ListBullet"/>
-      </w:pPr>
-      <w:r>
-        <w:rPr>
-          <w:rFonts w:ascii="微软雅黑" w:hAnsi="微软雅黑" w:eastAsia="微软雅黑"/>
-          <w:sz w:val="21"/>
-        </w:rPr>
-        <w:t>已使用券卡片：券名 / 面额 / 使用时间 / 关联订单号；状态标签「已核销」（灰色置灰）。</w:t>
-      </w:r>
-    </w:p>
-    <w:p>
-      <w:pPr>
-        <w:pStyle w:val="ListBullet"/>
-      </w:pPr>
-      <w:r>
-        <w:rPr>
-          <w:rFonts w:ascii="微软雅黑" w:hAnsi="微软雅黑" w:eastAsia="微软雅黑"/>
-          <w:sz w:val="21"/>
-        </w:rPr>
-        <w:t>已过期券卡片：券名 / 面额 / 过期时间；状态标签「已过期」（灰色置灰）。</w:t>
-      </w:r>
-    </w:p>
-    <w:p>
-      <w:pPr>
-        <w:pStyle w:val="ListBullet"/>
-      </w:pPr>
-      <w:r>
-        <w:rPr>
-          <w:rFonts w:ascii="微软雅黑" w:hAnsi="微软雅黑" w:eastAsia="微软雅黑"/>
-          <w:sz w:val="21"/>
-        </w:rPr>
-        <w:t>极限值：券名超 12 字截断「…」；列表一次加载 20 条，滚动加载更多。</w:t>
-      </w:r>
-    </w:p>
-    <w:p>
-      <w:pPr>
-        <w:pStyle w:val="ListBullet"/>
-      </w:pPr>
-      <w:r>
-        <w:rPr>
-          <w:rFonts w:ascii="微软雅黑" w:hAnsi="微软雅黑" w:eastAsia="微软雅黑"/>
-          <w:sz w:val="21"/>
-        </w:rPr>
-        <w:t>空状态：对应 Tab 无券 → 插画 + 文案「暂无优惠券」+「去逛逛」跳转商城。</w:t>
-      </w:r>
-    </w:p>
-    <w:p>
-      <w:pPr>
-        <w:pStyle w:val="ListBullet"/>
-      </w:pPr>
-      <w:r>
-        <w:rPr>
-          <w:rFonts w:ascii="微软雅黑" w:hAnsi="微软雅黑" w:eastAsia="微软雅黑"/>
-          <w:sz w:val="21"/>
-        </w:rPr>
-        <w:t>临近过期(≤3天)：未使用券标红提示「X天后过期」。</w:t>
-      </w:r>
-    </w:p>
-    <w:p>
-      <w:r>
-        <w:rPr>
-          <w:rFonts w:ascii="微软雅黑" w:hAnsi="微软雅黑" w:eastAsia="微软雅黑"/>
-          <w:b/>
-          <w:sz w:val="21"/>
-        </w:rPr>
-        <w:t>业务逻辑与边界条件</w:t>
-      </w:r>
-      <w:r>
-        <w:rPr>
-          <w:rFonts w:ascii="微软雅黑" w:hAnsi="微软雅黑" w:eastAsia="微软雅黑"/>
-          <w:sz w:val="21"/>
-        </w:rPr>
-        <w:t>：</w:t>
-      </w:r>
-    </w:p>
-    <w:p>
-      <w:pPr>
-        <w:pStyle w:val="ListBullet"/>
-      </w:pPr>
-      <w:r>
-        <w:rPr>
-          <w:rFonts w:ascii="微软雅黑" w:hAnsi="微软雅黑" w:eastAsia="微软雅黑"/>
-          <w:sz w:val="21"/>
-        </w:rPr>
-        <w:t>三态由《用户券表》status 驱动；过期由定时任务更新 status=已过期。</w:t>
-      </w:r>
-    </w:p>
-    <w:p>
-      <w:pPr>
-        <w:pStyle w:val="ListBullet"/>
-      </w:pPr>
-      <w:r>
-        <w:rPr>
-          <w:rFonts w:ascii="微软雅黑" w:hAnsi="微软雅黑" w:eastAsia="微软雅黑"/>
-          <w:sz w:val="21"/>
-        </w:rPr>
-        <w:t>下拉刷新重新拉取；分页滚动加载（每页 20）。</w:t>
-      </w:r>
-    </w:p>
-    <w:p>
-      <w:pPr>
-        <w:pStyle w:val="ListBullet"/>
-      </w:pPr>
-      <w:r>
-        <w:rPr>
-          <w:rFonts w:ascii="微软雅黑" w:hAnsi="微软雅黑" w:eastAsia="微软雅黑"/>
-          <w:sz w:val="21"/>
-        </w:rPr>
-        <w:t xml:space="preserve">⚠️ </w:t>
-      </w:r>
-      <w:r>
-        <w:rPr>
-          <w:rFonts w:ascii="微软雅黑" w:hAnsi="微软雅黑" w:eastAsia="微软雅黑"/>
-          <w:b/>
-          <w:sz w:val="21"/>
-        </w:rPr>
-        <w:t>跨端口持有券展示</w:t>
-      </w:r>
-      <w:r>
-        <w:rPr>
-          <w:rFonts w:ascii="微软雅黑" w:hAnsi="微软雅黑" w:eastAsia="微软雅黑"/>
-          <w:sz w:val="21"/>
-        </w:rPr>
-        <w:t xml:space="preserve">：若用户持有某券但当前端口不在其 </w:t>
-      </w:r>
-      <w:r>
-        <w:rPr>
-          <w:rFonts w:ascii="微软雅黑" w:hAnsi="微软雅黑" w:eastAsia="微软雅黑"/>
-          <w:sz w:val="21"/>
-        </w:rPr>
-        <w:t>usable_ports</w:t>
-      </w:r>
-      <w:r>
-        <w:rPr>
-          <w:rFonts w:ascii="微软雅黑" w:hAnsi="微软雅黑" w:eastAsia="微软雅黑"/>
-          <w:sz w:val="21"/>
-        </w:rPr>
-        <w:t xml:space="preserve"> 内，该券仍展示、状态标「生效中」但置灰不可选，点击提示「此券仅支持在 {usable_ports 端口名称} 使用」（完整规则见 §4.3.4）。</w:t>
-      </w:r>
-    </w:p>
-    <w:p>
-      <w:pPr>
-        <w:pStyle w:val="Heading5"/>
-      </w:pPr>
-      <w:r>
-        <w:rPr>
-          <w:rFonts w:ascii="微软雅黑" w:hAnsi="微软雅黑" w:eastAsia="微软雅黑"/>
-          <w:sz w:val="20"/>
-        </w:rPr>
-        <w:t>4.3.3.3 列表字段表（字段名称 / 需求说明 / 备注）</w:t>
+        <w:t>4.3.3.4 功能按钮总表（功能名称 / 功能说明 / 备注）</w:t>
       </w:r>
     </w:p>
     <w:tbl>
@@ -20349,422 +19086,6 @@
                 <w:sz w:val="19"/>
                 <w:shd w:val="clear" w:color="auto" w:fill="F2F2F2"/>
               </w:rPr>
-              <w:t>字段名称</w:t>
-            </w:r>
-          </w:p>
-        </w:tc>
-        <w:tc>
-          <w:tcPr>
-            <w:tcW w:type="dxa" w:w="3213"/>
-          </w:tcPr>
-          <w:p>
-            <w:r/>
-            <w:r>
-              <w:rPr>
-                <w:rFonts w:ascii="微软雅黑" w:hAnsi="微软雅黑" w:eastAsia="微软雅黑"/>
-                <w:b/>
-                <w:sz w:val="19"/>
-                <w:shd w:val="clear" w:color="auto" w:fill="F2F2F2"/>
-              </w:rPr>
-              <w:t>需求说明</w:t>
-            </w:r>
-          </w:p>
-        </w:tc>
-        <w:tc>
-          <w:tcPr>
-            <w:tcW w:type="dxa" w:w="3213"/>
-          </w:tcPr>
-          <w:p>
-            <w:r/>
-            <w:r>
-              <w:rPr>
-                <w:rFonts w:ascii="微软雅黑" w:hAnsi="微软雅黑" w:eastAsia="微软雅黑"/>
-                <w:b/>
-                <w:sz w:val="19"/>
-                <w:shd w:val="clear" w:color="auto" w:fill="F2F2F2"/>
-              </w:rPr>
-              <w:t>备注</w:t>
-            </w:r>
-          </w:p>
-        </w:tc>
-      </w:tr>
-      <w:tr>
-        <w:tc>
-          <w:tcPr>
-            <w:tcW w:type="dxa" w:w="3213"/>
-          </w:tcPr>
-          <w:p>
-            <w:r/>
-            <w:r>
-              <w:rPr>
-                <w:rFonts w:ascii="微软雅黑" w:hAnsi="微软雅黑" w:eastAsia="微软雅黑"/>
-                <w:sz w:val="19"/>
-              </w:rPr>
-              <w:t>券名</w:t>
-            </w:r>
-          </w:p>
-        </w:tc>
-        <w:tc>
-          <w:tcPr>
-            <w:tcW w:type="dxa" w:w="3213"/>
-          </w:tcPr>
-          <w:p>
-            <w:r/>
-            <w:r>
-              <w:rPr>
-                <w:rFonts w:ascii="微软雅黑" w:hAnsi="微软雅黑" w:eastAsia="微软雅黑"/>
-                <w:sz w:val="19"/>
-              </w:rPr>
-              <w:t>取《券模板表》券名</w:t>
-            </w:r>
-          </w:p>
-        </w:tc>
-        <w:tc>
-          <w:tcPr>
-            <w:tcW w:type="dxa" w:w="3213"/>
-          </w:tcPr>
-          <w:p>
-            <w:r/>
-            <w:r>
-              <w:rPr>
-                <w:rFonts w:ascii="微软雅黑" w:hAnsi="微软雅黑" w:eastAsia="微软雅黑"/>
-                <w:sz w:val="19"/>
-              </w:rPr>
-              <w:t>超 12 字截断</w:t>
-            </w:r>
-          </w:p>
-        </w:tc>
-      </w:tr>
-      <w:tr>
-        <w:tc>
-          <w:tcPr>
-            <w:tcW w:type="dxa" w:w="3213"/>
-          </w:tcPr>
-          <w:p>
-            <w:r/>
-            <w:r>
-              <w:rPr>
-                <w:rFonts w:ascii="微软雅黑" w:hAnsi="微软雅黑" w:eastAsia="微软雅黑"/>
-                <w:sz w:val="19"/>
-              </w:rPr>
-              <w:t>面额</w:t>
-            </w:r>
-          </w:p>
-        </w:tc>
-        <w:tc>
-          <w:tcPr>
-            <w:tcW w:type="dxa" w:w="3213"/>
-          </w:tcPr>
-          <w:p>
-            <w:r/>
-            <w:r>
-              <w:rPr>
-                <w:rFonts w:ascii="微软雅黑" w:hAnsi="微软雅黑" w:eastAsia="微软雅黑"/>
-                <w:sz w:val="19"/>
-              </w:rPr>
-              <w:t>券面额，大字突出</w:t>
-            </w:r>
-          </w:p>
-        </w:tc>
-        <w:tc>
-          <w:tcPr>
-            <w:tcW w:type="dxa" w:w="3213"/>
-          </w:tcPr>
-          <w:p>
-            <w:r/>
-            <w:r>
-              <w:rPr>
-                <w:rFonts w:ascii="微软雅黑" w:hAnsi="微软雅黑" w:eastAsia="微软雅黑"/>
-                <w:sz w:val="19"/>
-              </w:rPr>
-              <w:t>单位 ¥</w:t>
-            </w:r>
-          </w:p>
-        </w:tc>
-      </w:tr>
-      <w:tr>
-        <w:tc>
-          <w:tcPr>
-            <w:tcW w:type="dxa" w:w="3213"/>
-          </w:tcPr>
-          <w:p>
-            <w:r/>
-            <w:r>
-              <w:rPr>
-                <w:rFonts w:ascii="微软雅黑" w:hAnsi="微软雅黑" w:eastAsia="微软雅黑"/>
-                <w:sz w:val="19"/>
-              </w:rPr>
-              <w:t>门槛金额</w:t>
-            </w:r>
-          </w:p>
-        </w:tc>
-        <w:tc>
-          <w:tcPr>
-            <w:tcW w:type="dxa" w:w="3213"/>
-          </w:tcPr>
-          <w:p>
-            <w:r/>
-            <w:r>
-              <w:rPr>
-                <w:rFonts w:ascii="微软雅黑" w:hAnsi="微软雅黑" w:eastAsia="微软雅黑"/>
-                <w:sz w:val="19"/>
-              </w:rPr>
-              <w:t>使用门槛</w:t>
-            </w:r>
-          </w:p>
-        </w:tc>
-        <w:tc>
-          <w:tcPr>
-            <w:tcW w:type="dxa" w:w="3213"/>
-          </w:tcPr>
-          <w:p>
-            <w:r/>
-            <w:r>
-              <w:rPr>
-                <w:rFonts w:ascii="微软雅黑" w:hAnsi="微软雅黑" w:eastAsia="微软雅黑"/>
-                <w:sz w:val="19"/>
-              </w:rPr>
-              <w:t>无门槛显示「无门槛」</w:t>
-            </w:r>
-          </w:p>
-        </w:tc>
-      </w:tr>
-      <w:tr>
-        <w:tc>
-          <w:tcPr>
-            <w:tcW w:type="dxa" w:w="3213"/>
-          </w:tcPr>
-          <w:p>
-            <w:r/>
-            <w:r>
-              <w:rPr>
-                <w:rFonts w:ascii="微软雅黑" w:hAnsi="微软雅黑" w:eastAsia="微软雅黑"/>
-                <w:sz w:val="19"/>
-              </w:rPr>
-              <w:t>有效期</w:t>
-            </w:r>
-          </w:p>
-        </w:tc>
-        <w:tc>
-          <w:tcPr>
-            <w:tcW w:type="dxa" w:w="3213"/>
-          </w:tcPr>
-          <w:p>
-            <w:r/>
-            <w:r>
-              <w:rPr>
-                <w:rFonts w:ascii="微软雅黑" w:hAnsi="微软雅黑" w:eastAsia="微软雅黑"/>
-                <w:sz w:val="19"/>
-              </w:rPr>
-              <w:t>起止日期</w:t>
-            </w:r>
-          </w:p>
-        </w:tc>
-        <w:tc>
-          <w:tcPr>
-            <w:tcW w:type="dxa" w:w="3213"/>
-          </w:tcPr>
-          <w:p>
-            <w:r/>
-            <w:r>
-              <w:rPr>
-                <w:rFonts w:ascii="微软雅黑" w:hAnsi="微软雅黑" w:eastAsia="微软雅黑"/>
-                <w:sz w:val="19"/>
-              </w:rPr>
-              <w:t>未使用展示</w:t>
-            </w:r>
-          </w:p>
-        </w:tc>
-      </w:tr>
-      <w:tr>
-        <w:tc>
-          <w:tcPr>
-            <w:tcW w:type="dxa" w:w="3213"/>
-          </w:tcPr>
-          <w:p>
-            <w:r/>
-            <w:r>
-              <w:rPr>
-                <w:rFonts w:ascii="微软雅黑" w:hAnsi="微软雅黑" w:eastAsia="微软雅黑"/>
-                <w:sz w:val="19"/>
-              </w:rPr>
-              <w:t>适用范围标签</w:t>
-            </w:r>
-          </w:p>
-        </w:tc>
-        <w:tc>
-          <w:tcPr>
-            <w:tcW w:type="dxa" w:w="3213"/>
-          </w:tcPr>
-          <w:p>
-            <w:r/>
-            <w:r>
-              <w:rPr>
-                <w:rFonts w:ascii="微软雅黑" w:hAnsi="微软雅黑" w:eastAsia="微软雅黑"/>
-                <w:sz w:val="19"/>
-              </w:rPr>
-              <w:t>全场 / 指定商品 / 指定店铺</w:t>
-            </w:r>
-          </w:p>
-        </w:tc>
-        <w:tc>
-          <w:tcPr>
-            <w:tcW w:type="dxa" w:w="3213"/>
-          </w:tcPr>
-          <w:p>
-            <w:r/>
-            <w:r>
-              <w:rPr>
-                <w:rFonts w:ascii="微软雅黑" w:hAnsi="微软雅黑" w:eastAsia="微软雅黑"/>
-                <w:sz w:val="19"/>
-              </w:rPr>
-              <w:t>—</w:t>
-            </w:r>
-          </w:p>
-        </w:tc>
-      </w:tr>
-      <w:tr>
-        <w:tc>
-          <w:tcPr>
-            <w:tcW w:type="dxa" w:w="3213"/>
-          </w:tcPr>
-          <w:p>
-            <w:r/>
-            <w:r>
-              <w:rPr>
-                <w:rFonts w:ascii="微软雅黑" w:hAnsi="微软雅黑" w:eastAsia="微软雅黑"/>
-                <w:sz w:val="19"/>
-              </w:rPr>
-              <w:t>状态</w:t>
-            </w:r>
-          </w:p>
-        </w:tc>
-        <w:tc>
-          <w:tcPr>
-            <w:tcW w:type="dxa" w:w="3213"/>
-          </w:tcPr>
-          <w:p>
-            <w:r/>
-            <w:r>
-              <w:rPr>
-                <w:rFonts w:ascii="微软雅黑" w:hAnsi="微软雅黑" w:eastAsia="微软雅黑"/>
-                <w:sz w:val="19"/>
-              </w:rPr>
-              <w:t>未使用 / 已使用 / 已过期</w:t>
-            </w:r>
-          </w:p>
-        </w:tc>
-        <w:tc>
-          <w:tcPr>
-            <w:tcW w:type="dxa" w:w="3213"/>
-          </w:tcPr>
-          <w:p>
-            <w:r/>
-            <w:r>
-              <w:rPr>
-                <w:rFonts w:ascii="微软雅黑" w:hAnsi="微软雅黑" w:eastAsia="微软雅黑"/>
-                <w:sz w:val="19"/>
-              </w:rPr>
-              <w:t>由 Tab 过滤</w:t>
-            </w:r>
-          </w:p>
-        </w:tc>
-      </w:tr>
-      <w:tr>
-        <w:tc>
-          <w:tcPr>
-            <w:tcW w:type="dxa" w:w="3213"/>
-          </w:tcPr>
-          <w:p>
-            <w:r/>
-            <w:r>
-              <w:rPr>
-                <w:rFonts w:ascii="微软雅黑" w:hAnsi="微软雅黑" w:eastAsia="微软雅黑"/>
-                <w:sz w:val="19"/>
-              </w:rPr>
-              <w:t>关联订单号</w:t>
-            </w:r>
-          </w:p>
-        </w:tc>
-        <w:tc>
-          <w:tcPr>
-            <w:tcW w:type="dxa" w:w="3213"/>
-          </w:tcPr>
-          <w:p>
-            <w:r/>
-            <w:r>
-              <w:rPr>
-                <w:rFonts w:ascii="微软雅黑" w:hAnsi="微软雅黑" w:eastAsia="微软雅黑"/>
-                <w:sz w:val="19"/>
-              </w:rPr>
-              <w:t>已使用券的核销订单号</w:t>
-            </w:r>
-          </w:p>
-        </w:tc>
-        <w:tc>
-          <w:tcPr>
-            <w:tcW w:type="dxa" w:w="3213"/>
-          </w:tcPr>
-          <w:p>
-            <w:r/>
-            <w:r>
-              <w:rPr>
-                <w:rFonts w:ascii="微软雅黑" w:hAnsi="微软雅黑" w:eastAsia="微软雅黑"/>
-                <w:sz w:val="19"/>
-              </w:rPr>
-              <w:t>仅已使用展示</w:t>
-            </w:r>
-          </w:p>
-        </w:tc>
-      </w:tr>
-    </w:tbl>
-    <w:p>
-      <w:r>
-        <w:rPr>
-          <w:rFonts w:ascii="微软雅黑" w:hAnsi="微软雅黑" w:eastAsia="微软雅黑"/>
-          <w:sz w:val="21"/>
-        </w:rPr>
-        <w:t>列表附加规则：排序：未使用按过期时间升序（先过期置顶）；分页：每页 20，滚动加载；合计：无；数据唯一判断：券码唯一。</w:t>
-      </w:r>
-    </w:p>
-    <w:p>
-      <w:pPr>
-        <w:pStyle w:val="Heading5"/>
-      </w:pPr>
-      <w:r>
-        <w:rPr>
-          <w:rFonts w:ascii="微软雅黑" w:hAnsi="微软雅黑" w:eastAsia="微软雅黑"/>
-          <w:sz w:val="20"/>
-        </w:rPr>
-        <w:t>4.3.3.4 功能按钮总表（功能名称 / 功能说明 / 备注）</w:t>
-      </w:r>
-    </w:p>
-    <w:tbl>
-      <w:tblPr>
-        <w:tblStyle w:val="TableGrid"/>
-        <w:tblW w:type="auto" w:w="0"/>
-        <w:jc w:val="center"/>
-        <w:tblLook w:firstColumn="1" w:firstRow="1" w:lastColumn="0" w:lastRow="0" w:noHBand="0" w:noVBand="1" w:val="04A0"/>
-      </w:tblPr>
-      <w:tblGrid>
-        <w:gridCol w:w="3213"/>
-        <w:gridCol w:w="3213"/>
-        <w:gridCol w:w="3213"/>
-      </w:tblGrid>
-      <w:tr>
-        <w:tc>
-          <w:tcPr>
-            <w:tcW w:type="dxa" w:w="3213"/>
-          </w:tcPr>
-          <w:p>
-            <w:r/>
-            <w:r>
-              <w:rPr>
-                <w:rFonts w:ascii="微软雅黑" w:hAnsi="微软雅黑" w:eastAsia="微软雅黑"/>
-                <w:b/>
-                <w:sz w:val="19"/>
-                <w:shd w:val="clear" w:color="auto" w:fill="F2F2F2"/>
-              </w:rPr>
               <w:t>功能名称</w:t>
             </w:r>
           </w:p>
@@ -21470,7 +19791,7 @@
         <w:drawing>
           <wp:inline xmlns:a="http://schemas.openxmlformats.org/drawingml/2006/main" xmlns:pic="http://schemas.openxmlformats.org/drawingml/2006/picture">
             <wp:extent cx="5580000" cy="11732308"/>
-            <wp:docPr id="15" name="Picture 15"/>
+            <wp:docPr id="14" name="Picture 14"/>
             <wp:cNvGraphicFramePr>
               <a:graphicFrameLocks noChangeAspect="1"/>
             </wp:cNvGraphicFramePr>
@@ -21482,7 +19803,7 @@
                     <pic:cNvPicPr/>
                   </pic:nvPicPr>
                   <pic:blipFill>
-                    <a:blip r:embed="rId23"/>
+                    <a:blip r:embed="rId22"/>
                     <a:stretch>
                       <a:fillRect/>
                     </a:stretch>
@@ -22168,7 +20489,7 @@
         <w:drawing>
           <wp:inline xmlns:a="http://schemas.openxmlformats.org/drawingml/2006/main" xmlns:pic="http://schemas.openxmlformats.org/drawingml/2006/picture">
             <wp:extent cx="5580000" cy="15852273"/>
-            <wp:docPr id="16" name="Picture 16"/>
+            <wp:docPr id="15" name="Picture 15"/>
             <wp:cNvGraphicFramePr>
               <a:graphicFrameLocks noChangeAspect="1"/>
             </wp:cNvGraphicFramePr>
@@ -22180,7 +20501,7 @@
                     <pic:cNvPicPr/>
                   </pic:nvPicPr>
                   <pic:blipFill>
-                    <a:blip r:embed="rId24"/>
+                    <a:blip r:embed="rId23"/>
                     <a:stretch>
                       <a:fillRect/>
                     </a:stretch>
@@ -23382,353 +21703,6 @@
           <w:sz w:val="21"/>
         </w:rPr>
         <w:t>未使用 ──(提交订单)──&gt; 已预占 ──(支付成功)──&gt; 已使用；已预占 ──(支付失败/取消)──&gt; 未使用。</w:t>
-      </w:r>
-    </w:p>
-    <w:p>
-      <w:pPr>
-        <w:pStyle w:val="Heading3"/>
-      </w:pPr>
-      <w:r>
-        <w:rPr>
-          <w:rFonts w:ascii="微软雅黑" w:hAnsi="微软雅黑" w:eastAsia="微软雅黑"/>
-          <w:sz w:val="20"/>
-        </w:rPr>
-        <w:t>4.4 小程序 / H5 端（获券弹窗新增）</w:t>
-      </w:r>
-      <w:r>
-        <w:rPr>
-          <w:rFonts w:ascii="微软雅黑" w:hAnsi="微软雅黑" w:eastAsia="微软雅黑"/>
-          <w:sz w:val="20"/>
-          <w:shd w:val="clear" w:color="auto" w:fill="F0F0F0"/>
-        </w:rPr>
-        <w:t>⚠️ 本期整节删除（移至下期）</w:t>
-      </w:r>
-    </w:p>
-    <w:p>
-      <w:r>
-        <w:rPr>
-          <w:rFonts w:ascii="微软雅黑" w:hAnsi="微软雅黑" w:eastAsia="微软雅黑"/>
-          <w:sz w:val="21"/>
-        </w:rPr>
-        <w:t>原型示意：</w:t>
-      </w:r>
-    </w:p>
-    <w:p/>
-    <w:p>
-      <w:pPr>
-        <w:jc w:val="center"/>
-      </w:pPr>
-      <w:r>
-        <w:drawing>
-          <wp:inline xmlns:a="http://schemas.openxmlformats.org/drawingml/2006/main" xmlns:pic="http://schemas.openxmlformats.org/drawingml/2006/picture">
-            <wp:extent cx="5580000" cy="3627000"/>
-            <wp:docPr id="17" name="Picture 17"/>
-            <wp:cNvGraphicFramePr>
-              <a:graphicFrameLocks noChangeAspect="1"/>
-            </wp:cNvGraphicFramePr>
-            <a:graphic>
-              <a:graphicData uri="http://schemas.openxmlformats.org/drawingml/2006/picture">
-                <pic:pic>
-                  <pic:nvPicPr>
-                    <pic:cNvPr id="0" name="coupon-mini-h5.png"/>
-                    <pic:cNvPicPr/>
-                  </pic:nvPicPr>
-                  <pic:blipFill>
-                    <a:blip r:embed="rId25"/>
-                    <a:stretch>
-                      <a:fillRect/>
-                    </a:stretch>
-                  </pic:blipFill>
-                  <pic:spPr>
-                    <a:xfrm>
-                      <a:off x="0" y="0"/>
-                      <a:ext cx="5580000" cy="3627000"/>
-                    </a:xfrm>
-                    <a:prstGeom prst="rect"/>
-                  </pic:spPr>
-                </pic:pic>
-              </a:graphicData>
-            </a:graphic>
-          </wp:inline>
-        </w:drawing>
-      </w:r>
-    </w:p>
-    <w:p>
-      <w:r>
-        <w:rPr>
-          <w:rFonts w:ascii="微软雅黑" w:hAnsi="微软雅黑" w:eastAsia="微软雅黑"/>
-          <w:sz w:val="20"/>
-          <w:shd w:val="clear" w:color="auto" w:fill="E8F5E9"/>
-        </w:rPr>
-        <w:t xml:space="preserve">⚠️ </w:t>
-      </w:r>
-      <w:r>
-        <w:rPr>
-          <w:rFonts w:ascii="微软雅黑" w:hAnsi="微软雅黑" w:eastAsia="微软雅黑"/>
-          <w:b/>
-          <w:sz w:val="20"/>
-          <w:shd w:val="clear" w:color="auto" w:fill="E8F5E9"/>
-        </w:rPr>
-        <w:t>本期整节删除</w:t>
-      </w:r>
-      <w:r>
-        <w:rPr>
-          <w:rFonts w:ascii="微软雅黑" w:hAnsi="微软雅黑" w:eastAsia="微软雅黑"/>
-          <w:sz w:val="20"/>
-          <w:shd w:val="clear" w:color="auto" w:fill="E8F5E9"/>
-        </w:rPr>
-        <w:t>：小程序/H5 端获券弹窗不在本期范围内，移至下期规划。以下内容为保留参考。</w:t>
-        <w:br/>
-      </w:r>
-    </w:p>
-    <w:p>
-      <w:r>
-        <w:rPr>
-          <w:rFonts w:ascii="微软雅黑" w:hAnsi="微软雅黑" w:eastAsia="微软雅黑"/>
-          <w:sz w:val="21"/>
-        </w:rPr>
-        <w:t>本期仅新增</w:t>
-      </w:r>
-      <w:r>
-        <w:rPr>
-          <w:rFonts w:ascii="微软雅黑" w:hAnsi="微软雅黑" w:eastAsia="微软雅黑"/>
-          <w:b/>
-          <w:sz w:val="21"/>
-        </w:rPr>
-        <w:t>获券弹窗</w:t>
-      </w:r>
-      <w:r>
-        <w:rPr>
-          <w:rFonts w:ascii="微软雅黑" w:hAnsi="微软雅黑" w:eastAsia="微软雅黑"/>
-          <w:sz w:val="21"/>
-        </w:rPr>
-        <w:t>（系统发券触达），两端外壳不同；弹窗逻辑、按钮、数据来源、状态流转</w:t>
-      </w:r>
-      <w:r>
-        <w:rPr>
-          <w:rFonts w:ascii="微软雅黑" w:hAnsi="微软雅黑" w:eastAsia="微软雅黑"/>
-          <w:b/>
-          <w:sz w:val="21"/>
-        </w:rPr>
-        <w:t>同 App 端 4.3.2</w:t>
-      </w:r>
-      <w:r>
-        <w:rPr>
-          <w:rFonts w:ascii="微软雅黑" w:hAnsi="微软雅黑" w:eastAsia="微软雅黑"/>
-          <w:sz w:val="21"/>
-        </w:rPr>
-        <w:t>，本节仅补充外壳差异。</w:t>
-      </w:r>
-    </w:p>
-    <w:p>
-      <w:pPr>
-        <w:pStyle w:val="Heading4"/>
-      </w:pPr>
-      <w:r>
-        <w:rPr>
-          <w:rFonts w:ascii="微软雅黑" w:hAnsi="微软雅黑" w:eastAsia="微软雅黑"/>
-          <w:sz w:val="20"/>
-        </w:rPr>
-        <w:t>4.4.1 外壳差异（端 / 外壳规范 / 获券弹窗）</w:t>
-      </w:r>
-    </w:p>
-    <w:tbl>
-      <w:tblPr>
-        <w:tblStyle w:val="TableGrid"/>
-        <w:tblW w:type="auto" w:w="0"/>
-        <w:jc w:val="center"/>
-        <w:tblLook w:firstColumn="1" w:firstRow="1" w:lastColumn="0" w:lastRow="0" w:noHBand="0" w:noVBand="1" w:val="04A0"/>
-      </w:tblPr>
-      <w:tblGrid>
-        <w:gridCol w:w="3213"/>
-        <w:gridCol w:w="3213"/>
-        <w:gridCol w:w="3213"/>
-      </w:tblGrid>
-      <w:tr>
-        <w:tc>
-          <w:tcPr>
-            <w:tcW w:type="dxa" w:w="3213"/>
-          </w:tcPr>
-          <w:p>
-            <w:r/>
-            <w:r>
-              <w:rPr>
-                <w:rFonts w:ascii="微软雅黑" w:hAnsi="微软雅黑" w:eastAsia="微软雅黑"/>
-                <w:b/>
-                <w:sz w:val="19"/>
-                <w:shd w:val="clear" w:color="auto" w:fill="F2F2F2"/>
-              </w:rPr>
-              <w:t>端</w:t>
-            </w:r>
-          </w:p>
-        </w:tc>
-        <w:tc>
-          <w:tcPr>
-            <w:tcW w:type="dxa" w:w="3213"/>
-          </w:tcPr>
-          <w:p>
-            <w:r/>
-            <w:r>
-              <w:rPr>
-                <w:rFonts w:ascii="微软雅黑" w:hAnsi="微软雅黑" w:eastAsia="微软雅黑"/>
-                <w:b/>
-                <w:sz w:val="19"/>
-                <w:shd w:val="clear" w:color="auto" w:fill="F2F2F2"/>
-              </w:rPr>
-              <w:t>外壳规范</w:t>
-            </w:r>
-          </w:p>
-        </w:tc>
-        <w:tc>
-          <w:tcPr>
-            <w:tcW w:type="dxa" w:w="3213"/>
-          </w:tcPr>
-          <w:p>
-            <w:r/>
-            <w:r>
-              <w:rPr>
-                <w:rFonts w:ascii="微软雅黑" w:hAnsi="微软雅黑" w:eastAsia="微软雅黑"/>
-                <w:b/>
-                <w:sz w:val="19"/>
-                <w:shd w:val="clear" w:color="auto" w:fill="F2F2F2"/>
-              </w:rPr>
-              <w:t>获券弹窗</w:t>
-            </w:r>
-          </w:p>
-        </w:tc>
-      </w:tr>
-      <w:tr>
-        <w:tc>
-          <w:tcPr>
-            <w:tcW w:type="dxa" w:w="3213"/>
-          </w:tcPr>
-          <w:p>
-            <w:r/>
-            <w:r>
-              <w:rPr>
-                <w:rFonts w:ascii="微软雅黑" w:hAnsi="微软雅黑" w:eastAsia="微软雅黑"/>
-                <w:sz w:val="19"/>
-              </w:rPr>
-              <w:t>微信小程序</w:t>
-            </w:r>
-          </w:p>
-        </w:tc>
-        <w:tc>
-          <w:tcPr>
-            <w:tcW w:type="dxa" w:w="3213"/>
-          </w:tcPr>
-          <w:p>
-            <w:r/>
-            <w:r>
-              <w:rPr>
-                <w:rFonts w:ascii="微软雅黑" w:hAnsi="微软雅黑" w:eastAsia="微软雅黑"/>
-                <w:sz w:val="19"/>
-              </w:rPr>
-              <w:t>微信导航栏 + 胶囊 + tabBar</w:t>
-            </w:r>
-          </w:p>
-        </w:tc>
-        <w:tc>
-          <w:tcPr>
-            <w:tcW w:type="dxa" w:w="3213"/>
-          </w:tcPr>
-          <w:p>
-            <w:r/>
-            <w:r>
-              <w:rPr>
-                <w:rFonts w:ascii="微软雅黑" w:hAnsi="微软雅黑" w:eastAsia="微软雅黑"/>
-                <w:sz w:val="19"/>
-              </w:rPr>
-              <w:t>同 4.3.2；「去使用/查看我的券」跳转已有页（toast 示意）</w:t>
-            </w:r>
-          </w:p>
-        </w:tc>
-      </w:tr>
-      <w:tr>
-        <w:tc>
-          <w:tcPr>
-            <w:tcW w:type="dxa" w:w="3213"/>
-          </w:tcPr>
-          <w:p>
-            <w:r/>
-            <w:r>
-              <w:rPr>
-                <w:rFonts w:ascii="微软雅黑" w:hAnsi="微软雅黑" w:eastAsia="微软雅黑"/>
-                <w:sz w:val="19"/>
-              </w:rPr>
-              <w:t>独立 H5</w:t>
-            </w:r>
-          </w:p>
-        </w:tc>
-        <w:tc>
-          <w:tcPr>
-            <w:tcW w:type="dxa" w:w="3213"/>
-          </w:tcPr>
-          <w:p>
-            <w:r/>
-            <w:r>
-              <w:rPr>
-                <w:rFonts w:ascii="微软雅黑" w:hAnsi="微软雅黑" w:eastAsia="微软雅黑"/>
-                <w:sz w:val="19"/>
-              </w:rPr>
-              <w:t>移动浏览器地址栏 + 头部标题</w:t>
-            </w:r>
-          </w:p>
-        </w:tc>
-        <w:tc>
-          <w:tcPr>
-            <w:tcW w:type="dxa" w:w="3213"/>
-          </w:tcPr>
-          <w:p>
-            <w:r/>
-            <w:r>
-              <w:rPr>
-                <w:rFonts w:ascii="微软雅黑" w:hAnsi="微软雅黑" w:eastAsia="微软雅黑"/>
-                <w:sz w:val="19"/>
-              </w:rPr>
-              <w:t>同 4.3.2；同上</w:t>
-            </w:r>
-          </w:p>
-        </w:tc>
-      </w:tr>
-    </w:tbl>
-    <w:p>
-      <w:pPr>
-        <w:pStyle w:val="Heading4"/>
-      </w:pPr>
-      <w:r>
-        <w:rPr>
-          <w:rFonts w:ascii="微软雅黑" w:hAnsi="微软雅黑" w:eastAsia="微软雅黑"/>
-          <w:sz w:val="20"/>
-        </w:rPr>
-        <w:t>4.4.2 范围声明</w:t>
-      </w:r>
-    </w:p>
-    <w:p>
-      <w:r>
-        <w:rPr>
-          <w:rFonts w:ascii="微软雅黑" w:hAnsi="微软雅黑" w:eastAsia="微软雅黑"/>
-          <w:sz w:val="20"/>
-          <w:shd w:val="clear" w:color="auto" w:fill="E8F5E9"/>
-        </w:rPr>
-        <w:t>✅ 我的优惠券 / 下单核销 在两端为</w:t>
-      </w:r>
-      <w:r>
-        <w:rPr>
-          <w:rFonts w:ascii="微软雅黑" w:hAnsi="微软雅黑" w:eastAsia="微软雅黑"/>
-          <w:b/>
-          <w:sz w:val="20"/>
-          <w:shd w:val="clear" w:color="auto" w:fill="E8F5E9"/>
-        </w:rPr>
-        <w:t>已有功能</w:t>
-      </w:r>
-      <w:r>
-        <w:rPr>
-          <w:rFonts w:ascii="微软雅黑" w:hAnsi="微软雅黑" w:eastAsia="微软雅黑"/>
-          <w:sz w:val="20"/>
-          <w:shd w:val="clear" w:color="auto" w:fill="E8F5E9"/>
-        </w:rPr>
-        <w:t>，本期不重做（原型以 toast 示意跳转，逻辑见各自线上实现）。</w:t>
       </w:r>
     </w:p>
     <w:p>
@@ -23937,330 +21911,6 @@
                 <w:rFonts w:ascii="微软雅黑" w:hAnsi="微软雅黑" w:eastAsia="微软雅黑"/>
                 <w:sz w:val="19"/>
               </w:rPr>
-              <w:t>popup_view</w:t>
-            </w:r>
-          </w:p>
-        </w:tc>
-        <w:tc>
-          <w:tcPr>
-            <w:tcW w:type="dxa" w:w="1377"/>
-          </w:tcPr>
-          <w:p>
-            <w:r/>
-            <w:r>
-              <w:rPr>
-                <w:rFonts w:ascii="微软雅黑" w:hAnsi="微软雅黑" w:eastAsia="微软雅黑"/>
-                <w:sz w:val="19"/>
-              </w:rPr>
-              <w:t>弹窗曝光</w:t>
-            </w:r>
-          </w:p>
-        </w:tc>
-        <w:tc>
-          <w:tcPr>
-            <w:tcW w:type="dxa" w:w="1377"/>
-          </w:tcPr>
-          <w:p>
-            <w:r/>
-            <w:r>
-              <w:rPr>
-                <w:rFonts w:ascii="微软雅黑" w:hAnsi="微软雅黑" w:eastAsia="微软雅黑"/>
-                <w:sz w:val="19"/>
-              </w:rPr>
-              <w:t>L2</w:t>
-            </w:r>
-          </w:p>
-        </w:tc>
-        <w:tc>
-          <w:tcPr>
-            <w:tcW w:type="dxa" w:w="1377"/>
-          </w:tcPr>
-          <w:p>
-            <w:r/>
-            <w:r>
-              <w:rPr>
-                <w:rFonts w:ascii="微软雅黑" w:hAnsi="微软雅黑" w:eastAsia="微软雅黑"/>
-                <w:sz w:val="19"/>
-              </w:rPr>
-              <w:t>Android/iOS/微信小程序/独立H5</w:t>
-            </w:r>
-          </w:p>
-        </w:tc>
-        <w:tc>
-          <w:tcPr>
-            <w:tcW w:type="dxa" w:w="1377"/>
-          </w:tcPr>
-          <w:p>
-            <w:r/>
-            <w:r>
-              <w:rPr>
-                <w:rFonts w:ascii="微软雅黑" w:hAnsi="微软雅黑" w:eastAsia="微软雅黑"/>
-                <w:sz w:val="19"/>
-              </w:rPr>
-              <w:t>获券弹窗展示时</w:t>
-            </w:r>
-          </w:p>
-        </w:tc>
-        <w:tc>
-          <w:tcPr>
-            <w:tcW w:type="dxa" w:w="1377"/>
-          </w:tcPr>
-          <w:p>
-            <w:r/>
-            <w:r>
-              <w:rPr>
-                <w:rFonts w:ascii="微软雅黑" w:hAnsi="微软雅黑" w:eastAsia="微软雅黑"/>
-                <w:sz w:val="19"/>
-              </w:rPr>
-              <w:t>弹窗名称、弹窗类型、触发来源</w:t>
-            </w:r>
-          </w:p>
-        </w:tc>
-        <w:tc>
-          <w:tcPr>
-            <w:tcW w:type="dxa" w:w="1377"/>
-          </w:tcPr>
-          <w:p>
-            <w:r/>
-            <w:r>
-              <w:rPr>
-                <w:rFonts w:ascii="微软雅黑" w:hAnsi="微软雅黑" w:eastAsia="微软雅黑"/>
-                <w:b/>
-                <w:sz w:val="19"/>
-              </w:rPr>
-              <w:t>⚠️ 本期不做</w:t>
-            </w:r>
-          </w:p>
-        </w:tc>
-      </w:tr>
-      <w:tr>
-        <w:tc>
-          <w:tcPr>
-            <w:tcW w:type="dxa" w:w="1377"/>
-          </w:tcPr>
-          <w:p>
-            <w:r/>
-            <w:r>
-              <w:rPr>
-                <w:rFonts w:ascii="微软雅黑" w:hAnsi="微软雅黑" w:eastAsia="微软雅黑"/>
-                <w:sz w:val="19"/>
-              </w:rPr>
-              <w:t>popup_close</w:t>
-            </w:r>
-          </w:p>
-        </w:tc>
-        <w:tc>
-          <w:tcPr>
-            <w:tcW w:type="dxa" w:w="1377"/>
-          </w:tcPr>
-          <w:p>
-            <w:r/>
-            <w:r>
-              <w:rPr>
-                <w:rFonts w:ascii="微软雅黑" w:hAnsi="微软雅黑" w:eastAsia="微软雅黑"/>
-                <w:sz w:val="19"/>
-              </w:rPr>
-              <w:t>弹窗关闭</w:t>
-            </w:r>
-          </w:p>
-        </w:tc>
-        <w:tc>
-          <w:tcPr>
-            <w:tcW w:type="dxa" w:w="1377"/>
-          </w:tcPr>
-          <w:p>
-            <w:r/>
-            <w:r>
-              <w:rPr>
-                <w:rFonts w:ascii="微软雅黑" w:hAnsi="微软雅黑" w:eastAsia="微软雅黑"/>
-                <w:sz w:val="19"/>
-              </w:rPr>
-              <w:t>L2</w:t>
-            </w:r>
-          </w:p>
-        </w:tc>
-        <w:tc>
-          <w:tcPr>
-            <w:tcW w:type="dxa" w:w="1377"/>
-          </w:tcPr>
-          <w:p>
-            <w:r/>
-            <w:r>
-              <w:rPr>
-                <w:rFonts w:ascii="微软雅黑" w:hAnsi="微软雅黑" w:eastAsia="微软雅黑"/>
-                <w:sz w:val="19"/>
-              </w:rPr>
-              <w:t>同上</w:t>
-            </w:r>
-          </w:p>
-        </w:tc>
-        <w:tc>
-          <w:tcPr>
-            <w:tcW w:type="dxa" w:w="1377"/>
-          </w:tcPr>
-          <w:p>
-            <w:r/>
-            <w:r>
-              <w:rPr>
-                <w:rFonts w:ascii="微软雅黑" w:hAnsi="微软雅黑" w:eastAsia="微软雅黑"/>
-                <w:sz w:val="19"/>
-              </w:rPr>
-              <w:t>获券弹窗关闭</w:t>
-            </w:r>
-          </w:p>
-        </w:tc>
-        <w:tc>
-          <w:tcPr>
-            <w:tcW w:type="dxa" w:w="1377"/>
-          </w:tcPr>
-          <w:p>
-            <w:r/>
-            <w:r>
-              <w:rPr>
-                <w:rFonts w:ascii="微软雅黑" w:hAnsi="微软雅黑" w:eastAsia="微软雅黑"/>
-                <w:sz w:val="19"/>
-              </w:rPr>
-              <w:t>弹窗名称、停留时长、用户选择</w:t>
-            </w:r>
-          </w:p>
-        </w:tc>
-        <w:tc>
-          <w:tcPr>
-            <w:tcW w:type="dxa" w:w="1377"/>
-          </w:tcPr>
-          <w:p>
-            <w:r/>
-            <w:r>
-              <w:rPr>
-                <w:rFonts w:ascii="微软雅黑" w:hAnsi="微软雅黑" w:eastAsia="微软雅黑"/>
-                <w:b/>
-                <w:sz w:val="19"/>
-              </w:rPr>
-              <w:t>⚠️ 本期不做</w:t>
-            </w:r>
-          </w:p>
-        </w:tc>
-      </w:tr>
-      <w:tr>
-        <w:tc>
-          <w:tcPr>
-            <w:tcW w:type="dxa" w:w="1377"/>
-          </w:tcPr>
-          <w:p>
-            <w:r/>
-            <w:r>
-              <w:rPr>
-                <w:rFonts w:ascii="微软雅黑" w:hAnsi="微软雅黑" w:eastAsia="微软雅黑"/>
-                <w:sz w:val="19"/>
-              </w:rPr>
-              <w:t>coupon_arrival_push</w:t>
-            </w:r>
-          </w:p>
-        </w:tc>
-        <w:tc>
-          <w:tcPr>
-            <w:tcW w:type="dxa" w:w="1377"/>
-          </w:tcPr>
-          <w:p>
-            <w:r/>
-            <w:r>
-              <w:rPr>
-                <w:rFonts w:ascii="微软雅黑" w:hAnsi="微软雅黑" w:eastAsia="微软雅黑"/>
-                <w:sz w:val="19"/>
-              </w:rPr>
-              <w:t>系统发券触达</w:t>
-            </w:r>
-          </w:p>
-        </w:tc>
-        <w:tc>
-          <w:tcPr>
-            <w:tcW w:type="dxa" w:w="1377"/>
-          </w:tcPr>
-          <w:p>
-            <w:r/>
-            <w:r>
-              <w:rPr>
-                <w:rFonts w:ascii="微软雅黑" w:hAnsi="微软雅黑" w:eastAsia="微软雅黑"/>
-                <w:sz w:val="19"/>
-              </w:rPr>
-              <w:t>L3</w:t>
-            </w:r>
-          </w:p>
-        </w:tc>
-        <w:tc>
-          <w:tcPr>
-            <w:tcW w:type="dxa" w:w="1377"/>
-          </w:tcPr>
-          <w:p>
-            <w:r/>
-            <w:r>
-              <w:rPr>
-                <w:rFonts w:ascii="微软雅黑" w:hAnsi="微软雅黑" w:eastAsia="微软雅黑"/>
-                <w:sz w:val="19"/>
-              </w:rPr>
-              <w:t>同上</w:t>
-            </w:r>
-          </w:p>
-        </w:tc>
-        <w:tc>
-          <w:tcPr>
-            <w:tcW w:type="dxa" w:w="1377"/>
-          </w:tcPr>
-          <w:p>
-            <w:r/>
-            <w:r>
-              <w:rPr>
-                <w:rFonts w:ascii="微软雅黑" w:hAnsi="微软雅黑" w:eastAsia="微软雅黑"/>
-                <w:sz w:val="19"/>
-              </w:rPr>
-              <w:t>系统发放券并弹窗</w:t>
-            </w:r>
-          </w:p>
-        </w:tc>
-        <w:tc>
-          <w:tcPr>
-            <w:tcW w:type="dxa" w:w="1377"/>
-          </w:tcPr>
-          <w:p>
-            <w:r/>
-            <w:r>
-              <w:rPr>
-                <w:rFonts w:ascii="微软雅黑" w:hAnsi="微软雅黑" w:eastAsia="微软雅黑"/>
-                <w:sz w:val="19"/>
-              </w:rPr>
-              <w:t>券模板ID、券类型、触发源</w:t>
-            </w:r>
-          </w:p>
-        </w:tc>
-        <w:tc>
-          <w:tcPr>
-            <w:tcW w:type="dxa" w:w="1377"/>
-          </w:tcPr>
-          <w:p>
-            <w:r/>
-            <w:r>
-              <w:rPr>
-                <w:rFonts w:ascii="微软雅黑" w:hAnsi="微软雅黑" w:eastAsia="微软雅黑"/>
-                <w:b/>
-                <w:sz w:val="19"/>
-              </w:rPr>
-              <w:t>⚠️ 本期不做</w:t>
-            </w:r>
-          </w:p>
-        </w:tc>
-      </w:tr>
-      <w:tr>
-        <w:tc>
-          <w:tcPr>
-            <w:tcW w:type="dxa" w:w="1377"/>
-          </w:tcPr>
-          <w:p>
-            <w:r/>
-            <w:r>
-              <w:rPr>
-                <w:rFonts w:ascii="微软雅黑" w:hAnsi="微软雅黑" w:eastAsia="微软雅黑"/>
-                <w:sz w:val="19"/>
-              </w:rPr>
               <w:t>my_coupons_view</w:t>
             </w:r>
           </w:p>
@@ -24387,29 +22037,6 @@
           <w:sz w:val="21"/>
         </w:rPr>
         <w:t>：券列表 / 活动列表分页（10/20/50/100/200/500）；</w:t>
-      </w:r>
-      <w:r>
-        <w:rPr>
-          <w:rFonts w:ascii="微软雅黑" w:hAnsi="微软雅黑" w:eastAsia="微软雅黑"/>
-          <w:color w:val="C62828"/>
-          <w:sz w:val="21"/>
-        </w:rPr>
-        <w:t>获券弹窗下发异步，不阻塞主流程</w:t>
-      </w:r>
-      <w:r>
-        <w:rPr>
-          <w:rFonts w:ascii="微软雅黑" w:hAnsi="微软雅黑" w:eastAsia="微软雅黑"/>
-          <w:sz w:val="21"/>
-        </w:rPr>
-        <w:t>。</w:t>
-      </w:r>
-      <w:r>
-        <w:rPr>
-          <w:rFonts w:ascii="微软雅黑" w:hAnsi="微软雅黑" w:eastAsia="微软雅黑"/>
-          <w:b/>
-          <w:sz w:val="21"/>
-        </w:rPr>
-        <w:t>⚠️ 获券弹窗本期不做</w:t>
       </w:r>
     </w:p>
     <w:p>
@@ -24606,29 +22233,6 @@
               </w:rPr>
               <w:t>系统发放3张券（每种1张）至用户券包</w:t>
             </w:r>
-            <w:r>
-              <w:rPr>
-                <w:rFonts w:ascii="微软雅黑" w:hAnsi="微软雅黑" w:eastAsia="微软雅黑"/>
-                <w:color w:val="C62828"/>
-                <w:sz w:val="19"/>
-              </w:rPr>
-              <w:t>，弹出获券弹窗</w:t>
-            </w:r>
-            <w:r>
-              <w:rPr>
-                <w:rFonts w:ascii="微软雅黑" w:hAnsi="微软雅黑" w:eastAsia="微软雅黑"/>
-                <w:sz w:val="19"/>
-              </w:rPr>
-              <w:t xml:space="preserve"> </w:t>
-            </w:r>
-            <w:r>
-              <w:rPr>
-                <w:rFonts w:ascii="微软雅黑" w:hAnsi="微软雅黑" w:eastAsia="微软雅黑"/>
-                <w:b/>
-                <w:sz w:val="19"/>
-              </w:rPr>
-              <w:t>⚠️ 弹窗本期不做</w:t>
-            </w:r>
           </w:p>
         </w:tc>
       </w:tr>
@@ -24716,30 +22320,7 @@
           <w:rFonts w:ascii="微软雅黑" w:hAnsi="微软雅黑" w:eastAsia="微软雅黑"/>
           <w:sz w:val="21"/>
         </w:rPr>
-        <w:t>✅ 网络/异常：</w:t>
-      </w:r>
-      <w:r>
-        <w:rPr>
-          <w:rFonts w:ascii="微软雅黑" w:hAnsi="微软雅黑" w:eastAsia="微软雅黑"/>
-          <w:color w:val="C62828"/>
-          <w:sz w:val="21"/>
-        </w:rPr>
-        <w:t>获券弹窗下发失败不影响用户当前操作；</w:t>
-      </w:r>
-      <w:r>
-        <w:rPr>
-          <w:rFonts w:ascii="微软雅黑" w:hAnsi="微软雅黑" w:eastAsia="微软雅黑"/>
-          <w:sz w:val="21"/>
-        </w:rPr>
-        <w:t>列表加载失败有空态提示。</w:t>
-      </w:r>
-      <w:r>
-        <w:rPr>
-          <w:rFonts w:ascii="微软雅黑" w:hAnsi="微软雅黑" w:eastAsia="微软雅黑"/>
-          <w:b/>
-          <w:sz w:val="21"/>
-        </w:rPr>
-        <w:t>⚠️ 获券弹窗本期不做</w:t>
+        <w:t>✅ 网络/异常：列表加载失败有空态提示</w:t>
       </w:r>
     </w:p>
     <w:p>
@@ -24775,30 +22356,7 @@
           <w:rFonts w:ascii="微软雅黑" w:hAnsi="微软雅黑" w:eastAsia="微软雅黑"/>
           <w:sz w:val="21"/>
         </w:rPr>
-        <w:t>✅ 版本兼容：</w:t>
-      </w:r>
-      <w:r>
-        <w:rPr>
-          <w:rFonts w:ascii="微软雅黑" w:hAnsi="微软雅黑" w:eastAsia="微软雅黑"/>
-          <w:color w:val="C62828"/>
-          <w:sz w:val="21"/>
-        </w:rPr>
-        <w:t>老版本无获券弹窗时，券仍入包，仅不弹窗</w:t>
-      </w:r>
-      <w:r>
-        <w:rPr>
-          <w:rFonts w:ascii="微软雅黑" w:hAnsi="微软雅黑" w:eastAsia="微软雅黑"/>
-          <w:sz w:val="21"/>
-        </w:rPr>
-        <w:t>（⚠️ 待确认老版本表现）。</w:t>
-      </w:r>
-      <w:r>
-        <w:rPr>
-          <w:rFonts w:ascii="微软雅黑" w:hAnsi="微软雅黑" w:eastAsia="微软雅黑"/>
-          <w:b/>
-          <w:sz w:val="21"/>
-        </w:rPr>
-        <w:t>⚠️ 获券弹窗本期不做</w:t>
+        <w:t>✅ 版本兼容：（⚠️ 待确认老版本表现）</w:t>
       </w:r>
     </w:p>
     <w:p>
@@ -25134,53 +22692,6 @@
                 <w:sz w:val="19"/>
               </w:rPr>
               <w:t>@干系人</w:t>
-            </w:r>
-          </w:p>
-        </w:tc>
-      </w:tr>
-      <w:tr>
-        <w:tc>
-          <w:tcPr>
-            <w:tcW w:type="dxa" w:w="3213"/>
-          </w:tcPr>
-          <w:p>
-            <w:r/>
-            <w:r>
-              <w:rPr>
-                <w:rFonts w:ascii="微软雅黑" w:hAnsi="微软雅黑" w:eastAsia="微软雅黑"/>
-                <w:sz w:val="19"/>
-              </w:rPr>
-              <w:t>5</w:t>
-            </w:r>
-          </w:p>
-        </w:tc>
-        <w:tc>
-          <w:tcPr>
-            <w:tcW w:type="dxa" w:w="3213"/>
-          </w:tcPr>
-          <w:p>
-            <w:r/>
-            <w:r>
-              <w:rPr>
-                <w:rFonts w:ascii="微软雅黑" w:hAnsi="微软雅黑" w:eastAsia="微软雅黑"/>
-                <w:sz w:val="19"/>
-              </w:rPr>
-              <w:t>老版本无获券弹窗时的兼容表现</w:t>
-            </w:r>
-          </w:p>
-        </w:tc>
-        <w:tc>
-          <w:tcPr>
-            <w:tcW w:type="dxa" w:w="3213"/>
-          </w:tcPr>
-          <w:p>
-            <w:r/>
-            <w:r>
-              <w:rPr>
-                <w:rFonts w:ascii="微软雅黑" w:hAnsi="微软雅黑" w:eastAsia="微软雅黑"/>
-                <w:sz w:val="19"/>
-              </w:rPr>
-              <w:t>@技术Owner</w:t>
             </w:r>
           </w:p>
         </w:tc>
